--- a/documents/kra-kpi-user-manual.docx
+++ b/documents/kra-kpi-user-manual.docx
@@ -817,7 +817,7 @@
               </w:rPr>
               <w:lastRenderedPageBreak/>
               <w:drawing>
-                <wp:inline distT="0" distB="0" distL="0" distR="0" wp14:anchorId="1A659881" wp14:editId="7D13A50C">
+                <wp:inline distT="0" distB="0" distL="0" distR="0" wp14:anchorId="0BFA8F5A" wp14:editId="01877008">
                   <wp:extent cx="3093720" cy="4953000"/>
                   <wp:effectExtent l="0" t="0" r="0" b="0"/>
                   <wp:docPr id="1" name="Picture 1"/>
@@ -1043,7 +1043,7 @@
               </w:rPr>
               <w:lastRenderedPageBreak/>
               <w:drawing>
-                <wp:inline distT="0" distB="0" distL="0" distR="0" wp14:anchorId="5C2DC127" wp14:editId="4EA3CD9B">
+                <wp:inline distT="0" distB="0" distL="0" distR="0" wp14:anchorId="6D06A981" wp14:editId="53E7DFF4">
                   <wp:extent cx="3093720" cy="4953000"/>
                   <wp:effectExtent l="0" t="0" r="0" b="0"/>
                   <wp:docPr id="2" name="Picture 2"/>
@@ -1858,7 +1858,7 @@
                 <w:szCs w:val="21"/>
               </w:rPr>
               <w:drawing>
-                <wp:inline distT="0" distB="0" distL="0" distR="0" wp14:anchorId="5F56BE42" wp14:editId="454A4E1F">
+                <wp:inline distT="0" distB="0" distL="0" distR="0" wp14:anchorId="5D0A5FC1" wp14:editId="68CE783E">
                   <wp:extent cx="3093720" cy="4953000"/>
                   <wp:effectExtent l="0" t="0" r="0" b="0"/>
                   <wp:docPr id="3" name="Picture 3"/>
@@ -3248,7 +3248,7 @@
                 <w:szCs w:val="21"/>
               </w:rPr>
               <w:drawing>
-                <wp:inline distT="0" distB="0" distL="0" distR="0" wp14:anchorId="7A6234A5" wp14:editId="41F3E94F">
+                <wp:inline distT="0" distB="0" distL="0" distR="0" wp14:anchorId="440B9CFE" wp14:editId="654024BE">
                   <wp:extent cx="4191000" cy="662940"/>
                   <wp:effectExtent l="0" t="0" r="0" b="3810"/>
                   <wp:docPr id="4" name="Picture 4"/>
@@ -3436,7 +3436,7 @@
                 <w:szCs w:val="21"/>
               </w:rPr>
               <w:drawing>
-                <wp:inline distT="0" distB="0" distL="0" distR="0" wp14:anchorId="7526C015" wp14:editId="1397CF2F">
+                <wp:inline distT="0" distB="0" distL="0" distR="0" wp14:anchorId="6E286D1E" wp14:editId="5BA50866">
                   <wp:extent cx="3093720" cy="4953000"/>
                   <wp:effectExtent l="0" t="0" r="0" b="0"/>
                   <wp:docPr id="5" name="Picture 5"/>
@@ -3513,7 +3513,7 @@
         <w:rPr>
           <w:rFonts w:ascii="Segoe UI" w:eastAsia="Times New Roman" w:hAnsi="Segoe UI" w:cs="Segoe UI"/>
         </w:rPr>
-        <w:t>The Nine Lanes</w:t>
+        <w:t>The Ten Lanes</w:t>
       </w:r>
     </w:p>
     <w:tbl>
@@ -3651,14 +3651,25 @@
             </w:pPr>
             <w:r>
               <w:rPr>
-                <w:rFonts w:ascii="Segoe UI" w:eastAsia="Times New Roman" w:hAnsi="Segoe UI" w:cs="Segoe UI"/>
+                <w:rFonts w:ascii="Segoe UI Emoji" w:eastAsia="Times New Roman" w:hAnsi="Segoe UI Emoji" w:cs="Segoe UI Emoji"/>
                 <w:b/>
                 <w:bCs/>
                 <w:color w:val="1F2937"/>
                 <w:sz w:val="19"/>
                 <w:szCs w:val="19"/>
               </w:rPr>
-              <w:t>Pending Review</w:t>
+              <w:t>🕔</w:t>
+            </w:r>
+            <w:r>
+              <w:rPr>
+                <w:rFonts w:ascii="Segoe UI" w:eastAsia="Times New Roman" w:hAnsi="Segoe UI" w:cs="Segoe UI"/>
+                <w:b/>
+                <w:bCs/>
+                <w:color w:val="1F2937"/>
+                <w:sz w:val="19"/>
+                <w:szCs w:val="19"/>
+              </w:rPr>
+              <w:t xml:space="preserve"> Today</w:t>
             </w:r>
           </w:p>
         </w:tc>
@@ -3696,7 +3707,56 @@
                 <w:sz w:val="19"/>
                 <w:szCs w:val="19"/>
               </w:rPr>
-              <w:t>A task you created yourself that an admin has not yet accepted. You can still work on it.</w:t>
+              <w:t xml:space="preserve">What you have worked on </w:t>
+            </w:r>
+            <w:r>
+              <w:rPr>
+                <w:rFonts w:ascii="Segoe UI" w:eastAsia="Times New Roman" w:hAnsi="Segoe UI" w:cs="Segoe UI"/>
+                <w:b/>
+                <w:bCs/>
+                <w:color w:val="1F2937"/>
+                <w:sz w:val="19"/>
+                <w:szCs w:val="19"/>
+              </w:rPr>
+              <w:t>today</w:t>
+            </w:r>
+            <w:r>
+              <w:rPr>
+                <w:rFonts w:ascii="Segoe UI" w:eastAsia="Times New Roman" w:hAnsi="Segoe UI" w:cs="Segoe UI"/>
+                <w:color w:val="1F2937"/>
+                <w:sz w:val="19"/>
+                <w:szCs w:val="19"/>
+              </w:rPr>
+              <w:t xml:space="preserve">, most time first. It is indigo because it is not a stage work moves through — it is a shortcut for finding a task again. A task you touched today appears </w:t>
+            </w:r>
+            <w:r>
+              <w:rPr>
+                <w:rFonts w:ascii="Segoe UI" w:eastAsia="Times New Roman" w:hAnsi="Segoe UI" w:cs="Segoe UI"/>
+                <w:b/>
+                <w:bCs/>
+                <w:color w:val="1F2937"/>
+                <w:sz w:val="19"/>
+                <w:szCs w:val="19"/>
+              </w:rPr>
+              <w:t>here as well as</w:t>
+            </w:r>
+            <w:r>
+              <w:rPr>
+                <w:rFonts w:ascii="Segoe UI" w:eastAsia="Times New Roman" w:hAnsi="Segoe UI" w:cs="Segoe UI"/>
+                <w:color w:val="1F2937"/>
+                <w:sz w:val="19"/>
+                <w:szCs w:val="19"/>
+              </w:rPr>
+              <w:t xml:space="preserve"> </w:t>
+            </w:r>
+            <w:r>
+              <w:rPr>
+                <w:rFonts w:ascii="Segoe UI" w:eastAsia="Times New Roman" w:hAnsi="Segoe UI" w:cs="Segoe UI"/>
+                <w:color w:val="1F2937"/>
+                <w:sz w:val="19"/>
+                <w:szCs w:val="19"/>
+              </w:rPr>
+              <w:t>in its own status lane, so seeing the same card twice is correct, not a fault. The lane empties itself at midnight.</w:t>
             </w:r>
           </w:p>
         </w:tc>
@@ -3739,7 +3799,7 @@
                 <w:sz w:val="19"/>
                 <w:szCs w:val="19"/>
               </w:rPr>
-              <w:t>Regular</w:t>
+              <w:t>Pending Review</w:t>
             </w:r>
           </w:p>
         </w:tc>
@@ -3778,7 +3838,7 @@
                 <w:sz w:val="19"/>
                 <w:szCs w:val="19"/>
               </w:rPr>
-              <w:t>Not started yet, normal priority.</w:t>
+              <w:t>A task you created yourself that an admin has not yet accepted. You can still work on it.</w:t>
             </w:r>
           </w:p>
         </w:tc>
@@ -3820,7 +3880,7 @@
                 <w:sz w:val="19"/>
                 <w:szCs w:val="19"/>
               </w:rPr>
-              <w:t>Important</w:t>
+              <w:t>Regular</w:t>
             </w:r>
           </w:p>
         </w:tc>
@@ -3858,7 +3918,7 @@
                 <w:sz w:val="19"/>
                 <w:szCs w:val="19"/>
               </w:rPr>
-              <w:t>Not started yet, marked important.</w:t>
+              <w:t>Not started yet, normal priority.</w:t>
             </w:r>
           </w:p>
         </w:tc>
@@ -3901,7 +3961,7 @@
                 <w:sz w:val="19"/>
                 <w:szCs w:val="19"/>
               </w:rPr>
-              <w:t>Urgent</w:t>
+              <w:t>Important</w:t>
             </w:r>
           </w:p>
         </w:tc>
@@ -3940,7 +4000,7 @@
                 <w:sz w:val="19"/>
                 <w:szCs w:val="19"/>
               </w:rPr>
-              <w:t>Not started yet, marked urgent. Do these first.</w:t>
+              <w:t>Not started yet, marked important.</w:t>
             </w:r>
           </w:p>
         </w:tc>
@@ -3982,7 +4042,7 @@
                 <w:sz w:val="19"/>
                 <w:szCs w:val="19"/>
               </w:rPr>
-              <w:t>In Progress</w:t>
+              <w:t>Urgent</w:t>
             </w:r>
           </w:p>
         </w:tc>
@@ -4020,7 +4080,7 @@
                 <w:sz w:val="19"/>
                 <w:szCs w:val="19"/>
               </w:rPr>
-              <w:t>Running right now. Time is counting.</w:t>
+              <w:t>Not started yet, marked urgent. Do these first.</w:t>
             </w:r>
           </w:p>
         </w:tc>
@@ -4063,7 +4123,7 @@
                 <w:sz w:val="19"/>
                 <w:szCs w:val="19"/>
               </w:rPr>
-              <w:t>Paused</w:t>
+              <w:t>In Progress</w:t>
             </w:r>
           </w:p>
         </w:tc>
@@ -4102,27 +4162,7 @@
                 <w:sz w:val="19"/>
                 <w:szCs w:val="19"/>
               </w:rPr>
-              <w:t xml:space="preserve">You stopped the clock. Tap </w:t>
-            </w:r>
-            <w:r>
-              <w:rPr>
-                <w:rFonts w:ascii="Segoe UI" w:eastAsia="Times New Roman" w:hAnsi="Segoe UI" w:cs="Segoe UI"/>
-                <w:b/>
-                <w:bCs/>
-                <w:color w:val="1F2937"/>
-                <w:sz w:val="19"/>
-                <w:szCs w:val="19"/>
-              </w:rPr>
-              <w:t>Resume</w:t>
-            </w:r>
-            <w:r>
-              <w:rPr>
-                <w:rFonts w:ascii="Segoe UI" w:eastAsia="Times New Roman" w:hAnsi="Segoe UI" w:cs="Segoe UI"/>
-                <w:color w:val="1F2937"/>
-                <w:sz w:val="19"/>
-                <w:szCs w:val="19"/>
-              </w:rPr>
-              <w:t xml:space="preserve"> to pick it back up.</w:t>
+              <w:t>Running right now. Time is counting.</w:t>
             </w:r>
           </w:p>
         </w:tc>
@@ -4164,7 +4204,7 @@
                 <w:sz w:val="19"/>
                 <w:szCs w:val="19"/>
               </w:rPr>
-              <w:t>Pending Approvals</w:t>
+              <w:t>Paused</w:t>
             </w:r>
           </w:p>
         </w:tc>
@@ -4202,7 +4242,27 @@
                 <w:sz w:val="19"/>
                 <w:szCs w:val="19"/>
               </w:rPr>
-              <w:t>You finished it and an admin is checking it. Nothing for you to do unless it comes back.</w:t>
+              <w:t xml:space="preserve">You stopped the clock. Tap </w:t>
+            </w:r>
+            <w:r>
+              <w:rPr>
+                <w:rFonts w:ascii="Segoe UI" w:eastAsia="Times New Roman" w:hAnsi="Segoe UI" w:cs="Segoe UI"/>
+                <w:b/>
+                <w:bCs/>
+                <w:color w:val="1F2937"/>
+                <w:sz w:val="19"/>
+                <w:szCs w:val="19"/>
+              </w:rPr>
+              <w:t>Resume</w:t>
+            </w:r>
+            <w:r>
+              <w:rPr>
+                <w:rFonts w:ascii="Segoe UI" w:eastAsia="Times New Roman" w:hAnsi="Segoe UI" w:cs="Segoe UI"/>
+                <w:color w:val="1F2937"/>
+                <w:sz w:val="19"/>
+                <w:szCs w:val="19"/>
+              </w:rPr>
+              <w:t xml:space="preserve"> to pick it back up.</w:t>
             </w:r>
           </w:p>
         </w:tc>
@@ -4245,7 +4305,7 @@
                 <w:sz w:val="19"/>
                 <w:szCs w:val="19"/>
               </w:rPr>
-              <w:t>Awaiting Client</w:t>
+              <w:t>Pending Approvals</w:t>
             </w:r>
           </w:p>
         </w:tc>
@@ -4284,7 +4344,7 @@
                 <w:sz w:val="19"/>
                 <w:szCs w:val="19"/>
               </w:rPr>
-              <w:t>The admin approved it and the client is signing off. Nothing for you to do.</w:t>
+              <w:t>You finished it and an admin is checking it. Nothing for you to do unless it comes back.</w:t>
             </w:r>
           </w:p>
         </w:tc>
@@ -4326,7 +4386,7 @@
                 <w:sz w:val="19"/>
                 <w:szCs w:val="19"/>
               </w:rPr>
-              <w:t>Completed</w:t>
+              <w:t>Awaiting Client</w:t>
             </w:r>
           </w:p>
         </w:tc>
@@ -4364,6 +4424,88 @@
                 <w:sz w:val="19"/>
                 <w:szCs w:val="19"/>
               </w:rPr>
+              <w:t>The admin approved it and the client is signing off. Nothing for you to do.</w:t>
+            </w:r>
+          </w:p>
+        </w:tc>
+      </w:tr>
+      <w:tr>
+        <w:tc>
+          <w:tcPr>
+            <w:tcW w:w="0" w:type="auto"/>
+            <w:tcBorders>
+              <w:top w:val="single" w:sz="6" w:space="0" w:color="E5E9F0"/>
+              <w:left w:val="single" w:sz="6" w:space="0" w:color="E5E9F0"/>
+              <w:bottom w:val="single" w:sz="6" w:space="0" w:color="E5E9F0"/>
+              <w:right w:val="single" w:sz="6" w:space="0" w:color="E5E9F0"/>
+            </w:tcBorders>
+            <w:shd w:val="clear" w:color="auto" w:fill="F7F9FC"/>
+            <w:tcMar>
+              <w:top w:w="100" w:type="dxa"/>
+              <w:left w:w="140" w:type="dxa"/>
+              <w:bottom w:w="100" w:type="dxa"/>
+              <w:right w:w="140" w:type="dxa"/>
+            </w:tcMar>
+            <w:hideMark/>
+          </w:tcPr>
+          <w:p>
+            <w:pPr>
+              <w:spacing w:before="200" w:after="200"/>
+              <w:rPr>
+                <w:rFonts w:ascii="Segoe UI" w:eastAsia="Times New Roman" w:hAnsi="Segoe UI" w:cs="Segoe UI"/>
+                <w:color w:val="1F2937"/>
+                <w:sz w:val="19"/>
+                <w:szCs w:val="19"/>
+              </w:rPr>
+            </w:pPr>
+            <w:r>
+              <w:rPr>
+                <w:rFonts w:ascii="Segoe UI" w:eastAsia="Times New Roman" w:hAnsi="Segoe UI" w:cs="Segoe UI"/>
+                <w:b/>
+                <w:bCs/>
+                <w:color w:val="1F2937"/>
+                <w:sz w:val="19"/>
+                <w:szCs w:val="19"/>
+              </w:rPr>
+              <w:t>Completed</w:t>
+            </w:r>
+          </w:p>
+        </w:tc>
+        <w:tc>
+          <w:tcPr>
+            <w:tcW w:w="0" w:type="auto"/>
+            <w:tcBorders>
+              <w:top w:val="single" w:sz="6" w:space="0" w:color="E5E9F0"/>
+              <w:left w:val="single" w:sz="6" w:space="0" w:color="E5E9F0"/>
+              <w:bottom w:val="single" w:sz="6" w:space="0" w:color="E5E9F0"/>
+              <w:right w:val="single" w:sz="6" w:space="0" w:color="E5E9F0"/>
+            </w:tcBorders>
+            <w:shd w:val="clear" w:color="auto" w:fill="F7F9FC"/>
+            <w:tcMar>
+              <w:top w:w="100" w:type="dxa"/>
+              <w:left w:w="140" w:type="dxa"/>
+              <w:bottom w:w="100" w:type="dxa"/>
+              <w:right w:w="140" w:type="dxa"/>
+            </w:tcMar>
+            <w:hideMark/>
+          </w:tcPr>
+          <w:p>
+            <w:pPr>
+              <w:spacing w:before="200" w:after="200"/>
+              <w:rPr>
+                <w:rFonts w:ascii="Segoe UI" w:eastAsia="Times New Roman" w:hAnsi="Segoe UI" w:cs="Segoe UI"/>
+                <w:color w:val="1F2937"/>
+                <w:sz w:val="19"/>
+                <w:szCs w:val="19"/>
+              </w:rPr>
+            </w:pPr>
+            <w:r>
+              <w:rPr>
+                <w:rFonts w:ascii="Segoe UI" w:eastAsia="Times New Roman" w:hAnsi="Segoe UI" w:cs="Segoe UI"/>
+                <w:color w:val="1F2937"/>
+                <w:sz w:val="19"/>
+                <w:szCs w:val="19"/>
+              </w:rPr>
               <w:t>Finished and signed off. Done.</w:t>
             </w:r>
           </w:p>
@@ -4501,7 +4643,16 @@
           <w:sz w:val="21"/>
           <w:szCs w:val="21"/>
         </w:rPr>
-        <w:t xml:space="preserve"> and read the full description, estimate and history.</w:t>
+        <w:t xml:space="preserve"> </w:t>
+      </w:r>
+      <w:r>
+        <w:rPr>
+          <w:rFonts w:ascii="Segoe UI" w:hAnsi="Segoe UI" w:cs="Segoe UI"/>
+          <w:color w:val="1F2937"/>
+          <w:sz w:val="21"/>
+          <w:szCs w:val="21"/>
+        </w:rPr>
+        <w:t>and read the full description, estimate and history.</w:t>
       </w:r>
     </w:p>
     <w:tbl>
@@ -4558,7 +4709,7 @@
                 <w:szCs w:val="21"/>
               </w:rPr>
               <w:drawing>
-                <wp:inline distT="0" distB="0" distL="0" distR="0" wp14:anchorId="2A5C293B" wp14:editId="6FED7CEE">
+                <wp:inline distT="0" distB="0" distL="0" distR="0" wp14:anchorId="32E3EA8A" wp14:editId="02ED8417">
                   <wp:extent cx="2933700" cy="4107180"/>
                   <wp:effectExtent l="0" t="0" r="0" b="7620"/>
                   <wp:docPr id="6" name="Picture 6"/>
@@ -4635,7 +4786,7 @@
         <w:rPr>
           <w:rFonts w:ascii="Segoe UI" w:eastAsia="Times New Roman" w:hAnsi="Segoe UI" w:cs="Segoe UI"/>
         </w:rPr>
-        <w:t>Step 11   Pause a Task</w:t>
+        <w:t>Step 10a   Add Time to the Estimate</w:t>
       </w:r>
     </w:p>
     <w:p>
@@ -4655,7 +4806,7 @@
           <w:sz w:val="21"/>
           <w:szCs w:val="21"/>
         </w:rPr>
-        <w:t xml:space="preserve">When you stop working — a break, lunch, a meeting, anything — tap </w:t>
+        <w:t xml:space="preserve">If a task is going to take longer than its estimate, do not just run over it — say so. Open the task and tap </w:t>
       </w:r>
       <w:r>
         <w:rPr>
@@ -4666,6 +4817,100 @@
           <w:sz w:val="21"/>
           <w:szCs w:val="21"/>
         </w:rPr>
+        <w:t>+ Add time to the estimate</w:t>
+      </w:r>
+      <w:r>
+        <w:rPr>
+          <w:rFonts w:ascii="Segoe UI" w:hAnsi="Segoe UI" w:cs="Segoe UI"/>
+          <w:color w:val="1F2937"/>
+          <w:sz w:val="21"/>
+          <w:szCs w:val="21"/>
+        </w:rPr>
+        <w:t>, enter how much longer you need and why. The extension is recorded against the task with your name on it.</w:t>
+      </w:r>
+    </w:p>
+    <w:p>
+      <w:pPr>
+        <w:pStyle w:val="NormalWeb"/>
+        <w:rPr>
+          <w:rFonts w:ascii="Segoe UI" w:hAnsi="Segoe UI" w:cs="Segoe UI"/>
+          <w:color w:val="1F2937"/>
+          <w:sz w:val="21"/>
+          <w:szCs w:val="21"/>
+        </w:rPr>
+      </w:pPr>
+      <w:r>
+        <w:rPr>
+          <w:rFonts w:ascii="Segoe UI" w:hAnsi="Segoe UI" w:cs="Segoe UI"/>
+          <w:color w:val="1F2937"/>
+          <w:sz w:val="21"/>
+          <w:szCs w:val="21"/>
+        </w:rPr>
+        <w:t xml:space="preserve">The card then </w:t>
+      </w:r>
+      <w:r>
+        <w:rPr>
+          <w:rFonts w:ascii="Segoe UI" w:hAnsi="Segoe UI" w:cs="Segoe UI"/>
+          <w:b/>
+          <w:bCs/>
+          <w:color w:val="1F2937"/>
+          <w:sz w:val="21"/>
+          <w:szCs w:val="21"/>
+        </w:rPr>
+        <w:t>explains its own overrun</w:t>
+      </w:r>
+      <w:r>
+        <w:rPr>
+          <w:rFonts w:ascii="Segoe UI" w:hAnsi="Segoe UI" w:cs="Segoe UI"/>
+          <w:color w:val="1F2937"/>
+          <w:sz w:val="21"/>
+          <w:szCs w:val="21"/>
+        </w:rPr>
+        <w:t>: it shows the reason you gave, how many times the estimate has been extended, and who extended it last. Nobody has to go digging through an audit log to find out why a task ran long.</w:t>
+      </w:r>
+    </w:p>
+    <w:p>
+      <w:pPr>
+        <w:pStyle w:val="Heading3"/>
+        <w:rPr>
+          <w:rFonts w:ascii="Segoe UI" w:eastAsia="Times New Roman" w:hAnsi="Segoe UI" w:cs="Segoe UI"/>
+        </w:rPr>
+      </w:pPr>
+      <w:r>
+        <w:rPr>
+          <w:rFonts w:ascii="Segoe UI" w:eastAsia="Times New Roman" w:hAnsi="Segoe UI" w:cs="Segoe UI"/>
+        </w:rPr>
+        <w:t>Step 11   Pause a Task</w:t>
+      </w:r>
+    </w:p>
+    <w:p>
+      <w:pPr>
+        <w:pStyle w:val="NormalWeb"/>
+        <w:rPr>
+          <w:rFonts w:ascii="Segoe UI" w:hAnsi="Segoe UI" w:cs="Segoe UI"/>
+          <w:color w:val="1F2937"/>
+          <w:sz w:val="21"/>
+          <w:szCs w:val="21"/>
+        </w:rPr>
+      </w:pPr>
+      <w:r>
+        <w:rPr>
+          <w:rFonts w:ascii="Segoe UI" w:hAnsi="Segoe UI" w:cs="Segoe UI"/>
+          <w:color w:val="1F2937"/>
+          <w:sz w:val="21"/>
+          <w:szCs w:val="21"/>
+        </w:rPr>
+        <w:t xml:space="preserve">When you stop working — a break, lunch, a meeting, anything — tap </w:t>
+      </w:r>
+      <w:r>
+        <w:rPr>
+          <w:rFonts w:ascii="Segoe UI" w:hAnsi="Segoe UI" w:cs="Segoe UI"/>
+          <w:b/>
+          <w:bCs/>
+          <w:color w:val="1F2937"/>
+          <w:sz w:val="21"/>
+          <w:szCs w:val="21"/>
+        </w:rPr>
         <w:t>Pause</w:t>
       </w:r>
       <w:r>
@@ -4675,16 +4920,7 @@
           <w:sz w:val="21"/>
           <w:szCs w:val="21"/>
         </w:rPr>
-        <w:t xml:space="preserve"> </w:t>
-      </w:r>
-      <w:r>
-        <w:rPr>
-          <w:rFonts w:ascii="Segoe UI" w:hAnsi="Segoe UI" w:cs="Segoe UI"/>
-          <w:color w:val="1F2937"/>
-          <w:sz w:val="21"/>
-          <w:szCs w:val="21"/>
-        </w:rPr>
-        <w:t>and pick the reason. This is how your day adds up correctly at the end.</w:t>
+        <w:t xml:space="preserve"> and pick the reason. This is how your day adds up correctly at the end.</w:t>
       </w:r>
     </w:p>
     <w:tbl>
@@ -5903,7 +6139,7 @@
                 <w:szCs w:val="21"/>
               </w:rPr>
               <w:drawing>
-                <wp:inline distT="0" distB="0" distL="0" distR="0" wp14:anchorId="0CBD7A2B" wp14:editId="0615F655">
+                <wp:inline distT="0" distB="0" distL="0" distR="0" wp14:anchorId="3B1CB54D" wp14:editId="56E649AB">
                   <wp:extent cx="3093720" cy="4953000"/>
                   <wp:effectExtent l="0" t="0" r="0" b="0"/>
                   <wp:docPr id="7" name="Picture 7"/>
@@ -6020,7 +6256,16 @@
           <w:sz w:val="21"/>
           <w:szCs w:val="21"/>
         </w:rPr>
-        <w:t xml:space="preserve"> instead of Pause. It stops this task and records what you moved to, in one step. If you have several tasks running at once, Switch only stops this one — the others keep counting.</w:t>
+        <w:t xml:space="preserve"> </w:t>
+      </w:r>
+      <w:r>
+        <w:rPr>
+          <w:rFonts w:ascii="Segoe UI" w:hAnsi="Segoe UI" w:cs="Segoe UI"/>
+          <w:color w:val="1F2937"/>
+          <w:sz w:val="21"/>
+          <w:szCs w:val="21"/>
+        </w:rPr>
+        <w:t>instead of Pause. It stops this task and records what you moved to, in one step. If you have several tasks running at once, Switch only stops this one — the others keep counting.</w:t>
       </w:r>
     </w:p>
     <w:p>
@@ -6291,7 +6536,7 @@
                 <w:szCs w:val="21"/>
               </w:rPr>
               <w:drawing>
-                <wp:inline distT="0" distB="0" distL="0" distR="0" wp14:anchorId="316B367D" wp14:editId="59D61CA6">
+                <wp:inline distT="0" distB="0" distL="0" distR="0" wp14:anchorId="34197CF3" wp14:editId="49763544">
                   <wp:extent cx="3093720" cy="4953000"/>
                   <wp:effectExtent l="0" t="0" r="0" b="0"/>
                   <wp:docPr id="8" name="Picture 8"/>
@@ -6408,16 +6653,7 @@
           <w:sz w:val="21"/>
           <w:szCs w:val="21"/>
         </w:rPr>
-        <w:t xml:space="preserve"> </w:t>
-      </w:r>
-      <w:r>
-        <w:rPr>
-          <w:rFonts w:ascii="Segoe UI" w:hAnsi="Segoe UI" w:cs="Segoe UI"/>
-          <w:color w:val="1F2937"/>
-          <w:sz w:val="21"/>
-          <w:szCs w:val="21"/>
-        </w:rPr>
-        <w:t>when you have done as much as you can but the task is not fully closed — you are waiting on someone else, or only part of the scope is deliverable now.</w:t>
+        <w:t xml:space="preserve"> when you have done as much as you can but the task is not fully closed — you are waiting on someone else, or only part of the scope is deliverable now.</w:t>
       </w:r>
     </w:p>
     <w:tbl>
@@ -7544,16 +7780,7 @@
           <w:sz w:val="21"/>
           <w:szCs w:val="21"/>
         </w:rPr>
-        <w:t xml:space="preserve">. You can start working on it immediately — </w:t>
-      </w:r>
-      <w:r>
-        <w:rPr>
-          <w:rFonts w:ascii="Segoe UI" w:hAnsi="Segoe UI" w:cs="Segoe UI"/>
-          <w:color w:val="1F2937"/>
-          <w:sz w:val="21"/>
-          <w:szCs w:val="21"/>
-        </w:rPr>
-        <w:t>you do not have to wait. But an admin still has to accept it before it counts as billable work.</w:t>
+        <w:t>. You can start working on it immediately — you do not have to wait. But an admin still has to accept it before it counts as billable work.</w:t>
       </w:r>
     </w:p>
     <w:p>
@@ -7584,7 +7811,18 @@
           <w:sz w:val="21"/>
           <w:szCs w:val="21"/>
         </w:rPr>
-        <w:t>“Wrong project — move it under Alphalize &gt; Phase 2.”</w:t>
+        <w:t>“Wrong project —</w:t>
+      </w:r>
+      <w:r>
+        <w:rPr>
+          <w:rFonts w:ascii="Segoe UI" w:hAnsi="Segoe UI" w:cs="Segoe UI"/>
+          <w:i/>
+          <w:iCs/>
+          <w:color w:val="1F2937"/>
+          <w:sz w:val="21"/>
+          <w:szCs w:val="21"/>
+        </w:rPr>
+        <w:t xml:space="preserve"> move it under Alphalize &gt; Phase 2.”</w:t>
       </w:r>
       <w:r>
         <w:rPr>
@@ -7793,7 +8031,16 @@
           <w:sz w:val="21"/>
           <w:szCs w:val="21"/>
         </w:rPr>
-        <w:t>Type a short reason. It is optional, but it is shown when the alarm goes off — “Reason (optional) — shows when it rings”.</w:t>
+        <w:t>Type a short reason. It is optional, but it is shown when the alarm goes off — “Reason (optional) — shows when it rings</w:t>
+      </w:r>
+      <w:r>
+        <w:rPr>
+          <w:rFonts w:ascii="Segoe UI" w:eastAsia="Times New Roman" w:hAnsi="Segoe UI" w:cs="Segoe UI"/>
+          <w:color w:val="1F2937"/>
+          <w:sz w:val="21"/>
+          <w:szCs w:val="21"/>
+        </w:rPr>
+        <w:t>”.</w:t>
       </w:r>
     </w:p>
     <w:p>
@@ -7910,7 +8157,7 @@
                 <w:szCs w:val="21"/>
               </w:rPr>
               <w:drawing>
-                <wp:inline distT="0" distB="0" distL="0" distR="0" wp14:anchorId="632C1642" wp14:editId="4E77827F">
+                <wp:inline distT="0" distB="0" distL="0" distR="0" wp14:anchorId="04928F22" wp14:editId="1A51A6BC">
                   <wp:extent cx="3093720" cy="4953000"/>
                   <wp:effectExtent l="0" t="0" r="0" b="0"/>
                   <wp:docPr id="9" name="Picture 9"/>
@@ -8129,7 +8376,16 @@
           <w:sz w:val="21"/>
           <w:szCs w:val="21"/>
         </w:rPr>
-        <w:t xml:space="preserve"> to silence it and open the task, or </w:t>
+        <w:t xml:space="preserve"> </w:t>
+      </w:r>
+      <w:r>
+        <w:rPr>
+          <w:rFonts w:ascii="Segoe UI" w:hAnsi="Segoe UI" w:cs="Segoe UI"/>
+          <w:color w:val="1F2937"/>
+          <w:sz w:val="21"/>
+          <w:szCs w:val="21"/>
+        </w:rPr>
+        <w:t xml:space="preserve">to silence it and open the task, or </w:t>
       </w:r>
       <w:r>
         <w:rPr>
@@ -8530,16 +8786,7 @@
                 <w:sz w:val="19"/>
                 <w:szCs w:val="19"/>
               </w:rPr>
-              <w:t xml:space="preserve">A full alarm is set for 3:05 PM — </w:t>
-            </w:r>
-            <w:r>
-              <w:rPr>
-                <w:rFonts w:ascii="Segoe UI" w:eastAsia="Times New Roman" w:hAnsi="Segoe UI" w:cs="Segoe UI"/>
-                <w:color w:val="1F2937"/>
-                <w:sz w:val="19"/>
-                <w:szCs w:val="19"/>
-              </w:rPr>
-              <w:t>it will ring out loud.</w:t>
+              <w:t>A full alarm is set for 3:05 PM — it will ring out loud.</w:t>
             </w:r>
           </w:p>
         </w:tc>
@@ -8708,7 +8955,16 @@
                 <w:sz w:val="19"/>
                 <w:szCs w:val="19"/>
               </w:rPr>
-              <w:t xml:space="preserve">  Alarms use your phone's own alarm sound and volume, so they are heard even when your phone is on silent. You can choose the sound from your phone's ringtone picker.</w:t>
+              <w:t xml:space="preserve">  </w:t>
+            </w:r>
+            <w:r>
+              <w:rPr>
+                <w:rFonts w:ascii="Segoe UI" w:eastAsia="Times New Roman" w:hAnsi="Segoe UI" w:cs="Segoe UI"/>
+                <w:color w:val="1F2937"/>
+                <w:sz w:val="19"/>
+                <w:szCs w:val="19"/>
+              </w:rPr>
+              <w:t>Alarms use your phone's own alarm sound and volume, so they are heard even when your phone is on silent. You can choose the sound from your phone's ringtone picker.</w:t>
             </w:r>
           </w:p>
         </w:tc>
@@ -8779,16 +9035,7 @@
           <w:sz w:val="21"/>
           <w:szCs w:val="21"/>
         </w:rPr>
-        <w:t xml:space="preserve"> — </w:t>
-      </w:r>
-      <w:r>
-        <w:rPr>
-          <w:rFonts w:ascii="Segoe UI" w:hAnsi="Segoe UI" w:cs="Segoe UI"/>
-          <w:color w:val="1F2937"/>
-          <w:sz w:val="21"/>
-          <w:szCs w:val="21"/>
-        </w:rPr>
-        <w:t>tell it what you are doing so the time is recorded properly instead of counting as unexplained idle time:</w:t>
+        <w:t xml:space="preserve"> — tell it what you are doing so the time is recorded properly instead of counting as unexplained idle time:</w:t>
       </w:r>
     </w:p>
     <w:p>
@@ -9114,13 +9361,7 @@
         <w:rPr>
           <w:rFonts w:ascii="Segoe UI" w:eastAsia="Times New Roman" w:hAnsi="Segoe UI" w:cs="Segoe UI"/>
         </w:rPr>
-        <w:t xml:space="preserve">Step 20   </w:t>
-      </w:r>
-      <w:r>
-        <w:rPr>
-          <w:rFonts w:ascii="Segoe UI" w:eastAsia="Times New Roman" w:hAnsi="Segoe UI" w:cs="Segoe UI"/>
-        </w:rPr>
-        <w:t>Pause Your Whole Workday</w:t>
+        <w:t>Step 20   Pause Your Whole Workday</w:t>
       </w:r>
     </w:p>
     <w:p>
@@ -9151,29 +9392,7 @@
           <w:sz w:val="21"/>
           <w:szCs w:val="21"/>
         </w:rPr>
-        <w:t xml:space="preserve"> freezes your entire day without ending it. Use it when you leave for a long stretch but will be back. A banner explains what is happening:</w:t>
-      </w:r>
-    </w:p>
-    <w:p>
-      <w:pPr>
-        <w:pStyle w:val="NormalWeb"/>
-        <w:rPr>
-          <w:rFonts w:ascii="Segoe UI" w:hAnsi="Segoe UI" w:cs="Segoe UI"/>
-          <w:color w:val="1F2937"/>
-          <w:sz w:val="21"/>
-          <w:szCs w:val="21"/>
-        </w:rPr>
-      </w:pPr>
-      <w:r>
-        <w:rPr>
-          <w:rFonts w:ascii="Segoe UI" w:hAnsi="Segoe UI" w:cs="Segoe UI"/>
-          <w:i/>
-          <w:iCs/>
-          <w:color w:val="1F2937"/>
-          <w:sz w:val="21"/>
-          <w:szCs w:val="21"/>
-        </w:rPr>
-        <w:t>“Your workday is paused. Tasks can't be started, and paused time won't count as worked time. Tap Resume when you're back.”</w:t>
+        <w:t xml:space="preserve"> freezes your entire day without ending it. Use it when you leave for a long stretch but will be back.</w:t>
       </w:r>
     </w:p>
     <w:tbl>
@@ -9226,16 +9445,16 @@
                 <w:sz w:val="19"/>
                 <w:szCs w:val="19"/>
               </w:rPr>
-              <w:t>IMPORTANT</w:t>
-            </w:r>
-            <w:r>
-              <w:rPr>
-                <w:rFonts w:ascii="Segoe UI" w:eastAsia="Times New Roman" w:hAnsi="Segoe UI" w:cs="Segoe UI"/>
-                <w:color w:val="1F2937"/>
-                <w:sz w:val="19"/>
-                <w:szCs w:val="19"/>
-              </w:rPr>
-              <w:t xml:space="preserve">  </w:t>
+              <w:t>WHERE IS IT?</w:t>
+            </w:r>
+            <w:r>
+              <w:rPr>
+                <w:rFonts w:ascii="Segoe UI" w:eastAsia="Times New Roman" w:hAnsi="Segoe UI" w:cs="Segoe UI"/>
+                <w:color w:val="1F2937"/>
+                <w:sz w:val="19"/>
+                <w:szCs w:val="19"/>
+              </w:rPr>
+              <w:t xml:space="preserve">  Pause lives </w:t>
             </w:r>
             <w:r>
               <w:rPr>
@@ -9246,16 +9465,16 @@
                 <w:sz w:val="19"/>
                 <w:szCs w:val="19"/>
               </w:rPr>
-              <w:t>Pause Workday</w:t>
-            </w:r>
-            <w:r>
-              <w:rPr>
-                <w:rFonts w:ascii="Segoe UI" w:eastAsia="Times New Roman" w:hAnsi="Segoe UI" w:cs="Segoe UI"/>
-                <w:color w:val="1F2937"/>
-                <w:sz w:val="19"/>
-                <w:szCs w:val="19"/>
-              </w:rPr>
-              <w:t xml:space="preserve"> can be undone. </w:t>
+              <w:t>inside the End Workday popup</w:t>
+            </w:r>
+            <w:r>
+              <w:rPr>
+                <w:rFonts w:ascii="Segoe UI" w:eastAsia="Times New Roman" w:hAnsi="Segoe UI" w:cs="Segoe UI"/>
+                <w:color w:val="1F2937"/>
+                <w:sz w:val="19"/>
+                <w:szCs w:val="19"/>
+              </w:rPr>
+              <w:t xml:space="preserve">, not on the board. Tap </w:t>
             </w:r>
             <w:r>
               <w:rPr>
@@ -9275,7 +9494,27 @@
                 <w:sz w:val="19"/>
                 <w:szCs w:val="19"/>
               </w:rPr>
-              <w:t xml:space="preserve"> cannot. If you are coming back today, always pause — never end.</w:t>
+              <w:t xml:space="preserve"> and look at the amber strip near the bottom: “Coming back later today? </w:t>
+            </w:r>
+            <w:r>
+              <w:rPr>
+                <w:rFonts w:ascii="Segoe UI" w:eastAsia="Times New Roman" w:hAnsi="Segoe UI" w:cs="Segoe UI"/>
+                <w:b/>
+                <w:bCs/>
+                <w:color w:val="1F2937"/>
+                <w:sz w:val="19"/>
+                <w:szCs w:val="19"/>
+              </w:rPr>
+              <w:t>Pause</w:t>
+            </w:r>
+            <w:r>
+              <w:rPr>
+                <w:rFonts w:ascii="Segoe UI" w:eastAsia="Times New Roman" w:hAnsi="Segoe UI" w:cs="Segoe UI"/>
+                <w:color w:val="1F2937"/>
+                <w:sz w:val="19"/>
+                <w:szCs w:val="19"/>
+              </w:rPr>
+              <w:t xml:space="preserve"> instead.” It sits next to End on purpose, because that is the moment you are choosing between stopping for now and stopping for good.</w:t>
             </w:r>
           </w:p>
         </w:tc>
@@ -9283,30 +9522,44 @@
     </w:tbl>
     <w:p>
       <w:pPr>
-        <w:pStyle w:val="Heading2"/>
-        <w:rPr>
-          <w:rFonts w:ascii="Segoe UI" w:eastAsia="Times New Roman" w:hAnsi="Segoe UI" w:cs="Segoe UI"/>
-        </w:rPr>
-      </w:pPr>
-      <w:r>
-        <w:rPr>
-          <w:rFonts w:ascii="Segoe UI" w:eastAsia="Times New Roman" w:hAnsi="Segoe UI" w:cs="Segoe UI"/>
-        </w:rPr>
-        <w:t>PART 7   ENDING YOUR DAY</w:t>
+        <w:pStyle w:val="NormalWeb"/>
+        <w:rPr>
+          <w:rFonts w:ascii="Segoe UI" w:hAnsi="Segoe UI" w:cs="Segoe UI"/>
+          <w:color w:val="1F2937"/>
+          <w:sz w:val="21"/>
+          <w:szCs w:val="21"/>
+        </w:rPr>
+      </w:pPr>
+      <w:r>
+        <w:rPr>
+          <w:rFonts w:ascii="Segoe UI" w:hAnsi="Segoe UI" w:cs="Segoe UI"/>
+          <w:color w:val="1F2937"/>
+          <w:sz w:val="21"/>
+          <w:szCs w:val="21"/>
+        </w:rPr>
+        <w:t>A banner then explains what is happening:</w:t>
       </w:r>
     </w:p>
     <w:p>
       <w:pPr>
-        <w:pStyle w:val="Heading3"/>
-        <w:rPr>
-          <w:rFonts w:ascii="Segoe UI" w:eastAsia="Times New Roman" w:hAnsi="Segoe UI" w:cs="Segoe UI"/>
-        </w:rPr>
-      </w:pPr>
-      <w:r>
-        <w:rPr>
-          <w:rFonts w:ascii="Segoe UI" w:eastAsia="Times New Roman" w:hAnsi="Segoe UI" w:cs="Segoe UI"/>
-        </w:rPr>
-        <w:t>Step 21   Tap End Workday</w:t>
+        <w:pStyle w:val="NormalWeb"/>
+        <w:rPr>
+          <w:rFonts w:ascii="Segoe UI" w:hAnsi="Segoe UI" w:cs="Segoe UI"/>
+          <w:color w:val="1F2937"/>
+          <w:sz w:val="21"/>
+          <w:szCs w:val="21"/>
+        </w:rPr>
+      </w:pPr>
+      <w:r>
+        <w:rPr>
+          <w:rFonts w:ascii="Segoe UI" w:hAnsi="Segoe UI" w:cs="Segoe UI"/>
+          <w:i/>
+          <w:iCs/>
+          <w:color w:val="1F2937"/>
+          <w:sz w:val="21"/>
+          <w:szCs w:val="21"/>
+        </w:rPr>
+        <w:t>“Your workday is paused. Tasks can't be started, and paused time won't count as worked time. Tap Resume when you're back.”</w:t>
       </w:r>
     </w:p>
     <w:p>
@@ -9326,7 +9579,7 @@
           <w:sz w:val="21"/>
           <w:szCs w:val="21"/>
         </w:rPr>
-        <w:t xml:space="preserve">When you are finished for the day, tap </w:t>
+        <w:t xml:space="preserve">While you are paused, a green </w:t>
       </w:r>
       <w:r>
         <w:rPr>
@@ -9337,16 +9590,144 @@
           <w:sz w:val="21"/>
           <w:szCs w:val="21"/>
         </w:rPr>
-        <w:t>End Workday</w:t>
-      </w:r>
-      <w:r>
-        <w:rPr>
-          <w:rFonts w:ascii="Segoe UI" w:hAnsi="Segoe UI" w:cs="Segoe UI"/>
-          <w:color w:val="1F2937"/>
-          <w:sz w:val="21"/>
-          <w:szCs w:val="21"/>
-        </w:rPr>
-        <w:t>. The app shows you a full summary of your day before anything is sent.</w:t>
+        <w:t>Resume</w:t>
+      </w:r>
+      <w:r>
+        <w:rPr>
+          <w:rFonts w:ascii="Segoe UI" w:hAnsi="Segoe UI" w:cs="Segoe UI"/>
+          <w:color w:val="1F2937"/>
+          <w:sz w:val="21"/>
+          <w:szCs w:val="21"/>
+        </w:rPr>
+        <w:t xml:space="preserve"> </w:t>
+      </w:r>
+      <w:r>
+        <w:rPr>
+          <w:rFonts w:ascii="Segoe UI" w:hAnsi="Segoe UI" w:cs="Segoe UI"/>
+          <w:color w:val="1F2937"/>
+          <w:sz w:val="21"/>
+          <w:szCs w:val="21"/>
+        </w:rPr>
+        <w:t>button appears in the header beside End Workday. The Pause offer itself disappears from the End Workday popup for as long as the day is frozen — there is nothing left to pause — and comes back when you resume.</w:t>
+      </w:r>
+    </w:p>
+    <w:tbl>
+      <w:tblPr>
+        <w:tblW w:w="5000" w:type="pct"/>
+        <w:tblCellMar>
+          <w:top w:w="15" w:type="dxa"/>
+          <w:left w:w="15" w:type="dxa"/>
+          <w:bottom w:w="15" w:type="dxa"/>
+          <w:right w:w="15" w:type="dxa"/>
+        </w:tblCellMar>
+        <w:tblLook w:val="04A0" w:firstRow="1" w:lastRow="0" w:firstColumn="1" w:lastColumn="0" w:noHBand="0" w:noVBand="1"/>
+      </w:tblPr>
+      <w:tblGrid>
+        <w:gridCol w:w="8981"/>
+      </w:tblGrid>
+      <w:tr>
+        <w:tc>
+          <w:tcPr>
+            <w:tcW w:w="0" w:type="auto"/>
+            <w:tcBorders>
+              <w:left w:val="single" w:sz="36" w:space="0" w:color="D97706"/>
+            </w:tcBorders>
+            <w:shd w:val="clear" w:color="auto" w:fill="FEF3C7"/>
+            <w:tcMar>
+              <w:top w:w="140" w:type="dxa"/>
+              <w:left w:w="200" w:type="dxa"/>
+              <w:bottom w:w="140" w:type="dxa"/>
+              <w:right w:w="200" w:type="dxa"/>
+            </w:tcMar>
+            <w:vAlign w:val="center"/>
+            <w:hideMark/>
+          </w:tcPr>
+          <w:p>
+            <w:pPr>
+              <w:spacing w:before="200" w:after="200"/>
+              <w:rPr>
+                <w:rFonts w:ascii="Segoe UI" w:eastAsia="Times New Roman" w:hAnsi="Segoe UI" w:cs="Segoe UI"/>
+                <w:color w:val="1F2937"/>
+                <w:sz w:val="19"/>
+                <w:szCs w:val="19"/>
+              </w:rPr>
+            </w:pPr>
+            <w:r>
+              <w:rPr>
+                <w:rFonts w:ascii="Segoe UI" w:eastAsia="Times New Roman" w:hAnsi="Segoe UI" w:cs="Segoe UI"/>
+                <w:b/>
+                <w:bCs/>
+                <w:color w:val="1F2937"/>
+                <w:sz w:val="19"/>
+                <w:szCs w:val="19"/>
+              </w:rPr>
+              <w:t>IMPORTANT</w:t>
+            </w:r>
+            <w:r>
+              <w:rPr>
+                <w:rFonts w:ascii="Segoe UI" w:eastAsia="Times New Roman" w:hAnsi="Segoe UI" w:cs="Segoe UI"/>
+                <w:color w:val="1F2937"/>
+                <w:sz w:val="19"/>
+                <w:szCs w:val="19"/>
+              </w:rPr>
+              <w:t xml:space="preserve">  </w:t>
+            </w:r>
+            <w:r>
+              <w:rPr>
+                <w:rFonts w:ascii="Segoe UI" w:eastAsia="Times New Roman" w:hAnsi="Segoe UI" w:cs="Segoe UI"/>
+                <w:b/>
+                <w:bCs/>
+                <w:color w:val="1F2937"/>
+                <w:sz w:val="19"/>
+                <w:szCs w:val="19"/>
+              </w:rPr>
+              <w:t>Pause Workday</w:t>
+            </w:r>
+            <w:r>
+              <w:rPr>
+                <w:rFonts w:ascii="Segoe UI" w:eastAsia="Times New Roman" w:hAnsi="Segoe UI" w:cs="Segoe UI"/>
+                <w:color w:val="1F2937"/>
+                <w:sz w:val="19"/>
+                <w:szCs w:val="19"/>
+              </w:rPr>
+              <w:t xml:space="preserve"> can be undone. </w:t>
+            </w:r>
+            <w:r>
+              <w:rPr>
+                <w:rFonts w:ascii="Segoe UI" w:eastAsia="Times New Roman" w:hAnsi="Segoe UI" w:cs="Segoe UI"/>
+                <w:b/>
+                <w:bCs/>
+                <w:color w:val="1F2937"/>
+                <w:sz w:val="19"/>
+                <w:szCs w:val="19"/>
+              </w:rPr>
+              <w:t>End Workday</w:t>
+            </w:r>
+            <w:r>
+              <w:rPr>
+                <w:rFonts w:ascii="Segoe UI" w:eastAsia="Times New Roman" w:hAnsi="Segoe UI" w:cs="Segoe UI"/>
+                <w:color w:val="1F2937"/>
+                <w:sz w:val="19"/>
+                <w:szCs w:val="19"/>
+              </w:rPr>
+              <w:t xml:space="preserve"> cannot. If you are coming back today, always pause — never end.</w:t>
+            </w:r>
+          </w:p>
+        </w:tc>
+      </w:tr>
+    </w:tbl>
+    <w:p>
+      <w:pPr>
+        <w:pStyle w:val="Heading2"/>
+        <w:rPr>
+          <w:rFonts w:ascii="Segoe UI" w:eastAsia="Times New Roman" w:hAnsi="Segoe UI" w:cs="Segoe UI"/>
+        </w:rPr>
+      </w:pPr>
+      <w:r>
+        <w:rPr>
+          <w:rFonts w:ascii="Segoe UI" w:eastAsia="Times New Roman" w:hAnsi="Segoe UI" w:cs="Segoe UI"/>
+        </w:rPr>
+        <w:t>PART 7   ENDING YOUR DAY</w:t>
       </w:r>
     </w:p>
     <w:p>
@@ -9360,7 +9741,67 @@
         <w:rPr>
           <w:rFonts w:ascii="Segoe UI" w:eastAsia="Times New Roman" w:hAnsi="Segoe UI" w:cs="Segoe UI"/>
         </w:rPr>
-        <w:t>Step 22   Check Your Day Summary</w:t>
+        <w:t>Step 21   Tap End Workday</w:t>
+      </w:r>
+    </w:p>
+    <w:p>
+      <w:pPr>
+        <w:pStyle w:val="NormalWeb"/>
+        <w:rPr>
+          <w:rFonts w:ascii="Segoe UI" w:hAnsi="Segoe UI" w:cs="Segoe UI"/>
+          <w:color w:val="1F2937"/>
+          <w:sz w:val="21"/>
+          <w:szCs w:val="21"/>
+        </w:rPr>
+      </w:pPr>
+      <w:r>
+        <w:rPr>
+          <w:rFonts w:ascii="Segoe UI" w:hAnsi="Segoe UI" w:cs="Segoe UI"/>
+          <w:color w:val="1F2937"/>
+          <w:sz w:val="21"/>
+          <w:szCs w:val="21"/>
+        </w:rPr>
+        <w:t xml:space="preserve">When you are finished for the day, tap </w:t>
+      </w:r>
+      <w:r>
+        <w:rPr>
+          <w:rFonts w:ascii="Segoe UI" w:hAnsi="Segoe UI" w:cs="Segoe UI"/>
+          <w:b/>
+          <w:bCs/>
+          <w:color w:val="1F2937"/>
+          <w:sz w:val="21"/>
+          <w:szCs w:val="21"/>
+        </w:rPr>
+        <w:t>End Workday</w:t>
+      </w:r>
+      <w:r>
+        <w:rPr>
+          <w:rFonts w:ascii="Segoe UI" w:hAnsi="Segoe UI" w:cs="Segoe UI"/>
+          <w:color w:val="1F2937"/>
+          <w:sz w:val="21"/>
+          <w:szCs w:val="21"/>
+        </w:rPr>
+        <w:t>. The app shows you a full summary of your day before anything is sent.</w:t>
+      </w:r>
+    </w:p>
+    <w:p>
+      <w:pPr>
+        <w:pStyle w:val="Heading3"/>
+        <w:rPr>
+          <w:rFonts w:ascii="Segoe UI" w:eastAsia="Times New Roman" w:hAnsi="Segoe UI" w:cs="Segoe UI"/>
+        </w:rPr>
+      </w:pPr>
+      <w:r>
+        <w:rPr>
+          <w:rFonts w:ascii="Segoe UI" w:eastAsia="Times New Roman" w:hAnsi="Segoe UI" w:cs="Segoe UI"/>
+        </w:rPr>
+        <w:t xml:space="preserve">Step 22   </w:t>
+      </w:r>
+      <w:r>
+        <w:rPr>
+          <w:rFonts w:ascii="Segoe UI" w:eastAsia="Times New Roman" w:hAnsi="Segoe UI" w:cs="Segoe UI"/>
+        </w:rPr>
+        <w:t>Check Your Day Summary</w:t>
       </w:r>
     </w:p>
     <w:p>
@@ -9847,7 +10288,16 @@
                 <w:sz w:val="19"/>
                 <w:szCs w:val="19"/>
               </w:rPr>
-              <w:t xml:space="preserve"> Presence and inside Accounted, which makes it exactly the gap between those two. It only appears on a day you actually paused.</w:t>
+              <w:t xml:space="preserve"> </w:t>
+            </w:r>
+            <w:r>
+              <w:rPr>
+                <w:rFonts w:ascii="Segoe UI" w:eastAsia="Times New Roman" w:hAnsi="Segoe UI" w:cs="Segoe UI"/>
+                <w:color w:val="1F2937"/>
+                <w:sz w:val="19"/>
+                <w:szCs w:val="19"/>
+              </w:rPr>
+              <w:t>Presence and inside Accounted, which makes it exactly the gap between those two. It only appears on a day you actually paused.</w:t>
             </w:r>
           </w:p>
         </w:tc>
@@ -10236,7 +10686,7 @@
                 <w:szCs w:val="21"/>
               </w:rPr>
               <w:drawing>
-                <wp:inline distT="0" distB="0" distL="0" distR="0" wp14:anchorId="27CDC1C9" wp14:editId="31A97EF0">
+                <wp:inline distT="0" distB="0" distL="0" distR="0" wp14:anchorId="0E767332" wp14:editId="675A9D4E">
                   <wp:extent cx="4191000" cy="2606040"/>
                   <wp:effectExtent l="0" t="0" r="0" b="3810"/>
                   <wp:docPr id="10" name="Picture 10"/>
@@ -10367,7 +10817,7 @@
                 <w:szCs w:val="21"/>
               </w:rPr>
               <w:drawing>
-                <wp:inline distT="0" distB="0" distL="0" distR="0" wp14:anchorId="01C5E90C" wp14:editId="6A614BE5">
+                <wp:inline distT="0" distB="0" distL="0" distR="0" wp14:anchorId="09D11277" wp14:editId="5B5F0549">
                   <wp:extent cx="4191000" cy="1920240"/>
                   <wp:effectExtent l="0" t="0" r="0" b="3810"/>
                   <wp:docPr id="11" name="Picture 11"/>
@@ -10734,7 +11184,7 @@
                 <w:szCs w:val="21"/>
               </w:rPr>
               <w:drawing>
-                <wp:inline distT="0" distB="0" distL="0" distR="0" wp14:anchorId="6CF94B55" wp14:editId="66266799">
+                <wp:inline distT="0" distB="0" distL="0" distR="0" wp14:anchorId="78A1954A" wp14:editId="2E750C20">
                   <wp:extent cx="3093720" cy="4953000"/>
                   <wp:effectExtent l="0" t="0" r="0" b="0"/>
                   <wp:docPr id="12" name="Picture 12"/>
@@ -10834,6 +11284,55 @@
         <w:t>A saved picture of every End Workday summary you have sent. Tap one to view it full size, download it, or share it.</w:t>
       </w:r>
     </w:p>
+    <w:p>
+      <w:pPr>
+        <w:pStyle w:val="NormalWeb"/>
+        <w:rPr>
+          <w:rFonts w:ascii="Segoe UI" w:hAnsi="Segoe UI" w:cs="Segoe UI"/>
+          <w:color w:val="1F2937"/>
+          <w:sz w:val="21"/>
+          <w:szCs w:val="21"/>
+        </w:rPr>
+      </w:pPr>
+      <w:r>
+        <w:rPr>
+          <w:rFonts w:ascii="Segoe UI" w:hAnsi="Segoe UI" w:cs="Segoe UI"/>
+          <w:color w:val="1F2937"/>
+          <w:sz w:val="21"/>
+          <w:szCs w:val="21"/>
+        </w:rPr>
+        <w:t xml:space="preserve">The </w:t>
+      </w:r>
+      <w:r>
+        <w:rPr>
+          <w:rFonts w:ascii="Segoe UI" w:hAnsi="Segoe UI" w:cs="Segoe UI"/>
+          <w:b/>
+          <w:bCs/>
+          <w:color w:val="1F2937"/>
+          <w:sz w:val="21"/>
+          <w:szCs w:val="21"/>
+        </w:rPr>
+        <w:t>note you typed when you ended the day</w:t>
+      </w:r>
+      <w:r>
+        <w:rPr>
+          <w:rFonts w:ascii="Segoe UI" w:hAnsi="Segoe UI" w:cs="Segoe UI"/>
+          <w:color w:val="1F2937"/>
+          <w:sz w:val="21"/>
+          <w:szCs w:val="21"/>
+        </w:rPr>
+        <w:t xml:space="preserve"> </w:t>
+      </w:r>
+      <w:r>
+        <w:rPr>
+          <w:rFonts w:ascii="Segoe UI" w:hAnsi="Segoe UI" w:cs="Segoe UI"/>
+          <w:color w:val="1F2937"/>
+          <w:sz w:val="21"/>
+          <w:szCs w:val="21"/>
+        </w:rPr>
+        <w:t>is saved with the snapshot and shown here, so you can read back what you said you worked on. If an admin reopened that day, the reason they gave is shown too.</w:t>
+      </w:r>
+    </w:p>
     <w:tbl>
       <w:tblPr>
         <w:tblW w:w="5000" w:type="pct"/>
@@ -10888,7 +11387,7 @@
                 <w:szCs w:val="21"/>
               </w:rPr>
               <w:drawing>
-                <wp:inline distT="0" distB="0" distL="0" distR="0" wp14:anchorId="51935D00" wp14:editId="75BCC6E0">
+                <wp:inline distT="0" distB="0" distL="0" distR="0" wp14:anchorId="301158A9" wp14:editId="5D80BA39">
                   <wp:extent cx="3093720" cy="4953000"/>
                   <wp:effectExtent l="0" t="0" r="0" b="0"/>
                   <wp:docPr id="13" name="Picture 13"/>
@@ -10965,6 +11464,80 @@
         <w:rPr>
           <w:rFonts w:ascii="Segoe UI" w:eastAsia="Times New Roman" w:hAnsi="Segoe UI" w:cs="Segoe UI"/>
         </w:rPr>
+        <w:t>Task Documents</w:t>
+      </w:r>
+    </w:p>
+    <w:p>
+      <w:pPr>
+        <w:pStyle w:val="NormalWeb"/>
+        <w:rPr>
+          <w:rFonts w:ascii="Segoe UI" w:hAnsi="Segoe UI" w:cs="Segoe UI"/>
+          <w:color w:val="1F2937"/>
+          <w:sz w:val="21"/>
+          <w:szCs w:val="21"/>
+        </w:rPr>
+      </w:pPr>
+      <w:r>
+        <w:rPr>
+          <w:rFonts w:ascii="Segoe UI" w:hAnsi="Segoe UI" w:cs="Segoe UI"/>
+          <w:color w:val="1F2937"/>
+          <w:sz w:val="21"/>
+          <w:szCs w:val="21"/>
+        </w:rPr>
+        <w:t>Everything attached to the work in one place: the client’s requirement files, progress updates, user manuals and linked GitHub branches. Open a repository to jump straight to the branch, or tap a file to open it.</w:t>
+      </w:r>
+    </w:p>
+    <w:p>
+      <w:pPr>
+        <w:pStyle w:val="NormalWeb"/>
+        <w:rPr>
+          <w:rFonts w:ascii="Segoe UI" w:hAnsi="Segoe UI" w:cs="Segoe UI"/>
+          <w:color w:val="1F2937"/>
+          <w:sz w:val="21"/>
+          <w:szCs w:val="21"/>
+        </w:rPr>
+      </w:pPr>
+      <w:r>
+        <w:rPr>
+          <w:rFonts w:ascii="Segoe UI" w:hAnsi="Segoe UI" w:cs="Segoe UI"/>
+          <w:color w:val="1F2937"/>
+          <w:sz w:val="21"/>
+          <w:szCs w:val="21"/>
+        </w:rPr>
+        <w:t xml:space="preserve">Filter by </w:t>
+      </w:r>
+      <w:r>
+        <w:rPr>
+          <w:rFonts w:ascii="Segoe UI" w:hAnsi="Segoe UI" w:cs="Segoe UI"/>
+          <w:b/>
+          <w:bCs/>
+          <w:color w:val="1F2937"/>
+          <w:sz w:val="21"/>
+          <w:szCs w:val="21"/>
+        </w:rPr>
+        <w:t>assignee</w:t>
+      </w:r>
+      <w:r>
+        <w:rPr>
+          <w:rFonts w:ascii="Segoe UI" w:hAnsi="Segoe UI" w:cs="Segoe UI"/>
+          <w:color w:val="1F2937"/>
+          <w:sz w:val="21"/>
+          <w:szCs w:val="21"/>
+        </w:rPr>
+        <w:t xml:space="preserve"> to see only your own tasks’ documents — on a busy project that is the difference between a usable list and a very long one.</w:t>
+      </w:r>
+    </w:p>
+    <w:p>
+      <w:pPr>
+        <w:pStyle w:val="Heading3"/>
+        <w:rPr>
+          <w:rFonts w:ascii="Segoe UI" w:eastAsia="Times New Roman" w:hAnsi="Segoe UI" w:cs="Segoe UI"/>
+        </w:rPr>
+      </w:pPr>
+      <w:r>
+        <w:rPr>
+          <w:rFonts w:ascii="Segoe UI" w:eastAsia="Times New Roman" w:hAnsi="Segoe UI" w:cs="Segoe UI"/>
+        </w:rPr>
         <w:t>Notifications</w:t>
       </w:r>
     </w:p>
@@ -11090,7 +11663,16 @@
           <w:sz w:val="21"/>
           <w:szCs w:val="21"/>
         </w:rPr>
-        <w:t xml:space="preserve"> — the ones that need you to do something.</w:t>
+        <w:t xml:space="preserve"> — </w:t>
+      </w:r>
+      <w:r>
+        <w:rPr>
+          <w:rFonts w:ascii="Segoe UI" w:eastAsia="Times New Roman" w:hAnsi="Segoe UI" w:cs="Segoe UI"/>
+          <w:color w:val="1F2937"/>
+          <w:sz w:val="21"/>
+          <w:szCs w:val="21"/>
+        </w:rPr>
+        <w:t>the ones that need you to do something.</w:t>
       </w:r>
     </w:p>
     <w:p>
@@ -11190,16 +11772,7 @@
           <w:sz w:val="21"/>
           <w:szCs w:val="21"/>
         </w:rPr>
-        <w:t xml:space="preserve"> </w:t>
-      </w:r>
-      <w:r>
-        <w:rPr>
-          <w:rFonts w:ascii="Segoe UI" w:hAnsi="Segoe UI" w:cs="Segoe UI"/>
-          <w:color w:val="1F2937"/>
-          <w:sz w:val="21"/>
-          <w:szCs w:val="21"/>
-        </w:rPr>
-        <w:t xml:space="preserve">badge. Tap a notification to open the task it is about, or use </w:t>
+        <w:t xml:space="preserve"> badge. Tap a notification to open the task it is about, or use </w:t>
       </w:r>
       <w:r>
         <w:rPr>
@@ -11276,7 +11849,7 @@
                 <w:szCs w:val="21"/>
               </w:rPr>
               <w:drawing>
-                <wp:inline distT="0" distB="0" distL="0" distR="0" wp14:anchorId="134DF990" wp14:editId="4237E79A">
+                <wp:inline distT="0" distB="0" distL="0" distR="0" wp14:anchorId="5178572C" wp14:editId="25C6FA65">
                   <wp:extent cx="3093720" cy="4953000"/>
                   <wp:effectExtent l="0" t="0" r="0" b="0"/>
                   <wp:docPr id="14" name="Picture 14"/>
@@ -11561,16 +12134,7 @@
           <w:sz w:val="21"/>
           <w:szCs w:val="21"/>
         </w:rPr>
-        <w:t xml:space="preserve"> or</w:t>
-      </w:r>
-      <w:r>
-        <w:rPr>
-          <w:rFonts w:ascii="Segoe UI" w:eastAsia="Times New Roman" w:hAnsi="Segoe UI" w:cs="Segoe UI"/>
-          <w:color w:val="1F2937"/>
-          <w:sz w:val="21"/>
-          <w:szCs w:val="21"/>
-        </w:rPr>
-        <w:t xml:space="preserve"> </w:t>
+        <w:t xml:space="preserve"> or </w:t>
       </w:r>
       <w:r>
         <w:rPr>
@@ -11770,7 +12334,7 @@
                 <w:szCs w:val="21"/>
               </w:rPr>
               <w:drawing>
-                <wp:inline distT="0" distB="0" distL="0" distR="0" wp14:anchorId="101921D2" wp14:editId="1D2C2944">
+                <wp:inline distT="0" distB="0" distL="0" distR="0" wp14:anchorId="0F2F5001" wp14:editId="587F46AB">
                   <wp:extent cx="3093720" cy="4953000"/>
                   <wp:effectExtent l="0" t="0" r="0" b="0"/>
                   <wp:docPr id="15" name="Picture 15"/>
@@ -11906,7 +12470,16 @@
                 <w:sz w:val="19"/>
                 <w:szCs w:val="19"/>
               </w:rPr>
-              <w:t xml:space="preserve">  Logging out while your workday is still running does </w:t>
+              <w:t xml:space="preserve">  </w:t>
+            </w:r>
+            <w:r>
+              <w:rPr>
+                <w:rFonts w:ascii="Segoe UI" w:eastAsia="Times New Roman" w:hAnsi="Segoe UI" w:cs="Segoe UI"/>
+                <w:color w:val="1F2937"/>
+                <w:sz w:val="19"/>
+                <w:szCs w:val="19"/>
+              </w:rPr>
+              <w:t xml:space="preserve">Logging out while your workday is still running does </w:t>
             </w:r>
             <w:r>
               <w:rPr>
@@ -11926,16 +12499,7 @@
                 <w:sz w:val="19"/>
                 <w:szCs w:val="19"/>
               </w:rPr>
-              <w:t xml:space="preserve"> end your day — </w:t>
-            </w:r>
-            <w:r>
-              <w:rPr>
-                <w:rFonts w:ascii="Segoe UI" w:eastAsia="Times New Roman" w:hAnsi="Segoe UI" w:cs="Segoe UI"/>
-                <w:color w:val="1F2937"/>
-                <w:sz w:val="19"/>
-                <w:szCs w:val="19"/>
-              </w:rPr>
-              <w:t>but the app will warn you, because your day stays open and will be closed automatically at midnight. End your day properly whenever you can.</w:t>
+              <w:t xml:space="preserve"> end your day — but the app will warn you, because your day stays open and will be closed automatically at midnight. End your day properly whenever you can.</w:t>
             </w:r>
           </w:p>
         </w:tc>
@@ -13402,9 +13966,9 @@
 <file path=word/numbering.xml><?xml version="1.0" encoding="utf-8"?>
 <w:numbering xmlns:wpc="http://schemas.microsoft.com/office/word/2010/wordprocessingCanvas" xmlns:cx="http://schemas.microsoft.com/office/drawing/2014/chartex" xmlns:cx1="http://schemas.microsoft.com/office/drawing/2015/9/8/chartex" xmlns:cx2="http://schemas.microsoft.com/office/drawing/2015/10/21/chartex" xmlns:cx3="http://schemas.microsoft.com/office/drawing/2016/5/9/chartex" xmlns:cx4="http://schemas.microsoft.com/office/drawing/2016/5/10/chartex" xmlns:cx5="http://schemas.microsoft.com/office/drawing/2016/5/11/chartex" xmlns:cx6="http://schemas.microsoft.com/office/drawing/2016/5/12/chartex" xmlns:cx7="http://schemas.microsoft.com/office/drawing/2016/5/13/chartex" xmlns:cx8="http://schemas.microsoft.com/office/drawing/2016/5/14/chartex" xmlns:mc="http://schemas.openxmlformats.org/markup-compatibility/2006" xmlns:aink="http://schemas.microsoft.com/office/drawing/2016/ink" xmlns:am3d="http://schemas.microsoft.com/office/drawing/2017/model3d" xmlns:o="urn:schemas-microsoft-com:office:office" xmlns:oel="http://schemas.microsoft.com/office/2019/extlst" xmlns:r="http://schemas.openxmlformats.org/officeDocument/2006/relationships" xmlns:m="http://schemas.openxmlformats.org/officeDocument/2006/math" xmlns:v="urn:schemas-microsoft-com:vml" xmlns:wp14="http://schemas.microsoft.com/office/word/2010/wordprocessingDrawing" xmlns:wp="http://schemas.openxmlformats.org/drawingml/2006/wordprocessingDrawing" xmlns:w10="urn:schemas-microsoft-com:office:word" xmlns:w="http://schemas.openxmlformats.org/wordprocessingml/2006/main" xmlns:w14="http://schemas.microsoft.com/office/word/2010/wordml" xmlns:w15="http://schemas.microsoft.com/office/word/2012/wordml" xmlns:w16cei="http://schemas.microsoft.com/office/word/2026/wordml/cei" xmlns:w16cex="http://schemas.microsoft.com/office/word/2018/wordml/cex" xmlns:w16cid="http://schemas.microsoft.com/office/word/2016/wordml/cid" xmlns:w16="http://schemas.microsoft.com/office/word/2018/wordml" xmlns:w16du="http://schemas.microsoft.com/office/word/2023/wordml/word16du" xmlns:w16sdtdh="http://schemas.microsoft.com/office/word/2020/wordml/sdtdatahash" xmlns:w16sdtfl="http://schemas.microsoft.com/office/word/2024/wordml/sdtformatlock" xmlns:w16se="http://schemas.microsoft.com/office/word/2015/wordml/symex" xmlns:wpg="http://schemas.microsoft.com/office/word/2010/wordprocessingGroup" xmlns:wpi="http://schemas.microsoft.com/office/word/2010/wordprocessingInk" xmlns:wne="http://schemas.microsoft.com/office/word/2006/wordml" xmlns:wps="http://schemas.microsoft.com/office/word/2010/wordprocessingShape" mc:Ignorable="w14 w15 w16se w16cid w16 w16cex w16sdtdh w16sdtfl w16du wp14">
   <w:abstractNum w:abstractNumId="0" w15:restartNumberingAfterBreak="0">
-    <w:nsid w:val="193D6842"/>
+    <w:nsid w:val="27731D25"/>
     <w:multiLevelType w:val="multilevel"/>
-    <w:tmpl w:val="E6D03742"/>
+    <w:tmpl w:val="762A9586"/>
     <w:lvl w:ilvl="0">
       <w:start w:val="1"/>
       <w:numFmt w:val="bullet"/>
@@ -13551,9 +14115,9 @@
     </w:lvl>
   </w:abstractNum>
   <w:abstractNum w:abstractNumId="1" w15:restartNumberingAfterBreak="0">
-    <w:nsid w:val="20EB0A65"/>
+    <w:nsid w:val="2A2D43FC"/>
     <w:multiLevelType w:val="multilevel"/>
-    <w:tmpl w:val="FF923F76"/>
+    <w:tmpl w:val="9D10104A"/>
     <w:lvl w:ilvl="0">
       <w:start w:val="1"/>
       <w:numFmt w:val="bullet"/>
@@ -13700,9 +14264,9 @@
     </w:lvl>
   </w:abstractNum>
   <w:abstractNum w:abstractNumId="2" w15:restartNumberingAfterBreak="0">
-    <w:nsid w:val="457D05DD"/>
+    <w:nsid w:val="3DAF21A3"/>
     <w:multiLevelType w:val="multilevel"/>
-    <w:tmpl w:val="3CEA3C3A"/>
+    <w:tmpl w:val="32404F12"/>
     <w:lvl w:ilvl="0">
       <w:start w:val="1"/>
       <w:numFmt w:val="bullet"/>
@@ -13849,9 +14413,9 @@
     </w:lvl>
   </w:abstractNum>
   <w:abstractNum w:abstractNumId="3" w15:restartNumberingAfterBreak="0">
-    <w:nsid w:val="4DCB3420"/>
+    <w:nsid w:val="4D546388"/>
     <w:multiLevelType w:val="multilevel"/>
-    <w:tmpl w:val="BF6AD0A2"/>
+    <w:tmpl w:val="3BCA3842"/>
     <w:lvl w:ilvl="0">
       <w:start w:val="1"/>
       <w:numFmt w:val="bullet"/>
@@ -13998,9 +14562,9 @@
     </w:lvl>
   </w:abstractNum>
   <w:abstractNum w:abstractNumId="4" w15:restartNumberingAfterBreak="0">
-    <w:nsid w:val="53E95C6A"/>
+    <w:nsid w:val="559C160B"/>
     <w:multiLevelType w:val="multilevel"/>
-    <w:tmpl w:val="0B807D5A"/>
+    <w:tmpl w:val="B74A06F6"/>
     <w:lvl w:ilvl="0">
       <w:start w:val="1"/>
       <w:numFmt w:val="bullet"/>
@@ -14147,9 +14711,9 @@
     </w:lvl>
   </w:abstractNum>
   <w:abstractNum w:abstractNumId="5" w15:restartNumberingAfterBreak="0">
-    <w:nsid w:val="5711782D"/>
+    <w:nsid w:val="666E49F6"/>
     <w:multiLevelType w:val="multilevel"/>
-    <w:tmpl w:val="4AE246C2"/>
+    <w:tmpl w:val="2EF4ACBE"/>
     <w:lvl w:ilvl="0">
       <w:start w:val="1"/>
       <w:numFmt w:val="bullet"/>
@@ -14296,9 +14860,9 @@
     </w:lvl>
   </w:abstractNum>
   <w:abstractNum w:abstractNumId="6" w15:restartNumberingAfterBreak="0">
-    <w:nsid w:val="63E63C71"/>
+    <w:nsid w:val="724B7EC8"/>
     <w:multiLevelType w:val="multilevel"/>
-    <w:tmpl w:val="E318B136"/>
+    <w:tmpl w:val="3AF052B2"/>
     <w:lvl w:ilvl="0">
       <w:start w:val="1"/>
       <w:numFmt w:val="bullet"/>
@@ -14445,9 +15009,9 @@
     </w:lvl>
   </w:abstractNum>
   <w:abstractNum w:abstractNumId="7" w15:restartNumberingAfterBreak="0">
-    <w:nsid w:val="6E3237C0"/>
+    <w:nsid w:val="74B805D4"/>
     <w:multiLevelType w:val="multilevel"/>
-    <w:tmpl w:val="E79A954A"/>
+    <w:tmpl w:val="7F240938"/>
     <w:lvl w:ilvl="0">
       <w:start w:val="1"/>
       <w:numFmt w:val="bullet"/>
@@ -14594,9 +15158,9 @@
     </w:lvl>
   </w:abstractNum>
   <w:abstractNum w:abstractNumId="8" w15:restartNumberingAfterBreak="0">
-    <w:nsid w:val="7721102A"/>
+    <w:nsid w:val="75E65973"/>
     <w:multiLevelType w:val="multilevel"/>
-    <w:tmpl w:val="B308BCD8"/>
+    <w:tmpl w:val="D0A84720"/>
     <w:lvl w:ilvl="0">
       <w:start w:val="1"/>
       <w:numFmt w:val="bullet"/>
@@ -14743,9 +15307,9 @@
     </w:lvl>
   </w:abstractNum>
   <w:abstractNum w:abstractNumId="9" w15:restartNumberingAfterBreak="0">
-    <w:nsid w:val="797B42F0"/>
+    <w:nsid w:val="7A3D4146"/>
     <w:multiLevelType w:val="multilevel"/>
-    <w:tmpl w:val="6464AEDE"/>
+    <w:tmpl w:val="A7BEB814"/>
     <w:lvl w:ilvl="0">
       <w:start w:val="1"/>
       <w:numFmt w:val="bullet"/>
@@ -14891,35 +15455,35 @@
       </w:rPr>
     </w:lvl>
   </w:abstractNum>
-  <w:num w:numId="1" w16cid:durableId="812599142">
-    <w:abstractNumId w:val="4"/>
+  <w:num w:numId="1" w16cid:durableId="1987053239">
+    <w:abstractNumId w:val="6"/>
   </w:num>
-  <w:num w:numId="2" w16cid:durableId="111750126">
+  <w:num w:numId="2" w16cid:durableId="2064519734">
+    <w:abstractNumId w:val="2"/>
+  </w:num>
+  <w:num w:numId="3" w16cid:durableId="598487061">
     <w:abstractNumId w:val="9"/>
   </w:num>
-  <w:num w:numId="3" w16cid:durableId="1847356074">
+  <w:num w:numId="4" w16cid:durableId="754282766">
+    <w:abstractNumId w:val="1"/>
+  </w:num>
+  <w:num w:numId="5" w16cid:durableId="218520010">
+    <w:abstractNumId w:val="8"/>
+  </w:num>
+  <w:num w:numId="6" w16cid:durableId="2070108832">
+    <w:abstractNumId w:val="7"/>
+  </w:num>
+  <w:num w:numId="7" w16cid:durableId="1863779681">
+    <w:abstractNumId w:val="0"/>
+  </w:num>
+  <w:num w:numId="8" w16cid:durableId="1455754816">
+    <w:abstractNumId w:val="3"/>
+  </w:num>
+  <w:num w:numId="9" w16cid:durableId="952707722">
     <w:abstractNumId w:val="5"/>
   </w:num>
-  <w:num w:numId="4" w16cid:durableId="211625558">
-    <w:abstractNumId w:val="8"/>
-  </w:num>
-  <w:num w:numId="5" w16cid:durableId="1844473240">
-    <w:abstractNumId w:val="7"/>
-  </w:num>
-  <w:num w:numId="6" w16cid:durableId="714501835">
-    <w:abstractNumId w:val="3"/>
-  </w:num>
-  <w:num w:numId="7" w16cid:durableId="182592095">
-    <w:abstractNumId w:val="6"/>
-  </w:num>
-  <w:num w:numId="8" w16cid:durableId="2121408102">
-    <w:abstractNumId w:val="2"/>
-  </w:num>
-  <w:num w:numId="9" w16cid:durableId="108594665">
-    <w:abstractNumId w:val="1"/>
-  </w:num>
-  <w:num w:numId="10" w16cid:durableId="318047690">
-    <w:abstractNumId w:val="0"/>
+  <w:num w:numId="10" w16cid:durableId="909194071">
+    <w:abstractNumId w:val="4"/>
   </w:num>
 </w:numbering>
 </file>

--- a/documents/kra-kpi-user-manual.docx
+++ b/documents/kra-kpi-user-manual.docx
@@ -510,6 +510,9 @@
         <w:gridCol w:w="8981"/>
       </w:tblGrid>
       <w:tr>
+        <w:trPr>
+          <w:cantSplit/>
+        </w:trPr>
         <w:tc>
           <w:tcPr>
             <w:tcW w:w="0" w:type="auto"/>
@@ -777,6 +780,9 @@
         <w:gridCol w:w="9010"/>
       </w:tblGrid>
       <w:tr>
+        <w:trPr>
+          <w:cantSplit/>
+        </w:trPr>
         <w:tc>
           <w:tcPr>
             <w:tcW w:w="0" w:type="auto"/>
@@ -817,9 +823,9 @@
               </w:rPr>
               <w:lastRenderedPageBreak/>
               <w:drawing>
-                <wp:inline distT="0" distB="0" distL="0" distR="0" wp14:anchorId="0BFA8F5A" wp14:editId="01877008">
-                  <wp:extent cx="3093720" cy="4953000"/>
-                  <wp:effectExtent l="0" t="0" r="0" b="0"/>
+                <wp:inline distT="0" distB="0" distL="0" distR="0" wp14:anchorId="496DA44D" wp14:editId="3528BD64">
+                  <wp:extent cx="2377440" cy="3810000"/>
+                  <wp:effectExtent l="0" t="0" r="3810" b="0"/>
                   <wp:docPr id="1" name="Picture 1"/>
                   <wp:cNvGraphicFramePr>
                     <a:graphicFrameLocks xmlns:a="http://schemas.openxmlformats.org/drawingml/2006/main" noChangeAspect="1"/>
@@ -849,7 +855,7 @@
                         <pic:spPr bwMode="auto">
                           <a:xfrm>
                             <a:off x="0" y="0"/>
-                            <a:ext cx="3093720" cy="4953000"/>
+                            <a:ext cx="2377440" cy="3810000"/>
                           </a:xfrm>
                           <a:prstGeom prst="rect">
                             <a:avLst/>
@@ -1003,6 +1009,9 @@
         <w:gridCol w:w="9010"/>
       </w:tblGrid>
       <w:tr>
+        <w:trPr>
+          <w:cantSplit/>
+        </w:trPr>
         <w:tc>
           <w:tcPr>
             <w:tcW w:w="0" w:type="auto"/>
@@ -1043,9 +1052,9 @@
               </w:rPr>
               <w:lastRenderedPageBreak/>
               <w:drawing>
-                <wp:inline distT="0" distB="0" distL="0" distR="0" wp14:anchorId="6D06A981" wp14:editId="53E7DFF4">
-                  <wp:extent cx="3093720" cy="4953000"/>
-                  <wp:effectExtent l="0" t="0" r="0" b="0"/>
+                <wp:inline distT="0" distB="0" distL="0" distR="0" wp14:anchorId="074573D7" wp14:editId="4A4E33DF">
+                  <wp:extent cx="2377440" cy="3810000"/>
+                  <wp:effectExtent l="0" t="0" r="3810" b="0"/>
                   <wp:docPr id="2" name="Picture 2"/>
                   <wp:cNvGraphicFramePr>
                     <a:graphicFrameLocks xmlns:a="http://schemas.openxmlformats.org/drawingml/2006/main" noChangeAspect="1"/>
@@ -1075,7 +1084,7 @@
                         <pic:spPr bwMode="auto">
                           <a:xfrm>
                             <a:off x="0" y="0"/>
-                            <a:ext cx="3093720" cy="4953000"/>
+                            <a:ext cx="2377440" cy="3810000"/>
                           </a:xfrm>
                           <a:prstGeom prst="rect">
                             <a:avLst/>
@@ -1258,6 +1267,9 @@
         <w:gridCol w:w="8981"/>
       </w:tblGrid>
       <w:tr>
+        <w:trPr>
+          <w:cantSplit/>
+        </w:trPr>
         <w:tc>
           <w:tcPr>
             <w:tcW w:w="0" w:type="auto"/>
@@ -1819,6 +1831,9 @@
         <w:gridCol w:w="9010"/>
       </w:tblGrid>
       <w:tr>
+        <w:trPr>
+          <w:cantSplit/>
+        </w:trPr>
         <w:tc>
           <w:tcPr>
             <w:tcW w:w="0" w:type="auto"/>
@@ -1858,9 +1873,9 @@
                 <w:szCs w:val="21"/>
               </w:rPr>
               <w:drawing>
-                <wp:inline distT="0" distB="0" distL="0" distR="0" wp14:anchorId="5D0A5FC1" wp14:editId="68CE783E">
-                  <wp:extent cx="3093720" cy="4953000"/>
-                  <wp:effectExtent l="0" t="0" r="0" b="0"/>
+                <wp:inline distT="0" distB="0" distL="0" distR="0" wp14:anchorId="6FB3398E" wp14:editId="5389033E">
+                  <wp:extent cx="2377440" cy="3810000"/>
+                  <wp:effectExtent l="0" t="0" r="3810" b="0"/>
                   <wp:docPr id="3" name="Picture 3"/>
                   <wp:cNvGraphicFramePr>
                     <a:graphicFrameLocks xmlns:a="http://schemas.openxmlformats.org/drawingml/2006/main" noChangeAspect="1"/>
@@ -1890,7 +1905,7 @@
                         <pic:spPr bwMode="auto">
                           <a:xfrm>
                             <a:off x="0" y="0"/>
-                            <a:ext cx="3093720" cy="4953000"/>
+                            <a:ext cx="2377440" cy="3810000"/>
                           </a:xfrm>
                           <a:prstGeom prst="rect">
                             <a:avLst/>
@@ -1950,6 +1965,9 @@
         <w:gridCol w:w="8981"/>
       </w:tblGrid>
       <w:tr>
+        <w:trPr>
+          <w:cantSplit/>
+        </w:trPr>
         <w:tc>
           <w:tcPr>
             <w:tcW w:w="0" w:type="auto"/>
@@ -2209,6 +2227,10 @@
         <w:gridCol w:w="6127"/>
       </w:tblGrid>
       <w:tr>
+        <w:trPr>
+          <w:cantSplit/>
+          <w:tblHeader/>
+        </w:trPr>
         <w:tc>
           <w:tcPr>
             <w:tcW w:w="1600" w:type="pct"/>
@@ -2299,6 +2321,9 @@
         </w:tc>
       </w:tr>
       <w:tr>
+        <w:trPr>
+          <w:cantSplit/>
+        </w:trPr>
         <w:tc>
           <w:tcPr>
             <w:tcW w:w="0" w:type="auto"/>
@@ -2379,6 +2404,9 @@
         </w:tc>
       </w:tr>
       <w:tr>
+        <w:trPr>
+          <w:cantSplit/>
+        </w:trPr>
         <w:tc>
           <w:tcPr>
             <w:tcW w:w="0" w:type="auto"/>
@@ -2459,6 +2487,9 @@
         </w:tc>
       </w:tr>
       <w:tr>
+        <w:trPr>
+          <w:cantSplit/>
+        </w:trPr>
         <w:tc>
           <w:tcPr>
             <w:tcW w:w="0" w:type="auto"/>
@@ -2611,6 +2642,10 @@
         <w:gridCol w:w="5586"/>
       </w:tblGrid>
       <w:tr>
+        <w:trPr>
+          <w:cantSplit/>
+          <w:tblHeader/>
+        </w:trPr>
         <w:tc>
           <w:tcPr>
             <w:tcW w:w="1900" w:type="pct"/>
@@ -2701,6 +2736,9 @@
         </w:tc>
       </w:tr>
       <w:tr>
+        <w:trPr>
+          <w:cantSplit/>
+        </w:trPr>
         <w:tc>
           <w:tcPr>
             <w:tcW w:w="0" w:type="auto"/>
@@ -2790,6 +2828,9 @@
         </w:tc>
       </w:tr>
       <w:tr>
+        <w:trPr>
+          <w:cantSplit/>
+        </w:trPr>
         <w:tc>
           <w:tcPr>
             <w:tcW w:w="0" w:type="auto"/>
@@ -2872,6 +2913,9 @@
         </w:tc>
       </w:tr>
       <w:tr>
+        <w:trPr>
+          <w:cantSplit/>
+        </w:trPr>
         <w:tc>
           <w:tcPr>
             <w:tcW w:w="0" w:type="auto"/>
@@ -2952,6 +2996,9 @@
         </w:tc>
       </w:tr>
       <w:tr>
+        <w:trPr>
+          <w:cantSplit/>
+        </w:trPr>
         <w:tc>
           <w:tcPr>
             <w:tcW w:w="0" w:type="auto"/>
@@ -3072,6 +3119,9 @@
         </w:tc>
       </w:tr>
       <w:tr>
+        <w:trPr>
+          <w:cantSplit/>
+        </w:trPr>
         <w:tc>
           <w:tcPr>
             <w:tcW w:w="0" w:type="auto"/>
@@ -3209,6 +3259,9 @@
         <w:gridCol w:w="9010"/>
       </w:tblGrid>
       <w:tr>
+        <w:trPr>
+          <w:cantSplit/>
+        </w:trPr>
         <w:tc>
           <w:tcPr>
             <w:tcW w:w="0" w:type="auto"/>
@@ -3248,7 +3301,7 @@
                 <w:szCs w:val="21"/>
               </w:rPr>
               <w:drawing>
-                <wp:inline distT="0" distB="0" distL="0" distR="0" wp14:anchorId="440B9CFE" wp14:editId="654024BE">
+                <wp:inline distT="0" distB="0" distL="0" distR="0" wp14:anchorId="16270377" wp14:editId="439202FA">
                   <wp:extent cx="4191000" cy="662940"/>
                   <wp:effectExtent l="0" t="0" r="0" b="3810"/>
                   <wp:docPr id="4" name="Picture 4"/>
@@ -3397,6 +3450,9 @@
         <w:gridCol w:w="9010"/>
       </w:tblGrid>
       <w:tr>
+        <w:trPr>
+          <w:cantSplit/>
+        </w:trPr>
         <w:tc>
           <w:tcPr>
             <w:tcW w:w="0" w:type="auto"/>
@@ -3436,9 +3492,9 @@
                 <w:szCs w:val="21"/>
               </w:rPr>
               <w:drawing>
-                <wp:inline distT="0" distB="0" distL="0" distR="0" wp14:anchorId="6E286D1E" wp14:editId="5BA50866">
-                  <wp:extent cx="3093720" cy="4953000"/>
-                  <wp:effectExtent l="0" t="0" r="0" b="0"/>
+                <wp:inline distT="0" distB="0" distL="0" distR="0" wp14:anchorId="6C6D12BE" wp14:editId="1C59FED5">
+                  <wp:extent cx="2377440" cy="3810000"/>
+                  <wp:effectExtent l="0" t="0" r="3810" b="0"/>
                   <wp:docPr id="5" name="Picture 5"/>
                   <wp:cNvGraphicFramePr>
                     <a:graphicFrameLocks xmlns:a="http://schemas.openxmlformats.org/drawingml/2006/main" noChangeAspect="1"/>
@@ -3468,7 +3524,7 @@
                         <pic:spPr bwMode="auto">
                           <a:xfrm>
                             <a:off x="0" y="0"/>
-                            <a:ext cx="3093720" cy="4953000"/>
+                            <a:ext cx="2377440" cy="3810000"/>
                           </a:xfrm>
                           <a:prstGeom prst="rect">
                             <a:avLst/>
@@ -3532,6 +3588,10 @@
         <w:gridCol w:w="6487"/>
       </w:tblGrid>
       <w:tr>
+        <w:trPr>
+          <w:cantSplit/>
+          <w:tblHeader/>
+        </w:trPr>
         <w:tc>
           <w:tcPr>
             <w:tcW w:w="1400" w:type="pct"/>
@@ -3622,6 +3682,9 @@
         </w:tc>
       </w:tr>
       <w:tr>
+        <w:trPr>
+          <w:cantSplit/>
+        </w:trPr>
         <w:tc>
           <w:tcPr>
             <w:tcW w:w="0" w:type="auto"/>
@@ -3762,6 +3825,9 @@
         </w:tc>
       </w:tr>
       <w:tr>
+        <w:trPr>
+          <w:cantSplit/>
+        </w:trPr>
         <w:tc>
           <w:tcPr>
             <w:tcW w:w="0" w:type="auto"/>
@@ -3844,6 +3910,9 @@
         </w:tc>
       </w:tr>
       <w:tr>
+        <w:trPr>
+          <w:cantSplit/>
+        </w:trPr>
         <w:tc>
           <w:tcPr>
             <w:tcW w:w="0" w:type="auto"/>
@@ -3924,6 +3993,9 @@
         </w:tc>
       </w:tr>
       <w:tr>
+        <w:trPr>
+          <w:cantSplit/>
+        </w:trPr>
         <w:tc>
           <w:tcPr>
             <w:tcW w:w="0" w:type="auto"/>
@@ -4006,6 +4078,9 @@
         </w:tc>
       </w:tr>
       <w:tr>
+        <w:trPr>
+          <w:cantSplit/>
+        </w:trPr>
         <w:tc>
           <w:tcPr>
             <w:tcW w:w="0" w:type="auto"/>
@@ -4086,6 +4161,9 @@
         </w:tc>
       </w:tr>
       <w:tr>
+        <w:trPr>
+          <w:cantSplit/>
+        </w:trPr>
         <w:tc>
           <w:tcPr>
             <w:tcW w:w="0" w:type="auto"/>
@@ -4168,6 +4246,9 @@
         </w:tc>
       </w:tr>
       <w:tr>
+        <w:trPr>
+          <w:cantSplit/>
+        </w:trPr>
         <w:tc>
           <w:tcPr>
             <w:tcW w:w="0" w:type="auto"/>
@@ -4268,6 +4349,9 @@
         </w:tc>
       </w:tr>
       <w:tr>
+        <w:trPr>
+          <w:cantSplit/>
+        </w:trPr>
         <w:tc>
           <w:tcPr>
             <w:tcW w:w="0" w:type="auto"/>
@@ -4350,6 +4434,9 @@
         </w:tc>
       </w:tr>
       <w:tr>
+        <w:trPr>
+          <w:cantSplit/>
+        </w:trPr>
         <w:tc>
           <w:tcPr>
             <w:tcW w:w="0" w:type="auto"/>
@@ -4430,6 +4517,9 @@
         </w:tc>
       </w:tr>
       <w:tr>
+        <w:trPr>
+          <w:cantSplit/>
+        </w:trPr>
         <w:tc>
           <w:tcPr>
             <w:tcW w:w="0" w:type="auto"/>
@@ -4670,6 +4760,9 @@
         <w:gridCol w:w="9010"/>
       </w:tblGrid>
       <w:tr>
+        <w:trPr>
+          <w:cantSplit/>
+        </w:trPr>
         <w:tc>
           <w:tcPr>
             <w:tcW w:w="0" w:type="auto"/>
@@ -4709,9 +4802,9 @@
                 <w:szCs w:val="21"/>
               </w:rPr>
               <w:drawing>
-                <wp:inline distT="0" distB="0" distL="0" distR="0" wp14:anchorId="32E3EA8A" wp14:editId="02ED8417">
-                  <wp:extent cx="2933700" cy="4107180"/>
-                  <wp:effectExtent l="0" t="0" r="0" b="7620"/>
+                <wp:inline distT="0" distB="0" distL="0" distR="0" wp14:anchorId="34B3B4B8" wp14:editId="281B5DF9">
+                  <wp:extent cx="2712720" cy="3810000"/>
+                  <wp:effectExtent l="0" t="0" r="0" b="0"/>
                   <wp:docPr id="6" name="Picture 6"/>
                   <wp:cNvGraphicFramePr>
                     <a:graphicFrameLocks xmlns:a="http://schemas.openxmlformats.org/drawingml/2006/main" noChangeAspect="1"/>
@@ -4741,7 +4834,7 @@
                         <pic:spPr bwMode="auto">
                           <a:xfrm>
                             <a:off x="0" y="0"/>
-                            <a:ext cx="2933700" cy="4107180"/>
+                            <a:ext cx="2712720" cy="3810000"/>
                           </a:xfrm>
                           <a:prstGeom prst="rect">
                             <a:avLst/>
@@ -4939,6 +5032,10 @@
         <w:gridCol w:w="5947"/>
       </w:tblGrid>
       <w:tr>
+        <w:trPr>
+          <w:cantSplit/>
+          <w:tblHeader/>
+        </w:trPr>
         <w:tc>
           <w:tcPr>
             <w:tcW w:w="1700" w:type="pct"/>
@@ -5029,6 +5126,9 @@
         </w:tc>
       </w:tr>
       <w:tr>
+        <w:trPr>
+          <w:cantSplit/>
+        </w:trPr>
         <w:tc>
           <w:tcPr>
             <w:tcW w:w="0" w:type="auto"/>
@@ -5127,6 +5227,9 @@
         </w:tc>
       </w:tr>
       <w:tr>
+        <w:trPr>
+          <w:cantSplit/>
+        </w:trPr>
         <w:tc>
           <w:tcPr>
             <w:tcW w:w="0" w:type="auto"/>
@@ -5227,6 +5330,9 @@
         </w:tc>
       </w:tr>
       <w:tr>
+        <w:trPr>
+          <w:cantSplit/>
+        </w:trPr>
         <w:tc>
           <w:tcPr>
             <w:tcW w:w="0" w:type="auto"/>
@@ -5325,6 +5431,9 @@
         </w:tc>
       </w:tr>
       <w:tr>
+        <w:trPr>
+          <w:cantSplit/>
+        </w:trPr>
         <w:tc>
           <w:tcPr>
             <w:tcW w:w="0" w:type="auto"/>
@@ -5425,6 +5534,9 @@
         </w:tc>
       </w:tr>
       <w:tr>
+        <w:trPr>
+          <w:cantSplit/>
+        </w:trPr>
         <w:tc>
           <w:tcPr>
             <w:tcW w:w="0" w:type="auto"/>
@@ -5505,6 +5617,9 @@
         </w:tc>
       </w:tr>
       <w:tr>
+        <w:trPr>
+          <w:cantSplit/>
+        </w:trPr>
         <w:tc>
           <w:tcPr>
             <w:tcW w:w="0" w:type="auto"/>
@@ -5587,6 +5702,9 @@
         </w:tc>
       </w:tr>
       <w:tr>
+        <w:trPr>
+          <w:cantSplit/>
+        </w:trPr>
         <w:tc>
           <w:tcPr>
             <w:tcW w:w="0" w:type="auto"/>
@@ -5667,6 +5785,9 @@
         </w:tc>
       </w:tr>
       <w:tr>
+        <w:trPr>
+          <w:cantSplit/>
+        </w:trPr>
         <w:tc>
           <w:tcPr>
             <w:tcW w:w="0" w:type="auto"/>
@@ -5749,6 +5870,9 @@
         </w:tc>
       </w:tr>
       <w:tr>
+        <w:trPr>
+          <w:cantSplit/>
+        </w:trPr>
         <w:tc>
           <w:tcPr>
             <w:tcW w:w="0" w:type="auto"/>
@@ -5858,6 +5982,9 @@
         </w:tc>
       </w:tr>
       <w:tr>
+        <w:trPr>
+          <w:cantSplit/>
+        </w:trPr>
         <w:tc>
           <w:tcPr>
             <w:tcW w:w="0" w:type="auto"/>
@@ -6004,6 +6131,9 @@
         <w:gridCol w:w="8981"/>
       </w:tblGrid>
       <w:tr>
+        <w:trPr>
+          <w:cantSplit/>
+        </w:trPr>
         <w:tc>
           <w:tcPr>
             <w:tcW w:w="0" w:type="auto"/>
@@ -6100,6 +6230,9 @@
         <w:gridCol w:w="9010"/>
       </w:tblGrid>
       <w:tr>
+        <w:trPr>
+          <w:cantSplit/>
+        </w:trPr>
         <w:tc>
           <w:tcPr>
             <w:tcW w:w="0" w:type="auto"/>
@@ -6139,9 +6272,9 @@
                 <w:szCs w:val="21"/>
               </w:rPr>
               <w:drawing>
-                <wp:inline distT="0" distB="0" distL="0" distR="0" wp14:anchorId="3B1CB54D" wp14:editId="56E649AB">
-                  <wp:extent cx="3093720" cy="4953000"/>
-                  <wp:effectExtent l="0" t="0" r="0" b="0"/>
+                <wp:inline distT="0" distB="0" distL="0" distR="0" wp14:anchorId="4F0EDB73" wp14:editId="11D7BC28">
+                  <wp:extent cx="2377440" cy="3810000"/>
+                  <wp:effectExtent l="0" t="0" r="3810" b="0"/>
                   <wp:docPr id="7" name="Picture 7"/>
                   <wp:cNvGraphicFramePr>
                     <a:graphicFrameLocks xmlns:a="http://schemas.openxmlformats.org/drawingml/2006/main" noChangeAspect="1"/>
@@ -6171,7 +6304,7 @@
                         <pic:spPr bwMode="auto">
                           <a:xfrm>
                             <a:off x="0" y="0"/>
-                            <a:ext cx="3093720" cy="4953000"/>
+                            <a:ext cx="2377440" cy="3810000"/>
                           </a:xfrm>
                           <a:prstGeom prst="rect">
                             <a:avLst/>
@@ -6497,6 +6630,9 @@
         <w:gridCol w:w="9010"/>
       </w:tblGrid>
       <w:tr>
+        <w:trPr>
+          <w:cantSplit/>
+        </w:trPr>
         <w:tc>
           <w:tcPr>
             <w:tcW w:w="0" w:type="auto"/>
@@ -6536,9 +6672,9 @@
                 <w:szCs w:val="21"/>
               </w:rPr>
               <w:drawing>
-                <wp:inline distT="0" distB="0" distL="0" distR="0" wp14:anchorId="34197CF3" wp14:editId="49763544">
-                  <wp:extent cx="3093720" cy="4953000"/>
-                  <wp:effectExtent l="0" t="0" r="0" b="0"/>
+                <wp:inline distT="0" distB="0" distL="0" distR="0" wp14:anchorId="5A07E466" wp14:editId="29829696">
+                  <wp:extent cx="2377440" cy="3810000"/>
+                  <wp:effectExtent l="0" t="0" r="3810" b="0"/>
                   <wp:docPr id="8" name="Picture 8"/>
                   <wp:cNvGraphicFramePr>
                     <a:graphicFrameLocks xmlns:a="http://schemas.openxmlformats.org/drawingml/2006/main" noChangeAspect="1"/>
@@ -6568,7 +6704,7 @@
                         <pic:spPr bwMode="auto">
                           <a:xfrm>
                             <a:off x="0" y="0"/>
-                            <a:ext cx="3093720" cy="4953000"/>
+                            <a:ext cx="2377440" cy="3810000"/>
                           </a:xfrm>
                           <a:prstGeom prst="rect">
                             <a:avLst/>
@@ -6671,6 +6807,9 @@
         <w:gridCol w:w="8981"/>
       </w:tblGrid>
       <w:tr>
+        <w:trPr>
+          <w:cantSplit/>
+        </w:trPr>
         <w:tc>
           <w:tcPr>
             <w:tcW w:w="0" w:type="auto"/>
@@ -6811,6 +6950,10 @@
         <w:gridCol w:w="4775"/>
       </w:tblGrid>
       <w:tr>
+        <w:trPr>
+          <w:cantSplit/>
+          <w:tblHeader/>
+        </w:trPr>
         <w:tc>
           <w:tcPr>
             <w:tcW w:w="2350" w:type="pct"/>
@@ -6901,6 +7044,9 @@
         </w:tc>
       </w:tr>
       <w:tr>
+        <w:trPr>
+          <w:cantSplit/>
+        </w:trPr>
         <w:tc>
           <w:tcPr>
             <w:tcW w:w="0" w:type="auto"/>
@@ -6999,6 +7145,9 @@
         </w:tc>
       </w:tr>
       <w:tr>
+        <w:trPr>
+          <w:cantSplit/>
+        </w:trPr>
         <w:tc>
           <w:tcPr>
             <w:tcW w:w="0" w:type="auto"/>
@@ -7099,6 +7248,9 @@
         </w:tc>
       </w:tr>
       <w:tr>
+        <w:trPr>
+          <w:cantSplit/>
+        </w:trPr>
         <w:tc>
           <w:tcPr>
             <w:tcW w:w="0" w:type="auto"/>
@@ -7177,6 +7329,9 @@
         </w:tc>
       </w:tr>
       <w:tr>
+        <w:trPr>
+          <w:cantSplit/>
+        </w:trPr>
         <w:tc>
           <w:tcPr>
             <w:tcW w:w="0" w:type="auto"/>
@@ -7257,6 +7412,9 @@
         </w:tc>
       </w:tr>
       <w:tr>
+        <w:trPr>
+          <w:cantSplit/>
+        </w:trPr>
         <w:tc>
           <w:tcPr>
             <w:tcW w:w="0" w:type="auto"/>
@@ -7335,6 +7493,9 @@
         </w:tc>
       </w:tr>
       <w:tr>
+        <w:trPr>
+          <w:cantSplit/>
+        </w:trPr>
         <w:tc>
           <w:tcPr>
             <w:tcW w:w="0" w:type="auto"/>
@@ -7415,6 +7576,9 @@
         </w:tc>
       </w:tr>
       <w:tr>
+        <w:trPr>
+          <w:cantSplit/>
+        </w:trPr>
         <w:tc>
           <w:tcPr>
             <w:tcW w:w="0" w:type="auto"/>
@@ -8118,6 +8282,9 @@
         <w:gridCol w:w="9010"/>
       </w:tblGrid>
       <w:tr>
+        <w:trPr>
+          <w:cantSplit/>
+        </w:trPr>
         <w:tc>
           <w:tcPr>
             <w:tcW w:w="0" w:type="auto"/>
@@ -8157,9 +8324,9 @@
                 <w:szCs w:val="21"/>
               </w:rPr>
               <w:drawing>
-                <wp:inline distT="0" distB="0" distL="0" distR="0" wp14:anchorId="04928F22" wp14:editId="1A51A6BC">
-                  <wp:extent cx="3093720" cy="4953000"/>
-                  <wp:effectExtent l="0" t="0" r="0" b="0"/>
+                <wp:inline distT="0" distB="0" distL="0" distR="0" wp14:anchorId="432CE784" wp14:editId="1BDA873B">
+                  <wp:extent cx="2377440" cy="3810000"/>
+                  <wp:effectExtent l="0" t="0" r="3810" b="0"/>
                   <wp:docPr id="9" name="Picture 9"/>
                   <wp:cNvGraphicFramePr>
                     <a:graphicFrameLocks xmlns:a="http://schemas.openxmlformats.org/drawingml/2006/main" noChangeAspect="1"/>
@@ -8189,7 +8356,7 @@
                         <pic:spPr bwMode="auto">
                           <a:xfrm>
                             <a:off x="0" y="0"/>
-                            <a:ext cx="3093720" cy="4953000"/>
+                            <a:ext cx="2377440" cy="3810000"/>
                           </a:xfrm>
                           <a:prstGeom prst="rect">
                             <a:avLst/>
@@ -8356,18 +8523,7 @@
           <w:sz w:val="21"/>
           <w:szCs w:val="21"/>
         </w:rPr>
-        <w:t>■</w:t>
-      </w:r>
-      <w:r>
-        <w:rPr>
-          <w:rFonts w:ascii="Segoe UI" w:hAnsi="Segoe UI" w:cs="Segoe UI"/>
-          <w:b/>
-          <w:bCs/>
-          <w:color w:val="1F2937"/>
-          <w:sz w:val="21"/>
-          <w:szCs w:val="21"/>
-        </w:rPr>
-        <w:t xml:space="preserve"> STOP</w:t>
+        <w:t>■ STOP</w:t>
       </w:r>
       <w:r>
         <w:rPr>
@@ -8438,6 +8594,10 @@
         <w:gridCol w:w="5947"/>
       </w:tblGrid>
       <w:tr>
+        <w:trPr>
+          <w:cantSplit/>
+          <w:tblHeader/>
+        </w:trPr>
         <w:tc>
           <w:tcPr>
             <w:tcW w:w="1700" w:type="pct"/>
@@ -8528,6 +8688,9 @@
         </w:tc>
       </w:tr>
       <w:tr>
+        <w:trPr>
+          <w:cantSplit/>
+        </w:trPr>
         <w:tc>
           <w:tcPr>
             <w:tcW w:w="0" w:type="auto"/>
@@ -8608,6 +8771,9 @@
         </w:tc>
       </w:tr>
       <w:tr>
+        <w:trPr>
+          <w:cantSplit/>
+        </w:trPr>
         <w:tc>
           <w:tcPr>
             <w:tcW w:w="0" w:type="auto"/>
@@ -8701,6 +8867,9 @@
         </w:tc>
       </w:tr>
       <w:tr>
+        <w:trPr>
+          <w:cantSplit/>
+        </w:trPr>
         <w:tc>
           <w:tcPr>
             <w:tcW w:w="0" w:type="auto"/>
@@ -8792,6 +8961,9 @@
         </w:tc>
       </w:tr>
       <w:tr>
+        <w:trPr>
+          <w:cantSplit/>
+        </w:trPr>
         <w:tc>
           <w:tcPr>
             <w:tcW w:w="0" w:type="auto"/>
@@ -8911,6 +9083,9 @@
         <w:gridCol w:w="8981"/>
       </w:tblGrid>
       <w:tr>
+        <w:trPr>
+          <w:cantSplit/>
+        </w:trPr>
         <w:tc>
           <w:tcPr>
             <w:tcW w:w="0" w:type="auto"/>
@@ -9260,6 +9435,9 @@
         <w:gridCol w:w="8981"/>
       </w:tblGrid>
       <w:tr>
+        <w:trPr>
+          <w:cantSplit/>
+        </w:trPr>
         <w:tc>
           <w:tcPr>
             <w:tcW w:w="0" w:type="auto"/>
@@ -9410,6 +9588,9 @@
         <w:gridCol w:w="8981"/>
       </w:tblGrid>
       <w:tr>
+        <w:trPr>
+          <w:cantSplit/>
+        </w:trPr>
         <w:tc>
           <w:tcPr>
             <w:tcW w:w="0" w:type="auto"/>
@@ -9626,6 +9807,9 @@
         <w:gridCol w:w="8981"/>
       </w:tblGrid>
       <w:tr>
+        <w:trPr>
+          <w:cantSplit/>
+        </w:trPr>
         <w:tc>
           <w:tcPr>
             <w:tcW w:w="0" w:type="auto"/>
@@ -9840,6 +10024,10 @@
         <w:gridCol w:w="6127"/>
       </w:tblGrid>
       <w:tr>
+        <w:trPr>
+          <w:cantSplit/>
+          <w:tblHeader/>
+        </w:trPr>
         <w:tc>
           <w:tcPr>
             <w:tcW w:w="1600" w:type="pct"/>
@@ -9930,6 +10118,9 @@
         </w:tc>
       </w:tr>
       <w:tr>
+        <w:trPr>
+          <w:cantSplit/>
+        </w:trPr>
         <w:tc>
           <w:tcPr>
             <w:tcW w:w="0" w:type="auto"/>
@@ -10030,6 +10221,9 @@
         </w:tc>
       </w:tr>
       <w:tr>
+        <w:trPr>
+          <w:cantSplit/>
+        </w:trPr>
         <w:tc>
           <w:tcPr>
             <w:tcW w:w="0" w:type="auto"/>
@@ -10112,6 +10306,9 @@
         </w:tc>
       </w:tr>
       <w:tr>
+        <w:trPr>
+          <w:cantSplit/>
+        </w:trPr>
         <w:tc>
           <w:tcPr>
             <w:tcW w:w="0" w:type="auto"/>
@@ -10192,6 +10389,9 @@
         </w:tc>
       </w:tr>
       <w:tr>
+        <w:trPr>
+          <w:cantSplit/>
+        </w:trPr>
         <w:tc>
           <w:tcPr>
             <w:tcW w:w="0" w:type="auto"/>
@@ -10329,6 +10529,9 @@
         <w:gridCol w:w="8981"/>
       </w:tblGrid>
       <w:tr>
+        <w:trPr>
+          <w:cantSplit/>
+        </w:trPr>
         <w:tc>
           <w:tcPr>
             <w:tcW w:w="0" w:type="auto"/>
@@ -10647,6 +10850,9 @@
         <w:gridCol w:w="9010"/>
       </w:tblGrid>
       <w:tr>
+        <w:trPr>
+          <w:cantSplit/>
+        </w:trPr>
         <w:tc>
           <w:tcPr>
             <w:tcW w:w="0" w:type="auto"/>
@@ -10686,7 +10892,7 @@
                 <w:szCs w:val="21"/>
               </w:rPr>
               <w:drawing>
-                <wp:inline distT="0" distB="0" distL="0" distR="0" wp14:anchorId="0E767332" wp14:editId="675A9D4E">
+                <wp:inline distT="0" distB="0" distL="0" distR="0" wp14:anchorId="0B5C1D8F" wp14:editId="05DD74E7">
                   <wp:extent cx="4191000" cy="2606040"/>
                   <wp:effectExtent l="0" t="0" r="0" b="3810"/>
                   <wp:docPr id="10" name="Picture 10"/>
@@ -10778,6 +10984,9 @@
         <w:gridCol w:w="9010"/>
       </w:tblGrid>
       <w:tr>
+        <w:trPr>
+          <w:cantSplit/>
+        </w:trPr>
         <w:tc>
           <w:tcPr>
             <w:tcW w:w="0" w:type="auto"/>
@@ -10817,7 +11026,7 @@
                 <w:szCs w:val="21"/>
               </w:rPr>
               <w:drawing>
-                <wp:inline distT="0" distB="0" distL="0" distR="0" wp14:anchorId="09D11277" wp14:editId="5B5F0549">
+                <wp:inline distT="0" distB="0" distL="0" distR="0" wp14:anchorId="19978D14" wp14:editId="1E88EC49">
                   <wp:extent cx="4191000" cy="1920240"/>
                   <wp:effectExtent l="0" t="0" r="0" b="3810"/>
                   <wp:docPr id="11" name="Picture 11"/>
@@ -10934,18 +11143,7 @@
           <w:sz w:val="21"/>
           <w:szCs w:val="21"/>
         </w:rPr>
-        <w:t>←</w:t>
-      </w:r>
-      <w:r>
-        <w:rPr>
-          <w:rFonts w:ascii="Segoe UI" w:hAnsi="Segoe UI" w:cs="Segoe UI"/>
-          <w:b/>
-          <w:bCs/>
-          <w:color w:val="1F2937"/>
-          <w:sz w:val="21"/>
-          <w:szCs w:val="21"/>
-        </w:rPr>
-        <w:t xml:space="preserve"> Continue Working</w:t>
+        <w:t>← Continue Working</w:t>
       </w:r>
       <w:r>
         <w:rPr>
@@ -11012,6 +11210,9 @@
         <w:gridCol w:w="8981"/>
       </w:tblGrid>
       <w:tr>
+        <w:trPr>
+          <w:cantSplit/>
+        </w:trPr>
         <w:tc>
           <w:tcPr>
             <w:tcW w:w="0" w:type="auto"/>
@@ -11145,6 +11346,9 @@
         <w:gridCol w:w="9010"/>
       </w:tblGrid>
       <w:tr>
+        <w:trPr>
+          <w:cantSplit/>
+        </w:trPr>
         <w:tc>
           <w:tcPr>
             <w:tcW w:w="0" w:type="auto"/>
@@ -11184,9 +11388,9 @@
                 <w:szCs w:val="21"/>
               </w:rPr>
               <w:drawing>
-                <wp:inline distT="0" distB="0" distL="0" distR="0" wp14:anchorId="78A1954A" wp14:editId="2E750C20">
-                  <wp:extent cx="3093720" cy="4953000"/>
-                  <wp:effectExtent l="0" t="0" r="0" b="0"/>
+                <wp:inline distT="0" distB="0" distL="0" distR="0" wp14:anchorId="75A703EE" wp14:editId="158B5D59">
+                  <wp:extent cx="2377440" cy="3810000"/>
+                  <wp:effectExtent l="0" t="0" r="3810" b="0"/>
                   <wp:docPr id="12" name="Picture 12"/>
                   <wp:cNvGraphicFramePr>
                     <a:graphicFrameLocks xmlns:a="http://schemas.openxmlformats.org/drawingml/2006/main" noChangeAspect="1"/>
@@ -11216,7 +11420,7 @@
                         <pic:spPr bwMode="auto">
                           <a:xfrm>
                             <a:off x="0" y="0"/>
-                            <a:ext cx="3093720" cy="4953000"/>
+                            <a:ext cx="2377440" cy="3810000"/>
                           </a:xfrm>
                           <a:prstGeom prst="rect">
                             <a:avLst/>
@@ -11348,6 +11552,9 @@
         <w:gridCol w:w="9010"/>
       </w:tblGrid>
       <w:tr>
+        <w:trPr>
+          <w:cantSplit/>
+        </w:trPr>
         <w:tc>
           <w:tcPr>
             <w:tcW w:w="0" w:type="auto"/>
@@ -11387,9 +11594,9 @@
                 <w:szCs w:val="21"/>
               </w:rPr>
               <w:drawing>
-                <wp:inline distT="0" distB="0" distL="0" distR="0" wp14:anchorId="301158A9" wp14:editId="5D80BA39">
-                  <wp:extent cx="3093720" cy="4953000"/>
-                  <wp:effectExtent l="0" t="0" r="0" b="0"/>
+                <wp:inline distT="0" distB="0" distL="0" distR="0" wp14:anchorId="1D3AC199" wp14:editId="5B3EDC04">
+                  <wp:extent cx="2377440" cy="3810000"/>
+                  <wp:effectExtent l="0" t="0" r="3810" b="0"/>
                   <wp:docPr id="13" name="Picture 13"/>
                   <wp:cNvGraphicFramePr>
                     <a:graphicFrameLocks xmlns:a="http://schemas.openxmlformats.org/drawingml/2006/main" noChangeAspect="1"/>
@@ -11419,7 +11626,7 @@
                         <pic:spPr bwMode="auto">
                           <a:xfrm>
                             <a:off x="0" y="0"/>
-                            <a:ext cx="3093720" cy="4953000"/>
+                            <a:ext cx="2377440" cy="3810000"/>
                           </a:xfrm>
                           <a:prstGeom prst="rect">
                             <a:avLst/>
@@ -11810,6 +12017,9 @@
         <w:gridCol w:w="9010"/>
       </w:tblGrid>
       <w:tr>
+        <w:trPr>
+          <w:cantSplit/>
+        </w:trPr>
         <w:tc>
           <w:tcPr>
             <w:tcW w:w="0" w:type="auto"/>
@@ -11849,9 +12059,9 @@
                 <w:szCs w:val="21"/>
               </w:rPr>
               <w:drawing>
-                <wp:inline distT="0" distB="0" distL="0" distR="0" wp14:anchorId="5178572C" wp14:editId="25C6FA65">
-                  <wp:extent cx="3093720" cy="4953000"/>
-                  <wp:effectExtent l="0" t="0" r="0" b="0"/>
+                <wp:inline distT="0" distB="0" distL="0" distR="0" wp14:anchorId="1393767A" wp14:editId="02E30B8D">
+                  <wp:extent cx="2377440" cy="3810000"/>
+                  <wp:effectExtent l="0" t="0" r="3810" b="0"/>
                   <wp:docPr id="14" name="Picture 14"/>
                   <wp:cNvGraphicFramePr>
                     <a:graphicFrameLocks xmlns:a="http://schemas.openxmlformats.org/drawingml/2006/main" noChangeAspect="1"/>
@@ -11881,7 +12091,7 @@
                         <pic:spPr bwMode="auto">
                           <a:xfrm>
                             <a:off x="0" y="0"/>
-                            <a:ext cx="3093720" cy="4953000"/>
+                            <a:ext cx="2377440" cy="3810000"/>
                           </a:xfrm>
                           <a:prstGeom prst="rect">
                             <a:avLst/>
@@ -12295,6 +12505,9 @@
         <w:gridCol w:w="9010"/>
       </w:tblGrid>
       <w:tr>
+        <w:trPr>
+          <w:cantSplit/>
+        </w:trPr>
         <w:tc>
           <w:tcPr>
             <w:tcW w:w="0" w:type="auto"/>
@@ -12334,9 +12547,9 @@
                 <w:szCs w:val="21"/>
               </w:rPr>
               <w:drawing>
-                <wp:inline distT="0" distB="0" distL="0" distR="0" wp14:anchorId="0F2F5001" wp14:editId="587F46AB">
-                  <wp:extent cx="3093720" cy="4953000"/>
-                  <wp:effectExtent l="0" t="0" r="0" b="0"/>
+                <wp:inline distT="0" distB="0" distL="0" distR="0" wp14:anchorId="582F1AC7" wp14:editId="6006E098">
+                  <wp:extent cx="2377440" cy="3810000"/>
+                  <wp:effectExtent l="0" t="0" r="3810" b="0"/>
                   <wp:docPr id="15" name="Picture 15"/>
                   <wp:cNvGraphicFramePr>
                     <a:graphicFrameLocks xmlns:a="http://schemas.openxmlformats.org/drawingml/2006/main" noChangeAspect="1"/>
@@ -12366,7 +12579,7 @@
                         <pic:spPr bwMode="auto">
                           <a:xfrm>
                             <a:off x="0" y="0"/>
-                            <a:ext cx="3093720" cy="4953000"/>
+                            <a:ext cx="2377440" cy="3810000"/>
                           </a:xfrm>
                           <a:prstGeom prst="rect">
                             <a:avLst/>
@@ -12426,6 +12639,9 @@
         <w:gridCol w:w="8981"/>
       </w:tblGrid>
       <w:tr>
+        <w:trPr>
+          <w:cantSplit/>
+        </w:trPr>
         <w:tc>
           <w:tcPr>
             <w:tcW w:w="0" w:type="auto"/>
@@ -12549,6 +12765,10 @@
         <w:gridCol w:w="6307"/>
       </w:tblGrid>
       <w:tr>
+        <w:trPr>
+          <w:cantSplit/>
+          <w:tblHeader/>
+        </w:trPr>
         <w:tc>
           <w:tcPr>
             <w:tcW w:w="1500" w:type="pct"/>
@@ -12639,6 +12859,9 @@
         </w:tc>
       </w:tr>
       <w:tr>
+        <w:trPr>
+          <w:cantSplit/>
+        </w:trPr>
         <w:tc>
           <w:tcPr>
             <w:tcW w:w="0" w:type="auto"/>
@@ -12719,6 +12942,9 @@
         </w:tc>
       </w:tr>
       <w:tr>
+        <w:trPr>
+          <w:cantSplit/>
+        </w:trPr>
         <w:tc>
           <w:tcPr>
             <w:tcW w:w="0" w:type="auto"/>
@@ -12801,6 +13027,9 @@
         </w:tc>
       </w:tr>
       <w:tr>
+        <w:trPr>
+          <w:cantSplit/>
+        </w:trPr>
         <w:tc>
           <w:tcPr>
             <w:tcW w:w="0" w:type="auto"/>
@@ -12881,6 +13110,9 @@
         </w:tc>
       </w:tr>
       <w:tr>
+        <w:trPr>
+          <w:cantSplit/>
+        </w:trPr>
         <w:tc>
           <w:tcPr>
             <w:tcW w:w="0" w:type="auto"/>
@@ -12963,6 +13195,9 @@
         </w:tc>
       </w:tr>
       <w:tr>
+        <w:trPr>
+          <w:cantSplit/>
+        </w:trPr>
         <w:tc>
           <w:tcPr>
             <w:tcW w:w="0" w:type="auto"/>
@@ -13043,6 +13278,9 @@
         </w:tc>
       </w:tr>
       <w:tr>
+        <w:trPr>
+          <w:cantSplit/>
+        </w:trPr>
         <w:tc>
           <w:tcPr>
             <w:tcW w:w="0" w:type="auto"/>
@@ -13125,6 +13363,9 @@
         </w:tc>
       </w:tr>
       <w:tr>
+        <w:trPr>
+          <w:cantSplit/>
+        </w:trPr>
         <w:tc>
           <w:tcPr>
             <w:tcW w:w="0" w:type="auto"/>
@@ -13205,6 +13446,9 @@
         </w:tc>
       </w:tr>
       <w:tr>
+        <w:trPr>
+          <w:cantSplit/>
+        </w:trPr>
         <w:tc>
           <w:tcPr>
             <w:tcW w:w="0" w:type="auto"/>
@@ -13287,6 +13531,9 @@
         </w:tc>
       </w:tr>
       <w:tr>
+        <w:trPr>
+          <w:cantSplit/>
+        </w:trPr>
         <w:tc>
           <w:tcPr>
             <w:tcW w:w="0" w:type="auto"/>
@@ -13367,6 +13614,9 @@
         </w:tc>
       </w:tr>
       <w:tr>
+        <w:trPr>
+          <w:cantSplit/>
+        </w:trPr>
         <w:tc>
           <w:tcPr>
             <w:tcW w:w="0" w:type="auto"/>
@@ -13449,6 +13699,9 @@
         </w:tc>
       </w:tr>
       <w:tr>
+        <w:trPr>
+          <w:cantSplit/>
+        </w:trPr>
         <w:tc>
           <w:tcPr>
             <w:tcW w:w="0" w:type="auto"/>
@@ -13881,6 +14134,9 @@
         <w:gridCol w:w="9026"/>
       </w:tblGrid>
       <w:tr>
+        <w:trPr>
+          <w:cantSplit/>
+        </w:trPr>
         <w:tc>
           <w:tcPr>
             <w:tcW w:w="0" w:type="auto"/>
@@ -13966,9 +14222,9 @@
 <file path=word/numbering.xml><?xml version="1.0" encoding="utf-8"?>
 <w:numbering xmlns:wpc="http://schemas.microsoft.com/office/word/2010/wordprocessingCanvas" xmlns:cx="http://schemas.microsoft.com/office/drawing/2014/chartex" xmlns:cx1="http://schemas.microsoft.com/office/drawing/2015/9/8/chartex" xmlns:cx2="http://schemas.microsoft.com/office/drawing/2015/10/21/chartex" xmlns:cx3="http://schemas.microsoft.com/office/drawing/2016/5/9/chartex" xmlns:cx4="http://schemas.microsoft.com/office/drawing/2016/5/10/chartex" xmlns:cx5="http://schemas.microsoft.com/office/drawing/2016/5/11/chartex" xmlns:cx6="http://schemas.microsoft.com/office/drawing/2016/5/12/chartex" xmlns:cx7="http://schemas.microsoft.com/office/drawing/2016/5/13/chartex" xmlns:cx8="http://schemas.microsoft.com/office/drawing/2016/5/14/chartex" xmlns:mc="http://schemas.openxmlformats.org/markup-compatibility/2006" xmlns:aink="http://schemas.microsoft.com/office/drawing/2016/ink" xmlns:am3d="http://schemas.microsoft.com/office/drawing/2017/model3d" xmlns:o="urn:schemas-microsoft-com:office:office" xmlns:oel="http://schemas.microsoft.com/office/2019/extlst" xmlns:r="http://schemas.openxmlformats.org/officeDocument/2006/relationships" xmlns:m="http://schemas.openxmlformats.org/officeDocument/2006/math" xmlns:v="urn:schemas-microsoft-com:vml" xmlns:wp14="http://schemas.microsoft.com/office/word/2010/wordprocessingDrawing" xmlns:wp="http://schemas.openxmlformats.org/drawingml/2006/wordprocessingDrawing" xmlns:w10="urn:schemas-microsoft-com:office:word" xmlns:w="http://schemas.openxmlformats.org/wordprocessingml/2006/main" xmlns:w14="http://schemas.microsoft.com/office/word/2010/wordml" xmlns:w15="http://schemas.microsoft.com/office/word/2012/wordml" xmlns:w16cei="http://schemas.microsoft.com/office/word/2026/wordml/cei" xmlns:w16cex="http://schemas.microsoft.com/office/word/2018/wordml/cex" xmlns:w16cid="http://schemas.microsoft.com/office/word/2016/wordml/cid" xmlns:w16="http://schemas.microsoft.com/office/word/2018/wordml" xmlns:w16du="http://schemas.microsoft.com/office/word/2023/wordml/word16du" xmlns:w16sdtdh="http://schemas.microsoft.com/office/word/2020/wordml/sdtdatahash" xmlns:w16sdtfl="http://schemas.microsoft.com/office/word/2024/wordml/sdtformatlock" xmlns:w16se="http://schemas.microsoft.com/office/word/2015/wordml/symex" xmlns:wpg="http://schemas.microsoft.com/office/word/2010/wordprocessingGroup" xmlns:wpi="http://schemas.microsoft.com/office/word/2010/wordprocessingInk" xmlns:wne="http://schemas.microsoft.com/office/word/2006/wordml" xmlns:wps="http://schemas.microsoft.com/office/word/2010/wordprocessingShape" mc:Ignorable="w14 w15 w16se w16cid w16 w16cex w16sdtdh w16sdtfl w16du wp14">
   <w:abstractNum w:abstractNumId="0" w15:restartNumberingAfterBreak="0">
-    <w:nsid w:val="27731D25"/>
+    <w:nsid w:val="06A05272"/>
     <w:multiLevelType w:val="multilevel"/>
-    <w:tmpl w:val="762A9586"/>
+    <w:tmpl w:val="33B062E0"/>
     <w:lvl w:ilvl="0">
       <w:start w:val="1"/>
       <w:numFmt w:val="bullet"/>
@@ -14115,9 +14371,9 @@
     </w:lvl>
   </w:abstractNum>
   <w:abstractNum w:abstractNumId="1" w15:restartNumberingAfterBreak="0">
-    <w:nsid w:val="2A2D43FC"/>
+    <w:nsid w:val="090F22ED"/>
     <w:multiLevelType w:val="multilevel"/>
-    <w:tmpl w:val="9D10104A"/>
+    <w:tmpl w:val="25965BFC"/>
     <w:lvl w:ilvl="0">
       <w:start w:val="1"/>
       <w:numFmt w:val="bullet"/>
@@ -14264,9 +14520,9 @@
     </w:lvl>
   </w:abstractNum>
   <w:abstractNum w:abstractNumId="2" w15:restartNumberingAfterBreak="0">
-    <w:nsid w:val="3DAF21A3"/>
+    <w:nsid w:val="14FD5CA6"/>
     <w:multiLevelType w:val="multilevel"/>
-    <w:tmpl w:val="32404F12"/>
+    <w:tmpl w:val="14D0EA46"/>
     <w:lvl w:ilvl="0">
       <w:start w:val="1"/>
       <w:numFmt w:val="bullet"/>
@@ -14413,9 +14669,9 @@
     </w:lvl>
   </w:abstractNum>
   <w:abstractNum w:abstractNumId="3" w15:restartNumberingAfterBreak="0">
-    <w:nsid w:val="4D546388"/>
+    <w:nsid w:val="150F0E2E"/>
     <w:multiLevelType w:val="multilevel"/>
-    <w:tmpl w:val="3BCA3842"/>
+    <w:tmpl w:val="5AFCFEEC"/>
     <w:lvl w:ilvl="0">
       <w:start w:val="1"/>
       <w:numFmt w:val="bullet"/>
@@ -14562,9 +14818,9 @@
     </w:lvl>
   </w:abstractNum>
   <w:abstractNum w:abstractNumId="4" w15:restartNumberingAfterBreak="0">
-    <w:nsid w:val="559C160B"/>
+    <w:nsid w:val="1F496617"/>
     <w:multiLevelType w:val="multilevel"/>
-    <w:tmpl w:val="B74A06F6"/>
+    <w:tmpl w:val="90D0F46E"/>
     <w:lvl w:ilvl="0">
       <w:start w:val="1"/>
       <w:numFmt w:val="bullet"/>
@@ -14711,9 +14967,9 @@
     </w:lvl>
   </w:abstractNum>
   <w:abstractNum w:abstractNumId="5" w15:restartNumberingAfterBreak="0">
-    <w:nsid w:val="666E49F6"/>
+    <w:nsid w:val="2AC04CEA"/>
     <w:multiLevelType w:val="multilevel"/>
-    <w:tmpl w:val="2EF4ACBE"/>
+    <w:tmpl w:val="E214DA7C"/>
     <w:lvl w:ilvl="0">
       <w:start w:val="1"/>
       <w:numFmt w:val="bullet"/>
@@ -14860,9 +15116,9 @@
     </w:lvl>
   </w:abstractNum>
   <w:abstractNum w:abstractNumId="6" w15:restartNumberingAfterBreak="0">
-    <w:nsid w:val="724B7EC8"/>
+    <w:nsid w:val="303D48BD"/>
     <w:multiLevelType w:val="multilevel"/>
-    <w:tmpl w:val="3AF052B2"/>
+    <w:tmpl w:val="826CE47A"/>
     <w:lvl w:ilvl="0">
       <w:start w:val="1"/>
       <w:numFmt w:val="bullet"/>
@@ -15009,9 +15265,9 @@
     </w:lvl>
   </w:abstractNum>
   <w:abstractNum w:abstractNumId="7" w15:restartNumberingAfterBreak="0">
-    <w:nsid w:val="74B805D4"/>
+    <w:nsid w:val="47676E11"/>
     <w:multiLevelType w:val="multilevel"/>
-    <w:tmpl w:val="7F240938"/>
+    <w:tmpl w:val="BF140E44"/>
     <w:lvl w:ilvl="0">
       <w:start w:val="1"/>
       <w:numFmt w:val="bullet"/>
@@ -15158,9 +15414,9 @@
     </w:lvl>
   </w:abstractNum>
   <w:abstractNum w:abstractNumId="8" w15:restartNumberingAfterBreak="0">
-    <w:nsid w:val="75E65973"/>
+    <w:nsid w:val="51D17F66"/>
     <w:multiLevelType w:val="multilevel"/>
-    <w:tmpl w:val="D0A84720"/>
+    <w:tmpl w:val="8E0E548E"/>
     <w:lvl w:ilvl="0">
       <w:start w:val="1"/>
       <w:numFmt w:val="bullet"/>
@@ -15307,9 +15563,9 @@
     </w:lvl>
   </w:abstractNum>
   <w:abstractNum w:abstractNumId="9" w15:restartNumberingAfterBreak="0">
-    <w:nsid w:val="7A3D4146"/>
+    <w:nsid w:val="5E5827C9"/>
     <w:multiLevelType w:val="multilevel"/>
-    <w:tmpl w:val="A7BEB814"/>
+    <w:tmpl w:val="295AAC40"/>
     <w:lvl w:ilvl="0">
       <w:start w:val="1"/>
       <w:numFmt w:val="bullet"/>
@@ -15455,35 +15711,35 @@
       </w:rPr>
     </w:lvl>
   </w:abstractNum>
-  <w:num w:numId="1" w16cid:durableId="1987053239">
+  <w:num w:numId="1" w16cid:durableId="1426422076">
+    <w:abstractNumId w:val="7"/>
+  </w:num>
+  <w:num w:numId="2" w16cid:durableId="1064597747">
+    <w:abstractNumId w:val="5"/>
+  </w:num>
+  <w:num w:numId="3" w16cid:durableId="1414470588">
     <w:abstractNumId w:val="6"/>
   </w:num>
-  <w:num w:numId="2" w16cid:durableId="2064519734">
+  <w:num w:numId="4" w16cid:durableId="1466511980">
+    <w:abstractNumId w:val="9"/>
+  </w:num>
+  <w:num w:numId="5" w16cid:durableId="1860852167">
+    <w:abstractNumId w:val="4"/>
+  </w:num>
+  <w:num w:numId="6" w16cid:durableId="847673592">
+    <w:abstractNumId w:val="8"/>
+  </w:num>
+  <w:num w:numId="7" w16cid:durableId="564878527">
+    <w:abstractNumId w:val="1"/>
+  </w:num>
+  <w:num w:numId="8" w16cid:durableId="447555271">
+    <w:abstractNumId w:val="3"/>
+  </w:num>
+  <w:num w:numId="9" w16cid:durableId="477960472">
     <w:abstractNumId w:val="2"/>
   </w:num>
-  <w:num w:numId="3" w16cid:durableId="598487061">
-    <w:abstractNumId w:val="9"/>
-  </w:num>
-  <w:num w:numId="4" w16cid:durableId="754282766">
-    <w:abstractNumId w:val="1"/>
-  </w:num>
-  <w:num w:numId="5" w16cid:durableId="218520010">
-    <w:abstractNumId w:val="8"/>
-  </w:num>
-  <w:num w:numId="6" w16cid:durableId="2070108832">
-    <w:abstractNumId w:val="7"/>
-  </w:num>
-  <w:num w:numId="7" w16cid:durableId="1863779681">
+  <w:num w:numId="10" w16cid:durableId="1378504562">
     <w:abstractNumId w:val="0"/>
-  </w:num>
-  <w:num w:numId="8" w16cid:durableId="1455754816">
-    <w:abstractNumId w:val="3"/>
-  </w:num>
-  <w:num w:numId="9" w16cid:durableId="952707722">
-    <w:abstractNumId w:val="5"/>
-  </w:num>
-  <w:num w:numId="10" w16cid:durableId="909194071">
-    <w:abstractNumId w:val="4"/>
   </w:num>
 </w:numbering>
 </file>
@@ -15893,6 +16149,8 @@
     <w:uiPriority w:val="9"/>
     <w:qFormat/>
     <w:pPr>
+      <w:keepNext/>
+      <w:keepLines/>
       <w:spacing w:after="60"/>
       <w:outlineLvl w:val="0"/>
     </w:pPr>
@@ -15912,6 +16170,8 @@
     <w:uiPriority w:val="9"/>
     <w:qFormat/>
     <w:pPr>
+      <w:keepNext/>
+      <w:keepLines/>
       <w:shd w:val="clear" w:color="auto" w:fill="1E40AF"/>
       <w:spacing w:before="440" w:after="200"/>
       <w:outlineLvl w:val="1"/>
@@ -15931,6 +16191,8 @@
     <w:uiPriority w:val="9"/>
     <w:qFormat/>
     <w:pPr>
+      <w:keepNext/>
+      <w:keepLines/>
       <w:spacing w:before="300" w:after="80"/>
       <w:outlineLvl w:val="2"/>
     </w:pPr>
@@ -15975,10 +16237,13 @@
     <w:link w:val="Heading1"/>
     <w:uiPriority w:val="9"/>
     <w:rPr>
-      <w:rFonts w:asciiTheme="majorHAnsi" w:eastAsiaTheme="majorEastAsia" w:hAnsiTheme="majorHAnsi" w:cstheme="majorBidi"/>
-      <w:color w:val="2F5496" w:themeColor="accent1" w:themeShade="BF"/>
-      <w:sz w:val="40"/>
-      <w:szCs w:val="40"/>
+      <w:rFonts w:eastAsiaTheme="minorEastAsia"/>
+      <w:b/>
+      <w:bCs/>
+      <w:color w:val="16306B"/>
+      <w:kern w:val="36"/>
+      <w:sz w:val="42"/>
+      <w:szCs w:val="42"/>
     </w:rPr>
   </w:style>
   <w:style w:type="character" w:customStyle="1" w:styleId="Heading2Char">
@@ -15986,12 +16251,14 @@
     <w:basedOn w:val="DefaultParagraphFont"/>
     <w:link w:val="Heading2"/>
     <w:uiPriority w:val="9"/>
-    <w:semiHidden/>
     <w:rPr>
-      <w:rFonts w:asciiTheme="majorHAnsi" w:eastAsiaTheme="majorEastAsia" w:hAnsiTheme="majorHAnsi" w:cstheme="majorBidi"/>
-      <w:color w:val="2F5496" w:themeColor="accent1" w:themeShade="BF"/>
-      <w:sz w:val="32"/>
-      <w:szCs w:val="32"/>
+      <w:rFonts w:eastAsiaTheme="minorEastAsia"/>
+      <w:b/>
+      <w:bCs/>
+      <w:color w:val="FFFFFF"/>
+      <w:sz w:val="26"/>
+      <w:szCs w:val="26"/>
+      <w:shd w:val="clear" w:color="auto" w:fill="1E40AF"/>
     </w:rPr>
   </w:style>
   <w:style w:type="character" w:customStyle="1" w:styleId="Heading3Char">
@@ -15999,12 +16266,13 @@
     <w:basedOn w:val="DefaultParagraphFont"/>
     <w:link w:val="Heading3"/>
     <w:uiPriority w:val="9"/>
-    <w:semiHidden/>
     <w:rPr>
-      <w:rFonts w:asciiTheme="minorHAnsi" w:eastAsiaTheme="majorEastAsia" w:hAnsiTheme="minorHAnsi" w:cstheme="majorBidi"/>
-      <w:color w:val="2F5496" w:themeColor="accent1" w:themeShade="BF"/>
-      <w:sz w:val="28"/>
-      <w:szCs w:val="28"/>
+      <w:rFonts w:eastAsiaTheme="minorEastAsia"/>
+      <w:b/>
+      <w:bCs/>
+      <w:color w:val="1E40AF"/>
+      <w:sz w:val="23"/>
+      <w:szCs w:val="23"/>
     </w:rPr>
   </w:style>
   <w:style w:type="paragraph" w:customStyle="1" w:styleId="msonormal0">

--- a/documents/kra-kpi-user-manual.docx
+++ b/documents/kra-kpi-user-manual.docx
@@ -1,6 +1,6 @@
 
 <file path=word/document.xml><?xml version="1.0" encoding="utf-8"?>
-<w:document xmlns:wpc="http://schemas.microsoft.com/office/word/2010/wordprocessingCanvas" xmlns:cx="http://schemas.microsoft.com/office/drawing/2014/chartex" xmlns:cx1="http://schemas.microsoft.com/office/drawing/2015/9/8/chartex" xmlns:cx2="http://schemas.microsoft.com/office/drawing/2015/10/21/chartex" xmlns:cx3="http://schemas.microsoft.com/office/drawing/2016/5/9/chartex" xmlns:cx4="http://schemas.microsoft.com/office/drawing/2016/5/10/chartex" xmlns:cx5="http://schemas.microsoft.com/office/drawing/2016/5/11/chartex" xmlns:cx6="http://schemas.microsoft.com/office/drawing/2016/5/12/chartex" xmlns:cx7="http://schemas.microsoft.com/office/drawing/2016/5/13/chartex" xmlns:cx8="http://schemas.microsoft.com/office/drawing/2016/5/14/chartex" xmlns:mc="http://schemas.openxmlformats.org/markup-compatibility/2006" xmlns:aink="http://schemas.microsoft.com/office/drawing/2016/ink" xmlns:am3d="http://schemas.microsoft.com/office/drawing/2017/model3d" xmlns:o="urn:schemas-microsoft-com:office:office" xmlns:oel="http://schemas.microsoft.com/office/2019/extlst" xmlns:r="http://schemas.openxmlformats.org/officeDocument/2006/relationships" xmlns:m="http://schemas.openxmlformats.org/officeDocument/2006/math" xmlns:v="urn:schemas-microsoft-com:vml" xmlns:wp14="http://schemas.microsoft.com/office/word/2010/wordprocessingDrawing" xmlns:wp="http://schemas.openxmlformats.org/drawingml/2006/wordprocessingDrawing" xmlns:w10="urn:schemas-microsoft-com:office:word" xmlns:w="http://schemas.openxmlformats.org/wordprocessingml/2006/main" xmlns:w14="http://schemas.microsoft.com/office/word/2010/wordml" xmlns:w15="http://schemas.microsoft.com/office/word/2012/wordml" xmlns:w16cei="http://schemas.microsoft.com/office/word/2026/wordml/cei" xmlns:w16cex="http://schemas.microsoft.com/office/word/2018/wordml/cex" xmlns:w16cid="http://schemas.microsoft.com/office/word/2016/wordml/cid" xmlns:w16="http://schemas.microsoft.com/office/word/2018/wordml" xmlns:w16du="http://schemas.microsoft.com/office/word/2023/wordml/word16du" xmlns:w16sdtdh="http://schemas.microsoft.com/office/word/2020/wordml/sdtdatahash" xmlns:w16sdtfl="http://schemas.microsoft.com/office/word/2024/wordml/sdtformatlock" xmlns:w16se="http://schemas.microsoft.com/office/word/2015/wordml/symex" xmlns:wpg="http://schemas.microsoft.com/office/word/2010/wordprocessingGroup" xmlns:wpi="http://schemas.microsoft.com/office/word/2010/wordprocessingInk" xmlns:wne="http://schemas.microsoft.com/office/word/2006/wordml" xmlns:wps="http://schemas.microsoft.com/office/word/2010/wordprocessingShape" mc:Ignorable="w14 w15 w16se w16cid w16 w16cex w16sdtdh w16sdtfl w16du wp14">
+<w:document xmlns:wpc="http://schemas.microsoft.com/office/word/2010/wordprocessingCanvas" xmlns:cx="http://schemas.microsoft.com/office/drawing/2014/chartex" xmlns:cx1="http://schemas.microsoft.com/office/drawing/2015/9/8/chartex" xmlns:cx2="http://schemas.microsoft.com/office/drawing/2015/10/21/chartex" xmlns:cx3="http://schemas.microsoft.com/office/drawing/2016/5/9/chartex" xmlns:cx4="http://schemas.microsoft.com/office/drawing/2016/5/10/chartex" xmlns:cx5="http://schemas.microsoft.com/office/drawing/2016/5/11/chartex" xmlns:cx6="http://schemas.microsoft.com/office/drawing/2016/5/12/chartex" xmlns:cx7="http://schemas.microsoft.com/office/drawing/2016/5/13/chartex" xmlns:cx8="http://schemas.microsoft.com/office/drawing/2016/5/14/chartex" xmlns:mc="http://schemas.openxmlformats.org/markup-compatibility/2006" xmlns:aink="http://schemas.microsoft.com/office/drawing/2016/ink" xmlns:am3d="http://schemas.microsoft.com/office/drawing/2017/model3d" xmlns:o="urn:schemas-microsoft-com:office:office" xmlns:oel="http://schemas.microsoft.com/office/2019/extlst" xmlns:r="http://schemas.openxmlformats.org/officeDocument/2006/relationships" xmlns:m="http://schemas.openxmlformats.org/officeDocument/2006/math" xmlns:v="urn:schemas-microsoft-com:vml" xmlns:wp14="http://schemas.microsoft.com/office/word/2010/wordprocessingDrawing" xmlns:wp="http://schemas.openxmlformats.org/drawingml/2006/wordprocessingDrawing" xmlns:w10="urn:schemas-microsoft-com:office:word" xmlns:w="http://schemas.openxmlformats.org/wordprocessingml/2006/main" xmlns:w14="http://schemas.microsoft.com/office/word/2010/wordml" xmlns:w15="http://schemas.microsoft.com/office/word/2012/wordml" xmlns:w16cex="http://schemas.microsoft.com/office/word/2018/wordml/cex" xmlns:w16cid="http://schemas.microsoft.com/office/word/2016/wordml/cid" xmlns:w16="http://schemas.microsoft.com/office/word/2018/wordml" xmlns:w16du="http://schemas.microsoft.com/office/word/2023/wordml/word16du" xmlns:w16sdtdh="http://schemas.microsoft.com/office/word/2020/wordml/sdtdatahash" xmlns:w16sdtfl="http://schemas.microsoft.com/office/word/2024/wordml/sdtformatlock" xmlns:w16se="http://schemas.microsoft.com/office/word/2015/wordml/symex" xmlns:wpg="http://schemas.microsoft.com/office/word/2010/wordprocessingGroup" xmlns:wpi="http://schemas.microsoft.com/office/word/2010/wordprocessingInk" xmlns:wne="http://schemas.microsoft.com/office/word/2006/wordml" xmlns:wps="http://schemas.microsoft.com/office/word/2010/wordprocessingShape" mc:Ignorable="w14 w15 w16se w16cid w16 w16cex w16sdtdh w16sdtfl w16du wp14">
   <w:body>
     <w:p>
       <w:pPr>
@@ -823,8 +823,8 @@
               </w:rPr>
               <w:lastRenderedPageBreak/>
               <w:drawing>
-                <wp:inline distT="0" distB="0" distL="0" distR="0" wp14:anchorId="496DA44D" wp14:editId="3528BD64">
-                  <wp:extent cx="2377440" cy="3810000"/>
+                <wp:inline distT="0" distB="0" distL="0" distR="0" wp14:anchorId="0C343E3D" wp14:editId="3C814FBF">
+                  <wp:extent cx="2377440" cy="3528060"/>
                   <wp:effectExtent l="0" t="0" r="3810" b="0"/>
                   <wp:docPr id="1" name="Picture 1"/>
                   <wp:cNvGraphicFramePr>
@@ -855,7 +855,7 @@
                         <pic:spPr bwMode="auto">
                           <a:xfrm>
                             <a:off x="0" y="0"/>
-                            <a:ext cx="2377440" cy="3810000"/>
+                            <a:ext cx="2377440" cy="3528060"/>
                           </a:xfrm>
                           <a:prstGeom prst="rect">
                             <a:avLst/>
@@ -1052,8 +1052,8 @@
               </w:rPr>
               <w:lastRenderedPageBreak/>
               <w:drawing>
-                <wp:inline distT="0" distB="0" distL="0" distR="0" wp14:anchorId="074573D7" wp14:editId="4A4E33DF">
-                  <wp:extent cx="2377440" cy="3810000"/>
+                <wp:inline distT="0" distB="0" distL="0" distR="0" wp14:anchorId="168741E2" wp14:editId="02FCEF9F">
+                  <wp:extent cx="2377440" cy="3528060"/>
                   <wp:effectExtent l="0" t="0" r="3810" b="0"/>
                   <wp:docPr id="2" name="Picture 2"/>
                   <wp:cNvGraphicFramePr>
@@ -1084,7 +1084,7 @@
                         <pic:spPr bwMode="auto">
                           <a:xfrm>
                             <a:off x="0" y="0"/>
-                            <a:ext cx="2377440" cy="3810000"/>
+                            <a:ext cx="2377440" cy="3528060"/>
                           </a:xfrm>
                           <a:prstGeom prst="rect">
                             <a:avLst/>
@@ -1129,7 +1129,13 @@
         <w:rPr>
           <w:rFonts w:ascii="Segoe UI" w:eastAsia="Times New Roman" w:hAnsi="Segoe UI" w:cs="Segoe UI"/>
         </w:rPr>
-        <w:t>Step 4   Set Your Own Password</w:t>
+        <w:t xml:space="preserve">Step 4   </w:t>
+      </w:r>
+      <w:r>
+        <w:rPr>
+          <w:rFonts w:ascii="Segoe UI" w:eastAsia="Times New Roman" w:hAnsi="Segoe UI" w:cs="Segoe UI"/>
+        </w:rPr>
+        <w:t>Set Your Own Password</w:t>
       </w:r>
     </w:p>
     <w:p>
@@ -1733,7 +1739,7 @@
           <w:sz w:val="21"/>
           <w:szCs w:val="21"/>
         </w:rPr>
-        <w:t xml:space="preserve">As a User you have four tiles: </w:t>
+        <w:t xml:space="preserve">As a User you have five tiles: </w:t>
       </w:r>
       <w:r>
         <w:rPr>
@@ -1764,7 +1770,7 @@
           <w:sz w:val="21"/>
           <w:szCs w:val="21"/>
         </w:rPr>
-        <w:t>My Workday</w:t>
+        <w:t>Reminders</w:t>
       </w:r>
       <w:r>
         <w:rPr>
@@ -1784,16 +1790,16 @@
           <w:sz w:val="21"/>
           <w:szCs w:val="21"/>
         </w:rPr>
-        <w:t>My Snapshots</w:t>
-      </w:r>
-      <w:r>
-        <w:rPr>
-          <w:rFonts w:ascii="Segoe UI" w:hAnsi="Segoe UI" w:cs="Segoe UI"/>
-          <w:color w:val="1F2937"/>
-          <w:sz w:val="21"/>
-          <w:szCs w:val="21"/>
-        </w:rPr>
-        <w:t xml:space="preserve"> and </w:t>
+        <w:t>My Workday</w:t>
+      </w:r>
+      <w:r>
+        <w:rPr>
+          <w:rFonts w:ascii="Segoe UI" w:hAnsi="Segoe UI" w:cs="Segoe UI"/>
+          <w:color w:val="1F2937"/>
+          <w:sz w:val="21"/>
+          <w:szCs w:val="21"/>
+        </w:rPr>
+        <w:t xml:space="preserve">, </w:t>
       </w:r>
       <w:r>
         <w:rPr>
@@ -1804,6 +1810,26 @@
           <w:sz w:val="21"/>
           <w:szCs w:val="21"/>
         </w:rPr>
+        <w:t>My Snapshots</w:t>
+      </w:r>
+      <w:r>
+        <w:rPr>
+          <w:rFonts w:ascii="Segoe UI" w:hAnsi="Segoe UI" w:cs="Segoe UI"/>
+          <w:color w:val="1F2937"/>
+          <w:sz w:val="21"/>
+          <w:szCs w:val="21"/>
+        </w:rPr>
+        <w:t xml:space="preserve"> and </w:t>
+      </w:r>
+      <w:r>
+        <w:rPr>
+          <w:rFonts w:ascii="Segoe UI" w:hAnsi="Segoe UI" w:cs="Segoe UI"/>
+          <w:b/>
+          <w:bCs/>
+          <w:color w:val="1F2937"/>
+          <w:sz w:val="21"/>
+          <w:szCs w:val="21"/>
+        </w:rPr>
         <w:t>User Manual</w:t>
       </w:r>
       <w:r>
@@ -1814,6 +1840,375 @@
           <w:szCs w:val="21"/>
         </w:rPr>
         <w:t>.</w:t>
+      </w:r>
+    </w:p>
+    <w:p>
+      <w:pPr>
+        <w:pStyle w:val="NormalWeb"/>
+        <w:rPr>
+          <w:rFonts w:ascii="Segoe UI" w:hAnsi="Segoe UI" w:cs="Segoe UI"/>
+          <w:color w:val="1F2937"/>
+          <w:sz w:val="21"/>
+          <w:szCs w:val="21"/>
+        </w:rPr>
+      </w:pPr>
+      <w:r>
+        <w:rPr>
+          <w:rFonts w:ascii="Segoe UI" w:hAnsi="Segoe UI" w:cs="Segoe UI"/>
+          <w:color w:val="1F2937"/>
+          <w:sz w:val="21"/>
+          <w:szCs w:val="21"/>
+        </w:rPr>
+        <w:t xml:space="preserve">Once your workday is running, a </w:t>
+      </w:r>
+      <w:r>
+        <w:rPr>
+          <w:rFonts w:ascii="Segoe UI" w:hAnsi="Segoe UI" w:cs="Segoe UI"/>
+          <w:b/>
+          <w:bCs/>
+          <w:color w:val="1F2937"/>
+          <w:sz w:val="21"/>
+          <w:szCs w:val="21"/>
+        </w:rPr>
+        <w:t>live card</w:t>
+      </w:r>
+      <w:r>
+        <w:rPr>
+          <w:rFonts w:ascii="Segoe UI" w:hAnsi="Segoe UI" w:cs="Segoe UI"/>
+          <w:color w:val="1F2937"/>
+          <w:sz w:val="21"/>
+          <w:szCs w:val="21"/>
+        </w:rPr>
+        <w:t xml:space="preserve"> sits between the greeting and Your Tasks, so you can see what you are working on without opening the board:</w:t>
+      </w:r>
+    </w:p>
+    <w:p>
+      <w:pPr>
+        <w:numPr>
+          <w:ilvl w:val="0"/>
+          <w:numId w:val="3"/>
+        </w:numPr>
+        <w:spacing w:before="60" w:after="60"/>
+        <w:rPr>
+          <w:rFonts w:ascii="Segoe UI" w:eastAsia="Times New Roman" w:hAnsi="Segoe UI" w:cs="Segoe UI"/>
+          <w:color w:val="1F2937"/>
+          <w:sz w:val="21"/>
+          <w:szCs w:val="21"/>
+        </w:rPr>
+      </w:pPr>
+      <w:r>
+        <w:rPr>
+          <w:rFonts w:ascii="Segoe UI" w:eastAsia="Times New Roman" w:hAnsi="Segoe UI" w:cs="Segoe UI"/>
+          <w:color w:val="1F2937"/>
+          <w:sz w:val="21"/>
+          <w:szCs w:val="21"/>
+        </w:rPr>
+        <w:t xml:space="preserve">The header reads </w:t>
+      </w:r>
+      <w:r>
+        <w:rPr>
+          <w:rFonts w:ascii="Segoe UI" w:eastAsia="Times New Roman" w:hAnsi="Segoe UI" w:cs="Segoe UI"/>
+          <w:b/>
+          <w:bCs/>
+          <w:color w:val="1F2937"/>
+          <w:sz w:val="21"/>
+          <w:szCs w:val="21"/>
+        </w:rPr>
+        <w:t>IN PROGRESS</w:t>
+      </w:r>
+      <w:r>
+        <w:rPr>
+          <w:rFonts w:ascii="Segoe UI" w:eastAsia="Times New Roman" w:hAnsi="Segoe UI" w:cs="Segoe UI"/>
+          <w:color w:val="1F2937"/>
+          <w:sz w:val="21"/>
+          <w:szCs w:val="21"/>
+        </w:rPr>
+        <w:t xml:space="preserve"> while a task is running. On a break it reads </w:t>
+      </w:r>
+      <w:r>
+        <w:rPr>
+          <w:rFonts w:ascii="Segoe UI" w:eastAsia="Times New Roman" w:hAnsi="Segoe UI" w:cs="Segoe UI"/>
+          <w:b/>
+          <w:bCs/>
+          <w:color w:val="1F2937"/>
+          <w:sz w:val="21"/>
+          <w:szCs w:val="21"/>
+        </w:rPr>
+        <w:t>ON BREAK</w:t>
+      </w:r>
+      <w:r>
+        <w:rPr>
+          <w:rFonts w:ascii="Segoe UI" w:eastAsia="Times New Roman" w:hAnsi="Segoe UI" w:cs="Segoe UI"/>
+          <w:color w:val="1F2937"/>
+          <w:sz w:val="21"/>
+          <w:szCs w:val="21"/>
+        </w:rPr>
+        <w:t xml:space="preserve"> or </w:t>
+      </w:r>
+      <w:r>
+        <w:rPr>
+          <w:rFonts w:ascii="Segoe UI" w:eastAsia="Times New Roman" w:hAnsi="Segoe UI" w:cs="Segoe UI"/>
+          <w:b/>
+          <w:bCs/>
+          <w:color w:val="1F2937"/>
+          <w:sz w:val="21"/>
+          <w:szCs w:val="21"/>
+        </w:rPr>
+        <w:t>ON LUNCH</w:t>
+      </w:r>
+      <w:r>
+        <w:rPr>
+          <w:rFonts w:ascii="Segoe UI" w:eastAsia="Times New Roman" w:hAnsi="Segoe UI" w:cs="Segoe UI"/>
+          <w:color w:val="1F2937"/>
+          <w:sz w:val="21"/>
+          <w:szCs w:val="21"/>
+        </w:rPr>
+        <w:t xml:space="preserve">, and with nothing running it reads </w:t>
+      </w:r>
+      <w:r>
+        <w:rPr>
+          <w:rFonts w:ascii="Segoe UI" w:eastAsia="Times New Roman" w:hAnsi="Segoe UI" w:cs="Segoe UI"/>
+          <w:b/>
+          <w:bCs/>
+          <w:color w:val="1F2937"/>
+          <w:sz w:val="21"/>
+          <w:szCs w:val="21"/>
+        </w:rPr>
+        <w:t>NOTHING RUNNING</w:t>
+      </w:r>
+      <w:r>
+        <w:rPr>
+          <w:rFonts w:ascii="Segoe UI" w:eastAsia="Times New Roman" w:hAnsi="Segoe UI" w:cs="Segoe UI"/>
+          <w:color w:val="1F2937"/>
+          <w:sz w:val="21"/>
+          <w:szCs w:val="21"/>
+        </w:rPr>
+        <w:t>.</w:t>
+      </w:r>
+    </w:p>
+    <w:p>
+      <w:pPr>
+        <w:numPr>
+          <w:ilvl w:val="0"/>
+          <w:numId w:val="3"/>
+        </w:numPr>
+        <w:spacing w:before="60" w:after="60"/>
+        <w:rPr>
+          <w:rFonts w:ascii="Segoe UI" w:eastAsia="Times New Roman" w:hAnsi="Segoe UI" w:cs="Segoe UI"/>
+          <w:color w:val="1F2937"/>
+          <w:sz w:val="21"/>
+          <w:szCs w:val="21"/>
+        </w:rPr>
+      </w:pPr>
+      <w:r>
+        <w:rPr>
+          <w:rFonts w:ascii="Segoe UI" w:eastAsia="Times New Roman" w:hAnsi="Segoe UI" w:cs="Segoe UI"/>
+          <w:color w:val="1F2937"/>
+          <w:sz w:val="21"/>
+          <w:szCs w:val="21"/>
+        </w:rPr>
+        <w:t xml:space="preserve">The card shows the running task and its live timer, with a </w:t>
+      </w:r>
+      <w:r>
+        <w:rPr>
+          <w:rFonts w:ascii="Segoe UI" w:eastAsia="Times New Roman" w:hAnsi="Segoe UI" w:cs="Segoe UI"/>
+          <w:b/>
+          <w:bCs/>
+          <w:color w:val="1F2937"/>
+          <w:sz w:val="21"/>
+          <w:szCs w:val="21"/>
+        </w:rPr>
+        <w:t>Pause</w:t>
+      </w:r>
+      <w:r>
+        <w:rPr>
+          <w:rFonts w:ascii="Segoe UI" w:eastAsia="Times New Roman" w:hAnsi="Segoe UI" w:cs="Segoe UI"/>
+          <w:color w:val="1F2937"/>
+          <w:sz w:val="21"/>
+          <w:szCs w:val="21"/>
+        </w:rPr>
+        <w:t xml:space="preserve"> </w:t>
+      </w:r>
+      <w:r>
+        <w:rPr>
+          <w:rFonts w:ascii="Segoe UI" w:eastAsia="Times New Roman" w:hAnsi="Segoe UI" w:cs="Segoe UI"/>
+          <w:color w:val="1F2937"/>
+          <w:sz w:val="21"/>
+          <w:szCs w:val="21"/>
+        </w:rPr>
+        <w:t>button. Pause opens the same Pause dialog as the board, so you can choose Meeting from Home too.</w:t>
+      </w:r>
+    </w:p>
+    <w:p>
+      <w:pPr>
+        <w:numPr>
+          <w:ilvl w:val="0"/>
+          <w:numId w:val="3"/>
+        </w:numPr>
+        <w:spacing w:before="60" w:after="60"/>
+        <w:rPr>
+          <w:rFonts w:ascii="Segoe UI" w:eastAsia="Times New Roman" w:hAnsi="Segoe UI" w:cs="Segoe UI"/>
+          <w:color w:val="1F2937"/>
+          <w:sz w:val="21"/>
+          <w:szCs w:val="21"/>
+        </w:rPr>
+      </w:pPr>
+      <w:r>
+        <w:rPr>
+          <w:rFonts w:ascii="Segoe UI" w:eastAsia="Times New Roman" w:hAnsi="Segoe UI" w:cs="Segoe UI"/>
+          <w:color w:val="1F2937"/>
+          <w:sz w:val="21"/>
+          <w:szCs w:val="21"/>
+        </w:rPr>
+        <w:t xml:space="preserve">Running several tasks at once? Swipe between the cards — the dots show how many — and use </w:t>
+      </w:r>
+      <w:r>
+        <w:rPr>
+          <w:rFonts w:ascii="Segoe UI" w:eastAsia="Times New Roman" w:hAnsi="Segoe UI" w:cs="Segoe UI"/>
+          <w:b/>
+          <w:bCs/>
+          <w:color w:val="1F2937"/>
+          <w:sz w:val="21"/>
+          <w:szCs w:val="21"/>
+        </w:rPr>
+        <w:t>Pause all N</w:t>
+      </w:r>
+      <w:r>
+        <w:rPr>
+          <w:rFonts w:ascii="Segoe UI" w:eastAsia="Times New Roman" w:hAnsi="Segoe UI" w:cs="Segoe UI"/>
+          <w:color w:val="1F2937"/>
+          <w:sz w:val="21"/>
+          <w:szCs w:val="21"/>
+        </w:rPr>
+        <w:t xml:space="preserve"> to stop them together.</w:t>
+      </w:r>
+    </w:p>
+    <w:p>
+      <w:pPr>
+        <w:numPr>
+          <w:ilvl w:val="0"/>
+          <w:numId w:val="3"/>
+        </w:numPr>
+        <w:spacing w:before="60" w:after="60"/>
+        <w:rPr>
+          <w:rFonts w:ascii="Segoe UI" w:eastAsia="Times New Roman" w:hAnsi="Segoe UI" w:cs="Segoe UI"/>
+          <w:color w:val="1F2937"/>
+          <w:sz w:val="21"/>
+          <w:szCs w:val="21"/>
+        </w:rPr>
+      </w:pPr>
+      <w:r>
+        <w:rPr>
+          <w:rFonts w:ascii="Segoe UI" w:eastAsia="Times New Roman" w:hAnsi="Segoe UI" w:cs="Segoe UI"/>
+          <w:color w:val="1F2937"/>
+          <w:sz w:val="21"/>
+          <w:szCs w:val="21"/>
+        </w:rPr>
+        <w:t xml:space="preserve">The arrows in the header switch to </w:t>
+      </w:r>
+      <w:r>
+        <w:rPr>
+          <w:rFonts w:ascii="Segoe UI" w:eastAsia="Times New Roman" w:hAnsi="Segoe UI" w:cs="Segoe UI"/>
+          <w:b/>
+          <w:bCs/>
+          <w:color w:val="1F2937"/>
+          <w:sz w:val="21"/>
+          <w:szCs w:val="21"/>
+        </w:rPr>
+        <w:t>TODAY</w:t>
+      </w:r>
+      <w:r>
+        <w:rPr>
+          <w:rFonts w:ascii="Segoe UI" w:eastAsia="Times New Roman" w:hAnsi="Segoe UI" w:cs="Segoe UI"/>
+          <w:color w:val="1F2937"/>
+          <w:sz w:val="21"/>
+          <w:szCs w:val="21"/>
+        </w:rPr>
+        <w:t xml:space="preserve">: the tasks you have worked on today, with today’s time and a </w:t>
+      </w:r>
+      <w:r>
+        <w:rPr>
+          <w:rFonts w:ascii="Segoe UI" w:eastAsia="Times New Roman" w:hAnsi="Segoe UI" w:cs="Segoe UI"/>
+          <w:b/>
+          <w:bCs/>
+          <w:color w:val="1F2937"/>
+          <w:sz w:val="21"/>
+          <w:szCs w:val="21"/>
+        </w:rPr>
+        <w:t>Start</w:t>
+      </w:r>
+      <w:r>
+        <w:rPr>
+          <w:rFonts w:ascii="Segoe UI" w:eastAsia="Times New Roman" w:hAnsi="Segoe UI" w:cs="Segoe UI"/>
+          <w:color w:val="1F2937"/>
+          <w:sz w:val="21"/>
+          <w:szCs w:val="21"/>
+        </w:rPr>
+        <w:t xml:space="preserve">, </w:t>
+      </w:r>
+      <w:r>
+        <w:rPr>
+          <w:rFonts w:ascii="Segoe UI" w:eastAsia="Times New Roman" w:hAnsi="Segoe UI" w:cs="Segoe UI"/>
+          <w:b/>
+          <w:bCs/>
+          <w:color w:val="1F2937"/>
+          <w:sz w:val="21"/>
+          <w:szCs w:val="21"/>
+        </w:rPr>
+        <w:t>Resume</w:t>
+      </w:r>
+      <w:r>
+        <w:rPr>
+          <w:rFonts w:ascii="Segoe UI" w:eastAsia="Times New Roman" w:hAnsi="Segoe UI" w:cs="Segoe UI"/>
+          <w:color w:val="1F2937"/>
+          <w:sz w:val="21"/>
+          <w:szCs w:val="21"/>
+        </w:rPr>
+        <w:t xml:space="preserve"> or </w:t>
+      </w:r>
+      <w:r>
+        <w:rPr>
+          <w:rFonts w:ascii="Segoe UI" w:eastAsia="Times New Roman" w:hAnsi="Segoe UI" w:cs="Segoe UI"/>
+          <w:b/>
+          <w:bCs/>
+          <w:color w:val="1F2937"/>
+          <w:sz w:val="21"/>
+          <w:szCs w:val="21"/>
+        </w:rPr>
+        <w:t>Pause</w:t>
+      </w:r>
+      <w:r>
+        <w:rPr>
+          <w:rFonts w:ascii="Segoe UI" w:eastAsia="Times New Roman" w:hAnsi="Segoe UI" w:cs="Segoe UI"/>
+          <w:color w:val="1F2937"/>
+          <w:sz w:val="21"/>
+          <w:szCs w:val="21"/>
+        </w:rPr>
+        <w:t xml:space="preserve"> button.</w:t>
+      </w:r>
+    </w:p>
+    <w:p>
+      <w:pPr>
+        <w:numPr>
+          <w:ilvl w:val="0"/>
+          <w:numId w:val="3"/>
+        </w:numPr>
+        <w:spacing w:before="60" w:after="60"/>
+        <w:rPr>
+          <w:rFonts w:ascii="Segoe UI" w:eastAsia="Times New Roman" w:hAnsi="Segoe UI" w:cs="Segoe UI"/>
+          <w:color w:val="1F2937"/>
+          <w:sz w:val="21"/>
+          <w:szCs w:val="21"/>
+        </w:rPr>
+      </w:pPr>
+      <w:r>
+        <w:rPr>
+          <w:rFonts w:ascii="Segoe UI" w:eastAsia="Times New Roman" w:hAnsi="Segoe UI" w:cs="Segoe UI"/>
+          <w:color w:val="1F2937"/>
+          <w:sz w:val="21"/>
+          <w:szCs w:val="21"/>
+        </w:rPr>
+        <w:t>Tap the card itself to open that task on the Action Board, highlighted.</w:t>
       </w:r>
     </w:p>
     <w:tbl>
@@ -1873,8 +2268,8 @@
                 <w:szCs w:val="21"/>
               </w:rPr>
               <w:drawing>
-                <wp:inline distT="0" distB="0" distL="0" distR="0" wp14:anchorId="6FB3398E" wp14:editId="5389033E">
-                  <wp:extent cx="2377440" cy="3810000"/>
+                <wp:inline distT="0" distB="0" distL="0" distR="0" wp14:anchorId="72186F06" wp14:editId="7F3A8493">
+                  <wp:extent cx="2377440" cy="3604260"/>
                   <wp:effectExtent l="0" t="0" r="3810" b="0"/>
                   <wp:docPr id="3" name="Picture 3"/>
                   <wp:cNvGraphicFramePr>
@@ -1905,7 +2300,7 @@
                         <pic:spPr bwMode="auto">
                           <a:xfrm>
                             <a:off x="0" y="0"/>
-                            <a:ext cx="2377440" cy="3810000"/>
+                            <a:ext cx="2377440" cy="3604260"/>
                           </a:xfrm>
                           <a:prstGeom prst="rect">
                             <a:avLst/>
@@ -2032,16 +2427,7 @@
                 <w:sz w:val="19"/>
                 <w:szCs w:val="19"/>
               </w:rPr>
-              <w:t xml:space="preserve"> </w:t>
-            </w:r>
-            <w:r>
-              <w:rPr>
-                <w:rFonts w:ascii="Segoe UI" w:eastAsia="Times New Roman" w:hAnsi="Segoe UI" w:cs="Segoe UI"/>
-                <w:color w:val="1F2937"/>
-                <w:sz w:val="19"/>
-                <w:szCs w:val="19"/>
-              </w:rPr>
-              <w:t>on the Home grid, or the pencil in the side menu. The menu always lists every tile you are allowed to see, so hiding one from Home never loses it.</w:t>
+              <w:t xml:space="preserve"> on the Home grid, or the pencil in the side menu. The menu always lists every tile you are allowed to see, so hiding one from Home never loses it.</w:t>
             </w:r>
           </w:p>
         </w:tc>
@@ -2072,7 +2458,13 @@
         <w:rPr>
           <w:rFonts w:ascii="Segoe UI" w:eastAsia="Times New Roman" w:hAnsi="Segoe UI" w:cs="Segoe UI"/>
         </w:rPr>
-        <w:t>Step 6   Why Everything Looks Locked</w:t>
+        <w:t xml:space="preserve">Step 6   </w:t>
+      </w:r>
+      <w:r>
+        <w:rPr>
+          <w:rFonts w:ascii="Segoe UI" w:eastAsia="Times New Roman" w:hAnsi="Segoe UI" w:cs="Segoe UI"/>
+        </w:rPr>
+        <w:t>Why Everything Looks Locked</w:t>
       </w:r>
     </w:p>
     <w:p>
@@ -2416,6 +2808,7 @@
               <w:bottom w:val="single" w:sz="6" w:space="0" w:color="E5E9F0"/>
               <w:right w:val="single" w:sz="6" w:space="0" w:color="E5E9F0"/>
             </w:tcBorders>
+            <w:shd w:val="clear" w:color="auto" w:fill="F7F9FC"/>
             <w:tcMar>
               <w:top w:w="100" w:type="dxa"/>
               <w:left w:w="140" w:type="dxa"/>
@@ -2444,6 +2837,90 @@
                 <w:szCs w:val="19"/>
               </w:rPr>
               <w:t>End Workday</w:t>
+            </w:r>
+          </w:p>
+        </w:tc>
+        <w:tc>
+          <w:tcPr>
+            <w:tcW w:w="0" w:type="auto"/>
+            <w:tcBorders>
+              <w:top w:val="single" w:sz="6" w:space="0" w:color="E5E9F0"/>
+              <w:left w:val="single" w:sz="6" w:space="0" w:color="E5E9F0"/>
+              <w:bottom w:val="single" w:sz="6" w:space="0" w:color="E5E9F0"/>
+              <w:right w:val="single" w:sz="6" w:space="0" w:color="E5E9F0"/>
+            </w:tcBorders>
+            <w:shd w:val="clear" w:color="auto" w:fill="F7F9FC"/>
+            <w:tcMar>
+              <w:top w:w="100" w:type="dxa"/>
+              <w:left w:w="140" w:type="dxa"/>
+              <w:bottom w:w="100" w:type="dxa"/>
+              <w:right w:w="140" w:type="dxa"/>
+            </w:tcMar>
+            <w:hideMark/>
+          </w:tcPr>
+          <w:p>
+            <w:pPr>
+              <w:spacing w:before="200" w:after="200"/>
+              <w:rPr>
+                <w:rFonts w:ascii="Segoe UI" w:eastAsia="Times New Roman" w:hAnsi="Segoe UI" w:cs="Segoe UI"/>
+                <w:color w:val="1F2937"/>
+                <w:sz w:val="19"/>
+                <w:szCs w:val="19"/>
+              </w:rPr>
+            </w:pPr>
+            <w:r>
+              <w:rPr>
+                <w:rFonts w:ascii="Segoe UI" w:eastAsia="Times New Roman" w:hAnsi="Segoe UI" w:cs="Segoe UI"/>
+                <w:color w:val="1F2937"/>
+                <w:sz w:val="19"/>
+                <w:szCs w:val="19"/>
+              </w:rPr>
+              <w:t>Your day is running. Tap it when you are finished for the day.</w:t>
+            </w:r>
+          </w:p>
+        </w:tc>
+      </w:tr>
+      <w:tr>
+        <w:trPr>
+          <w:cantSplit/>
+        </w:trPr>
+        <w:tc>
+          <w:tcPr>
+            <w:tcW w:w="0" w:type="auto"/>
+            <w:tcBorders>
+              <w:top w:val="single" w:sz="6" w:space="0" w:color="E5E9F0"/>
+              <w:left w:val="single" w:sz="6" w:space="0" w:color="E5E9F0"/>
+              <w:bottom w:val="single" w:sz="6" w:space="0" w:color="E5E9F0"/>
+              <w:right w:val="single" w:sz="6" w:space="0" w:color="E5E9F0"/>
+            </w:tcBorders>
+            <w:tcMar>
+              <w:top w:w="100" w:type="dxa"/>
+              <w:left w:w="140" w:type="dxa"/>
+              <w:bottom w:w="100" w:type="dxa"/>
+              <w:right w:w="140" w:type="dxa"/>
+            </w:tcMar>
+            <w:hideMark/>
+          </w:tcPr>
+          <w:p>
+            <w:pPr>
+              <w:spacing w:before="200" w:after="200"/>
+              <w:rPr>
+                <w:rFonts w:ascii="Segoe UI" w:eastAsia="Times New Roman" w:hAnsi="Segoe UI" w:cs="Segoe UI"/>
+                <w:color w:val="1F2937"/>
+                <w:sz w:val="19"/>
+                <w:szCs w:val="19"/>
+              </w:rPr>
+            </w:pPr>
+            <w:r>
+              <w:rPr>
+                <w:rFonts w:ascii="Segoe UI" w:eastAsia="Times New Roman" w:hAnsi="Segoe UI" w:cs="Segoe UI"/>
+                <w:b/>
+                <w:bCs/>
+                <w:color w:val="1F2937"/>
+                <w:sz w:val="19"/>
+                <w:szCs w:val="19"/>
+              </w:rPr>
+              <w:t>Workday ended for today</w:t>
             </w:r>
           </w:p>
         </w:tc>
@@ -2481,7 +2958,7 @@
                 <w:sz w:val="19"/>
                 <w:szCs w:val="19"/>
               </w:rPr>
-              <w:t>Your day is running. Tap it when you are finished for the day.</w:t>
+              <w:t>Greyed out. You have already ended today. You get one start and one end per day.</w:t>
             </w:r>
           </w:p>
         </w:tc>
@@ -2527,7 +3004,7 @@
                 <w:sz w:val="19"/>
                 <w:szCs w:val="19"/>
               </w:rPr>
-              <w:t>Workday ended for today</w:t>
+              <w:t>Start New Workday Session</w:t>
             </w:r>
           </w:p>
         </w:tc>
@@ -2566,7 +3043,99 @@
                 <w:sz w:val="19"/>
                 <w:szCs w:val="19"/>
               </w:rPr>
-              <w:t>Greyed out. You have already ended today. You get one start and one end per day.</w:t>
+              <w:t xml:space="preserve">Your day was left running and the system closed it automatically (at midnight). Tap it to start working again — </w:t>
+            </w:r>
+            <w:r>
+              <w:rPr>
+                <w:rFonts w:ascii="Segoe UI" w:eastAsia="Times New Roman" w:hAnsi="Segoe UI" w:cs="Segoe UI"/>
+                <w:color w:val="1F2937"/>
+                <w:sz w:val="19"/>
+                <w:szCs w:val="19"/>
+              </w:rPr>
+              <w:t>the new wording tells you the earlier session was cut, so the hours on it will be short.</w:t>
+            </w:r>
+          </w:p>
+        </w:tc>
+      </w:tr>
+      <w:tr>
+        <w:trPr>
+          <w:cantSplit/>
+        </w:trPr>
+        <w:tc>
+          <w:tcPr>
+            <w:tcW w:w="0" w:type="auto"/>
+            <w:tcBorders>
+              <w:top w:val="single" w:sz="6" w:space="0" w:color="E5E9F0"/>
+              <w:left w:val="single" w:sz="6" w:space="0" w:color="E5E9F0"/>
+              <w:bottom w:val="single" w:sz="6" w:space="0" w:color="E5E9F0"/>
+              <w:right w:val="single" w:sz="6" w:space="0" w:color="E5E9F0"/>
+            </w:tcBorders>
+            <w:tcMar>
+              <w:top w:w="100" w:type="dxa"/>
+              <w:left w:w="140" w:type="dxa"/>
+              <w:bottom w:w="100" w:type="dxa"/>
+              <w:right w:w="140" w:type="dxa"/>
+            </w:tcMar>
+            <w:hideMark/>
+          </w:tcPr>
+          <w:p>
+            <w:pPr>
+              <w:spacing w:before="200" w:after="200"/>
+              <w:rPr>
+                <w:rFonts w:ascii="Segoe UI" w:eastAsia="Times New Roman" w:hAnsi="Segoe UI" w:cs="Segoe UI"/>
+                <w:color w:val="1F2937"/>
+                <w:sz w:val="19"/>
+                <w:szCs w:val="19"/>
+              </w:rPr>
+            </w:pPr>
+            <w:r>
+              <w:rPr>
+                <w:rFonts w:ascii="Segoe UI" w:eastAsia="Times New Roman" w:hAnsi="Segoe UI" w:cs="Segoe UI"/>
+                <w:b/>
+                <w:bCs/>
+                <w:color w:val="1F2937"/>
+                <w:sz w:val="19"/>
+                <w:szCs w:val="19"/>
+              </w:rPr>
+              <w:t>Reopen and Continue Workday</w:t>
+            </w:r>
+          </w:p>
+        </w:tc>
+        <w:tc>
+          <w:tcPr>
+            <w:tcW w:w="0" w:type="auto"/>
+            <w:tcBorders>
+              <w:top w:val="single" w:sz="6" w:space="0" w:color="E5E9F0"/>
+              <w:left w:val="single" w:sz="6" w:space="0" w:color="E5E9F0"/>
+              <w:bottom w:val="single" w:sz="6" w:space="0" w:color="E5E9F0"/>
+              <w:right w:val="single" w:sz="6" w:space="0" w:color="E5E9F0"/>
+            </w:tcBorders>
+            <w:tcMar>
+              <w:top w:w="100" w:type="dxa"/>
+              <w:left w:w="140" w:type="dxa"/>
+              <w:bottom w:w="100" w:type="dxa"/>
+              <w:right w:w="140" w:type="dxa"/>
+            </w:tcMar>
+            <w:hideMark/>
+          </w:tcPr>
+          <w:p>
+            <w:pPr>
+              <w:spacing w:before="200" w:after="200"/>
+              <w:rPr>
+                <w:rFonts w:ascii="Segoe UI" w:eastAsia="Times New Roman" w:hAnsi="Segoe UI" w:cs="Segoe UI"/>
+                <w:color w:val="1F2937"/>
+                <w:sz w:val="19"/>
+                <w:szCs w:val="19"/>
+              </w:rPr>
+            </w:pPr>
+            <w:r>
+              <w:rPr>
+                <w:rFonts w:ascii="Segoe UI" w:eastAsia="Times New Roman" w:hAnsi="Segoe UI" w:cs="Segoe UI"/>
+                <w:color w:val="1F2937"/>
+                <w:sz w:val="19"/>
+                <w:szCs w:val="19"/>
+              </w:rPr>
+              <w:t>An admin has reopened a day you had ended. A banner shows who reopened it and why. Tap it to carry on.</w:t>
             </w:r>
           </w:p>
         </w:tc>
@@ -3113,7 +3682,7 @@
                 <w:sz w:val="19"/>
                 <w:szCs w:val="19"/>
               </w:rPr>
-              <w:t>You are on a recorded break. No task time is counting.</w:t>
+              <w:t>You are on a recorded break. No task time is counting. The pill names the task the break came from and how long you have been away.</w:t>
             </w:r>
           </w:p>
         </w:tc>
@@ -3207,7 +3776,16 @@
                 <w:sz w:val="19"/>
                 <w:szCs w:val="19"/>
               </w:rPr>
-              <w:t xml:space="preserve"> is your time at work — the clock since you started your day, minus any time you paused it. </w:t>
+              <w:t xml:space="preserve"> is your time at work — </w:t>
+            </w:r>
+            <w:r>
+              <w:rPr>
+                <w:rFonts w:ascii="Segoe UI" w:eastAsia="Times New Roman" w:hAnsi="Segoe UI" w:cs="Segoe UI"/>
+                <w:color w:val="1F2937"/>
+                <w:sz w:val="19"/>
+                <w:szCs w:val="19"/>
+              </w:rPr>
+              <w:t xml:space="preserve">the clock since you started your day, minus any time you paused it. </w:t>
             </w:r>
             <w:r>
               <w:rPr>
@@ -3301,7 +3879,7 @@
                 <w:szCs w:val="21"/>
               </w:rPr>
               <w:drawing>
-                <wp:inline distT="0" distB="0" distL="0" distR="0" wp14:anchorId="16270377" wp14:editId="439202FA">
+                <wp:inline distT="0" distB="0" distL="0" distR="0" wp14:anchorId="6FE9D0DC" wp14:editId="7EB19F55">
                   <wp:extent cx="4191000" cy="662940"/>
                   <wp:effectExtent l="0" t="0" r="0" b="3810"/>
                   <wp:docPr id="4" name="Picture 4"/>
@@ -3369,6 +3947,204 @@
     </w:tbl>
     <w:p>
       <w:pPr>
+        <w:pStyle w:val="NormalWeb"/>
+        <w:rPr>
+          <w:rFonts w:ascii="Segoe UI" w:hAnsi="Segoe UI" w:cs="Segoe UI"/>
+          <w:color w:val="1F2937"/>
+          <w:sz w:val="21"/>
+          <w:szCs w:val="21"/>
+        </w:rPr>
+      </w:pPr>
+      <w:r>
+        <w:rPr>
+          <w:rFonts w:ascii="Segoe UI" w:hAnsi="Segoe UI" w:cs="Segoe UI"/>
+          <w:color w:val="1F2937"/>
+          <w:sz w:val="21"/>
+          <w:szCs w:val="21"/>
+        </w:rPr>
+        <w:t>While you are on a break, the pill gives you one-tap ways out of it:</w:t>
+      </w:r>
+    </w:p>
+    <w:p>
+      <w:pPr>
+        <w:numPr>
+          <w:ilvl w:val="0"/>
+          <w:numId w:val="4"/>
+        </w:numPr>
+        <w:spacing w:before="60" w:after="60"/>
+        <w:rPr>
+          <w:rFonts w:ascii="Segoe UI" w:eastAsia="Times New Roman" w:hAnsi="Segoe UI" w:cs="Segoe UI"/>
+          <w:color w:val="1F2937"/>
+          <w:sz w:val="21"/>
+          <w:szCs w:val="21"/>
+        </w:rPr>
+      </w:pPr>
+      <w:r>
+        <w:rPr>
+          <w:rFonts w:ascii="Cambria Math" w:eastAsia="Times New Roman" w:hAnsi="Cambria Math" w:cs="Cambria Math"/>
+          <w:b/>
+          <w:bCs/>
+          <w:color w:val="1F2937"/>
+          <w:sz w:val="21"/>
+          <w:szCs w:val="21"/>
+        </w:rPr>
+        <w:t>▶</w:t>
+      </w:r>
+      <w:r>
+        <w:rPr>
+          <w:rFonts w:ascii="Segoe UI" w:eastAsia="Times New Roman" w:hAnsi="Segoe UI" w:cs="Segoe UI"/>
+          <w:b/>
+          <w:bCs/>
+          <w:color w:val="1F2937"/>
+          <w:sz w:val="21"/>
+          <w:szCs w:val="21"/>
+        </w:rPr>
+        <w:t xml:space="preserve"> Resume</w:t>
+      </w:r>
+      <w:r>
+        <w:rPr>
+          <w:rFonts w:ascii="Segoe UI" w:eastAsia="Times New Roman" w:hAnsi="Segoe UI" w:cs="Segoe UI"/>
+          <w:color w:val="1F2937"/>
+          <w:sz w:val="21"/>
+          <w:szCs w:val="21"/>
+        </w:rPr>
+        <w:t xml:space="preserve"> — goes straight back to the task the break came from. You do not have to find it on the board.</w:t>
+      </w:r>
+    </w:p>
+    <w:p>
+      <w:pPr>
+        <w:numPr>
+          <w:ilvl w:val="0"/>
+          <w:numId w:val="4"/>
+        </w:numPr>
+        <w:spacing w:before="60" w:after="60"/>
+        <w:rPr>
+          <w:rFonts w:ascii="Segoe UI" w:eastAsia="Times New Roman" w:hAnsi="Segoe UI" w:cs="Segoe UI"/>
+          <w:color w:val="1F2937"/>
+          <w:sz w:val="21"/>
+          <w:szCs w:val="21"/>
+        </w:rPr>
+      </w:pPr>
+      <w:r>
+        <w:rPr>
+          <w:rFonts w:ascii="Segoe UI" w:eastAsia="Times New Roman" w:hAnsi="Segoe UI" w:cs="Segoe UI"/>
+          <w:b/>
+          <w:bCs/>
+          <w:color w:val="1F2937"/>
+          <w:sz w:val="21"/>
+          <w:szCs w:val="21"/>
+        </w:rPr>
+        <w:t>Break</w:t>
+      </w:r>
+      <w:r>
+        <w:rPr>
+          <w:rFonts w:ascii="Segoe UI" w:eastAsia="Times New Roman" w:hAnsi="Segoe UI" w:cs="Segoe UI"/>
+          <w:color w:val="1F2937"/>
+          <w:sz w:val="21"/>
+          <w:szCs w:val="21"/>
+        </w:rPr>
+        <w:t xml:space="preserve">, </w:t>
+      </w:r>
+      <w:r>
+        <w:rPr>
+          <w:rFonts w:ascii="Segoe UI" w:eastAsia="Times New Roman" w:hAnsi="Segoe UI" w:cs="Segoe UI"/>
+          <w:b/>
+          <w:bCs/>
+          <w:color w:val="1F2937"/>
+          <w:sz w:val="21"/>
+          <w:szCs w:val="21"/>
+        </w:rPr>
+        <w:t>Lunch</w:t>
+      </w:r>
+      <w:r>
+        <w:rPr>
+          <w:rFonts w:ascii="Segoe UI" w:eastAsia="Times New Roman" w:hAnsi="Segoe UI" w:cs="Segoe UI"/>
+          <w:color w:val="1F2937"/>
+          <w:sz w:val="21"/>
+          <w:szCs w:val="21"/>
+        </w:rPr>
+        <w:t xml:space="preserve"> or </w:t>
+      </w:r>
+      <w:r>
+        <w:rPr>
+          <w:rFonts w:ascii="Segoe UI" w:eastAsia="Times New Roman" w:hAnsi="Segoe UI" w:cs="Segoe UI"/>
+          <w:b/>
+          <w:bCs/>
+          <w:color w:val="1F2937"/>
+          <w:sz w:val="21"/>
+          <w:szCs w:val="21"/>
+        </w:rPr>
+        <w:t>Meeting</w:t>
+      </w:r>
+      <w:r>
+        <w:rPr>
+          <w:rFonts w:ascii="Segoe UI" w:eastAsia="Times New Roman" w:hAnsi="Segoe UI" w:cs="Segoe UI"/>
+          <w:color w:val="1F2937"/>
+          <w:sz w:val="21"/>
+          <w:szCs w:val="21"/>
+        </w:rPr>
+        <w:t xml:space="preserve"> — turns the break into a different kind. The app asks you to confirm first, showing what ends now and what starts now, and a Meeting asks who it is with.</w:t>
+      </w:r>
+    </w:p>
+    <w:p>
+      <w:pPr>
+        <w:numPr>
+          <w:ilvl w:val="0"/>
+          <w:numId w:val="4"/>
+        </w:numPr>
+        <w:spacing w:before="60" w:after="60"/>
+        <w:rPr>
+          <w:rFonts w:ascii="Segoe UI" w:eastAsia="Times New Roman" w:hAnsi="Segoe UI" w:cs="Segoe UI"/>
+          <w:color w:val="1F2937"/>
+          <w:sz w:val="21"/>
+          <w:szCs w:val="21"/>
+        </w:rPr>
+      </w:pPr>
+      <w:r>
+        <w:rPr>
+          <w:rFonts w:ascii="Segoe UI Emoji" w:eastAsia="Times New Roman" w:hAnsi="Segoe UI Emoji" w:cs="Segoe UI Emoji"/>
+          <w:b/>
+          <w:bCs/>
+          <w:color w:val="1F2937"/>
+          <w:sz w:val="21"/>
+          <w:szCs w:val="21"/>
+        </w:rPr>
+        <w:t>📭</w:t>
+      </w:r>
+      <w:r>
+        <w:rPr>
+          <w:rFonts w:ascii="Segoe UI" w:eastAsia="Times New Roman" w:hAnsi="Segoe UI" w:cs="Segoe UI"/>
+          <w:b/>
+          <w:bCs/>
+          <w:color w:val="1F2937"/>
+          <w:sz w:val="21"/>
+          <w:szCs w:val="21"/>
+        </w:rPr>
+        <w:t xml:space="preserve"> I have no tasks</w:t>
+      </w:r>
+      <w:r>
+        <w:rPr>
+          <w:rFonts w:ascii="Segoe UI" w:eastAsia="Times New Roman" w:hAnsi="Segoe UI" w:cs="Segoe UI"/>
+          <w:color w:val="1F2937"/>
+          <w:sz w:val="21"/>
+          <w:szCs w:val="21"/>
+        </w:rPr>
+        <w:t xml:space="preserve"> — ends the break and tells your admins you need work. The app confirms: </w:t>
+      </w:r>
+      <w:r>
+        <w:rPr>
+          <w:rFonts w:ascii="Segoe UI" w:eastAsia="Times New Roman" w:hAnsi="Segoe UI" w:cs="Segoe UI"/>
+          <w:i/>
+          <w:iCs/>
+          <w:color w:val="1F2937"/>
+          <w:sz w:val="21"/>
+          <w:szCs w:val="21"/>
+        </w:rPr>
+        <w:t>“Your admins have been told.”</w:t>
+      </w:r>
+    </w:p>
+    <w:p>
+      <w:pPr>
         <w:pStyle w:val="Heading2"/>
         <w:rPr>
           <w:rFonts w:ascii="Segoe UI" w:eastAsia="Times New Roman" w:hAnsi="Segoe UI" w:cs="Segoe UI"/>
@@ -3492,8 +4268,8 @@
                 <w:szCs w:val="21"/>
               </w:rPr>
               <w:drawing>
-                <wp:inline distT="0" distB="0" distL="0" distR="0" wp14:anchorId="6C6D12BE" wp14:editId="1C59FED5">
-                  <wp:extent cx="2377440" cy="3810000"/>
+                <wp:inline distT="0" distB="0" distL="0" distR="0" wp14:anchorId="792F3729" wp14:editId="7054C25F">
+                  <wp:extent cx="2377440" cy="3604260"/>
                   <wp:effectExtent l="0" t="0" r="3810" b="0"/>
                   <wp:docPr id="5" name="Picture 5"/>
                   <wp:cNvGraphicFramePr>
@@ -3524,7 +4300,7 @@
                         <pic:spPr bwMode="auto">
                           <a:xfrm>
                             <a:off x="0" y="0"/>
-                            <a:ext cx="2377440" cy="3810000"/>
+                            <a:ext cx="2377440" cy="3604260"/>
                           </a:xfrm>
                           <a:prstGeom prst="rect">
                             <a:avLst/>
@@ -3810,16 +4586,7 @@
                 <w:sz w:val="19"/>
                 <w:szCs w:val="19"/>
               </w:rPr>
-              <w:t xml:space="preserve"> </w:t>
-            </w:r>
-            <w:r>
-              <w:rPr>
-                <w:rFonts w:ascii="Segoe UI" w:eastAsia="Times New Roman" w:hAnsi="Segoe UI" w:cs="Segoe UI"/>
-                <w:color w:val="1F2937"/>
-                <w:sz w:val="19"/>
-                <w:szCs w:val="19"/>
-              </w:rPr>
-              <w:t>in its own status lane, so seeing the same card twice is correct, not a fault. The lane empties itself at midnight.</w:t>
+              <w:t xml:space="preserve"> in its own status lane, so seeing the same card twice is correct, not a fault. The lane empties itself at midnight.</w:t>
             </w:r>
           </w:p>
         </w:tc>
@@ -4639,91 +5406,444 @@
           <w:sz w:val="21"/>
           <w:szCs w:val="21"/>
         </w:rPr>
-        <w:t xml:space="preserve"> to see everything again.</w:t>
+        <w:t xml:space="preserve"> </w:t>
+      </w:r>
+      <w:r>
+        <w:rPr>
+          <w:rFonts w:ascii="Segoe UI" w:hAnsi="Segoe UI" w:cs="Segoe UI"/>
+          <w:color w:val="1F2937"/>
+          <w:sz w:val="21"/>
+          <w:szCs w:val="21"/>
+        </w:rPr>
+        <w:t>to see everything again.</w:t>
       </w:r>
     </w:p>
     <w:p>
       <w:pPr>
-        <w:pStyle w:val="Heading3"/>
-        <w:rPr>
-          <w:rFonts w:ascii="Segoe UI" w:eastAsia="Times New Roman" w:hAnsi="Segoe UI" w:cs="Segoe UI"/>
-        </w:rPr>
-      </w:pPr>
-      <w:r>
-        <w:rPr>
-          <w:rFonts w:ascii="Segoe UI" w:eastAsia="Times New Roman" w:hAnsi="Segoe UI" w:cs="Segoe UI"/>
-        </w:rPr>
-        <w:t>Step 10   Start a Task</w:t>
+        <w:pStyle w:val="NormalWeb"/>
+        <w:rPr>
+          <w:rFonts w:ascii="Segoe UI" w:hAnsi="Segoe UI" w:cs="Segoe UI"/>
+          <w:color w:val="1F2937"/>
+          <w:sz w:val="21"/>
+          <w:szCs w:val="21"/>
+        </w:rPr>
+      </w:pPr>
+      <w:r>
+        <w:rPr>
+          <w:rFonts w:ascii="Segoe UI" w:hAnsi="Segoe UI" w:cs="Segoe UI"/>
+          <w:color w:val="1F2937"/>
+          <w:sz w:val="21"/>
+          <w:szCs w:val="21"/>
+        </w:rPr>
+        <w:t>How the board is ordered:</w:t>
       </w:r>
     </w:p>
     <w:p>
       <w:pPr>
-        <w:pStyle w:val="NormalWeb"/>
-        <w:rPr>
-          <w:rFonts w:ascii="Segoe UI" w:hAnsi="Segoe UI" w:cs="Segoe UI"/>
-          <w:color w:val="1F2937"/>
-          <w:sz w:val="21"/>
-          <w:szCs w:val="21"/>
-        </w:rPr>
-      </w:pPr>
-      <w:r>
-        <w:rPr>
-          <w:rFonts w:ascii="Segoe UI" w:hAnsi="Segoe UI" w:cs="Segoe UI"/>
-          <w:color w:val="1F2937"/>
-          <w:sz w:val="21"/>
-          <w:szCs w:val="21"/>
-        </w:rPr>
-        <w:t xml:space="preserve">Find your task card and tap </w:t>
-      </w:r>
-      <w:r>
-        <w:rPr>
-          <w:rFonts w:ascii="Segoe UI" w:hAnsi="Segoe UI" w:cs="Segoe UI"/>
+        <w:numPr>
+          <w:ilvl w:val="0"/>
+          <w:numId w:val="5"/>
+        </w:numPr>
+        <w:spacing w:before="60" w:after="60"/>
+        <w:rPr>
+          <w:rFonts w:ascii="Segoe UI" w:eastAsia="Times New Roman" w:hAnsi="Segoe UI" w:cs="Segoe UI"/>
+          <w:color w:val="1F2937"/>
+          <w:sz w:val="21"/>
+          <w:szCs w:val="21"/>
+        </w:rPr>
+      </w:pPr>
+      <w:r>
+        <w:rPr>
+          <w:rFonts w:ascii="Segoe UI" w:eastAsia="Times New Roman" w:hAnsi="Segoe UI" w:cs="Segoe UI"/>
           <w:b/>
           <w:bCs/>
           <w:color w:val="1F2937"/>
           <w:sz w:val="21"/>
           <w:szCs w:val="21"/>
         </w:rPr>
-        <w:t>Start</w:t>
-      </w:r>
-      <w:r>
-        <w:rPr>
-          <w:rFonts w:ascii="Segoe UI" w:hAnsi="Segoe UI" w:cs="Segoe UI"/>
-          <w:color w:val="1F2937"/>
-          <w:sz w:val="21"/>
-          <w:szCs w:val="21"/>
-        </w:rPr>
-        <w:t xml:space="preserve">. The card moves to </w:t>
-      </w:r>
-      <w:r>
-        <w:rPr>
-          <w:rFonts w:ascii="Segoe UI" w:hAnsi="Segoe UI" w:cs="Segoe UI"/>
+        <w:t>Lanes with tasks come first</w:t>
+      </w:r>
+      <w:r>
+        <w:rPr>
+          <w:rFonts w:ascii="Segoe UI" w:eastAsia="Times New Roman" w:hAnsi="Segoe UI" w:cs="Segoe UI"/>
+          <w:color w:val="1F2937"/>
+          <w:sz w:val="21"/>
+          <w:szCs w:val="21"/>
+        </w:rPr>
+        <w:t>; empty lanes drop to the bottom. While you search, the lanes with the most matches come first.</w:t>
+      </w:r>
+    </w:p>
+    <w:p>
+      <w:pPr>
+        <w:numPr>
+          <w:ilvl w:val="0"/>
+          <w:numId w:val="5"/>
+        </w:numPr>
+        <w:spacing w:before="60" w:after="60"/>
+        <w:rPr>
+          <w:rFonts w:ascii="Segoe UI" w:eastAsia="Times New Roman" w:hAnsi="Segoe UI" w:cs="Segoe UI"/>
+          <w:color w:val="1F2937"/>
+          <w:sz w:val="21"/>
+          <w:szCs w:val="21"/>
+        </w:rPr>
+      </w:pPr>
+      <w:r>
+        <w:rPr>
+          <w:rFonts w:ascii="Segoe UI" w:eastAsia="Times New Roman" w:hAnsi="Segoe UI" w:cs="Segoe UI"/>
+          <w:color w:val="1F2937"/>
+          <w:sz w:val="21"/>
+          <w:szCs w:val="21"/>
+        </w:rPr>
+        <w:t xml:space="preserve">Inside a lane, </w:t>
+      </w:r>
+      <w:r>
+        <w:rPr>
+          <w:rFonts w:ascii="Segoe UI" w:eastAsia="Times New Roman" w:hAnsi="Segoe UI" w:cs="Segoe UI"/>
           <w:b/>
           <w:bCs/>
           <w:color w:val="1F2937"/>
           <w:sz w:val="21"/>
           <w:szCs w:val="21"/>
         </w:rPr>
-        <w:t>In Progress</w:t>
-      </w:r>
-      <w:r>
-        <w:rPr>
-          <w:rFonts w:ascii="Segoe UI" w:hAnsi="Segoe UI" w:cs="Segoe UI"/>
-          <w:color w:val="1F2937"/>
-          <w:sz w:val="21"/>
-          <w:szCs w:val="21"/>
-        </w:rPr>
-        <w:t xml:space="preserve"> and its clock begins. Tap the card itself at any time to open </w:t>
-      </w:r>
-      <w:r>
-        <w:rPr>
-          <w:rFonts w:ascii="Segoe UI" w:hAnsi="Segoe UI" w:cs="Segoe UI"/>
+        <w:t>the task you worked on most recently is at the top</w:t>
+      </w:r>
+      <w:r>
+        <w:rPr>
+          <w:rFonts w:ascii="Segoe UI" w:eastAsia="Times New Roman" w:hAnsi="Segoe UI" w:cs="Segoe UI"/>
+          <w:color w:val="1F2937"/>
+          <w:sz w:val="21"/>
+          <w:szCs w:val="21"/>
+        </w:rPr>
+        <w:t>. (Today keeps its own order — most time today first.)</w:t>
+      </w:r>
+    </w:p>
+    <w:p>
+      <w:pPr>
+        <w:numPr>
+          <w:ilvl w:val="0"/>
+          <w:numId w:val="5"/>
+        </w:numPr>
+        <w:spacing w:before="60" w:after="60"/>
+        <w:rPr>
+          <w:rFonts w:ascii="Segoe UI" w:eastAsia="Times New Roman" w:hAnsi="Segoe UI" w:cs="Segoe UI"/>
+          <w:color w:val="1F2937"/>
+          <w:sz w:val="21"/>
+          <w:szCs w:val="21"/>
+        </w:rPr>
+      </w:pPr>
+      <w:r>
+        <w:rPr>
+          <w:rFonts w:ascii="Segoe UI" w:eastAsia="Times New Roman" w:hAnsi="Segoe UI" w:cs="Segoe UI"/>
+          <w:color w:val="1F2937"/>
+          <w:sz w:val="21"/>
+          <w:szCs w:val="21"/>
+        </w:rPr>
+        <w:t xml:space="preserve">A task on </w:t>
+      </w:r>
+      <w:r>
+        <w:rPr>
+          <w:rFonts w:ascii="Segoe UI" w:eastAsia="Times New Roman" w:hAnsi="Segoe UI" w:cs="Segoe UI"/>
           <w:b/>
           <w:bCs/>
           <w:color w:val="1F2937"/>
           <w:sz w:val="21"/>
           <w:szCs w:val="21"/>
         </w:rPr>
+        <w:t>Hold</w:t>
+      </w:r>
+      <w:r>
+        <w:rPr>
+          <w:rFonts w:ascii="Segoe UI" w:eastAsia="Times New Roman" w:hAnsi="Segoe UI" w:cs="Segoe UI"/>
+          <w:color w:val="1F2937"/>
+          <w:sz w:val="21"/>
+          <w:szCs w:val="21"/>
+        </w:rPr>
+        <w:t xml:space="preserve"> or sent back for </w:t>
+      </w:r>
+      <w:r>
+        <w:rPr>
+          <w:rFonts w:ascii="Segoe UI" w:eastAsia="Times New Roman" w:hAnsi="Segoe UI" w:cs="Segoe UI"/>
+          <w:b/>
+          <w:bCs/>
+          <w:color w:val="1F2937"/>
+          <w:sz w:val="21"/>
+          <w:szCs w:val="21"/>
+        </w:rPr>
+        <w:t>Rework</w:t>
+      </w:r>
+      <w:r>
+        <w:rPr>
+          <w:rFonts w:ascii="Segoe UI" w:eastAsia="Times New Roman" w:hAnsi="Segoe UI" w:cs="Segoe UI"/>
+          <w:color w:val="1F2937"/>
+          <w:sz w:val="21"/>
+          <w:szCs w:val="21"/>
+        </w:rPr>
+        <w:t xml:space="preserve"> sits in its priority lane (Regular, Important or Urgent), not with Paused.</w:t>
+      </w:r>
+    </w:p>
+    <w:p>
+      <w:pPr>
+        <w:numPr>
+          <w:ilvl w:val="0"/>
+          <w:numId w:val="5"/>
+        </w:numPr>
+        <w:spacing w:before="60" w:after="60"/>
+        <w:rPr>
+          <w:rFonts w:ascii="Segoe UI" w:eastAsia="Times New Roman" w:hAnsi="Segoe UI" w:cs="Segoe UI"/>
+          <w:color w:val="1F2937"/>
+          <w:sz w:val="21"/>
+          <w:szCs w:val="21"/>
+        </w:rPr>
+      </w:pPr>
+      <w:r>
+        <w:rPr>
+          <w:rFonts w:ascii="Segoe UI" w:eastAsia="Times New Roman" w:hAnsi="Segoe UI" w:cs="Segoe UI"/>
+          <w:color w:val="1F2937"/>
+          <w:sz w:val="21"/>
+          <w:szCs w:val="21"/>
+        </w:rPr>
+        <w:t xml:space="preserve">A </w:t>
+      </w:r>
+      <w:r>
+        <w:rPr>
+          <w:rFonts w:ascii="Segoe UI" w:eastAsia="Times New Roman" w:hAnsi="Segoe UI" w:cs="Segoe UI"/>
+          <w:b/>
+          <w:bCs/>
+          <w:color w:val="1F2937"/>
+          <w:sz w:val="21"/>
+          <w:szCs w:val="21"/>
+        </w:rPr>
+        <w:t>red card</w:t>
+      </w:r>
+      <w:r>
+        <w:rPr>
+          <w:rFonts w:ascii="Segoe UI" w:eastAsia="Times New Roman" w:hAnsi="Segoe UI" w:cs="Segoe UI"/>
+          <w:color w:val="1F2937"/>
+          <w:sz w:val="21"/>
+          <w:szCs w:val="21"/>
+        </w:rPr>
+        <w:t xml:space="preserve"> </w:t>
+      </w:r>
+      <w:r>
+        <w:rPr>
+          <w:rFonts w:ascii="Segoe UI" w:eastAsia="Times New Roman" w:hAnsi="Segoe UI" w:cs="Segoe UI"/>
+          <w:color w:val="1F2937"/>
+          <w:sz w:val="21"/>
+          <w:szCs w:val="21"/>
+        </w:rPr>
+        <w:t>in Regular, Important or Urgent is a new task nobody has started yet. It stays at the top of its lane and turns back to normal once it is started, or after 24 hours.</w:t>
+      </w:r>
+    </w:p>
+    <w:tbl>
+      <w:tblPr>
+        <w:tblW w:w="5000" w:type="pct"/>
+        <w:tblCellMar>
+          <w:top w:w="15" w:type="dxa"/>
+          <w:left w:w="15" w:type="dxa"/>
+          <w:bottom w:w="15" w:type="dxa"/>
+          <w:right w:w="15" w:type="dxa"/>
+        </w:tblCellMar>
+        <w:tblLook w:val="04A0" w:firstRow="1" w:lastRow="0" w:firstColumn="1" w:lastColumn="0" w:noHBand="0" w:noVBand="1"/>
+      </w:tblPr>
+      <w:tblGrid>
+        <w:gridCol w:w="8981"/>
+      </w:tblGrid>
+      <w:tr>
+        <w:trPr>
+          <w:cantSplit/>
+        </w:trPr>
+        <w:tc>
+          <w:tcPr>
+            <w:tcW w:w="0" w:type="auto"/>
+            <w:tcBorders>
+              <w:left w:val="single" w:sz="36" w:space="0" w:color="D97706"/>
+            </w:tcBorders>
+            <w:shd w:val="clear" w:color="auto" w:fill="FEF3C7"/>
+            <w:tcMar>
+              <w:top w:w="140" w:type="dxa"/>
+              <w:left w:w="200" w:type="dxa"/>
+              <w:bottom w:w="140" w:type="dxa"/>
+              <w:right w:w="200" w:type="dxa"/>
+            </w:tcMar>
+            <w:vAlign w:val="center"/>
+            <w:hideMark/>
+          </w:tcPr>
+          <w:p>
+            <w:pPr>
+              <w:spacing w:before="200" w:after="200"/>
+              <w:rPr>
+                <w:rFonts w:ascii="Segoe UI" w:eastAsia="Times New Roman" w:hAnsi="Segoe UI" w:cs="Segoe UI"/>
+                <w:color w:val="1F2937"/>
+                <w:sz w:val="19"/>
+                <w:szCs w:val="19"/>
+              </w:rPr>
+            </w:pPr>
+            <w:r>
+              <w:rPr>
+                <w:rFonts w:ascii="Segoe UI" w:eastAsia="Times New Roman" w:hAnsi="Segoe UI" w:cs="Segoe UI"/>
+                <w:b/>
+                <w:bCs/>
+                <w:color w:val="1F2937"/>
+                <w:sz w:val="19"/>
+                <w:szCs w:val="19"/>
+              </w:rPr>
+              <w:t>TIP</w:t>
+            </w:r>
+            <w:r>
+              <w:rPr>
+                <w:rFonts w:ascii="Segoe UI" w:eastAsia="Times New Roman" w:hAnsi="Segoe UI" w:cs="Segoe UI"/>
+                <w:color w:val="1F2937"/>
+                <w:sz w:val="19"/>
+                <w:szCs w:val="19"/>
+              </w:rPr>
+              <w:t xml:space="preserve">  Search finds a task by its reference however you type it — </w:t>
+            </w:r>
+            <w:r>
+              <w:rPr>
+                <w:rFonts w:ascii="Segoe UI" w:eastAsia="Times New Roman" w:hAnsi="Segoe UI" w:cs="Segoe UI"/>
+                <w:b/>
+                <w:bCs/>
+                <w:color w:val="1F2937"/>
+                <w:sz w:val="19"/>
+                <w:szCs w:val="19"/>
+              </w:rPr>
+              <w:t>req148</w:t>
+            </w:r>
+            <w:r>
+              <w:rPr>
+                <w:rFonts w:ascii="Segoe UI" w:eastAsia="Times New Roman" w:hAnsi="Segoe UI" w:cs="Segoe UI"/>
+                <w:color w:val="1F2937"/>
+                <w:sz w:val="19"/>
+                <w:szCs w:val="19"/>
+              </w:rPr>
+              <w:t xml:space="preserve">, </w:t>
+            </w:r>
+            <w:r>
+              <w:rPr>
+                <w:rFonts w:ascii="Segoe UI" w:eastAsia="Times New Roman" w:hAnsi="Segoe UI" w:cs="Segoe UI"/>
+                <w:b/>
+                <w:bCs/>
+                <w:color w:val="1F2937"/>
+                <w:sz w:val="19"/>
+                <w:szCs w:val="19"/>
+              </w:rPr>
+              <w:t>REQ-148</w:t>
+            </w:r>
+            <w:r>
+              <w:rPr>
+                <w:rFonts w:ascii="Segoe UI" w:eastAsia="Times New Roman" w:hAnsi="Segoe UI" w:cs="Segoe UI"/>
+                <w:color w:val="1F2937"/>
+                <w:sz w:val="19"/>
+                <w:szCs w:val="19"/>
+              </w:rPr>
+              <w:t xml:space="preserve"> and </w:t>
+            </w:r>
+            <w:r>
+              <w:rPr>
+                <w:rFonts w:ascii="Segoe UI" w:eastAsia="Times New Roman" w:hAnsi="Segoe UI" w:cs="Segoe UI"/>
+                <w:b/>
+                <w:bCs/>
+                <w:color w:val="1F2937"/>
+                <w:sz w:val="19"/>
+                <w:szCs w:val="19"/>
+              </w:rPr>
+              <w:t>148</w:t>
+            </w:r>
+            <w:r>
+              <w:rPr>
+                <w:rFonts w:ascii="Segoe UI" w:eastAsia="Times New Roman" w:hAnsi="Segoe UI" w:cs="Segoe UI"/>
+                <w:color w:val="1F2937"/>
+                <w:sz w:val="19"/>
+                <w:szCs w:val="19"/>
+              </w:rPr>
+              <w:t xml:space="preserve"> all find REQ-148.</w:t>
+            </w:r>
+          </w:p>
+        </w:tc>
+      </w:tr>
+    </w:tbl>
+    <w:p>
+      <w:pPr>
+        <w:pStyle w:val="Heading3"/>
+        <w:rPr>
+          <w:rFonts w:ascii="Segoe UI" w:eastAsia="Times New Roman" w:hAnsi="Segoe UI" w:cs="Segoe UI"/>
+        </w:rPr>
+      </w:pPr>
+      <w:r>
+        <w:rPr>
+          <w:rFonts w:ascii="Segoe UI" w:eastAsia="Times New Roman" w:hAnsi="Segoe UI" w:cs="Segoe UI"/>
+        </w:rPr>
+        <w:t>Step 10   Start a Task</w:t>
+      </w:r>
+    </w:p>
+    <w:p>
+      <w:pPr>
+        <w:pStyle w:val="NormalWeb"/>
+        <w:rPr>
+          <w:rFonts w:ascii="Segoe UI" w:hAnsi="Segoe UI" w:cs="Segoe UI"/>
+          <w:color w:val="1F2937"/>
+          <w:sz w:val="21"/>
+          <w:szCs w:val="21"/>
+        </w:rPr>
+      </w:pPr>
+      <w:r>
+        <w:rPr>
+          <w:rFonts w:ascii="Segoe UI" w:hAnsi="Segoe UI" w:cs="Segoe UI"/>
+          <w:color w:val="1F2937"/>
+          <w:sz w:val="21"/>
+          <w:szCs w:val="21"/>
+        </w:rPr>
+        <w:t xml:space="preserve">Find your task card and tap </w:t>
+      </w:r>
+      <w:r>
+        <w:rPr>
+          <w:rFonts w:ascii="Segoe UI" w:hAnsi="Segoe UI" w:cs="Segoe UI"/>
+          <w:b/>
+          <w:bCs/>
+          <w:color w:val="1F2937"/>
+          <w:sz w:val="21"/>
+          <w:szCs w:val="21"/>
+        </w:rPr>
+        <w:t>Start</w:t>
+      </w:r>
+      <w:r>
+        <w:rPr>
+          <w:rFonts w:ascii="Segoe UI" w:hAnsi="Segoe UI" w:cs="Segoe UI"/>
+          <w:color w:val="1F2937"/>
+          <w:sz w:val="21"/>
+          <w:szCs w:val="21"/>
+        </w:rPr>
+        <w:t xml:space="preserve">. The card moves to </w:t>
+      </w:r>
+      <w:r>
+        <w:rPr>
+          <w:rFonts w:ascii="Segoe UI" w:hAnsi="Segoe UI" w:cs="Segoe UI"/>
+          <w:b/>
+          <w:bCs/>
+          <w:color w:val="1F2937"/>
+          <w:sz w:val="21"/>
+          <w:szCs w:val="21"/>
+        </w:rPr>
+        <w:t>In Progress</w:t>
+      </w:r>
+      <w:r>
+        <w:rPr>
+          <w:rFonts w:ascii="Segoe UI" w:hAnsi="Segoe UI" w:cs="Segoe UI"/>
+          <w:color w:val="1F2937"/>
+          <w:sz w:val="21"/>
+          <w:szCs w:val="21"/>
+        </w:rPr>
+        <w:t xml:space="preserve"> and its clock begins. Tap the card itself at any time to open </w:t>
+      </w:r>
+      <w:r>
+        <w:rPr>
+          <w:rFonts w:ascii="Segoe UI" w:hAnsi="Segoe UI" w:cs="Segoe UI"/>
+          <w:b/>
+          <w:bCs/>
+          <w:color w:val="1F2937"/>
+          <w:sz w:val="21"/>
+          <w:szCs w:val="21"/>
+        </w:rPr>
         <w:t>KPI Details</w:t>
       </w:r>
       <w:r>
@@ -4733,16 +5853,47 @@
           <w:sz w:val="21"/>
           <w:szCs w:val="21"/>
         </w:rPr>
-        <w:t xml:space="preserve"> </w:t>
-      </w:r>
-      <w:r>
-        <w:rPr>
-          <w:rFonts w:ascii="Segoe UI" w:hAnsi="Segoe UI" w:cs="Segoe UI"/>
-          <w:color w:val="1F2937"/>
-          <w:sz w:val="21"/>
-          <w:szCs w:val="21"/>
-        </w:rPr>
-        <w:t>and read the full description, estimate and history.</w:t>
+        <w:t xml:space="preserve"> and read the full description, estimate and history.</w:t>
+      </w:r>
+    </w:p>
+    <w:p>
+      <w:pPr>
+        <w:pStyle w:val="NormalWeb"/>
+        <w:rPr>
+          <w:rFonts w:ascii="Segoe UI" w:hAnsi="Segoe UI" w:cs="Segoe UI"/>
+          <w:color w:val="1F2937"/>
+          <w:sz w:val="21"/>
+          <w:szCs w:val="21"/>
+        </w:rPr>
+      </w:pPr>
+      <w:r>
+        <w:rPr>
+          <w:rFonts w:ascii="Segoe UI" w:hAnsi="Segoe UI" w:cs="Segoe UI"/>
+          <w:color w:val="1F2937"/>
+          <w:sz w:val="21"/>
+          <w:szCs w:val="21"/>
+        </w:rPr>
+        <w:t xml:space="preserve">When you pick a paused task back up, the card shows a second clock, </w:t>
+      </w:r>
+      <w:r>
+        <w:rPr>
+          <w:rFonts w:ascii="Segoe UI" w:hAnsi="Segoe UI" w:cs="Segoe UI"/>
+          <w:b/>
+          <w:bCs/>
+          <w:color w:val="1F2937"/>
+          <w:sz w:val="21"/>
+          <w:szCs w:val="21"/>
+        </w:rPr>
+        <w:t>Resumed</w:t>
+      </w:r>
+      <w:r>
+        <w:rPr>
+          <w:rFonts w:ascii="Segoe UI" w:hAnsi="Segoe UI" w:cs="Segoe UI"/>
+          <w:color w:val="1F2937"/>
+          <w:sz w:val="21"/>
+          <w:szCs w:val="21"/>
+        </w:rPr>
+        <w:t>, counting how long it has been since you came back to it — for example after a break or after lunch.</w:t>
       </w:r>
     </w:p>
     <w:tbl>
@@ -4802,7 +5953,7 @@
                 <w:szCs w:val="21"/>
               </w:rPr>
               <w:drawing>
-                <wp:inline distT="0" distB="0" distL="0" distR="0" wp14:anchorId="34B3B4B8" wp14:editId="281B5DF9">
+                <wp:inline distT="0" distB="0" distL="0" distR="0" wp14:anchorId="5397AC2C" wp14:editId="049093E5">
                   <wp:extent cx="2712720" cy="3810000"/>
                   <wp:effectExtent l="0" t="0" r="0" b="0"/>
                   <wp:docPr id="6" name="Picture 6"/>
@@ -5013,7 +6164,16 @@
           <w:sz w:val="21"/>
           <w:szCs w:val="21"/>
         </w:rPr>
-        <w:t xml:space="preserve"> and pick the reason. This is how your day adds up correctly at the end.</w:t>
+        <w:t xml:space="preserve"> </w:t>
+      </w:r>
+      <w:r>
+        <w:rPr>
+          <w:rFonts w:ascii="Segoe UI" w:hAnsi="Segoe UI" w:cs="Segoe UI"/>
+          <w:color w:val="1F2937"/>
+          <w:sz w:val="21"/>
+          <w:szCs w:val="21"/>
+        </w:rPr>
+        <w:t>and pick the reason. This is how your day adds up correctly at the end.</w:t>
       </w:r>
     </w:p>
     <w:tbl>
@@ -5163,7 +6323,7 @@
                 <w:sz w:val="19"/>
                 <w:szCs w:val="19"/>
               </w:rPr>
-              <w:t>☕</w:t>
+              <w:t>🔀</w:t>
             </w:r>
             <w:r>
               <w:rPr>
@@ -5183,7 +6343,7 @@
                 <w:sz w:val="19"/>
                 <w:szCs w:val="19"/>
               </w:rPr>
-              <w:t>Break</w:t>
+              <w:t>Moved to another task</w:t>
             </w:r>
           </w:p>
         </w:tc>
@@ -5221,7 +6381,7 @@
                 <w:sz w:val="19"/>
                 <w:szCs w:val="19"/>
               </w:rPr>
-              <w:t>You are stepping away briefly.</w:t>
+              <w:t>You have not stopped working — you are moving to a different task. This is the first chip and the one already selected, because it is the commonest reason. Do not use Break for this: it would file real work time as a break.</w:t>
             </w:r>
           </w:p>
         </w:tc>
@@ -5260,12 +6420,12 @@
             </w:pPr>
             <w:r>
               <w:rPr>
-                <w:rFonts w:ascii="Segoe UI Symbol" w:eastAsia="Times New Roman" w:hAnsi="Segoe UI Symbol" w:cs="Segoe UI Symbol"/>
-                <w:color w:val="1F2937"/>
-                <w:sz w:val="19"/>
-                <w:szCs w:val="19"/>
-              </w:rPr>
-              <w:t>🍽</w:t>
+                <w:rFonts w:ascii="Segoe UI Emoji" w:eastAsia="Times New Roman" w:hAnsi="Segoe UI Emoji" w:cs="Segoe UI Emoji"/>
+                <w:color w:val="1F2937"/>
+                <w:sz w:val="19"/>
+                <w:szCs w:val="19"/>
+              </w:rPr>
+              <w:t>☕</w:t>
             </w:r>
             <w:r>
               <w:rPr>
@@ -5285,7 +6445,7 @@
                 <w:sz w:val="19"/>
                 <w:szCs w:val="19"/>
               </w:rPr>
-              <w:t>Lunch</w:t>
+              <w:t>Break</w:t>
             </w:r>
           </w:p>
         </w:tc>
@@ -5324,7 +6484,7 @@
                 <w:sz w:val="19"/>
                 <w:szCs w:val="19"/>
               </w:rPr>
-              <w:t>You are on your lunch break.</w:t>
+              <w:t>You are stepping away briefly.</w:t>
             </w:r>
           </w:p>
         </w:tc>
@@ -5362,12 +6522,12 @@
             </w:pPr>
             <w:r>
               <w:rPr>
-                <w:rFonts w:ascii="Segoe UI Emoji" w:eastAsia="Times New Roman" w:hAnsi="Segoe UI Emoji" w:cs="Segoe UI Emoji"/>
-                <w:color w:val="1F2937"/>
-                <w:sz w:val="19"/>
-                <w:szCs w:val="19"/>
-              </w:rPr>
-              <w:t>👥</w:t>
+                <w:rFonts w:ascii="Segoe UI Symbol" w:eastAsia="Times New Roman" w:hAnsi="Segoe UI Symbol" w:cs="Segoe UI Symbol"/>
+                <w:color w:val="1F2937"/>
+                <w:sz w:val="19"/>
+                <w:szCs w:val="19"/>
+              </w:rPr>
+              <w:t>🍽</w:t>
             </w:r>
             <w:r>
               <w:rPr>
@@ -5387,7 +6547,7 @@
                 <w:sz w:val="19"/>
                 <w:szCs w:val="19"/>
               </w:rPr>
-              <w:t>Meeting</w:t>
+              <w:t>Lunch</w:t>
             </w:r>
           </w:p>
         </w:tc>
@@ -5425,7 +6585,7 @@
                 <w:sz w:val="19"/>
                 <w:szCs w:val="19"/>
               </w:rPr>
-              <w:t>You are in a meeting.</w:t>
+              <w:t>You are on your lunch break.</w:t>
             </w:r>
           </w:p>
         </w:tc>
@@ -5469,7 +6629,7 @@
                 <w:sz w:val="19"/>
                 <w:szCs w:val="19"/>
               </w:rPr>
-              <w:t>🌙</w:t>
+              <w:t>👥</w:t>
             </w:r>
             <w:r>
               <w:rPr>
@@ -5489,7 +6649,7 @@
                 <w:sz w:val="19"/>
                 <w:szCs w:val="19"/>
               </w:rPr>
-              <w:t>Day End</w:t>
+              <w:t>Meeting</w:t>
             </w:r>
           </w:p>
         </w:tc>
@@ -5528,7 +6688,56 @@
                 <w:sz w:val="19"/>
                 <w:szCs w:val="19"/>
               </w:rPr>
-              <w:t>You are stopping for the day. This labels the pause only — your workday stays open until you tap End Workday.</w:t>
+              <w:t xml:space="preserve">You are in a meeting. The dialog asks </w:t>
+            </w:r>
+            <w:r>
+              <w:rPr>
+                <w:rFonts w:ascii="Segoe UI" w:eastAsia="Times New Roman" w:hAnsi="Segoe UI" w:cs="Segoe UI"/>
+                <w:b/>
+                <w:bCs/>
+                <w:color w:val="1F2937"/>
+                <w:sz w:val="19"/>
+                <w:szCs w:val="19"/>
+              </w:rPr>
+              <w:t>Who is it with?</w:t>
+            </w:r>
+            <w:r>
+              <w:rPr>
+                <w:rFonts w:ascii="Segoe UI" w:eastAsia="Times New Roman" w:hAnsi="Segoe UI" w:cs="Segoe UI"/>
+                <w:color w:val="1F2937"/>
+                <w:sz w:val="19"/>
+                <w:szCs w:val="19"/>
+              </w:rPr>
+              <w:t xml:space="preserve"> </w:t>
+            </w:r>
+            <w:r>
+              <w:rPr>
+                <w:rFonts w:ascii="Segoe UI" w:eastAsia="Times New Roman" w:hAnsi="Segoe UI" w:cs="Segoe UI"/>
+                <w:color w:val="1F2937"/>
+                <w:sz w:val="19"/>
+                <w:szCs w:val="19"/>
+              </w:rPr>
+              <w:t xml:space="preserve">(pick the people) and </w:t>
+            </w:r>
+            <w:r>
+              <w:rPr>
+                <w:rFonts w:ascii="Segoe UI" w:eastAsia="Times New Roman" w:hAnsi="Segoe UI" w:cs="Segoe UI"/>
+                <w:b/>
+                <w:bCs/>
+                <w:color w:val="1F2937"/>
+                <w:sz w:val="19"/>
+                <w:szCs w:val="19"/>
+              </w:rPr>
+              <w:t>What is it about?</w:t>
+            </w:r>
+            <w:r>
+              <w:rPr>
+                <w:rFonts w:ascii="Segoe UI" w:eastAsia="Times New Roman" w:hAnsi="Segoe UI" w:cs="Segoe UI"/>
+                <w:color w:val="1F2937"/>
+                <w:sz w:val="19"/>
+                <w:szCs w:val="19"/>
+              </w:rPr>
+              <w:t xml:space="preserve"> — both are saved to your Workday Map.</w:t>
             </w:r>
           </w:p>
         </w:tc>
@@ -5566,6 +6775,24 @@
             </w:pPr>
             <w:r>
               <w:rPr>
+                <w:rFonts w:ascii="Segoe UI Emoji" w:eastAsia="Times New Roman" w:hAnsi="Segoe UI Emoji" w:cs="Segoe UI Emoji"/>
+                <w:color w:val="1F2937"/>
+                <w:sz w:val="19"/>
+                <w:szCs w:val="19"/>
+              </w:rPr>
+              <w:t>🌙</w:t>
+            </w:r>
+            <w:r>
+              <w:rPr>
+                <w:rFonts w:ascii="Segoe UI" w:eastAsia="Times New Roman" w:hAnsi="Segoe UI" w:cs="Segoe UI"/>
+                <w:color w:val="1F2937"/>
+                <w:sz w:val="19"/>
+                <w:szCs w:val="19"/>
+              </w:rPr>
+              <w:t xml:space="preserve"> </w:t>
+            </w:r>
+            <w:r>
+              <w:rPr>
                 <w:rFonts w:ascii="Segoe UI" w:eastAsia="Times New Roman" w:hAnsi="Segoe UI" w:cs="Segoe UI"/>
                 <w:b/>
                 <w:bCs/>
@@ -5573,7 +6800,7 @@
                 <w:sz w:val="19"/>
                 <w:szCs w:val="19"/>
               </w:rPr>
-              <w:t>Another Priority Task</w:t>
+              <w:t>Day End</w:t>
             </w:r>
           </w:p>
         </w:tc>
@@ -5611,7 +6838,7 @@
                 <w:sz w:val="19"/>
                 <w:szCs w:val="19"/>
               </w:rPr>
-              <w:t>Something more urgent came up.</w:t>
+              <w:t>You are stopping for the day. This labels the pause only — your workday stays open until you tap End Workday.</w:t>
             </w:r>
           </w:p>
         </w:tc>
@@ -6107,14 +7334,54 @@
     </w:tbl>
     <w:p>
       <w:pPr>
-        <w:rPr>
-          <w:rFonts w:ascii="Segoe UI" w:eastAsia="Times New Roman" w:hAnsi="Segoe UI" w:cs="Segoe UI"/>
-          <w:vanish/>
-          <w:color w:val="1F2937"/>
-          <w:sz w:val="21"/>
-          <w:szCs w:val="21"/>
-        </w:rPr>
-      </w:pPr>
+        <w:pStyle w:val="NormalWeb"/>
+        <w:rPr>
+          <w:rFonts w:ascii="Segoe UI" w:hAnsi="Segoe UI" w:cs="Segoe UI"/>
+          <w:color w:val="1F2937"/>
+          <w:sz w:val="21"/>
+          <w:szCs w:val="21"/>
+        </w:rPr>
+      </w:pPr>
+      <w:r>
+        <w:rPr>
+          <w:rFonts w:ascii="Segoe UI" w:hAnsi="Segoe UI" w:cs="Segoe UI"/>
+          <w:b/>
+          <w:bCs/>
+          <w:color w:val="1F2937"/>
+          <w:sz w:val="21"/>
+          <w:szCs w:val="21"/>
+        </w:rPr>
+        <w:t>Pause all</w:t>
+      </w:r>
+      <w:r>
+        <w:rPr>
+          <w:rFonts w:ascii="Segoe UI" w:hAnsi="Segoe UI" w:cs="Segoe UI"/>
+          <w:color w:val="1F2937"/>
+          <w:sz w:val="21"/>
+          <w:szCs w:val="21"/>
+        </w:rPr>
+        <w:t xml:space="preserve"> offers the same ten reasons. On a small screen the dialog scrolls, so </w:t>
+      </w:r>
+      <w:r>
+        <w:rPr>
+          <w:rFonts w:ascii="Segoe UI" w:hAnsi="Segoe UI" w:cs="Segoe UI"/>
+          <w:b/>
+          <w:bCs/>
+          <w:color w:val="1F2937"/>
+          <w:sz w:val="21"/>
+          <w:szCs w:val="21"/>
+        </w:rPr>
+        <w:t>Confirm Pause</w:t>
+      </w:r>
+      <w:r>
+        <w:rPr>
+          <w:rFonts w:ascii="Segoe UI" w:hAnsi="Segoe UI" w:cs="Segoe UI"/>
+          <w:color w:val="1F2937"/>
+          <w:sz w:val="21"/>
+          <w:szCs w:val="21"/>
+        </w:rPr>
+        <w:t xml:space="preserve"> is always reachable at the bottom.</w:t>
+      </w:r>
     </w:p>
     <w:tbl>
       <w:tblPr>
@@ -6272,8 +7539,8 @@
                 <w:szCs w:val="21"/>
               </w:rPr>
               <w:drawing>
-                <wp:inline distT="0" distB="0" distL="0" distR="0" wp14:anchorId="4F0EDB73" wp14:editId="11D7BC28">
-                  <wp:extent cx="2377440" cy="3810000"/>
+                <wp:inline distT="0" distB="0" distL="0" distR="0" wp14:anchorId="45D21547" wp14:editId="778CD1AD">
+                  <wp:extent cx="2377440" cy="3604260"/>
                   <wp:effectExtent l="0" t="0" r="3810" b="0"/>
                   <wp:docPr id="7" name="Picture 7"/>
                   <wp:cNvGraphicFramePr>
@@ -6304,7 +7571,7 @@
                         <pic:spPr bwMode="auto">
                           <a:xfrm>
                             <a:off x="0" y="0"/>
-                            <a:ext cx="2377440" cy="3810000"/>
+                            <a:ext cx="2377440" cy="3604260"/>
                           </a:xfrm>
                           <a:prstGeom prst="rect">
                             <a:avLst/>
@@ -6349,7 +7616,13 @@
         <w:rPr>
           <w:rFonts w:ascii="Segoe UI" w:eastAsia="Times New Roman" w:hAnsi="Segoe UI" w:cs="Segoe UI"/>
         </w:rPr>
-        <w:t>Step 12   Switch to Another Task</w:t>
+        <w:t xml:space="preserve">Step 12   </w:t>
+      </w:r>
+      <w:r>
+        <w:rPr>
+          <w:rFonts w:ascii="Segoe UI" w:eastAsia="Times New Roman" w:hAnsi="Segoe UI" w:cs="Segoe UI"/>
+        </w:rPr>
+        <w:t>Switch to Another Task</w:t>
       </w:r>
     </w:p>
     <w:p>
@@ -6389,30 +7662,87 @@
           <w:sz w:val="21"/>
           <w:szCs w:val="21"/>
         </w:rPr>
-        <w:t xml:space="preserve"> </w:t>
-      </w:r>
-      <w:r>
-        <w:rPr>
-          <w:rFonts w:ascii="Segoe UI" w:hAnsi="Segoe UI" w:cs="Segoe UI"/>
-          <w:color w:val="1F2937"/>
-          <w:sz w:val="21"/>
-          <w:szCs w:val="21"/>
-        </w:rPr>
-        <w:t>instead of Pause. It stops this task and records what you moved to, in one step. If you have several tasks running at once, Switch only stops this one — the others keep counting.</w:t>
+        <w:t xml:space="preserve"> instead of Pause. It stops this task and records what you moved to, in one step. If you have several tasks running at once, Switch only stops this one — the others keep counting.</w:t>
       </w:r>
     </w:p>
     <w:p>
       <w:pPr>
-        <w:pStyle w:val="Heading3"/>
-        <w:rPr>
-          <w:rFonts w:ascii="Segoe UI" w:eastAsia="Times New Roman" w:hAnsi="Segoe UI" w:cs="Segoe UI"/>
-        </w:rPr>
-      </w:pPr>
-      <w:r>
-        <w:rPr>
-          <w:rFonts w:ascii="Segoe UI" w:eastAsia="Times New Roman" w:hAnsi="Segoe UI" w:cs="Segoe UI"/>
-        </w:rPr>
-        <w:t>Step 13   Complete a Task</w:t>
+        <w:pStyle w:val="NormalWeb"/>
+        <w:rPr>
+          <w:rFonts w:ascii="Segoe UI" w:hAnsi="Segoe UI" w:cs="Segoe UI"/>
+          <w:color w:val="1F2937"/>
+          <w:sz w:val="21"/>
+          <w:szCs w:val="21"/>
+        </w:rPr>
+      </w:pPr>
+      <w:r>
+        <w:rPr>
+          <w:rFonts w:ascii="Segoe UI" w:hAnsi="Segoe UI" w:cs="Segoe UI"/>
+          <w:color w:val="1F2937"/>
+          <w:sz w:val="21"/>
+          <w:szCs w:val="21"/>
+        </w:rPr>
+        <w:t xml:space="preserve">The </w:t>
+      </w:r>
+      <w:r>
+        <w:rPr>
+          <w:rFonts w:ascii="Segoe UI" w:hAnsi="Segoe UI" w:cs="Segoe UI"/>
+          <w:b/>
+          <w:bCs/>
+          <w:color w:val="1F2937"/>
+          <w:sz w:val="21"/>
+          <w:szCs w:val="21"/>
+        </w:rPr>
+        <w:t>Switch to another task</w:t>
+      </w:r>
+      <w:r>
+        <w:rPr>
+          <w:rFonts w:ascii="Segoe UI" w:hAnsi="Segoe UI" w:cs="Segoe UI"/>
+          <w:color w:val="1F2937"/>
+          <w:sz w:val="21"/>
+          <w:szCs w:val="21"/>
+        </w:rPr>
+        <w:t xml:space="preserve"> list puts the task you worked on most recently at the top, in two groups: </w:t>
+      </w:r>
+      <w:r>
+        <w:rPr>
+          <w:rFonts w:ascii="Segoe UI" w:hAnsi="Segoe UI" w:cs="Segoe UI"/>
+          <w:b/>
+          <w:bCs/>
+          <w:color w:val="1F2937"/>
+          <w:sz w:val="21"/>
+          <w:szCs w:val="21"/>
+        </w:rPr>
+        <w:t>Paused — pick back up</w:t>
+      </w:r>
+      <w:r>
+        <w:rPr>
+          <w:rFonts w:ascii="Segoe UI" w:hAnsi="Segoe UI" w:cs="Segoe UI"/>
+          <w:color w:val="1F2937"/>
+          <w:sz w:val="21"/>
+          <w:szCs w:val="21"/>
+        </w:rPr>
+        <w:t xml:space="preserve"> and </w:t>
+      </w:r>
+      <w:r>
+        <w:rPr>
+          <w:rFonts w:ascii="Segoe UI" w:hAnsi="Segoe UI" w:cs="Segoe UI"/>
+          <w:b/>
+          <w:bCs/>
+          <w:color w:val="1F2937"/>
+          <w:sz w:val="21"/>
+          <w:szCs w:val="21"/>
+        </w:rPr>
+        <w:t>Not started yet</w:t>
+      </w:r>
+      <w:r>
+        <w:rPr>
+          <w:rFonts w:ascii="Segoe UI" w:hAnsi="Segoe UI" w:cs="Segoe UI"/>
+          <w:color w:val="1F2937"/>
+          <w:sz w:val="21"/>
+          <w:szCs w:val="21"/>
+        </w:rPr>
+        <w:t>, each with its count.</w:t>
       </w:r>
     </w:p>
     <w:p>
@@ -6432,7 +7762,7 @@
           <w:sz w:val="21"/>
           <w:szCs w:val="21"/>
         </w:rPr>
-        <w:t xml:space="preserve">When the work is genuinely finished, tap </w:t>
+        <w:t xml:space="preserve">Switching between a task, a break, lunch or a meeting always asks first. The confirm box, </w:t>
       </w:r>
       <w:r>
         <w:rPr>
@@ -6443,23 +7773,302 @@
           <w:sz w:val="21"/>
           <w:szCs w:val="21"/>
         </w:rPr>
-        <w:t>Complete</w:t>
-      </w:r>
-      <w:r>
-        <w:rPr>
-          <w:rFonts w:ascii="Segoe UI" w:hAnsi="Segoe UI" w:cs="Segoe UI"/>
-          <w:color w:val="1F2937"/>
-          <w:sz w:val="21"/>
-          <w:szCs w:val="21"/>
-        </w:rPr>
-        <w:t>. A checklist appears. Tick each item honestly — this is what the admin reviews:</w:t>
+        <w:t>Switch to …?</w:t>
+      </w:r>
+      <w:r>
+        <w:rPr>
+          <w:rFonts w:ascii="Segoe UI" w:hAnsi="Segoe UI" w:cs="Segoe UI"/>
+          <w:color w:val="1F2937"/>
+          <w:sz w:val="21"/>
+          <w:szCs w:val="21"/>
+        </w:rPr>
+        <w:t xml:space="preserve">, shows what </w:t>
+      </w:r>
+      <w:r>
+        <w:rPr>
+          <w:rFonts w:ascii="Segoe UI" w:hAnsi="Segoe UI" w:cs="Segoe UI"/>
+          <w:b/>
+          <w:bCs/>
+          <w:color w:val="1F2937"/>
+          <w:sz w:val="21"/>
+          <w:szCs w:val="21"/>
+        </w:rPr>
+        <w:t>ends now</w:t>
+      </w:r>
+      <w:r>
+        <w:rPr>
+          <w:rFonts w:ascii="Segoe UI" w:hAnsi="Segoe UI" w:cs="Segoe UI"/>
+          <w:color w:val="1F2937"/>
+          <w:sz w:val="21"/>
+          <w:szCs w:val="21"/>
+        </w:rPr>
+        <w:t xml:space="preserve"> and what </w:t>
+      </w:r>
+      <w:r>
+        <w:rPr>
+          <w:rFonts w:ascii="Segoe UI" w:hAnsi="Segoe UI" w:cs="Segoe UI"/>
+          <w:b/>
+          <w:bCs/>
+          <w:color w:val="1F2937"/>
+          <w:sz w:val="21"/>
+          <w:szCs w:val="21"/>
+        </w:rPr>
+        <w:t>starts now</w:t>
+      </w:r>
+      <w:r>
+        <w:rPr>
+          <w:rFonts w:ascii="Segoe UI" w:hAnsi="Segoe UI" w:cs="Segoe UI"/>
+          <w:color w:val="1F2937"/>
+          <w:sz w:val="21"/>
+          <w:szCs w:val="21"/>
+        </w:rPr>
+        <w:t xml:space="preserve">, and reassures you: </w:t>
+      </w:r>
+      <w:r>
+        <w:rPr>
+          <w:rFonts w:ascii="Segoe UI" w:hAnsi="Segoe UI" w:cs="Segoe UI"/>
+          <w:i/>
+          <w:iCs/>
+          <w:color w:val="1F2937"/>
+          <w:sz w:val="21"/>
+          <w:szCs w:val="21"/>
+        </w:rPr>
+        <w:t>“… is saved to your Workday Map. Nothing is lost.”</w:t>
+      </w:r>
+      <w:r>
+        <w:rPr>
+          <w:rFonts w:ascii="Segoe UI" w:hAnsi="Segoe UI" w:cs="Segoe UI"/>
+          <w:color w:val="1F2937"/>
+          <w:sz w:val="21"/>
+          <w:szCs w:val="21"/>
+        </w:rPr>
+        <w:t xml:space="preserve"> Switching to a meeting also asks who was there and what it is about.</w:t>
       </w:r>
     </w:p>
     <w:p>
       <w:pPr>
+        <w:pStyle w:val="Heading3"/>
+        <w:rPr>
+          <w:rFonts w:ascii="Segoe UI" w:eastAsia="Times New Roman" w:hAnsi="Segoe UI" w:cs="Segoe UI"/>
+        </w:rPr>
+      </w:pPr>
+      <w:r>
+        <w:rPr>
+          <w:rFonts w:ascii="Segoe UI" w:eastAsia="Times New Roman" w:hAnsi="Segoe UI" w:cs="Segoe UI"/>
+        </w:rPr>
+        <w:t>Step 12a   Respond &amp; Resume a Task That Was Sent Back</w:t>
+      </w:r>
+    </w:p>
+    <w:p>
+      <w:pPr>
+        <w:pStyle w:val="NormalWeb"/>
+        <w:rPr>
+          <w:rFonts w:ascii="Segoe UI" w:hAnsi="Segoe UI" w:cs="Segoe UI"/>
+          <w:color w:val="1F2937"/>
+          <w:sz w:val="21"/>
+          <w:szCs w:val="21"/>
+        </w:rPr>
+      </w:pPr>
+      <w:r>
+        <w:rPr>
+          <w:rFonts w:ascii="Segoe UI" w:hAnsi="Segoe UI" w:cs="Segoe UI"/>
+          <w:color w:val="1F2937"/>
+          <w:sz w:val="21"/>
+          <w:szCs w:val="21"/>
+        </w:rPr>
+        <w:t xml:space="preserve">If an admin sends back a task you created yourself, tapping </w:t>
+      </w:r>
+      <w:r>
+        <w:rPr>
+          <w:rFonts w:ascii="Segoe UI" w:hAnsi="Segoe UI" w:cs="Segoe UI"/>
+          <w:b/>
+          <w:bCs/>
+          <w:color w:val="1F2937"/>
+          <w:sz w:val="21"/>
+          <w:szCs w:val="21"/>
+        </w:rPr>
+        <w:t>Resume</w:t>
+      </w:r>
+      <w:r>
+        <w:rPr>
+          <w:rFonts w:ascii="Segoe UI" w:hAnsi="Segoe UI" w:cs="Segoe UI"/>
+          <w:color w:val="1F2937"/>
+          <w:sz w:val="21"/>
+          <w:szCs w:val="21"/>
+        </w:rPr>
+        <w:t xml:space="preserve"> on it opens </w:t>
+      </w:r>
+      <w:r>
+        <w:rPr>
+          <w:rFonts w:ascii="Segoe UI" w:hAnsi="Segoe UI" w:cs="Segoe UI"/>
+          <w:b/>
+          <w:bCs/>
+          <w:color w:val="1F2937"/>
+          <w:sz w:val="21"/>
+          <w:szCs w:val="21"/>
+        </w:rPr>
+        <w:t>Respond &amp; Resume</w:t>
+      </w:r>
+      <w:r>
+        <w:rPr>
+          <w:rFonts w:ascii="Segoe UI" w:hAnsi="Segoe UI" w:cs="Segoe UI"/>
+          <w:color w:val="1F2937"/>
+          <w:sz w:val="21"/>
+          <w:szCs w:val="21"/>
+        </w:rPr>
+        <w:t xml:space="preserve"> instead of resuming straight away. It quotes the admin’s note (</w:t>
+      </w:r>
+      <w:r>
+        <w:rPr>
+          <w:rFonts w:ascii="Segoe UI" w:hAnsi="Segoe UI" w:cs="Segoe UI"/>
+          <w:i/>
+          <w:iCs/>
+          <w:color w:val="1F2937"/>
+          <w:sz w:val="21"/>
+          <w:szCs w:val="21"/>
+        </w:rPr>
+        <w:t xml:space="preserve">“&lt;admin&gt; </w:t>
+      </w:r>
+      <w:r>
+        <w:rPr>
+          <w:rFonts w:ascii="Segoe UI" w:hAnsi="Segoe UI" w:cs="Segoe UI"/>
+          <w:i/>
+          <w:iCs/>
+          <w:color w:val="1F2937"/>
+          <w:sz w:val="21"/>
+          <w:szCs w:val="21"/>
+        </w:rPr>
+        <w:t>sent this back:”</w:t>
+      </w:r>
+      <w:r>
+        <w:rPr>
+          <w:rFonts w:ascii="Segoe UI" w:hAnsi="Segoe UI" w:cs="Segoe UI"/>
+          <w:color w:val="1F2937"/>
+          <w:sz w:val="21"/>
+          <w:szCs w:val="21"/>
+        </w:rPr>
+        <w:t xml:space="preserve">) and asks </w:t>
+      </w:r>
+      <w:r>
+        <w:rPr>
+          <w:rFonts w:ascii="Segoe UI" w:hAnsi="Segoe UI" w:cs="Segoe UI"/>
+          <w:b/>
+          <w:bCs/>
+          <w:color w:val="1F2937"/>
+          <w:sz w:val="21"/>
+          <w:szCs w:val="21"/>
+        </w:rPr>
+        <w:t>What did you change? (required)</w:t>
+      </w:r>
+      <w:r>
+        <w:rPr>
+          <w:rFonts w:ascii="Segoe UI" w:hAnsi="Segoe UI" w:cs="Segoe UI"/>
+          <w:color w:val="1F2937"/>
+          <w:sz w:val="21"/>
+          <w:szCs w:val="21"/>
+        </w:rPr>
+        <w:t>.</w:t>
+      </w:r>
+    </w:p>
+    <w:p>
+      <w:pPr>
+        <w:pStyle w:val="NormalWeb"/>
+        <w:rPr>
+          <w:rFonts w:ascii="Segoe UI" w:hAnsi="Segoe UI" w:cs="Segoe UI"/>
+          <w:color w:val="1F2937"/>
+          <w:sz w:val="21"/>
+          <w:szCs w:val="21"/>
+        </w:rPr>
+      </w:pPr>
+      <w:r>
+        <w:rPr>
+          <w:rFonts w:ascii="Segoe UI" w:hAnsi="Segoe UI" w:cs="Segoe UI"/>
+          <w:color w:val="1F2937"/>
+          <w:sz w:val="21"/>
+          <w:szCs w:val="21"/>
+        </w:rPr>
+        <w:t xml:space="preserve">Type what you fixed and tap </w:t>
+      </w:r>
+      <w:r>
+        <w:rPr>
+          <w:rFonts w:ascii="Segoe UI" w:hAnsi="Segoe UI" w:cs="Segoe UI"/>
+          <w:b/>
+          <w:bCs/>
+          <w:color w:val="1F2937"/>
+          <w:sz w:val="21"/>
+          <w:szCs w:val="21"/>
+        </w:rPr>
+        <w:t>Respond &amp; Resume</w:t>
+      </w:r>
+      <w:r>
+        <w:rPr>
+          <w:rFonts w:ascii="Segoe UI" w:hAnsi="Segoe UI" w:cs="Segoe UI"/>
+          <w:color w:val="1F2937"/>
+          <w:sz w:val="21"/>
+          <w:szCs w:val="21"/>
+        </w:rPr>
+        <w:t>. Your answer goes back to the admin, the acceptance clock starts again, and the task starts running.</w:t>
+      </w:r>
+    </w:p>
+    <w:p>
+      <w:pPr>
+        <w:pStyle w:val="Heading3"/>
+        <w:rPr>
+          <w:rFonts w:ascii="Segoe UI" w:eastAsia="Times New Roman" w:hAnsi="Segoe UI" w:cs="Segoe UI"/>
+        </w:rPr>
+      </w:pPr>
+      <w:r>
+        <w:rPr>
+          <w:rFonts w:ascii="Segoe UI" w:eastAsia="Times New Roman" w:hAnsi="Segoe UI" w:cs="Segoe UI"/>
+        </w:rPr>
+        <w:t>Step 13   Complete a Task</w:t>
+      </w:r>
+    </w:p>
+    <w:p>
+      <w:pPr>
+        <w:pStyle w:val="NormalWeb"/>
+        <w:rPr>
+          <w:rFonts w:ascii="Segoe UI" w:hAnsi="Segoe UI" w:cs="Segoe UI"/>
+          <w:color w:val="1F2937"/>
+          <w:sz w:val="21"/>
+          <w:szCs w:val="21"/>
+        </w:rPr>
+      </w:pPr>
+      <w:r>
+        <w:rPr>
+          <w:rFonts w:ascii="Segoe UI" w:hAnsi="Segoe UI" w:cs="Segoe UI"/>
+          <w:color w:val="1F2937"/>
+          <w:sz w:val="21"/>
+          <w:szCs w:val="21"/>
+        </w:rPr>
+        <w:t xml:space="preserve">When the work is genuinely finished, tap </w:t>
+      </w:r>
+      <w:r>
+        <w:rPr>
+          <w:rFonts w:ascii="Segoe UI" w:hAnsi="Segoe UI" w:cs="Segoe UI"/>
+          <w:b/>
+          <w:bCs/>
+          <w:color w:val="1F2937"/>
+          <w:sz w:val="21"/>
+          <w:szCs w:val="21"/>
+        </w:rPr>
+        <w:t>Complete</w:t>
+      </w:r>
+      <w:r>
+        <w:rPr>
+          <w:rFonts w:ascii="Segoe UI" w:hAnsi="Segoe UI" w:cs="Segoe UI"/>
+          <w:color w:val="1F2937"/>
+          <w:sz w:val="21"/>
+          <w:szCs w:val="21"/>
+        </w:rPr>
+        <w:t>. A checklist appears. Tick each item honestly — this is what the admin reviews:</w:t>
+      </w:r>
+    </w:p>
+    <w:p>
+      <w:pPr>
         <w:numPr>
           <w:ilvl w:val="0"/>
-          <w:numId w:val="3"/>
+          <w:numId w:val="6"/>
         </w:numPr>
         <w:spacing w:before="60" w:after="60"/>
         <w:rPr>
@@ -6483,7 +8092,7 @@
       <w:pPr>
         <w:numPr>
           <w:ilvl w:val="0"/>
-          <w:numId w:val="3"/>
+          <w:numId w:val="6"/>
         </w:numPr>
         <w:spacing w:before="60" w:after="60"/>
         <w:rPr>
@@ -6507,7 +8116,7 @@
       <w:pPr>
         <w:numPr>
           <w:ilvl w:val="0"/>
-          <w:numId w:val="3"/>
+          <w:numId w:val="6"/>
         </w:numPr>
         <w:spacing w:before="60" w:after="60"/>
         <w:rPr>
@@ -6531,7 +8140,7 @@
       <w:pPr>
         <w:numPr>
           <w:ilvl w:val="0"/>
-          <w:numId w:val="3"/>
+          <w:numId w:val="6"/>
         </w:numPr>
         <w:spacing w:before="60" w:after="60"/>
         <w:rPr>
@@ -6555,7 +8164,7 @@
       <w:pPr>
         <w:numPr>
           <w:ilvl w:val="0"/>
-          <w:numId w:val="3"/>
+          <w:numId w:val="6"/>
         </w:numPr>
         <w:spacing w:before="60" w:after="60"/>
         <w:rPr>
@@ -6672,8 +8281,8 @@
                 <w:szCs w:val="21"/>
               </w:rPr>
               <w:drawing>
-                <wp:inline distT="0" distB="0" distL="0" distR="0" wp14:anchorId="5A07E466" wp14:editId="29829696">
-                  <wp:extent cx="2377440" cy="3810000"/>
+                <wp:inline distT="0" distB="0" distL="0" distR="0" wp14:anchorId="07A32806" wp14:editId="76500997">
+                  <wp:extent cx="2377440" cy="3604260"/>
                   <wp:effectExtent l="0" t="0" r="3810" b="0"/>
                   <wp:docPr id="8" name="Picture 8"/>
                   <wp:cNvGraphicFramePr>
@@ -6704,7 +8313,7 @@
                         <pic:spPr bwMode="auto">
                           <a:xfrm>
                             <a:off x="0" y="0"/>
-                            <a:ext cx="2377440" cy="3810000"/>
+                            <a:ext cx="2377440" cy="3604260"/>
                           </a:xfrm>
                           <a:prstGeom prst="rect">
                             <a:avLst/>
@@ -6789,7 +8398,16 @@
           <w:sz w:val="21"/>
           <w:szCs w:val="21"/>
         </w:rPr>
-        <w:t xml:space="preserve"> when you have done as much as you can but the task is not fully closed — you are waiting on someone else, or only part of the scope is deliverable now.</w:t>
+        <w:t xml:space="preserve"> when you have done as much as you can but the task is not fully closed — </w:t>
+      </w:r>
+      <w:r>
+        <w:rPr>
+          <w:rFonts w:ascii="Segoe UI" w:hAnsi="Segoe UI" w:cs="Segoe UI"/>
+          <w:color w:val="1F2937"/>
+          <w:sz w:val="21"/>
+          <w:szCs w:val="21"/>
+        </w:rPr>
+        <w:t>you are waiting on someone else, or only part of the scope is deliverable now.</w:t>
       </w:r>
     </w:p>
     <w:tbl>
@@ -7729,7 +9347,7 @@
       <w:pPr>
         <w:numPr>
           <w:ilvl w:val="0"/>
-          <w:numId w:val="4"/>
+          <w:numId w:val="7"/>
         </w:numPr>
         <w:spacing w:before="60" w:after="60"/>
         <w:rPr>
@@ -7764,7 +9382,7 @@
       <w:pPr>
         <w:numPr>
           <w:ilvl w:val="0"/>
-          <w:numId w:val="4"/>
+          <w:numId w:val="7"/>
         </w:numPr>
         <w:spacing w:before="60" w:after="60"/>
         <w:rPr>
@@ -7810,7 +9428,7 @@
       <w:pPr>
         <w:numPr>
           <w:ilvl w:val="0"/>
-          <w:numId w:val="4"/>
+          <w:numId w:val="7"/>
         </w:numPr>
         <w:spacing w:before="60" w:after="60"/>
         <w:rPr>
@@ -7845,7 +9463,7 @@
       <w:pPr>
         <w:numPr>
           <w:ilvl w:val="0"/>
-          <w:numId w:val="4"/>
+          <w:numId w:val="7"/>
         </w:numPr>
         <w:spacing w:before="60" w:after="60"/>
         <w:rPr>
@@ -7871,7 +9489,7 @@
       <w:pPr>
         <w:numPr>
           <w:ilvl w:val="0"/>
-          <w:numId w:val="4"/>
+          <w:numId w:val="7"/>
         </w:numPr>
         <w:spacing w:before="60" w:after="60"/>
         <w:rPr>
@@ -7944,7 +9562,16 @@
           <w:sz w:val="21"/>
           <w:szCs w:val="21"/>
         </w:rPr>
-        <w:t>. You can start working on it immediately — you do not have to wait. But an admin still has to accept it before it counts as billable work.</w:t>
+        <w:t xml:space="preserve">. You can start working on it immediately — </w:t>
+      </w:r>
+      <w:r>
+        <w:rPr>
+          <w:rFonts w:ascii="Segoe UI" w:hAnsi="Segoe UI" w:cs="Segoe UI"/>
+          <w:color w:val="1F2937"/>
+          <w:sz w:val="21"/>
+          <w:szCs w:val="21"/>
+        </w:rPr>
+        <w:t>you do not have to wait. But an admin still has to accept it before it counts as billable work.</w:t>
       </w:r>
     </w:p>
     <w:p>
@@ -7975,7 +9602,382 @@
           <w:sz w:val="21"/>
           <w:szCs w:val="21"/>
         </w:rPr>
-        <w:t>“Wrong project —</w:t>
+        <w:t>“Wrong project — move it under Alphalize &gt; Phase 2.”</w:t>
+      </w:r>
+      <w:r>
+        <w:rPr>
+          <w:rFonts w:ascii="Segoe UI" w:hAnsi="Segoe UI" w:cs="Segoe UI"/>
+          <w:color w:val="1F2937"/>
+          <w:sz w:val="21"/>
+          <w:szCs w:val="21"/>
+        </w:rPr>
+        <w:t xml:space="preserve"> Fix it and it goes round again.</w:t>
+      </w:r>
+    </w:p>
+    <w:p>
+      <w:pPr>
+        <w:pStyle w:val="Heading2"/>
+        <w:rPr>
+          <w:rFonts w:ascii="Segoe UI" w:eastAsia="Times New Roman" w:hAnsi="Segoe UI" w:cs="Segoe UI"/>
+        </w:rPr>
+      </w:pPr>
+      <w:r>
+        <w:rPr>
+          <w:rFonts w:ascii="Segoe UI" w:eastAsia="Times New Roman" w:hAnsi="Segoe UI" w:cs="Segoe UI"/>
+        </w:rPr>
+        <w:t>PART 5   REMINDERS AND ALARMS</w:t>
+      </w:r>
+    </w:p>
+    <w:p>
+      <w:pPr>
+        <w:pStyle w:val="Heading3"/>
+        <w:rPr>
+          <w:rFonts w:ascii="Segoe UI" w:eastAsia="Times New Roman" w:hAnsi="Segoe UI" w:cs="Segoe UI"/>
+        </w:rPr>
+      </w:pPr>
+      <w:r>
+        <w:rPr>
+          <w:rFonts w:ascii="Segoe UI" w:eastAsia="Times New Roman" w:hAnsi="Segoe UI" w:cs="Segoe UI"/>
+        </w:rPr>
+        <w:t>Step 17   Set a Reminder on a Task</w:t>
+      </w:r>
+    </w:p>
+    <w:p>
+      <w:pPr>
+        <w:pStyle w:val="NormalWeb"/>
+        <w:rPr>
+          <w:rFonts w:ascii="Segoe UI" w:hAnsi="Segoe UI" w:cs="Segoe UI"/>
+          <w:color w:val="1F2937"/>
+          <w:sz w:val="21"/>
+          <w:szCs w:val="21"/>
+        </w:rPr>
+      </w:pPr>
+      <w:r>
+        <w:rPr>
+          <w:rFonts w:ascii="Segoe UI" w:hAnsi="Segoe UI" w:cs="Segoe UI"/>
+          <w:color w:val="1F2937"/>
+          <w:sz w:val="21"/>
+          <w:szCs w:val="21"/>
+        </w:rPr>
+        <w:t xml:space="preserve">Tap </w:t>
+      </w:r>
+      <w:r>
+        <w:rPr>
+          <w:rFonts w:ascii="Segoe UI" w:hAnsi="Segoe UI" w:cs="Segoe UI"/>
+          <w:b/>
+          <w:bCs/>
+          <w:color w:val="1F2937"/>
+          <w:sz w:val="21"/>
+          <w:szCs w:val="21"/>
+        </w:rPr>
+        <w:t>Remind me</w:t>
+      </w:r>
+      <w:r>
+        <w:rPr>
+          <w:rFonts w:ascii="Segoe UI" w:hAnsi="Segoe UI" w:cs="Segoe UI"/>
+          <w:color w:val="1F2937"/>
+          <w:sz w:val="21"/>
+          <w:szCs w:val="21"/>
+        </w:rPr>
+        <w:t xml:space="preserve"> on a task card to open </w:t>
+      </w:r>
+      <w:r>
+        <w:rPr>
+          <w:rFonts w:ascii="Segoe UI" w:hAnsi="Segoe UI" w:cs="Segoe UI"/>
+          <w:b/>
+          <w:bCs/>
+          <w:color w:val="1F2937"/>
+          <w:sz w:val="21"/>
+          <w:szCs w:val="21"/>
+        </w:rPr>
+        <w:t>Remind me about this task</w:t>
+      </w:r>
+      <w:r>
+        <w:rPr>
+          <w:rFonts w:ascii="Segoe UI" w:hAnsi="Segoe UI" w:cs="Segoe UI"/>
+          <w:color w:val="1F2937"/>
+          <w:sz w:val="21"/>
+          <w:szCs w:val="21"/>
+        </w:rPr>
+        <w:t>. You can:</w:t>
+      </w:r>
+    </w:p>
+    <w:p>
+      <w:pPr>
+        <w:numPr>
+          <w:ilvl w:val="0"/>
+          <w:numId w:val="8"/>
+        </w:numPr>
+        <w:spacing w:before="60" w:after="60"/>
+        <w:rPr>
+          <w:rFonts w:ascii="Segoe UI" w:eastAsia="Times New Roman" w:hAnsi="Segoe UI" w:cs="Segoe UI"/>
+          <w:color w:val="1F2937"/>
+          <w:sz w:val="21"/>
+          <w:szCs w:val="21"/>
+        </w:rPr>
+      </w:pPr>
+      <w:r>
+        <w:rPr>
+          <w:rFonts w:ascii="Segoe UI" w:eastAsia="Times New Roman" w:hAnsi="Segoe UI" w:cs="Segoe UI"/>
+          <w:color w:val="1F2937"/>
+          <w:sz w:val="21"/>
+          <w:szCs w:val="21"/>
+        </w:rPr>
+        <w:t xml:space="preserve">Pick a </w:t>
+      </w:r>
+      <w:r>
+        <w:rPr>
+          <w:rFonts w:ascii="Segoe UI" w:eastAsia="Times New Roman" w:hAnsi="Segoe UI" w:cs="Segoe UI"/>
+          <w:b/>
+          <w:bCs/>
+          <w:color w:val="1F2937"/>
+          <w:sz w:val="21"/>
+          <w:szCs w:val="21"/>
+        </w:rPr>
+        <w:t>Quick timer</w:t>
+      </w:r>
+      <w:r>
+        <w:rPr>
+          <w:rFonts w:ascii="Segoe UI" w:eastAsia="Times New Roman" w:hAnsi="Segoe UI" w:cs="Segoe UI"/>
+          <w:color w:val="1F2937"/>
+          <w:sz w:val="21"/>
+          <w:szCs w:val="21"/>
+        </w:rPr>
+        <w:t xml:space="preserve"> chip — 15 min, 30 min, 1 hr, 1 hr 30 min, 2 hr. You can edit these to suit you.</w:t>
+      </w:r>
+    </w:p>
+    <w:p>
+      <w:pPr>
+        <w:numPr>
+          <w:ilvl w:val="0"/>
+          <w:numId w:val="8"/>
+        </w:numPr>
+        <w:spacing w:before="60" w:after="60"/>
+        <w:rPr>
+          <w:rFonts w:ascii="Segoe UI" w:eastAsia="Times New Roman" w:hAnsi="Segoe UI" w:cs="Segoe UI"/>
+          <w:color w:val="1F2937"/>
+          <w:sz w:val="21"/>
+          <w:szCs w:val="21"/>
+        </w:rPr>
+      </w:pPr>
+      <w:r>
+        <w:rPr>
+          <w:rFonts w:ascii="Segoe UI" w:eastAsia="Times New Roman" w:hAnsi="Segoe UI" w:cs="Segoe UI"/>
+          <w:color w:val="1F2937"/>
+          <w:sz w:val="21"/>
+          <w:szCs w:val="21"/>
+        </w:rPr>
+        <w:t xml:space="preserve">Or choose </w:t>
+      </w:r>
+      <w:r>
+        <w:rPr>
+          <w:rFonts w:ascii="Segoe UI" w:eastAsia="Times New Roman" w:hAnsi="Segoe UI" w:cs="Segoe UI"/>
+          <w:b/>
+          <w:bCs/>
+          <w:color w:val="1F2937"/>
+          <w:sz w:val="21"/>
+          <w:szCs w:val="21"/>
+        </w:rPr>
+        <w:t>remind me at estimate</w:t>
+      </w:r>
+      <w:r>
+        <w:rPr>
+          <w:rFonts w:ascii="Segoe UI" w:eastAsia="Times New Roman" w:hAnsi="Segoe UI" w:cs="Segoe UI"/>
+          <w:color w:val="1F2937"/>
+          <w:sz w:val="21"/>
+          <w:szCs w:val="21"/>
+        </w:rPr>
+        <w:t>, so it rings when you reach the task's estimated time.</w:t>
+      </w:r>
+    </w:p>
+    <w:p>
+      <w:pPr>
+        <w:numPr>
+          <w:ilvl w:val="0"/>
+          <w:numId w:val="8"/>
+        </w:numPr>
+        <w:spacing w:before="60" w:after="60"/>
+        <w:rPr>
+          <w:rFonts w:ascii="Segoe UI" w:eastAsia="Times New Roman" w:hAnsi="Segoe UI" w:cs="Segoe UI"/>
+          <w:color w:val="1F2937"/>
+          <w:sz w:val="21"/>
+          <w:szCs w:val="21"/>
+        </w:rPr>
+      </w:pPr>
+      <w:r>
+        <w:rPr>
+          <w:rFonts w:ascii="Segoe UI" w:eastAsia="Times New Roman" w:hAnsi="Segoe UI" w:cs="Segoe UI"/>
+          <w:color w:val="1F2937"/>
+          <w:sz w:val="21"/>
+          <w:szCs w:val="21"/>
+        </w:rPr>
+        <w:t>Type a short reason. It is optional, but it is shown when the alarm goes off — “Reason (optional) — shows when it rings”.</w:t>
+      </w:r>
+    </w:p>
+    <w:p>
+      <w:pPr>
+        <w:numPr>
+          <w:ilvl w:val="0"/>
+          <w:numId w:val="8"/>
+        </w:numPr>
+        <w:spacing w:before="60" w:after="60"/>
+        <w:rPr>
+          <w:rFonts w:ascii="Segoe UI" w:eastAsia="Times New Roman" w:hAnsi="Segoe UI" w:cs="Segoe UI"/>
+          <w:color w:val="1F2937"/>
+          <w:sz w:val="21"/>
+          <w:szCs w:val="21"/>
+        </w:rPr>
+      </w:pPr>
+      <w:r>
+        <w:rPr>
+          <w:rFonts w:ascii="Segoe UI" w:eastAsia="Times New Roman" w:hAnsi="Segoe UI" w:cs="Segoe UI"/>
+          <w:color w:val="1F2937"/>
+          <w:sz w:val="21"/>
+          <w:szCs w:val="21"/>
+        </w:rPr>
+        <w:t xml:space="preserve">Choose how it reminds you: </w:t>
+      </w:r>
+      <w:r>
+        <w:rPr>
+          <w:rFonts w:ascii="Segoe UI Emoji" w:eastAsia="Times New Roman" w:hAnsi="Segoe UI Emoji" w:cs="Segoe UI Emoji"/>
+          <w:b/>
+          <w:bCs/>
+          <w:color w:val="1F2937"/>
+          <w:sz w:val="21"/>
+          <w:szCs w:val="21"/>
+        </w:rPr>
+        <w:t>🔔</w:t>
+      </w:r>
+      <w:r>
+        <w:rPr>
+          <w:rFonts w:ascii="Segoe UI" w:eastAsia="Times New Roman" w:hAnsi="Segoe UI" w:cs="Segoe UI"/>
+          <w:b/>
+          <w:bCs/>
+          <w:color w:val="1F2937"/>
+          <w:sz w:val="21"/>
+          <w:szCs w:val="21"/>
+        </w:rPr>
+        <w:t xml:space="preserve"> Notify</w:t>
+      </w:r>
+      <w:r>
+        <w:rPr>
+          <w:rFonts w:ascii="Segoe UI" w:eastAsia="Times New Roman" w:hAnsi="Segoe UI" w:cs="Segoe UI"/>
+          <w:color w:val="1F2937"/>
+          <w:sz w:val="21"/>
+          <w:szCs w:val="21"/>
+        </w:rPr>
+        <w:t xml:space="preserve"> (a single notification with sound) or </w:t>
+      </w:r>
+      <w:r>
+        <w:rPr>
+          <w:rFonts w:ascii="Segoe UI Emoji" w:eastAsia="Times New Roman" w:hAnsi="Segoe UI Emoji" w:cs="Segoe UI Emoji"/>
+          <w:b/>
+          <w:bCs/>
+          <w:color w:val="1F2937"/>
+          <w:sz w:val="21"/>
+          <w:szCs w:val="21"/>
+        </w:rPr>
+        <w:t>⏰</w:t>
+      </w:r>
+      <w:r>
+        <w:rPr>
+          <w:rFonts w:ascii="Segoe UI" w:eastAsia="Times New Roman" w:hAnsi="Segoe UI" w:cs="Segoe UI"/>
+          <w:b/>
+          <w:bCs/>
+          <w:color w:val="1F2937"/>
+          <w:sz w:val="21"/>
+          <w:szCs w:val="21"/>
+        </w:rPr>
+        <w:t xml:space="preserve"> Alarm</w:t>
+      </w:r>
+      <w:r>
+        <w:rPr>
+          <w:rFonts w:ascii="Segoe UI" w:eastAsia="Times New Roman" w:hAnsi="Segoe UI" w:cs="Segoe UI"/>
+          <w:color w:val="1F2937"/>
+          <w:sz w:val="21"/>
+          <w:szCs w:val="21"/>
+        </w:rPr>
+        <w:t xml:space="preserve"> (rings full-screen and loops until you tap Stop).</w:t>
+      </w:r>
+    </w:p>
+    <w:p>
+      <w:pPr>
+        <w:pStyle w:val="NormalWeb"/>
+        <w:rPr>
+          <w:rFonts w:ascii="Segoe UI" w:hAnsi="Segoe UI" w:cs="Segoe UI"/>
+          <w:color w:val="1F2937"/>
+          <w:sz w:val="21"/>
+          <w:szCs w:val="21"/>
+        </w:rPr>
+      </w:pPr>
+      <w:r>
+        <w:rPr>
+          <w:rFonts w:ascii="Segoe UI" w:hAnsi="Segoe UI" w:cs="Segoe UI"/>
+          <w:color w:val="1F2937"/>
+          <w:sz w:val="21"/>
+          <w:szCs w:val="21"/>
+        </w:rPr>
+        <w:t xml:space="preserve">Tap </w:t>
+      </w:r>
+      <w:r>
+        <w:rPr>
+          <w:rFonts w:ascii="Segoe UI" w:hAnsi="Segoe UI" w:cs="Segoe UI"/>
+          <w:b/>
+          <w:bCs/>
+          <w:color w:val="1F2937"/>
+          <w:sz w:val="21"/>
+          <w:szCs w:val="21"/>
+        </w:rPr>
+        <w:t>Set</w:t>
+      </w:r>
+      <w:r>
+        <w:rPr>
+          <w:rFonts w:ascii="Segoe UI" w:hAnsi="Segoe UI" w:cs="Segoe UI"/>
+          <w:color w:val="1F2937"/>
+          <w:sz w:val="21"/>
+          <w:szCs w:val="21"/>
+        </w:rPr>
+        <w:t xml:space="preserve">. To cancel it later, open the same sheet and tap </w:t>
+      </w:r>
+      <w:r>
+        <w:rPr>
+          <w:rFonts w:ascii="Segoe UI" w:hAnsi="Segoe UI" w:cs="Segoe UI"/>
+          <w:b/>
+          <w:bCs/>
+          <w:color w:val="1F2937"/>
+          <w:sz w:val="21"/>
+          <w:szCs w:val="21"/>
+        </w:rPr>
+        <w:t>Clear reminder</w:t>
+      </w:r>
+      <w:r>
+        <w:rPr>
+          <w:rFonts w:ascii="Segoe UI" w:hAnsi="Segoe UI" w:cs="Segoe UI"/>
+          <w:color w:val="1F2937"/>
+          <w:sz w:val="21"/>
+          <w:szCs w:val="21"/>
+        </w:rPr>
+        <w:t>.</w:t>
+      </w:r>
+    </w:p>
+    <w:p>
+      <w:pPr>
+        <w:pStyle w:val="NormalWeb"/>
+        <w:rPr>
+          <w:rFonts w:ascii="Segoe UI" w:hAnsi="Segoe UI" w:cs="Segoe UI"/>
+          <w:color w:val="1F2937"/>
+          <w:sz w:val="21"/>
+          <w:szCs w:val="21"/>
+        </w:rPr>
+      </w:pPr>
+      <w:r>
+        <w:rPr>
+          <w:rFonts w:ascii="Segoe UI" w:hAnsi="Segoe UI" w:cs="Segoe UI"/>
+          <w:color w:val="1F2937"/>
+          <w:sz w:val="21"/>
+          <w:szCs w:val="21"/>
+        </w:rPr>
+        <w:t xml:space="preserve">If the phone cannot ring the alarm (for example the alarm permission is off), the app says so plainly — </w:t>
       </w:r>
       <w:r>
         <w:rPr>
@@ -7986,285 +9988,27 @@
           <w:sz w:val="21"/>
           <w:szCs w:val="21"/>
         </w:rPr>
-        <w:t xml:space="preserve"> move it under Alphalize &gt; Phase 2.”</w:t>
-      </w:r>
-      <w:r>
-        <w:rPr>
-          <w:rFonts w:ascii="Segoe UI" w:hAnsi="Segoe UI" w:cs="Segoe UI"/>
-          <w:color w:val="1F2937"/>
-          <w:sz w:val="21"/>
-          <w:szCs w:val="21"/>
-        </w:rPr>
-        <w:t xml:space="preserve"> Fix it and it goes round again.</w:t>
-      </w:r>
-    </w:p>
-    <w:p>
-      <w:pPr>
-        <w:pStyle w:val="Heading2"/>
-        <w:rPr>
-          <w:rFonts w:ascii="Segoe UI" w:eastAsia="Times New Roman" w:hAnsi="Segoe UI" w:cs="Segoe UI"/>
-        </w:rPr>
-      </w:pPr>
-      <w:r>
-        <w:rPr>
-          <w:rFonts w:ascii="Segoe UI" w:eastAsia="Times New Roman" w:hAnsi="Segoe UI" w:cs="Segoe UI"/>
-        </w:rPr>
-        <w:t>PART 5   REMINDERS AND ALARMS</w:t>
-      </w:r>
-    </w:p>
-    <w:p>
-      <w:pPr>
-        <w:pStyle w:val="Heading3"/>
-        <w:rPr>
-          <w:rFonts w:ascii="Segoe UI" w:eastAsia="Times New Roman" w:hAnsi="Segoe UI" w:cs="Segoe UI"/>
-        </w:rPr>
-      </w:pPr>
-      <w:r>
-        <w:rPr>
-          <w:rFonts w:ascii="Segoe UI" w:eastAsia="Times New Roman" w:hAnsi="Segoe UI" w:cs="Segoe UI"/>
-        </w:rPr>
-        <w:t>Step 17   Set a Reminder on a Task</w:t>
-      </w:r>
-    </w:p>
-    <w:p>
-      <w:pPr>
-        <w:pStyle w:val="NormalWeb"/>
-        <w:rPr>
-          <w:rFonts w:ascii="Segoe UI" w:hAnsi="Segoe UI" w:cs="Segoe UI"/>
-          <w:color w:val="1F2937"/>
-          <w:sz w:val="21"/>
-          <w:szCs w:val="21"/>
-        </w:rPr>
-      </w:pPr>
-      <w:r>
-        <w:rPr>
-          <w:rFonts w:ascii="Segoe UI" w:hAnsi="Segoe UI" w:cs="Segoe UI"/>
-          <w:color w:val="1F2937"/>
-          <w:sz w:val="21"/>
-          <w:szCs w:val="21"/>
-        </w:rPr>
-        <w:t xml:space="preserve">Tap </w:t>
-      </w:r>
-      <w:r>
-        <w:rPr>
-          <w:rFonts w:ascii="Segoe UI" w:hAnsi="Segoe UI" w:cs="Segoe UI"/>
-          <w:b/>
-          <w:bCs/>
-          <w:color w:val="1F2937"/>
-          <w:sz w:val="21"/>
-          <w:szCs w:val="21"/>
-        </w:rPr>
-        <w:t>Remind me</w:t>
-      </w:r>
-      <w:r>
-        <w:rPr>
-          <w:rFonts w:ascii="Segoe UI" w:hAnsi="Segoe UI" w:cs="Segoe UI"/>
-          <w:color w:val="1F2937"/>
-          <w:sz w:val="21"/>
-          <w:szCs w:val="21"/>
-        </w:rPr>
-        <w:t xml:space="preserve"> on a task card to open </w:t>
-      </w:r>
-      <w:r>
-        <w:rPr>
-          <w:rFonts w:ascii="Segoe UI" w:hAnsi="Segoe UI" w:cs="Segoe UI"/>
-          <w:b/>
-          <w:bCs/>
-          <w:color w:val="1F2937"/>
-          <w:sz w:val="21"/>
-          <w:szCs w:val="21"/>
-        </w:rPr>
-        <w:t>Remind me about this task</w:t>
-      </w:r>
-      <w:r>
-        <w:rPr>
-          <w:rFonts w:ascii="Segoe UI" w:hAnsi="Segoe UI" w:cs="Segoe UI"/>
-          <w:color w:val="1F2937"/>
-          <w:sz w:val="21"/>
-          <w:szCs w:val="21"/>
-        </w:rPr>
-        <w:t>. You can:</w:t>
-      </w:r>
-    </w:p>
-    <w:p>
-      <w:pPr>
-        <w:numPr>
-          <w:ilvl w:val="0"/>
-          <w:numId w:val="5"/>
-        </w:numPr>
-        <w:spacing w:before="60" w:after="60"/>
-        <w:rPr>
-          <w:rFonts w:ascii="Segoe UI" w:eastAsia="Times New Roman" w:hAnsi="Segoe UI" w:cs="Segoe UI"/>
-          <w:color w:val="1F2937"/>
-          <w:sz w:val="21"/>
-          <w:szCs w:val="21"/>
-        </w:rPr>
-      </w:pPr>
-      <w:r>
-        <w:rPr>
-          <w:rFonts w:ascii="Segoe UI" w:eastAsia="Times New Roman" w:hAnsi="Segoe UI" w:cs="Segoe UI"/>
-          <w:color w:val="1F2937"/>
-          <w:sz w:val="21"/>
-          <w:szCs w:val="21"/>
-        </w:rPr>
-        <w:t xml:space="preserve">Pick a </w:t>
-      </w:r>
-      <w:r>
-        <w:rPr>
-          <w:rFonts w:ascii="Segoe UI" w:eastAsia="Times New Roman" w:hAnsi="Segoe UI" w:cs="Segoe UI"/>
-          <w:b/>
-          <w:bCs/>
-          <w:color w:val="1F2937"/>
-          <w:sz w:val="21"/>
-          <w:szCs w:val="21"/>
-        </w:rPr>
-        <w:t>Quick timer</w:t>
-      </w:r>
-      <w:r>
-        <w:rPr>
-          <w:rFonts w:ascii="Segoe UI" w:eastAsia="Times New Roman" w:hAnsi="Segoe UI" w:cs="Segoe UI"/>
-          <w:color w:val="1F2937"/>
-          <w:sz w:val="21"/>
-          <w:szCs w:val="21"/>
-        </w:rPr>
-        <w:t xml:space="preserve"> chip — 15 min, 30 min, 1 hr, 1 hr 30 min, 2 hr. You can edit these to suit you.</w:t>
-      </w:r>
-    </w:p>
-    <w:p>
-      <w:pPr>
-        <w:numPr>
-          <w:ilvl w:val="0"/>
-          <w:numId w:val="5"/>
-        </w:numPr>
-        <w:spacing w:before="60" w:after="60"/>
-        <w:rPr>
-          <w:rFonts w:ascii="Segoe UI" w:eastAsia="Times New Roman" w:hAnsi="Segoe UI" w:cs="Segoe UI"/>
-          <w:color w:val="1F2937"/>
-          <w:sz w:val="21"/>
-          <w:szCs w:val="21"/>
-        </w:rPr>
-      </w:pPr>
-      <w:r>
-        <w:rPr>
-          <w:rFonts w:ascii="Segoe UI" w:eastAsia="Times New Roman" w:hAnsi="Segoe UI" w:cs="Segoe UI"/>
-          <w:color w:val="1F2937"/>
-          <w:sz w:val="21"/>
-          <w:szCs w:val="21"/>
-        </w:rPr>
-        <w:t xml:space="preserve">Or choose </w:t>
-      </w:r>
-      <w:r>
-        <w:rPr>
-          <w:rFonts w:ascii="Segoe UI" w:eastAsia="Times New Roman" w:hAnsi="Segoe UI" w:cs="Segoe UI"/>
-          <w:b/>
-          <w:bCs/>
-          <w:color w:val="1F2937"/>
-          <w:sz w:val="21"/>
-          <w:szCs w:val="21"/>
-        </w:rPr>
-        <w:t>remind me at estimate</w:t>
-      </w:r>
-      <w:r>
-        <w:rPr>
-          <w:rFonts w:ascii="Segoe UI" w:eastAsia="Times New Roman" w:hAnsi="Segoe UI" w:cs="Segoe UI"/>
-          <w:color w:val="1F2937"/>
-          <w:sz w:val="21"/>
-          <w:szCs w:val="21"/>
-        </w:rPr>
-        <w:t>, so it rings when you reach the task's estimated time.</w:t>
-      </w:r>
-    </w:p>
-    <w:p>
-      <w:pPr>
-        <w:numPr>
-          <w:ilvl w:val="0"/>
-          <w:numId w:val="5"/>
-        </w:numPr>
-        <w:spacing w:before="60" w:after="60"/>
-        <w:rPr>
-          <w:rFonts w:ascii="Segoe UI" w:eastAsia="Times New Roman" w:hAnsi="Segoe UI" w:cs="Segoe UI"/>
-          <w:color w:val="1F2937"/>
-          <w:sz w:val="21"/>
-          <w:szCs w:val="21"/>
-        </w:rPr>
-      </w:pPr>
-      <w:r>
-        <w:rPr>
-          <w:rFonts w:ascii="Segoe UI" w:eastAsia="Times New Roman" w:hAnsi="Segoe UI" w:cs="Segoe UI"/>
-          <w:color w:val="1F2937"/>
-          <w:sz w:val="21"/>
-          <w:szCs w:val="21"/>
-        </w:rPr>
-        <w:t>Type a short reason. It is optional, but it is shown when the alarm goes off — “Reason (optional) — shows when it rings</w:t>
-      </w:r>
-      <w:r>
-        <w:rPr>
-          <w:rFonts w:ascii="Segoe UI" w:eastAsia="Times New Roman" w:hAnsi="Segoe UI" w:cs="Segoe UI"/>
-          <w:color w:val="1F2937"/>
-          <w:sz w:val="21"/>
-          <w:szCs w:val="21"/>
-        </w:rPr>
-        <w:t>”.</w:t>
-      </w:r>
-    </w:p>
-    <w:p>
-      <w:pPr>
-        <w:pStyle w:val="NormalWeb"/>
-        <w:rPr>
-          <w:rFonts w:ascii="Segoe UI" w:hAnsi="Segoe UI" w:cs="Segoe UI"/>
-          <w:color w:val="1F2937"/>
-          <w:sz w:val="21"/>
-          <w:szCs w:val="21"/>
-        </w:rPr>
-      </w:pPr>
-      <w:r>
-        <w:rPr>
-          <w:rFonts w:ascii="Segoe UI" w:hAnsi="Segoe UI" w:cs="Segoe UI"/>
-          <w:color w:val="1F2937"/>
-          <w:sz w:val="21"/>
-          <w:szCs w:val="21"/>
-        </w:rPr>
-        <w:t xml:space="preserve">Tap </w:t>
-      </w:r>
-      <w:r>
-        <w:rPr>
-          <w:rFonts w:ascii="Segoe UI" w:hAnsi="Segoe UI" w:cs="Segoe UI"/>
-          <w:b/>
-          <w:bCs/>
-          <w:color w:val="1F2937"/>
-          <w:sz w:val="21"/>
-          <w:szCs w:val="21"/>
-        </w:rPr>
-        <w:t>Set</w:t>
-      </w:r>
-      <w:r>
-        <w:rPr>
-          <w:rFonts w:ascii="Segoe UI" w:hAnsi="Segoe UI" w:cs="Segoe UI"/>
-          <w:color w:val="1F2937"/>
-          <w:sz w:val="21"/>
-          <w:szCs w:val="21"/>
-        </w:rPr>
-        <w:t xml:space="preserve">. To cancel it later, open the same sheet and tap </w:t>
-      </w:r>
-      <w:r>
-        <w:rPr>
-          <w:rFonts w:ascii="Segoe UI" w:hAnsi="Segoe UI" w:cs="Segoe UI"/>
-          <w:b/>
-          <w:bCs/>
-          <w:color w:val="1F2937"/>
-          <w:sz w:val="21"/>
-          <w:szCs w:val="21"/>
-        </w:rPr>
-        <w:t>Clear reminder</w:t>
-      </w:r>
-      <w:r>
-        <w:rPr>
-          <w:rFonts w:ascii="Segoe UI" w:hAnsi="Segoe UI" w:cs="Segoe UI"/>
-          <w:color w:val="1F2937"/>
-          <w:sz w:val="21"/>
-          <w:szCs w:val="21"/>
-        </w:rPr>
-        <w:t>.</w:t>
+        <w:t>“</w:t>
+      </w:r>
+      <w:r>
+        <w:rPr>
+          <w:rFonts w:ascii="Segoe UI" w:hAnsi="Segoe UI" w:cs="Segoe UI"/>
+          <w:i/>
+          <w:iCs/>
+          <w:color w:val="1F2937"/>
+          <w:sz w:val="21"/>
+          <w:szCs w:val="21"/>
+        </w:rPr>
+        <w:t>Reminder set, but it will not ring”</w:t>
+      </w:r>
+      <w:r>
+        <w:rPr>
+          <w:rFonts w:ascii="Segoe UI" w:hAnsi="Segoe UI" w:cs="Segoe UI"/>
+          <w:color w:val="1F2937"/>
+          <w:sz w:val="21"/>
+          <w:szCs w:val="21"/>
+        </w:rPr>
+        <w:t xml:space="preserve"> — rather than letting you rely on it.</w:t>
       </w:r>
     </w:p>
     <w:tbl>
@@ -8324,8 +10068,8 @@
                 <w:szCs w:val="21"/>
               </w:rPr>
               <w:drawing>
-                <wp:inline distT="0" distB="0" distL="0" distR="0" wp14:anchorId="432CE784" wp14:editId="1BDA873B">
-                  <wp:extent cx="2377440" cy="3810000"/>
+                <wp:inline distT="0" distB="0" distL="0" distR="0" wp14:anchorId="4123E80C" wp14:editId="7F72E88B">
+                  <wp:extent cx="2377440" cy="3604260"/>
                   <wp:effectExtent l="0" t="0" r="3810" b="0"/>
                   <wp:docPr id="9" name="Picture 9"/>
                   <wp:cNvGraphicFramePr>
@@ -8356,7 +10100,7 @@
                         <pic:spPr bwMode="auto">
                           <a:xfrm>
                             <a:off x="0" y="0"/>
-                            <a:ext cx="2377440" cy="3810000"/>
+                            <a:ext cx="2377440" cy="3604260"/>
                           </a:xfrm>
                           <a:prstGeom prst="rect">
                             <a:avLst/>
@@ -8523,25 +10267,27 @@
           <w:sz w:val="21"/>
           <w:szCs w:val="21"/>
         </w:rPr>
-        <w:t>■ STOP</w:t>
-      </w:r>
-      <w:r>
-        <w:rPr>
-          <w:rFonts w:ascii="Segoe UI" w:hAnsi="Segoe UI" w:cs="Segoe UI"/>
-          <w:color w:val="1F2937"/>
-          <w:sz w:val="21"/>
-          <w:szCs w:val="21"/>
-        </w:rPr>
-        <w:t xml:space="preserve"> </w:t>
-      </w:r>
-      <w:r>
-        <w:rPr>
-          <w:rFonts w:ascii="Segoe UI" w:hAnsi="Segoe UI" w:cs="Segoe UI"/>
-          <w:color w:val="1F2937"/>
-          <w:sz w:val="21"/>
-          <w:szCs w:val="21"/>
-        </w:rPr>
-        <w:t xml:space="preserve">to silence it and open the task, or </w:t>
+        <w:t>■</w:t>
+      </w:r>
+      <w:r>
+        <w:rPr>
+          <w:rFonts w:ascii="Segoe UI" w:hAnsi="Segoe UI" w:cs="Segoe UI"/>
+          <w:b/>
+          <w:bCs/>
+          <w:color w:val="1F2937"/>
+          <w:sz w:val="21"/>
+          <w:szCs w:val="21"/>
+        </w:rPr>
+        <w:t xml:space="preserve"> STOP</w:t>
+      </w:r>
+      <w:r>
+        <w:rPr>
+          <w:rFonts w:ascii="Segoe UI" w:hAnsi="Segoe UI" w:cs="Segoe UI"/>
+          <w:color w:val="1F2937"/>
+          <w:sz w:val="21"/>
+          <w:szCs w:val="21"/>
+        </w:rPr>
+        <w:t xml:space="preserve"> to silence it and open the task, or </w:t>
       </w:r>
       <w:r>
         <w:rPr>
@@ -9147,30 +10893,920 @@
     </w:tbl>
     <w:p>
       <w:pPr>
-        <w:pStyle w:val="Heading2"/>
-        <w:rPr>
-          <w:rFonts w:ascii="Segoe UI" w:eastAsia="Times New Roman" w:hAnsi="Segoe UI" w:cs="Segoe UI"/>
-        </w:rPr>
-      </w:pPr>
-      <w:r>
-        <w:rPr>
-          <w:rFonts w:ascii="Segoe UI" w:eastAsia="Times New Roman" w:hAnsi="Segoe UI" w:cs="Segoe UI"/>
-        </w:rPr>
-        <w:t>PART 6   WHEN YOU ARE NOT ON A TASK</w:t>
+        <w:pStyle w:val="Heading3"/>
+        <w:rPr>
+          <w:rFonts w:ascii="Segoe UI" w:eastAsia="Times New Roman" w:hAnsi="Segoe UI" w:cs="Segoe UI"/>
+        </w:rPr>
+      </w:pPr>
+      <w:r>
+        <w:rPr>
+          <w:rFonts w:ascii="Segoe UI" w:eastAsia="Times New Roman" w:hAnsi="Segoe UI" w:cs="Segoe UI"/>
+        </w:rPr>
+        <w:t>Step 18a   Set Your Own Reminders</w:t>
       </w:r>
     </w:p>
     <w:p>
       <w:pPr>
-        <w:pStyle w:val="Heading3"/>
-        <w:rPr>
-          <w:rFonts w:ascii="Segoe UI" w:eastAsia="Times New Roman" w:hAnsi="Segoe UI" w:cs="Segoe UI"/>
-        </w:rPr>
-      </w:pPr>
-      <w:r>
-        <w:rPr>
-          <w:rFonts w:ascii="Segoe UI" w:eastAsia="Times New Roman" w:hAnsi="Segoe UI" w:cs="Segoe UI"/>
-        </w:rPr>
-        <w:t>Step 19   Answer the “Not on a task?” Popup</w:t>
+        <w:pStyle w:val="NormalWeb"/>
+        <w:rPr>
+          <w:rFonts w:ascii="Segoe UI" w:hAnsi="Segoe UI" w:cs="Segoe UI"/>
+          <w:color w:val="1F2937"/>
+          <w:sz w:val="21"/>
+          <w:szCs w:val="21"/>
+        </w:rPr>
+      </w:pPr>
+      <w:r>
+        <w:rPr>
+          <w:rFonts w:ascii="Segoe UI" w:hAnsi="Segoe UI" w:cs="Segoe UI"/>
+          <w:color w:val="1F2937"/>
+          <w:sz w:val="21"/>
+          <w:szCs w:val="21"/>
+        </w:rPr>
+        <w:t xml:space="preserve">Not every reminder belongs to a task — “call the client at 4”, “submit timesheet every Friday”. For these, tap the </w:t>
+      </w:r>
+      <w:r>
+        <w:rPr>
+          <w:rFonts w:ascii="Segoe UI" w:hAnsi="Segoe UI" w:cs="Segoe UI"/>
+          <w:b/>
+          <w:bCs/>
+          <w:color w:val="1F2937"/>
+          <w:sz w:val="21"/>
+          <w:szCs w:val="21"/>
+        </w:rPr>
+        <w:t>Reminders</w:t>
+      </w:r>
+      <w:r>
+        <w:rPr>
+          <w:rFonts w:ascii="Segoe UI" w:hAnsi="Segoe UI" w:cs="Segoe UI"/>
+          <w:color w:val="1F2937"/>
+          <w:sz w:val="21"/>
+          <w:szCs w:val="21"/>
+        </w:rPr>
+        <w:t xml:space="preserve"> tile on Home, then </w:t>
+      </w:r>
+      <w:r>
+        <w:rPr>
+          <w:rFonts w:ascii="Segoe UI" w:hAnsi="Segoe UI" w:cs="Segoe UI"/>
+          <w:b/>
+          <w:bCs/>
+          <w:color w:val="1F2937"/>
+          <w:sz w:val="21"/>
+          <w:szCs w:val="21"/>
+        </w:rPr>
+        <w:t>+</w:t>
+      </w:r>
+      <w:r>
+        <w:rPr>
+          <w:rFonts w:ascii="Segoe UI" w:hAnsi="Segoe UI" w:cs="Segoe UI"/>
+          <w:color w:val="1F2937"/>
+          <w:sz w:val="21"/>
+          <w:szCs w:val="21"/>
+        </w:rPr>
+        <w:t xml:space="preserve">. Fill in the </w:t>
+      </w:r>
+      <w:r>
+        <w:rPr>
+          <w:rFonts w:ascii="Segoe UI" w:hAnsi="Segoe UI" w:cs="Segoe UI"/>
+          <w:b/>
+          <w:bCs/>
+          <w:color w:val="1F2937"/>
+          <w:sz w:val="21"/>
+          <w:szCs w:val="21"/>
+        </w:rPr>
+        <w:t>New reminder</w:t>
+      </w:r>
+      <w:r>
+        <w:rPr>
+          <w:rFonts w:ascii="Segoe UI" w:hAnsi="Segoe UI" w:cs="Segoe UI"/>
+          <w:color w:val="1F2937"/>
+          <w:sz w:val="21"/>
+          <w:szCs w:val="21"/>
+        </w:rPr>
+        <w:t xml:space="preserve"> box:</w:t>
+      </w:r>
+    </w:p>
+    <w:tbl>
+      <w:tblPr>
+        <w:tblW w:w="5000" w:type="pct"/>
+        <w:tblCellMar>
+          <w:top w:w="15" w:type="dxa"/>
+          <w:left w:w="15" w:type="dxa"/>
+          <w:bottom w:w="15" w:type="dxa"/>
+          <w:right w:w="15" w:type="dxa"/>
+        </w:tblCellMar>
+        <w:tblLook w:val="04A0" w:firstRow="1" w:lastRow="0" w:firstColumn="1" w:lastColumn="0" w:noHBand="0" w:noVBand="1"/>
+      </w:tblPr>
+      <w:tblGrid>
+        <w:gridCol w:w="2703"/>
+        <w:gridCol w:w="6307"/>
+      </w:tblGrid>
+      <w:tr>
+        <w:trPr>
+          <w:cantSplit/>
+          <w:tblHeader/>
+        </w:trPr>
+        <w:tc>
+          <w:tcPr>
+            <w:tcW w:w="1500" w:type="pct"/>
+            <w:tcBorders>
+              <w:top w:val="single" w:sz="6" w:space="0" w:color="1E40AF"/>
+              <w:left w:val="single" w:sz="6" w:space="0" w:color="1E40AF"/>
+              <w:bottom w:val="single" w:sz="6" w:space="0" w:color="1E40AF"/>
+              <w:right w:val="single" w:sz="6" w:space="0" w:color="1E40AF"/>
+            </w:tcBorders>
+            <w:shd w:val="clear" w:color="auto" w:fill="1E40AF"/>
+            <w:tcMar>
+              <w:top w:w="100" w:type="dxa"/>
+              <w:left w:w="140" w:type="dxa"/>
+              <w:bottom w:w="100" w:type="dxa"/>
+              <w:right w:w="140" w:type="dxa"/>
+            </w:tcMar>
+            <w:vAlign w:val="center"/>
+            <w:hideMark/>
+          </w:tcPr>
+          <w:p>
+            <w:pPr>
+              <w:spacing w:before="200" w:after="200"/>
+              <w:rPr>
+                <w:rFonts w:ascii="Segoe UI" w:eastAsia="Times New Roman" w:hAnsi="Segoe UI" w:cs="Segoe UI"/>
+                <w:b/>
+                <w:bCs/>
+                <w:color w:val="FFFFFF"/>
+                <w:sz w:val="19"/>
+                <w:szCs w:val="19"/>
+              </w:rPr>
+            </w:pPr>
+            <w:r>
+              <w:rPr>
+                <w:rFonts w:ascii="Segoe UI" w:eastAsia="Times New Roman" w:hAnsi="Segoe UI" w:cs="Segoe UI"/>
+                <w:b/>
+                <w:bCs/>
+                <w:color w:val="FFFFFF"/>
+                <w:sz w:val="19"/>
+                <w:szCs w:val="19"/>
+              </w:rPr>
+              <w:t>Field</w:t>
+            </w:r>
+          </w:p>
+        </w:tc>
+        <w:tc>
+          <w:tcPr>
+            <w:tcW w:w="0" w:type="auto"/>
+            <w:tcBorders>
+              <w:top w:val="single" w:sz="6" w:space="0" w:color="1E40AF"/>
+              <w:left w:val="single" w:sz="6" w:space="0" w:color="1E40AF"/>
+              <w:bottom w:val="single" w:sz="6" w:space="0" w:color="1E40AF"/>
+              <w:right w:val="single" w:sz="6" w:space="0" w:color="1E40AF"/>
+            </w:tcBorders>
+            <w:shd w:val="clear" w:color="auto" w:fill="1E40AF"/>
+            <w:tcMar>
+              <w:top w:w="100" w:type="dxa"/>
+              <w:left w:w="140" w:type="dxa"/>
+              <w:bottom w:w="100" w:type="dxa"/>
+              <w:right w:w="140" w:type="dxa"/>
+            </w:tcMar>
+            <w:vAlign w:val="center"/>
+            <w:hideMark/>
+          </w:tcPr>
+          <w:p>
+            <w:pPr>
+              <w:spacing w:before="200" w:after="200"/>
+              <w:rPr>
+                <w:rFonts w:ascii="Segoe UI" w:eastAsia="Times New Roman" w:hAnsi="Segoe UI" w:cs="Segoe UI"/>
+                <w:b/>
+                <w:bCs/>
+                <w:color w:val="FFFFFF"/>
+                <w:sz w:val="19"/>
+                <w:szCs w:val="19"/>
+              </w:rPr>
+            </w:pPr>
+            <w:r>
+              <w:rPr>
+                <w:rFonts w:ascii="Segoe UI" w:eastAsia="Times New Roman" w:hAnsi="Segoe UI" w:cs="Segoe UI"/>
+                <w:b/>
+                <w:bCs/>
+                <w:color w:val="FFFFFF"/>
+                <w:sz w:val="19"/>
+                <w:szCs w:val="19"/>
+              </w:rPr>
+              <w:t>What to put in it</w:t>
+            </w:r>
+          </w:p>
+        </w:tc>
+      </w:tr>
+      <w:tr>
+        <w:trPr>
+          <w:cantSplit/>
+        </w:trPr>
+        <w:tc>
+          <w:tcPr>
+            <w:tcW w:w="0" w:type="auto"/>
+            <w:tcBorders>
+              <w:top w:val="single" w:sz="6" w:space="0" w:color="E5E9F0"/>
+              <w:left w:val="single" w:sz="6" w:space="0" w:color="E5E9F0"/>
+              <w:bottom w:val="single" w:sz="6" w:space="0" w:color="E5E9F0"/>
+              <w:right w:val="single" w:sz="6" w:space="0" w:color="E5E9F0"/>
+            </w:tcBorders>
+            <w:tcMar>
+              <w:top w:w="100" w:type="dxa"/>
+              <w:left w:w="140" w:type="dxa"/>
+              <w:bottom w:w="100" w:type="dxa"/>
+              <w:right w:w="140" w:type="dxa"/>
+            </w:tcMar>
+            <w:hideMark/>
+          </w:tcPr>
+          <w:p>
+            <w:pPr>
+              <w:spacing w:before="200" w:after="200"/>
+              <w:rPr>
+                <w:rFonts w:ascii="Segoe UI" w:eastAsia="Times New Roman" w:hAnsi="Segoe UI" w:cs="Segoe UI"/>
+                <w:color w:val="1F2937"/>
+                <w:sz w:val="19"/>
+                <w:szCs w:val="19"/>
+              </w:rPr>
+            </w:pPr>
+            <w:r>
+              <w:rPr>
+                <w:rFonts w:ascii="Segoe UI" w:eastAsia="Times New Roman" w:hAnsi="Segoe UI" w:cs="Segoe UI"/>
+                <w:b/>
+                <w:bCs/>
+                <w:color w:val="1F2937"/>
+                <w:sz w:val="19"/>
+                <w:szCs w:val="19"/>
+              </w:rPr>
+              <w:t>Reminder</w:t>
+            </w:r>
+          </w:p>
+        </w:tc>
+        <w:tc>
+          <w:tcPr>
+            <w:tcW w:w="0" w:type="auto"/>
+            <w:tcBorders>
+              <w:top w:val="single" w:sz="6" w:space="0" w:color="E5E9F0"/>
+              <w:left w:val="single" w:sz="6" w:space="0" w:color="E5E9F0"/>
+              <w:bottom w:val="single" w:sz="6" w:space="0" w:color="E5E9F0"/>
+              <w:right w:val="single" w:sz="6" w:space="0" w:color="E5E9F0"/>
+            </w:tcBorders>
+            <w:tcMar>
+              <w:top w:w="100" w:type="dxa"/>
+              <w:left w:w="140" w:type="dxa"/>
+              <w:bottom w:w="100" w:type="dxa"/>
+              <w:right w:w="140" w:type="dxa"/>
+            </w:tcMar>
+            <w:hideMark/>
+          </w:tcPr>
+          <w:p>
+            <w:pPr>
+              <w:spacing w:before="200" w:after="200"/>
+              <w:rPr>
+                <w:rFonts w:ascii="Segoe UI" w:eastAsia="Times New Roman" w:hAnsi="Segoe UI" w:cs="Segoe UI"/>
+                <w:color w:val="1F2937"/>
+                <w:sz w:val="19"/>
+                <w:szCs w:val="19"/>
+              </w:rPr>
+            </w:pPr>
+            <w:r>
+              <w:rPr>
+                <w:rFonts w:ascii="Segoe UI" w:eastAsia="Times New Roman" w:hAnsi="Segoe UI" w:cs="Segoe UI"/>
+                <w:color w:val="1F2937"/>
+                <w:sz w:val="19"/>
+                <w:szCs w:val="19"/>
+              </w:rPr>
+              <w:t>What it is for.</w:t>
+            </w:r>
+          </w:p>
+        </w:tc>
+      </w:tr>
+      <w:tr>
+        <w:trPr>
+          <w:cantSplit/>
+        </w:trPr>
+        <w:tc>
+          <w:tcPr>
+            <w:tcW w:w="0" w:type="auto"/>
+            <w:tcBorders>
+              <w:top w:val="single" w:sz="6" w:space="0" w:color="E5E9F0"/>
+              <w:left w:val="single" w:sz="6" w:space="0" w:color="E5E9F0"/>
+              <w:bottom w:val="single" w:sz="6" w:space="0" w:color="E5E9F0"/>
+              <w:right w:val="single" w:sz="6" w:space="0" w:color="E5E9F0"/>
+            </w:tcBorders>
+            <w:shd w:val="clear" w:color="auto" w:fill="F7F9FC"/>
+            <w:tcMar>
+              <w:top w:w="100" w:type="dxa"/>
+              <w:left w:w="140" w:type="dxa"/>
+              <w:bottom w:w="100" w:type="dxa"/>
+              <w:right w:w="140" w:type="dxa"/>
+            </w:tcMar>
+            <w:hideMark/>
+          </w:tcPr>
+          <w:p>
+            <w:pPr>
+              <w:spacing w:before="200" w:after="200"/>
+              <w:rPr>
+                <w:rFonts w:ascii="Segoe UI" w:eastAsia="Times New Roman" w:hAnsi="Segoe UI" w:cs="Segoe UI"/>
+                <w:color w:val="1F2937"/>
+                <w:sz w:val="19"/>
+                <w:szCs w:val="19"/>
+              </w:rPr>
+            </w:pPr>
+            <w:r>
+              <w:rPr>
+                <w:rFonts w:ascii="Segoe UI" w:eastAsia="Times New Roman" w:hAnsi="Segoe UI" w:cs="Segoe UI"/>
+                <w:b/>
+                <w:bCs/>
+                <w:color w:val="1F2937"/>
+                <w:sz w:val="19"/>
+                <w:szCs w:val="19"/>
+              </w:rPr>
+              <w:t>Date</w:t>
+            </w:r>
+            <w:r>
+              <w:rPr>
+                <w:rFonts w:ascii="Segoe UI" w:eastAsia="Times New Roman" w:hAnsi="Segoe UI" w:cs="Segoe UI"/>
+                <w:color w:val="1F2937"/>
+                <w:sz w:val="19"/>
+                <w:szCs w:val="19"/>
+              </w:rPr>
+              <w:t xml:space="preserve"> and </w:t>
+            </w:r>
+            <w:r>
+              <w:rPr>
+                <w:rFonts w:ascii="Segoe UI" w:eastAsia="Times New Roman" w:hAnsi="Segoe UI" w:cs="Segoe UI"/>
+                <w:b/>
+                <w:bCs/>
+                <w:color w:val="1F2937"/>
+                <w:sz w:val="19"/>
+                <w:szCs w:val="19"/>
+              </w:rPr>
+              <w:t>Time</w:t>
+            </w:r>
+          </w:p>
+        </w:tc>
+        <w:tc>
+          <w:tcPr>
+            <w:tcW w:w="0" w:type="auto"/>
+            <w:tcBorders>
+              <w:top w:val="single" w:sz="6" w:space="0" w:color="E5E9F0"/>
+              <w:left w:val="single" w:sz="6" w:space="0" w:color="E5E9F0"/>
+              <w:bottom w:val="single" w:sz="6" w:space="0" w:color="E5E9F0"/>
+              <w:right w:val="single" w:sz="6" w:space="0" w:color="E5E9F0"/>
+            </w:tcBorders>
+            <w:shd w:val="clear" w:color="auto" w:fill="F7F9FC"/>
+            <w:tcMar>
+              <w:top w:w="100" w:type="dxa"/>
+              <w:left w:w="140" w:type="dxa"/>
+              <w:bottom w:w="100" w:type="dxa"/>
+              <w:right w:w="140" w:type="dxa"/>
+            </w:tcMar>
+            <w:hideMark/>
+          </w:tcPr>
+          <w:p>
+            <w:pPr>
+              <w:spacing w:before="200" w:after="200"/>
+              <w:rPr>
+                <w:rFonts w:ascii="Segoe UI" w:eastAsia="Times New Roman" w:hAnsi="Segoe UI" w:cs="Segoe UI"/>
+                <w:color w:val="1F2937"/>
+                <w:sz w:val="19"/>
+                <w:szCs w:val="19"/>
+              </w:rPr>
+            </w:pPr>
+            <w:r>
+              <w:rPr>
+                <w:rFonts w:ascii="Segoe UI" w:eastAsia="Times New Roman" w:hAnsi="Segoe UI" w:cs="Segoe UI"/>
+                <w:color w:val="1F2937"/>
+                <w:sz w:val="19"/>
+                <w:szCs w:val="19"/>
+              </w:rPr>
+              <w:t>When it should go off.</w:t>
+            </w:r>
+          </w:p>
+        </w:tc>
+      </w:tr>
+      <w:tr>
+        <w:trPr>
+          <w:cantSplit/>
+        </w:trPr>
+        <w:tc>
+          <w:tcPr>
+            <w:tcW w:w="0" w:type="auto"/>
+            <w:tcBorders>
+              <w:top w:val="single" w:sz="6" w:space="0" w:color="E5E9F0"/>
+              <w:left w:val="single" w:sz="6" w:space="0" w:color="E5E9F0"/>
+              <w:bottom w:val="single" w:sz="6" w:space="0" w:color="E5E9F0"/>
+              <w:right w:val="single" w:sz="6" w:space="0" w:color="E5E9F0"/>
+            </w:tcBorders>
+            <w:tcMar>
+              <w:top w:w="100" w:type="dxa"/>
+              <w:left w:w="140" w:type="dxa"/>
+              <w:bottom w:w="100" w:type="dxa"/>
+              <w:right w:w="140" w:type="dxa"/>
+            </w:tcMar>
+            <w:hideMark/>
+          </w:tcPr>
+          <w:p>
+            <w:pPr>
+              <w:spacing w:before="200" w:after="200"/>
+              <w:rPr>
+                <w:rFonts w:ascii="Segoe UI" w:eastAsia="Times New Roman" w:hAnsi="Segoe UI" w:cs="Segoe UI"/>
+                <w:color w:val="1F2937"/>
+                <w:sz w:val="19"/>
+                <w:szCs w:val="19"/>
+              </w:rPr>
+            </w:pPr>
+            <w:r>
+              <w:rPr>
+                <w:rFonts w:ascii="Segoe UI" w:eastAsia="Times New Roman" w:hAnsi="Segoe UI" w:cs="Segoe UI"/>
+                <w:b/>
+                <w:bCs/>
+                <w:color w:val="1F2937"/>
+                <w:sz w:val="19"/>
+                <w:szCs w:val="19"/>
+              </w:rPr>
+              <w:t>Repeat</w:t>
+            </w:r>
+          </w:p>
+        </w:tc>
+        <w:tc>
+          <w:tcPr>
+            <w:tcW w:w="0" w:type="auto"/>
+            <w:tcBorders>
+              <w:top w:val="single" w:sz="6" w:space="0" w:color="E5E9F0"/>
+              <w:left w:val="single" w:sz="6" w:space="0" w:color="E5E9F0"/>
+              <w:bottom w:val="single" w:sz="6" w:space="0" w:color="E5E9F0"/>
+              <w:right w:val="single" w:sz="6" w:space="0" w:color="E5E9F0"/>
+            </w:tcBorders>
+            <w:tcMar>
+              <w:top w:w="100" w:type="dxa"/>
+              <w:left w:w="140" w:type="dxa"/>
+              <w:bottom w:w="100" w:type="dxa"/>
+              <w:right w:w="140" w:type="dxa"/>
+            </w:tcMar>
+            <w:hideMark/>
+          </w:tcPr>
+          <w:p>
+            <w:pPr>
+              <w:spacing w:before="200" w:after="200"/>
+              <w:rPr>
+                <w:rFonts w:ascii="Segoe UI" w:eastAsia="Times New Roman" w:hAnsi="Segoe UI" w:cs="Segoe UI"/>
+                <w:color w:val="1F2937"/>
+                <w:sz w:val="19"/>
+                <w:szCs w:val="19"/>
+              </w:rPr>
+            </w:pPr>
+            <w:r>
+              <w:rPr>
+                <w:rFonts w:ascii="Segoe UI" w:eastAsia="Times New Roman" w:hAnsi="Segoe UI" w:cs="Segoe UI"/>
+                <w:b/>
+                <w:bCs/>
+                <w:color w:val="1F2937"/>
+                <w:sz w:val="19"/>
+                <w:szCs w:val="19"/>
+              </w:rPr>
+              <w:t>Once</w:t>
+            </w:r>
+            <w:r>
+              <w:rPr>
+                <w:rFonts w:ascii="Segoe UI" w:eastAsia="Times New Roman" w:hAnsi="Segoe UI" w:cs="Segoe UI"/>
+                <w:color w:val="1F2937"/>
+                <w:sz w:val="19"/>
+                <w:szCs w:val="19"/>
+              </w:rPr>
+              <w:t xml:space="preserve">, </w:t>
+            </w:r>
+            <w:r>
+              <w:rPr>
+                <w:rFonts w:ascii="Segoe UI" w:eastAsia="Times New Roman" w:hAnsi="Segoe UI" w:cs="Segoe UI"/>
+                <w:b/>
+                <w:bCs/>
+                <w:color w:val="1F2937"/>
+                <w:sz w:val="19"/>
+                <w:szCs w:val="19"/>
+              </w:rPr>
+              <w:t>Daily</w:t>
+            </w:r>
+            <w:r>
+              <w:rPr>
+                <w:rFonts w:ascii="Segoe UI" w:eastAsia="Times New Roman" w:hAnsi="Segoe UI" w:cs="Segoe UI"/>
+                <w:color w:val="1F2937"/>
+                <w:sz w:val="19"/>
+                <w:szCs w:val="19"/>
+              </w:rPr>
+              <w:t xml:space="preserve"> or </w:t>
+            </w:r>
+            <w:r>
+              <w:rPr>
+                <w:rFonts w:ascii="Segoe UI" w:eastAsia="Times New Roman" w:hAnsi="Segoe UI" w:cs="Segoe UI"/>
+                <w:b/>
+                <w:bCs/>
+                <w:color w:val="1F2937"/>
+                <w:sz w:val="19"/>
+                <w:szCs w:val="19"/>
+              </w:rPr>
+              <w:t>Weekly</w:t>
+            </w:r>
+            <w:r>
+              <w:rPr>
+                <w:rFonts w:ascii="Segoe UI" w:eastAsia="Times New Roman" w:hAnsi="Segoe UI" w:cs="Segoe UI"/>
+                <w:color w:val="1F2937"/>
+                <w:sz w:val="19"/>
+                <w:szCs w:val="19"/>
+              </w:rPr>
+              <w:t>.</w:t>
+            </w:r>
+          </w:p>
+        </w:tc>
+      </w:tr>
+      <w:tr>
+        <w:trPr>
+          <w:cantSplit/>
+        </w:trPr>
+        <w:tc>
+          <w:tcPr>
+            <w:tcW w:w="0" w:type="auto"/>
+            <w:tcBorders>
+              <w:top w:val="single" w:sz="6" w:space="0" w:color="E5E9F0"/>
+              <w:left w:val="single" w:sz="6" w:space="0" w:color="E5E9F0"/>
+              <w:bottom w:val="single" w:sz="6" w:space="0" w:color="E5E9F0"/>
+              <w:right w:val="single" w:sz="6" w:space="0" w:color="E5E9F0"/>
+            </w:tcBorders>
+            <w:shd w:val="clear" w:color="auto" w:fill="F7F9FC"/>
+            <w:tcMar>
+              <w:top w:w="100" w:type="dxa"/>
+              <w:left w:w="140" w:type="dxa"/>
+              <w:bottom w:w="100" w:type="dxa"/>
+              <w:right w:w="140" w:type="dxa"/>
+            </w:tcMar>
+            <w:hideMark/>
+          </w:tcPr>
+          <w:p>
+            <w:pPr>
+              <w:spacing w:before="200" w:after="200"/>
+              <w:rPr>
+                <w:rFonts w:ascii="Segoe UI" w:eastAsia="Times New Roman" w:hAnsi="Segoe UI" w:cs="Segoe UI"/>
+                <w:color w:val="1F2937"/>
+                <w:sz w:val="19"/>
+                <w:szCs w:val="19"/>
+              </w:rPr>
+            </w:pPr>
+            <w:r>
+              <w:rPr>
+                <w:rFonts w:ascii="Segoe UI" w:eastAsia="Times New Roman" w:hAnsi="Segoe UI" w:cs="Segoe UI"/>
+                <w:b/>
+                <w:bCs/>
+                <w:color w:val="1F2937"/>
+                <w:sz w:val="19"/>
+                <w:szCs w:val="19"/>
+              </w:rPr>
+              <w:t>How it reminds you</w:t>
+            </w:r>
+          </w:p>
+        </w:tc>
+        <w:tc>
+          <w:tcPr>
+            <w:tcW w:w="0" w:type="auto"/>
+            <w:tcBorders>
+              <w:top w:val="single" w:sz="6" w:space="0" w:color="E5E9F0"/>
+              <w:left w:val="single" w:sz="6" w:space="0" w:color="E5E9F0"/>
+              <w:bottom w:val="single" w:sz="6" w:space="0" w:color="E5E9F0"/>
+              <w:right w:val="single" w:sz="6" w:space="0" w:color="E5E9F0"/>
+            </w:tcBorders>
+            <w:shd w:val="clear" w:color="auto" w:fill="F7F9FC"/>
+            <w:tcMar>
+              <w:top w:w="100" w:type="dxa"/>
+              <w:left w:w="140" w:type="dxa"/>
+              <w:bottom w:w="100" w:type="dxa"/>
+              <w:right w:w="140" w:type="dxa"/>
+            </w:tcMar>
+            <w:hideMark/>
+          </w:tcPr>
+          <w:p>
+            <w:pPr>
+              <w:spacing w:before="200" w:after="200"/>
+              <w:rPr>
+                <w:rFonts w:ascii="Segoe UI" w:eastAsia="Times New Roman" w:hAnsi="Segoe UI" w:cs="Segoe UI"/>
+                <w:color w:val="1F2937"/>
+                <w:sz w:val="19"/>
+                <w:szCs w:val="19"/>
+              </w:rPr>
+            </w:pPr>
+            <w:r>
+              <w:rPr>
+                <w:rFonts w:ascii="Segoe UI Emoji" w:eastAsia="Times New Roman" w:hAnsi="Segoe UI Emoji" w:cs="Segoe UI Emoji"/>
+                <w:b/>
+                <w:bCs/>
+                <w:color w:val="1F2937"/>
+                <w:sz w:val="19"/>
+                <w:szCs w:val="19"/>
+              </w:rPr>
+              <w:t>🔔</w:t>
+            </w:r>
+            <w:r>
+              <w:rPr>
+                <w:rFonts w:ascii="Segoe UI" w:eastAsia="Times New Roman" w:hAnsi="Segoe UI" w:cs="Segoe UI"/>
+                <w:b/>
+                <w:bCs/>
+                <w:color w:val="1F2937"/>
+                <w:sz w:val="19"/>
+                <w:szCs w:val="19"/>
+              </w:rPr>
+              <w:t xml:space="preserve"> Notify</w:t>
+            </w:r>
+            <w:r>
+              <w:rPr>
+                <w:rFonts w:ascii="Segoe UI" w:eastAsia="Times New Roman" w:hAnsi="Segoe UI" w:cs="Segoe UI"/>
+                <w:color w:val="1F2937"/>
+                <w:sz w:val="19"/>
+                <w:szCs w:val="19"/>
+              </w:rPr>
+              <w:t xml:space="preserve"> for a notification, or </w:t>
+            </w:r>
+            <w:r>
+              <w:rPr>
+                <w:rFonts w:ascii="Segoe UI Emoji" w:eastAsia="Times New Roman" w:hAnsi="Segoe UI Emoji" w:cs="Segoe UI Emoji"/>
+                <w:b/>
+                <w:bCs/>
+                <w:color w:val="1F2937"/>
+                <w:sz w:val="19"/>
+                <w:szCs w:val="19"/>
+              </w:rPr>
+              <w:t>⏰</w:t>
+            </w:r>
+            <w:r>
+              <w:rPr>
+                <w:rFonts w:ascii="Segoe UI" w:eastAsia="Times New Roman" w:hAnsi="Segoe UI" w:cs="Segoe UI"/>
+                <w:b/>
+                <w:bCs/>
+                <w:color w:val="1F2937"/>
+                <w:sz w:val="19"/>
+                <w:szCs w:val="19"/>
+              </w:rPr>
+              <w:t xml:space="preserve"> Alarm</w:t>
+            </w:r>
+            <w:r>
+              <w:rPr>
+                <w:rFonts w:ascii="Segoe UI" w:eastAsia="Times New Roman" w:hAnsi="Segoe UI" w:cs="Segoe UI"/>
+                <w:color w:val="1F2937"/>
+                <w:sz w:val="19"/>
+                <w:szCs w:val="19"/>
+              </w:rPr>
+              <w:t xml:space="preserve"> to ring full-screen like a task alarm.</w:t>
+            </w:r>
+          </w:p>
+        </w:tc>
+      </w:tr>
+      <w:tr>
+        <w:trPr>
+          <w:cantSplit/>
+        </w:trPr>
+        <w:tc>
+          <w:tcPr>
+            <w:tcW w:w="0" w:type="auto"/>
+            <w:tcBorders>
+              <w:top w:val="single" w:sz="6" w:space="0" w:color="E5E9F0"/>
+              <w:left w:val="single" w:sz="6" w:space="0" w:color="E5E9F0"/>
+              <w:bottom w:val="single" w:sz="6" w:space="0" w:color="E5E9F0"/>
+              <w:right w:val="single" w:sz="6" w:space="0" w:color="E5E9F0"/>
+            </w:tcBorders>
+            <w:tcMar>
+              <w:top w:w="100" w:type="dxa"/>
+              <w:left w:w="140" w:type="dxa"/>
+              <w:bottom w:w="100" w:type="dxa"/>
+              <w:right w:w="140" w:type="dxa"/>
+            </w:tcMar>
+            <w:hideMark/>
+          </w:tcPr>
+          <w:p>
+            <w:pPr>
+              <w:spacing w:before="200" w:after="200"/>
+              <w:rPr>
+                <w:rFonts w:ascii="Segoe UI" w:eastAsia="Times New Roman" w:hAnsi="Segoe UI" w:cs="Segoe UI"/>
+                <w:color w:val="1F2937"/>
+                <w:sz w:val="19"/>
+                <w:szCs w:val="19"/>
+              </w:rPr>
+            </w:pPr>
+            <w:r>
+              <w:rPr>
+                <w:rFonts w:ascii="Segoe UI" w:eastAsia="Times New Roman" w:hAnsi="Segoe UI" w:cs="Segoe UI"/>
+                <w:b/>
+                <w:bCs/>
+                <w:color w:val="1F2937"/>
+                <w:sz w:val="19"/>
+                <w:szCs w:val="19"/>
+              </w:rPr>
+              <w:t>Enabled</w:t>
+            </w:r>
+          </w:p>
+        </w:tc>
+        <w:tc>
+          <w:tcPr>
+            <w:tcW w:w="0" w:type="auto"/>
+            <w:tcBorders>
+              <w:top w:val="single" w:sz="6" w:space="0" w:color="E5E9F0"/>
+              <w:left w:val="single" w:sz="6" w:space="0" w:color="E5E9F0"/>
+              <w:bottom w:val="single" w:sz="6" w:space="0" w:color="E5E9F0"/>
+              <w:right w:val="single" w:sz="6" w:space="0" w:color="E5E9F0"/>
+            </w:tcBorders>
+            <w:tcMar>
+              <w:top w:w="100" w:type="dxa"/>
+              <w:left w:w="140" w:type="dxa"/>
+              <w:bottom w:w="100" w:type="dxa"/>
+              <w:right w:w="140" w:type="dxa"/>
+            </w:tcMar>
+            <w:hideMark/>
+          </w:tcPr>
+          <w:p>
+            <w:pPr>
+              <w:spacing w:before="200" w:after="200"/>
+              <w:rPr>
+                <w:rFonts w:ascii="Segoe UI" w:eastAsia="Times New Roman" w:hAnsi="Segoe UI" w:cs="Segoe UI"/>
+                <w:color w:val="1F2937"/>
+                <w:sz w:val="19"/>
+                <w:szCs w:val="19"/>
+              </w:rPr>
+            </w:pPr>
+            <w:r>
+              <w:rPr>
+                <w:rFonts w:ascii="Segoe UI" w:eastAsia="Times New Roman" w:hAnsi="Segoe UI" w:cs="Segoe UI"/>
+                <w:color w:val="1F2937"/>
+                <w:sz w:val="19"/>
+                <w:szCs w:val="19"/>
+              </w:rPr>
+              <w:t xml:space="preserve">Switch it off to keep the reminder without it going off — </w:t>
+            </w:r>
+            <w:r>
+              <w:rPr>
+                <w:rFonts w:ascii="Segoe UI" w:eastAsia="Times New Roman" w:hAnsi="Segoe UI" w:cs="Segoe UI"/>
+                <w:i/>
+                <w:iCs/>
+                <w:color w:val="1F2937"/>
+                <w:sz w:val="19"/>
+                <w:szCs w:val="19"/>
+              </w:rPr>
+              <w:t>“Off keeps it in the list — it just won't remind you.”</w:t>
+            </w:r>
+          </w:p>
+        </w:tc>
+      </w:tr>
+    </w:tbl>
+    <w:p>
+      <w:pPr>
+        <w:pStyle w:val="NormalWeb"/>
+        <w:rPr>
+          <w:rFonts w:ascii="Segoe UI" w:hAnsi="Segoe UI" w:cs="Segoe UI"/>
+          <w:color w:val="1F2937"/>
+          <w:sz w:val="21"/>
+          <w:szCs w:val="21"/>
+        </w:rPr>
+      </w:pPr>
+      <w:r>
+        <w:rPr>
+          <w:rFonts w:ascii="Segoe UI" w:hAnsi="Segoe UI" w:cs="Segoe UI"/>
+          <w:color w:val="1F2937"/>
+          <w:sz w:val="21"/>
+          <w:szCs w:val="21"/>
+        </w:rPr>
+        <w:t xml:space="preserve">Tap </w:t>
+      </w:r>
+      <w:r>
+        <w:rPr>
+          <w:rFonts w:ascii="Segoe UI" w:hAnsi="Segoe UI" w:cs="Segoe UI"/>
+          <w:b/>
+          <w:bCs/>
+          <w:color w:val="1F2937"/>
+          <w:sz w:val="21"/>
+          <w:szCs w:val="21"/>
+        </w:rPr>
+        <w:t>Add</w:t>
+      </w:r>
+      <w:r>
+        <w:rPr>
+          <w:rFonts w:ascii="Segoe UI" w:hAnsi="Segoe UI" w:cs="Segoe UI"/>
+          <w:color w:val="1F2937"/>
+          <w:sz w:val="21"/>
+          <w:szCs w:val="21"/>
+        </w:rPr>
+        <w:t xml:space="preserve">. Each reminder in the list has </w:t>
+      </w:r>
+      <w:r>
+        <w:rPr>
+          <w:rFonts w:ascii="Segoe UI" w:hAnsi="Segoe UI" w:cs="Segoe UI"/>
+          <w:b/>
+          <w:bCs/>
+          <w:color w:val="1F2937"/>
+          <w:sz w:val="21"/>
+          <w:szCs w:val="21"/>
+        </w:rPr>
+        <w:t>Done</w:t>
+      </w:r>
+      <w:r>
+        <w:rPr>
+          <w:rFonts w:ascii="Segoe UI" w:hAnsi="Segoe UI" w:cs="Segoe UI"/>
+          <w:color w:val="1F2937"/>
+          <w:sz w:val="21"/>
+          <w:szCs w:val="21"/>
+        </w:rPr>
+        <w:t xml:space="preserve">, </w:t>
+      </w:r>
+      <w:r>
+        <w:rPr>
+          <w:rFonts w:ascii="Segoe UI" w:hAnsi="Segoe UI" w:cs="Segoe UI"/>
+          <w:b/>
+          <w:bCs/>
+          <w:color w:val="1F2937"/>
+          <w:sz w:val="21"/>
+          <w:szCs w:val="21"/>
+        </w:rPr>
+        <w:t>Edit</w:t>
+      </w:r>
+      <w:r>
+        <w:rPr>
+          <w:rFonts w:ascii="Segoe UI" w:hAnsi="Segoe UI" w:cs="Segoe UI"/>
+          <w:color w:val="1F2937"/>
+          <w:sz w:val="21"/>
+          <w:szCs w:val="21"/>
+        </w:rPr>
+        <w:t xml:space="preserve"> and </w:t>
+      </w:r>
+      <w:r>
+        <w:rPr>
+          <w:rFonts w:ascii="Segoe UI" w:hAnsi="Segoe UI" w:cs="Segoe UI"/>
+          <w:b/>
+          <w:bCs/>
+          <w:color w:val="1F2937"/>
+          <w:sz w:val="21"/>
+          <w:szCs w:val="21"/>
+        </w:rPr>
+        <w:t>Delete</w:t>
+      </w:r>
+      <w:r>
+        <w:rPr>
+          <w:rFonts w:ascii="Segoe UI" w:hAnsi="Segoe UI" w:cs="Segoe UI"/>
+          <w:color w:val="1F2937"/>
+          <w:sz w:val="21"/>
+          <w:szCs w:val="21"/>
+        </w:rPr>
+        <w:t xml:space="preserve">, and an on/off switch. When you have both kinds, the list is grouped under </w:t>
+      </w:r>
+      <w:r>
+        <w:rPr>
+          <w:rFonts w:ascii="Segoe UI" w:hAnsi="Segoe UI" w:cs="Segoe UI"/>
+          <w:b/>
+          <w:bCs/>
+          <w:color w:val="1F2937"/>
+          <w:sz w:val="21"/>
+          <w:szCs w:val="21"/>
+        </w:rPr>
+        <w:t>Alarm</w:t>
+      </w:r>
+      <w:r>
+        <w:rPr>
+          <w:rFonts w:ascii="Segoe UI" w:hAnsi="Segoe UI" w:cs="Segoe UI"/>
+          <w:color w:val="1F2937"/>
+          <w:sz w:val="21"/>
+          <w:szCs w:val="21"/>
+        </w:rPr>
+        <w:t xml:space="preserve"> and </w:t>
+      </w:r>
+      <w:r>
+        <w:rPr>
+          <w:rFonts w:ascii="Segoe UI" w:hAnsi="Segoe UI" w:cs="Segoe UI"/>
+          <w:b/>
+          <w:bCs/>
+          <w:color w:val="1F2937"/>
+          <w:sz w:val="21"/>
+          <w:szCs w:val="21"/>
+        </w:rPr>
+        <w:t>Notify</w:t>
+      </w:r>
+      <w:r>
+        <w:rPr>
+          <w:rFonts w:ascii="Segoe UI" w:hAnsi="Segoe UI" w:cs="Segoe UI"/>
+          <w:color w:val="1F2937"/>
+          <w:sz w:val="21"/>
+          <w:szCs w:val="21"/>
+        </w:rPr>
+        <w:t xml:space="preserve">. </w:t>
+      </w:r>
+      <w:r>
+        <w:rPr>
+          <w:rFonts w:ascii="Segoe UI" w:hAnsi="Segoe UI" w:cs="Segoe UI"/>
+          <w:b/>
+          <w:bCs/>
+          <w:color w:val="1F2937"/>
+          <w:sz w:val="21"/>
+          <w:szCs w:val="21"/>
+        </w:rPr>
+        <w:t>History</w:t>
+      </w:r>
+      <w:r>
+        <w:rPr>
+          <w:rFonts w:ascii="Segoe UI" w:hAnsi="Segoe UI" w:cs="Segoe UI"/>
+          <w:color w:val="1F2937"/>
+          <w:sz w:val="21"/>
+          <w:szCs w:val="21"/>
+        </w:rPr>
+        <w:t xml:space="preserve"> (top right) shows every reminder you have marked done — even after the reminder itself is deleted.</w:t>
       </w:r>
     </w:p>
     <w:p>
@@ -9190,7 +11826,27 @@
           <w:sz w:val="21"/>
           <w:szCs w:val="21"/>
         </w:rPr>
-        <w:t xml:space="preserve">If your workday is running but no task is active, the app asks </w:t>
+        <w:t xml:space="preserve">An Alarm reminder rings full-screen with </w:t>
+      </w:r>
+      <w:r>
+        <w:rPr>
+          <w:rFonts w:ascii="Segoe UI" w:hAnsi="Segoe UI" w:cs="Segoe UI"/>
+          <w:i/>
+          <w:iCs/>
+          <w:color w:val="1F2937"/>
+          <w:sz w:val="21"/>
+          <w:szCs w:val="21"/>
+        </w:rPr>
+        <w:t>“This reminder is due now.”</w:t>
+      </w:r>
+      <w:r>
+        <w:rPr>
+          <w:rFonts w:ascii="Segoe UI" w:hAnsi="Segoe UI" w:cs="Segoe UI"/>
+          <w:color w:val="1F2937"/>
+          <w:sz w:val="21"/>
+          <w:szCs w:val="21"/>
+        </w:rPr>
+        <w:t xml:space="preserve"> and the same </w:t>
       </w:r>
       <w:r>
         <w:rPr>
@@ -9201,224 +11857,171 @@
           <w:sz w:val="21"/>
           <w:szCs w:val="21"/>
         </w:rPr>
-        <w:t>Not on a task?</w:t>
-      </w:r>
-      <w:r>
-        <w:rPr>
-          <w:rFonts w:ascii="Segoe UI" w:hAnsi="Segoe UI" w:cs="Segoe UI"/>
-          <w:color w:val="1F2937"/>
-          <w:sz w:val="21"/>
-          <w:szCs w:val="21"/>
-        </w:rPr>
-        <w:t xml:space="preserve"> — tell it what you are doing so the time is recorded properly instead of counting as unexplained idle time:</w:t>
-      </w:r>
-    </w:p>
-    <w:p>
-      <w:pPr>
-        <w:numPr>
-          <w:ilvl w:val="0"/>
-          <w:numId w:val="6"/>
-        </w:numPr>
-        <w:spacing w:before="60" w:after="60"/>
-        <w:rPr>
-          <w:rFonts w:ascii="Segoe UI" w:eastAsia="Times New Roman" w:hAnsi="Segoe UI" w:cs="Segoe UI"/>
-          <w:color w:val="1F2937"/>
-          <w:sz w:val="21"/>
-          <w:szCs w:val="21"/>
-        </w:rPr>
-      </w:pPr>
-      <w:r>
-        <w:rPr>
-          <w:rFonts w:ascii="Segoe UI Emoji" w:eastAsia="Times New Roman" w:hAnsi="Segoe UI Emoji" w:cs="Segoe UI Emoji"/>
-          <w:color w:val="1F2937"/>
-          <w:sz w:val="21"/>
-          <w:szCs w:val="21"/>
-        </w:rPr>
-        <w:t>👥</w:t>
-      </w:r>
-      <w:r>
-        <w:rPr>
-          <w:rFonts w:ascii="Segoe UI" w:eastAsia="Times New Roman" w:hAnsi="Segoe UI" w:cs="Segoe UI"/>
-          <w:color w:val="1F2937"/>
-          <w:sz w:val="21"/>
-          <w:szCs w:val="21"/>
-        </w:rPr>
-        <w:t xml:space="preserve"> </w:t>
-      </w:r>
-      <w:r>
-        <w:rPr>
-          <w:rFonts w:ascii="Segoe UI" w:eastAsia="Times New Roman" w:hAnsi="Segoe UI" w:cs="Segoe UI"/>
+        <w:t>STOP</w:t>
+      </w:r>
+      <w:r>
+        <w:rPr>
+          <w:rFonts w:ascii="Segoe UI" w:hAnsi="Segoe UI" w:cs="Segoe UI"/>
+          <w:color w:val="1F2937"/>
+          <w:sz w:val="21"/>
+          <w:szCs w:val="21"/>
+        </w:rPr>
+        <w:t xml:space="preserve"> and </w:t>
+      </w:r>
+      <w:r>
+        <w:rPr>
+          <w:rFonts w:ascii="Segoe UI" w:hAnsi="Segoe UI" w:cs="Segoe UI"/>
           <w:b/>
           <w:bCs/>
           <w:color w:val="1F2937"/>
           <w:sz w:val="21"/>
           <w:szCs w:val="21"/>
         </w:rPr>
-        <w:t>In a meeting</w:t>
+        <w:t>Snooze</w:t>
+      </w:r>
+      <w:r>
+        <w:rPr>
+          <w:rFonts w:ascii="Segoe UI" w:hAnsi="Segoe UI" w:cs="Segoe UI"/>
+          <w:color w:val="1F2937"/>
+          <w:sz w:val="21"/>
+          <w:szCs w:val="21"/>
+        </w:rPr>
+        <w:t xml:space="preserve"> buttons as a task alarm. Snoozing does not move the reminder’s saved time.</w:t>
       </w:r>
     </w:p>
+    <w:tbl>
+      <w:tblPr>
+        <w:tblW w:w="5000" w:type="pct"/>
+        <w:tblCellMar>
+          <w:top w:w="15" w:type="dxa"/>
+          <w:left w:w="15" w:type="dxa"/>
+          <w:bottom w:w="15" w:type="dxa"/>
+          <w:right w:w="15" w:type="dxa"/>
+        </w:tblCellMar>
+        <w:tblLook w:val="04A0" w:firstRow="1" w:lastRow="0" w:firstColumn="1" w:lastColumn="0" w:noHBand="0" w:noVBand="1"/>
+      </w:tblPr>
+      <w:tblGrid>
+        <w:gridCol w:w="9010"/>
+      </w:tblGrid>
+      <w:tr>
+        <w:trPr>
+          <w:cantSplit/>
+        </w:trPr>
+        <w:tc>
+          <w:tcPr>
+            <w:tcW w:w="0" w:type="auto"/>
+            <w:tcBorders>
+              <w:top w:val="single" w:sz="6" w:space="0" w:color="E5E9F0"/>
+              <w:left w:val="single" w:sz="6" w:space="0" w:color="E5E9F0"/>
+              <w:bottom w:val="single" w:sz="6" w:space="0" w:color="E5E9F0"/>
+              <w:right w:val="single" w:sz="6" w:space="0" w:color="E5E9F0"/>
+            </w:tcBorders>
+            <w:shd w:val="clear" w:color="auto" w:fill="F7F9FC"/>
+            <w:tcMar>
+              <w:top w:w="200" w:type="dxa"/>
+              <w:left w:w="200" w:type="dxa"/>
+              <w:bottom w:w="200" w:type="dxa"/>
+              <w:right w:w="200" w:type="dxa"/>
+            </w:tcMar>
+            <w:vAlign w:val="center"/>
+            <w:hideMark/>
+          </w:tcPr>
+          <w:p>
+            <w:pPr>
+              <w:spacing w:before="200" w:after="200"/>
+              <w:jc w:val="center"/>
+              <w:rPr>
+                <w:rFonts w:ascii="Segoe UI" w:eastAsia="Times New Roman" w:hAnsi="Segoe UI" w:cs="Segoe UI"/>
+                <w:color w:val="1F2937"/>
+                <w:sz w:val="21"/>
+                <w:szCs w:val="21"/>
+              </w:rPr>
+            </w:pPr>
+            <w:r>
+              <w:rPr>
+                <w:rFonts w:ascii="Segoe UI" w:eastAsia="Times New Roman" w:hAnsi="Segoe UI" w:cs="Segoe UI"/>
+                <w:noProof/>
+                <w:color w:val="1F2937"/>
+                <w:sz w:val="21"/>
+                <w:szCs w:val="21"/>
+              </w:rPr>
+              <w:drawing>
+                <wp:inline distT="0" distB="0" distL="0" distR="0" wp14:anchorId="598FC2B3" wp14:editId="3E87EBEE">
+                  <wp:extent cx="2377440" cy="3604260"/>
+                  <wp:effectExtent l="0" t="0" r="3810" b="0"/>
+                  <wp:docPr id="10" name="Picture 10"/>
+                  <wp:cNvGraphicFramePr>
+                    <a:graphicFrameLocks xmlns:a="http://schemas.openxmlformats.org/drawingml/2006/main" noChangeAspect="1"/>
+                  </wp:cNvGraphicFramePr>
+                  <a:graphic xmlns:a="http://schemas.openxmlformats.org/drawingml/2006/main">
+                    <a:graphicData uri="http://schemas.openxmlformats.org/drawingml/2006/picture">
+                      <pic:pic xmlns:pic="http://schemas.openxmlformats.org/drawingml/2006/picture">
+                        <pic:nvPicPr>
+                          <pic:cNvPr id="0" name="Picture 10"/>
+                          <pic:cNvPicPr>
+                            <a:picLocks noChangeAspect="1" noChangeArrowheads="1"/>
+                          </pic:cNvPicPr>
+                        </pic:nvPicPr>
+                        <pic:blipFill>
+                          <a:blip r:embed="rId14" cstate="print">
+                            <a:extLst>
+                              <a:ext uri="{28A0092B-C50C-407E-A947-70E740481C1C}">
+                                <a14:useLocalDpi xmlns:a14="http://schemas.microsoft.com/office/drawing/2010/main" val="0"/>
+                              </a:ext>
+                            </a:extLst>
+                          </a:blip>
+                          <a:srcRect/>
+                          <a:stretch>
+                            <a:fillRect/>
+                          </a:stretch>
+                        </pic:blipFill>
+                        <pic:spPr bwMode="auto">
+                          <a:xfrm>
+                            <a:off x="0" y="0"/>
+                            <a:ext cx="2377440" cy="3604260"/>
+                          </a:xfrm>
+                          <a:prstGeom prst="rect">
+                            <a:avLst/>
+                          </a:prstGeom>
+                          <a:noFill/>
+                          <a:ln>
+                            <a:noFill/>
+                          </a:ln>
+                        </pic:spPr>
+                      </pic:pic>
+                    </a:graphicData>
+                  </a:graphic>
+                </wp:inline>
+              </w:drawing>
+            </w:r>
+          </w:p>
+          <w:p>
+            <w:pPr>
+              <w:pStyle w:val="imgc"/>
+              <w:rPr>
+                <w:rFonts w:ascii="Segoe UI" w:hAnsi="Segoe UI" w:cs="Segoe UI"/>
+              </w:rPr>
+            </w:pPr>
+            <w:r>
+              <w:rPr>
+                <w:rFonts w:ascii="Segoe UI" w:hAnsi="Segoe UI" w:cs="Segoe UI"/>
+              </w:rPr>
+              <w:t>Reminders — the New reminder box with Date, Time, Repeat and Enabled, and the History link at the top</w:t>
+            </w:r>
+          </w:p>
+        </w:tc>
+      </w:tr>
+    </w:tbl>
     <w:p>
       <w:pPr>
-        <w:numPr>
-          <w:ilvl w:val="0"/>
-          <w:numId w:val="6"/>
-        </w:numPr>
-        <w:spacing w:before="60" w:after="60"/>
-        <w:rPr>
-          <w:rFonts w:ascii="Segoe UI" w:eastAsia="Times New Roman" w:hAnsi="Segoe UI" w:cs="Segoe UI"/>
-          <w:color w:val="1F2937"/>
-          <w:sz w:val="21"/>
-          <w:szCs w:val="21"/>
-        </w:rPr>
-      </w:pPr>
-      <w:r>
-        <w:rPr>
-          <w:rFonts w:ascii="Segoe UI Emoji" w:eastAsia="Times New Roman" w:hAnsi="Segoe UI Emoji" w:cs="Segoe UI Emoji"/>
-          <w:color w:val="1F2937"/>
-          <w:sz w:val="21"/>
-          <w:szCs w:val="21"/>
-        </w:rPr>
-        <w:t>☕</w:t>
-      </w:r>
-      <w:r>
-        <w:rPr>
-          <w:rFonts w:ascii="Segoe UI" w:eastAsia="Times New Roman" w:hAnsi="Segoe UI" w:cs="Segoe UI"/>
-          <w:color w:val="1F2937"/>
-          <w:sz w:val="21"/>
-          <w:szCs w:val="21"/>
-        </w:rPr>
-        <w:t xml:space="preserve"> </w:t>
-      </w:r>
-      <w:r>
-        <w:rPr>
-          <w:rFonts w:ascii="Segoe UI" w:eastAsia="Times New Roman" w:hAnsi="Segoe UI" w:cs="Segoe UI"/>
-          <w:b/>
-          <w:bCs/>
-          <w:color w:val="1F2937"/>
-          <w:sz w:val="21"/>
-          <w:szCs w:val="21"/>
-        </w:rPr>
-        <w:t>On a break</w:t>
-      </w:r>
-    </w:p>
-    <w:p>
-      <w:pPr>
-        <w:numPr>
-          <w:ilvl w:val="0"/>
-          <w:numId w:val="6"/>
-        </w:numPr>
-        <w:spacing w:before="60" w:after="60"/>
-        <w:rPr>
-          <w:rFonts w:ascii="Segoe UI" w:eastAsia="Times New Roman" w:hAnsi="Segoe UI" w:cs="Segoe UI"/>
-          <w:color w:val="1F2937"/>
-          <w:sz w:val="21"/>
-          <w:szCs w:val="21"/>
-        </w:rPr>
-      </w:pPr>
-      <w:r>
-        <w:rPr>
-          <w:rFonts w:ascii="Segoe UI Symbol" w:eastAsia="Times New Roman" w:hAnsi="Segoe UI Symbol" w:cs="Segoe UI Symbol"/>
-          <w:color w:val="1F2937"/>
-          <w:sz w:val="21"/>
-          <w:szCs w:val="21"/>
-        </w:rPr>
-        <w:t>🍽</w:t>
-      </w:r>
-      <w:r>
-        <w:rPr>
-          <w:rFonts w:ascii="Segoe UI" w:eastAsia="Times New Roman" w:hAnsi="Segoe UI" w:cs="Segoe UI"/>
-          <w:color w:val="1F2937"/>
-          <w:sz w:val="21"/>
-          <w:szCs w:val="21"/>
-        </w:rPr>
-        <w:t xml:space="preserve"> </w:t>
-      </w:r>
-      <w:r>
-        <w:rPr>
-          <w:rFonts w:ascii="Segoe UI" w:eastAsia="Times New Roman" w:hAnsi="Segoe UI" w:cs="Segoe UI"/>
-          <w:b/>
-          <w:bCs/>
-          <w:color w:val="1F2937"/>
-          <w:sz w:val="21"/>
-          <w:szCs w:val="21"/>
-        </w:rPr>
-        <w:t>Lunch</w:t>
-      </w:r>
-    </w:p>
-    <w:p>
-      <w:pPr>
-        <w:numPr>
-          <w:ilvl w:val="0"/>
-          <w:numId w:val="6"/>
-        </w:numPr>
-        <w:spacing w:before="60" w:after="60"/>
-        <w:rPr>
-          <w:rFonts w:ascii="Segoe UI" w:eastAsia="Times New Roman" w:hAnsi="Segoe UI" w:cs="Segoe UI"/>
-          <w:color w:val="1F2937"/>
-          <w:sz w:val="21"/>
-          <w:szCs w:val="21"/>
-        </w:rPr>
-      </w:pPr>
-      <w:r>
-        <w:rPr>
-          <w:rFonts w:ascii="Segoe UI Emoji" w:eastAsia="Times New Roman" w:hAnsi="Segoe UI Emoji" w:cs="Segoe UI Emoji"/>
-          <w:color w:val="1F2937"/>
-          <w:sz w:val="21"/>
-          <w:szCs w:val="21"/>
-        </w:rPr>
-        <w:t>📬</w:t>
-      </w:r>
-      <w:r>
-        <w:rPr>
-          <w:rFonts w:ascii="Segoe UI" w:eastAsia="Times New Roman" w:hAnsi="Segoe UI" w:cs="Segoe UI"/>
-          <w:color w:val="1F2937"/>
-          <w:sz w:val="21"/>
-          <w:szCs w:val="21"/>
-        </w:rPr>
-        <w:t xml:space="preserve"> </w:t>
-      </w:r>
-      <w:r>
-        <w:rPr>
-          <w:rFonts w:ascii="Segoe UI" w:eastAsia="Times New Roman" w:hAnsi="Segoe UI" w:cs="Segoe UI"/>
-          <w:b/>
-          <w:bCs/>
-          <w:color w:val="1F2937"/>
-          <w:sz w:val="21"/>
-          <w:szCs w:val="21"/>
-        </w:rPr>
-        <w:t>I have no tasks</w:t>
-      </w:r>
-    </w:p>
-    <w:p>
-      <w:pPr>
-        <w:pStyle w:val="NormalWeb"/>
-        <w:rPr>
-          <w:rFonts w:ascii="Segoe UI" w:hAnsi="Segoe UI" w:cs="Segoe UI"/>
-          <w:color w:val="1F2937"/>
-          <w:sz w:val="21"/>
-          <w:szCs w:val="21"/>
-        </w:rPr>
-      </w:pPr>
-      <w:r>
-        <w:rPr>
-          <w:rFonts w:ascii="Segoe UI" w:hAnsi="Segoe UI" w:cs="Segoe UI"/>
-          <w:color w:val="1F2937"/>
-          <w:sz w:val="21"/>
-          <w:szCs w:val="21"/>
-        </w:rPr>
-        <w:t xml:space="preserve">The popup gives you the same advice: </w:t>
-      </w:r>
-      <w:r>
-        <w:rPr>
-          <w:rFonts w:ascii="Segoe UI" w:hAnsi="Segoe UI" w:cs="Segoe UI"/>
-          <w:i/>
-          <w:iCs/>
-          <w:color w:val="1F2937"/>
-          <w:sz w:val="21"/>
-          <w:szCs w:val="21"/>
-        </w:rPr>
-        <w:t>“Meeting before your task? Tap In a meeting. Nothing assigned yet? Tap I have no tasks.”</w:t>
-      </w:r>
+        <w:rPr>
+          <w:rFonts w:ascii="Segoe UI" w:eastAsia="Times New Roman" w:hAnsi="Segoe UI" w:cs="Segoe UI"/>
+          <w:vanish/>
+          <w:color w:val="1F2937"/>
+          <w:sz w:val="21"/>
+          <w:szCs w:val="21"/>
+        </w:rPr>
+      </w:pPr>
     </w:p>
     <w:tbl>
       <w:tblPr>
@@ -9482,7 +12085,7 @@
                 <w:sz w:val="19"/>
                 <w:szCs w:val="19"/>
               </w:rPr>
-              <w:t xml:space="preserve">  Choosing </w:t>
+              <w:t xml:space="preserve">  Reminders are set on your phone each time you open the app. </w:t>
             </w:r>
             <w:r>
               <w:rPr>
@@ -9493,36 +12096,16 @@
                 <w:sz w:val="19"/>
                 <w:szCs w:val="19"/>
               </w:rPr>
-              <w:t>I have no tasks</w:t>
-            </w:r>
-            <w:r>
-              <w:rPr>
-                <w:rFonts w:ascii="Segoe UI" w:eastAsia="Times New Roman" w:hAnsi="Segoe UI" w:cs="Segoe UI"/>
-                <w:color w:val="1F2937"/>
-                <w:sz w:val="19"/>
-                <w:szCs w:val="19"/>
-              </w:rPr>
-              <w:t xml:space="preserve"> tells your admins immediately — the popup says so: </w:t>
-            </w:r>
-            <w:r>
-              <w:rPr>
-                <w:rFonts w:ascii="Segoe UI" w:eastAsia="Times New Roman" w:hAnsi="Segoe UI" w:cs="Segoe UI"/>
-                <w:i/>
-                <w:iCs/>
-                <w:color w:val="1F2937"/>
-                <w:sz w:val="19"/>
-                <w:szCs w:val="19"/>
-              </w:rPr>
-              <w:t>“Your admins will be told straight away.”</w:t>
-            </w:r>
-            <w:r>
-              <w:rPr>
-                <w:rFonts w:ascii="Segoe UI" w:eastAsia="Times New Roman" w:hAnsi="Segoe UI" w:cs="Segoe UI"/>
-                <w:color w:val="1F2937"/>
-                <w:sz w:val="19"/>
-                <w:szCs w:val="19"/>
-              </w:rPr>
-              <w:t xml:space="preserve"> That is the point. It is how you get work assigned, not something to avoid.</w:t>
+              <w:t>Logging out cancels them on that phone</w:t>
+            </w:r>
+            <w:r>
+              <w:rPr>
+                <w:rFonts w:ascii="Segoe UI" w:eastAsia="Times New Roman" w:hAnsi="Segoe UI" w:cs="Segoe UI"/>
+                <w:color w:val="1F2937"/>
+                <w:sz w:val="19"/>
+                <w:szCs w:val="19"/>
+              </w:rPr>
+              <w:t xml:space="preserve"> — log back in and they are set again. After your phone restarts, open the app once so they are set again.</w:t>
             </w:r>
           </w:p>
         </w:tc>
@@ -9530,20 +12113,34 @@
     </w:tbl>
     <w:p>
       <w:pPr>
-        <w:pStyle w:val="Heading3"/>
-        <w:rPr>
-          <w:rFonts w:ascii="Segoe UI" w:eastAsia="Times New Roman" w:hAnsi="Segoe UI" w:cs="Segoe UI"/>
-        </w:rPr>
-      </w:pPr>
-      <w:r>
-        <w:rPr>
-          <w:rFonts w:ascii="Segoe UI" w:eastAsia="Times New Roman" w:hAnsi="Segoe UI" w:cs="Segoe UI"/>
-        </w:rPr>
-        <w:t>Step 20   Pause Your Whole Workday</w:t>
+        <w:pStyle w:val="Heading2"/>
+        <w:rPr>
+          <w:rFonts w:ascii="Segoe UI" w:eastAsia="Times New Roman" w:hAnsi="Segoe UI" w:cs="Segoe UI"/>
+        </w:rPr>
+      </w:pPr>
+      <w:r>
+        <w:rPr>
+          <w:rFonts w:ascii="Segoe UI" w:eastAsia="Times New Roman" w:hAnsi="Segoe UI" w:cs="Segoe UI"/>
+        </w:rPr>
+        <w:t>PART 6   WHEN YOU ARE NOT ON A TASK</w:t>
       </w:r>
     </w:p>
     <w:p>
       <w:pPr>
+        <w:pStyle w:val="Heading3"/>
+        <w:rPr>
+          <w:rFonts w:ascii="Segoe UI" w:eastAsia="Times New Roman" w:hAnsi="Segoe UI" w:cs="Segoe UI"/>
+        </w:rPr>
+      </w:pPr>
+      <w:r>
+        <w:rPr>
+          <w:rFonts w:ascii="Segoe UI" w:eastAsia="Times New Roman" w:hAnsi="Segoe UI" w:cs="Segoe UI"/>
+        </w:rPr>
+        <w:t>Step 19   Answer the “Not on a task?” Popup</w:t>
+      </w:r>
+    </w:p>
+    <w:p>
+      <w:pPr>
         <w:pStyle w:val="NormalWeb"/>
         <w:rPr>
           <w:rFonts w:ascii="Segoe UI" w:hAnsi="Segoe UI" w:cs="Segoe UI"/>
@@ -9552,6 +12149,15 @@
           <w:szCs w:val="21"/>
         </w:rPr>
       </w:pPr>
+      <w:r>
+        <w:rPr>
+          <w:rFonts w:ascii="Segoe UI" w:hAnsi="Segoe UI" w:cs="Segoe UI"/>
+          <w:color w:val="1F2937"/>
+          <w:sz w:val="21"/>
+          <w:szCs w:val="21"/>
+        </w:rPr>
+        <w:t xml:space="preserve">If your workday is running but no task is active, the app asks </w:t>
+      </w:r>
       <w:r>
         <w:rPr>
           <w:rFonts w:ascii="Segoe UI" w:hAnsi="Segoe UI" w:cs="Segoe UI"/>
@@ -9561,17 +12167,449 @@
           <w:sz w:val="21"/>
           <w:szCs w:val="21"/>
         </w:rPr>
-        <w:t>Pause Workday</w:t>
-      </w:r>
-      <w:r>
-        <w:rPr>
-          <w:rFonts w:ascii="Segoe UI" w:hAnsi="Segoe UI" w:cs="Segoe UI"/>
-          <w:color w:val="1F2937"/>
-          <w:sz w:val="21"/>
-          <w:szCs w:val="21"/>
-        </w:rPr>
-        <w:t xml:space="preserve"> freezes your entire day without ending it. Use it when you leave for a long stretch but will be back.</w:t>
-      </w:r>
+        <w:t>Not on a task?</w:t>
+      </w:r>
+      <w:r>
+        <w:rPr>
+          <w:rFonts w:ascii="Segoe UI" w:hAnsi="Segoe UI" w:cs="Segoe UI"/>
+          <w:color w:val="1F2937"/>
+          <w:sz w:val="21"/>
+          <w:szCs w:val="21"/>
+        </w:rPr>
+        <w:t xml:space="preserve"> — tell it what you are doing so the time is recorded properly instead of counting as unexplained idle time:</w:t>
+      </w:r>
+    </w:p>
+    <w:p>
+      <w:pPr>
+        <w:numPr>
+          <w:ilvl w:val="0"/>
+          <w:numId w:val="9"/>
+        </w:numPr>
+        <w:spacing w:before="60" w:after="60"/>
+        <w:rPr>
+          <w:rFonts w:ascii="Segoe UI" w:eastAsia="Times New Roman" w:hAnsi="Segoe UI" w:cs="Segoe UI"/>
+          <w:color w:val="1F2937"/>
+          <w:sz w:val="21"/>
+          <w:szCs w:val="21"/>
+        </w:rPr>
+      </w:pPr>
+      <w:r>
+        <w:rPr>
+          <w:rFonts w:ascii="Segoe UI Emoji" w:eastAsia="Times New Roman" w:hAnsi="Segoe UI Emoji" w:cs="Segoe UI Emoji"/>
+          <w:color w:val="1F2937"/>
+          <w:sz w:val="21"/>
+          <w:szCs w:val="21"/>
+        </w:rPr>
+        <w:t>👥</w:t>
+      </w:r>
+      <w:r>
+        <w:rPr>
+          <w:rFonts w:ascii="Segoe UI" w:eastAsia="Times New Roman" w:hAnsi="Segoe UI" w:cs="Segoe UI"/>
+          <w:color w:val="1F2937"/>
+          <w:sz w:val="21"/>
+          <w:szCs w:val="21"/>
+        </w:rPr>
+        <w:t xml:space="preserve"> </w:t>
+      </w:r>
+      <w:r>
+        <w:rPr>
+          <w:rFonts w:ascii="Segoe UI" w:eastAsia="Times New Roman" w:hAnsi="Segoe UI" w:cs="Segoe UI"/>
+          <w:b/>
+          <w:bCs/>
+          <w:color w:val="1F2937"/>
+          <w:sz w:val="21"/>
+          <w:szCs w:val="21"/>
+        </w:rPr>
+        <w:t>In a meeting</w:t>
+      </w:r>
+    </w:p>
+    <w:p>
+      <w:pPr>
+        <w:numPr>
+          <w:ilvl w:val="0"/>
+          <w:numId w:val="9"/>
+        </w:numPr>
+        <w:spacing w:before="60" w:after="60"/>
+        <w:rPr>
+          <w:rFonts w:ascii="Segoe UI" w:eastAsia="Times New Roman" w:hAnsi="Segoe UI" w:cs="Segoe UI"/>
+          <w:color w:val="1F2937"/>
+          <w:sz w:val="21"/>
+          <w:szCs w:val="21"/>
+        </w:rPr>
+      </w:pPr>
+      <w:r>
+        <w:rPr>
+          <w:rFonts w:ascii="Segoe UI Emoji" w:eastAsia="Times New Roman" w:hAnsi="Segoe UI Emoji" w:cs="Segoe UI Emoji"/>
+          <w:color w:val="1F2937"/>
+          <w:sz w:val="21"/>
+          <w:szCs w:val="21"/>
+        </w:rPr>
+        <w:t>☕</w:t>
+      </w:r>
+      <w:r>
+        <w:rPr>
+          <w:rFonts w:ascii="Segoe UI" w:eastAsia="Times New Roman" w:hAnsi="Segoe UI" w:cs="Segoe UI"/>
+          <w:color w:val="1F2937"/>
+          <w:sz w:val="21"/>
+          <w:szCs w:val="21"/>
+        </w:rPr>
+        <w:t xml:space="preserve"> </w:t>
+      </w:r>
+      <w:r>
+        <w:rPr>
+          <w:rFonts w:ascii="Segoe UI" w:eastAsia="Times New Roman" w:hAnsi="Segoe UI" w:cs="Segoe UI"/>
+          <w:b/>
+          <w:bCs/>
+          <w:color w:val="1F2937"/>
+          <w:sz w:val="21"/>
+          <w:szCs w:val="21"/>
+        </w:rPr>
+        <w:t>On a break</w:t>
+      </w:r>
+    </w:p>
+    <w:p>
+      <w:pPr>
+        <w:numPr>
+          <w:ilvl w:val="0"/>
+          <w:numId w:val="9"/>
+        </w:numPr>
+        <w:spacing w:before="60" w:after="60"/>
+        <w:rPr>
+          <w:rFonts w:ascii="Segoe UI" w:eastAsia="Times New Roman" w:hAnsi="Segoe UI" w:cs="Segoe UI"/>
+          <w:color w:val="1F2937"/>
+          <w:sz w:val="21"/>
+          <w:szCs w:val="21"/>
+        </w:rPr>
+      </w:pPr>
+      <w:r>
+        <w:rPr>
+          <w:rFonts w:ascii="Segoe UI Symbol" w:eastAsia="Times New Roman" w:hAnsi="Segoe UI Symbol" w:cs="Segoe UI Symbol"/>
+          <w:color w:val="1F2937"/>
+          <w:sz w:val="21"/>
+          <w:szCs w:val="21"/>
+        </w:rPr>
+        <w:t>🍽</w:t>
+      </w:r>
+      <w:r>
+        <w:rPr>
+          <w:rFonts w:ascii="Segoe UI" w:eastAsia="Times New Roman" w:hAnsi="Segoe UI" w:cs="Segoe UI"/>
+          <w:color w:val="1F2937"/>
+          <w:sz w:val="21"/>
+          <w:szCs w:val="21"/>
+        </w:rPr>
+        <w:t xml:space="preserve"> </w:t>
+      </w:r>
+      <w:r>
+        <w:rPr>
+          <w:rFonts w:ascii="Segoe UI" w:eastAsia="Times New Roman" w:hAnsi="Segoe UI" w:cs="Segoe UI"/>
+          <w:b/>
+          <w:bCs/>
+          <w:color w:val="1F2937"/>
+          <w:sz w:val="21"/>
+          <w:szCs w:val="21"/>
+        </w:rPr>
+        <w:t>Lunch</w:t>
+      </w:r>
+    </w:p>
+    <w:p>
+      <w:pPr>
+        <w:numPr>
+          <w:ilvl w:val="0"/>
+          <w:numId w:val="9"/>
+        </w:numPr>
+        <w:spacing w:before="60" w:after="60"/>
+        <w:rPr>
+          <w:rFonts w:ascii="Segoe UI" w:eastAsia="Times New Roman" w:hAnsi="Segoe UI" w:cs="Segoe UI"/>
+          <w:color w:val="1F2937"/>
+          <w:sz w:val="21"/>
+          <w:szCs w:val="21"/>
+        </w:rPr>
+      </w:pPr>
+      <w:r>
+        <w:rPr>
+          <w:rFonts w:ascii="Segoe UI Emoji" w:eastAsia="Times New Roman" w:hAnsi="Segoe UI Emoji" w:cs="Segoe UI Emoji"/>
+          <w:color w:val="1F2937"/>
+          <w:sz w:val="21"/>
+          <w:szCs w:val="21"/>
+        </w:rPr>
+        <w:t>📬</w:t>
+      </w:r>
+      <w:r>
+        <w:rPr>
+          <w:rFonts w:ascii="Segoe UI" w:eastAsia="Times New Roman" w:hAnsi="Segoe UI" w:cs="Segoe UI"/>
+          <w:color w:val="1F2937"/>
+          <w:sz w:val="21"/>
+          <w:szCs w:val="21"/>
+        </w:rPr>
+        <w:t xml:space="preserve"> </w:t>
+      </w:r>
+      <w:r>
+        <w:rPr>
+          <w:rFonts w:ascii="Segoe UI" w:eastAsia="Times New Roman" w:hAnsi="Segoe UI" w:cs="Segoe UI"/>
+          <w:b/>
+          <w:bCs/>
+          <w:color w:val="1F2937"/>
+          <w:sz w:val="21"/>
+          <w:szCs w:val="21"/>
+        </w:rPr>
+        <w:t>I have no tasks</w:t>
+      </w:r>
+    </w:p>
+    <w:p>
+      <w:pPr>
+        <w:pStyle w:val="NormalWeb"/>
+        <w:rPr>
+          <w:rFonts w:ascii="Segoe UI" w:hAnsi="Segoe UI" w:cs="Segoe UI"/>
+          <w:color w:val="1F2937"/>
+          <w:sz w:val="21"/>
+          <w:szCs w:val="21"/>
+        </w:rPr>
+      </w:pPr>
+      <w:r>
+        <w:rPr>
+          <w:rFonts w:ascii="Segoe UI" w:hAnsi="Segoe UI" w:cs="Segoe UI"/>
+          <w:color w:val="1F2937"/>
+          <w:sz w:val="21"/>
+          <w:szCs w:val="21"/>
+        </w:rPr>
+        <w:t xml:space="preserve">The popup gives you the same advice: </w:t>
+      </w:r>
+      <w:r>
+        <w:rPr>
+          <w:rFonts w:ascii="Segoe UI" w:hAnsi="Segoe UI" w:cs="Segoe UI"/>
+          <w:i/>
+          <w:iCs/>
+          <w:color w:val="1F2937"/>
+          <w:sz w:val="21"/>
+          <w:szCs w:val="21"/>
+        </w:rPr>
+        <w:t>“</w:t>
+      </w:r>
+      <w:r>
+        <w:rPr>
+          <w:rFonts w:ascii="Segoe UI" w:hAnsi="Segoe UI" w:cs="Segoe UI"/>
+          <w:i/>
+          <w:iCs/>
+          <w:color w:val="1F2937"/>
+          <w:sz w:val="21"/>
+          <w:szCs w:val="21"/>
+        </w:rPr>
+        <w:t>Meeting before your task? Tap In a meeting. Nothing assigned yet? Tap I have no tasks.”</w:t>
+      </w:r>
+    </w:p>
+    <w:p>
+      <w:pPr>
+        <w:pStyle w:val="NormalWeb"/>
+        <w:rPr>
+          <w:rFonts w:ascii="Segoe UI" w:hAnsi="Segoe UI" w:cs="Segoe UI"/>
+          <w:color w:val="1F2937"/>
+          <w:sz w:val="21"/>
+          <w:szCs w:val="21"/>
+        </w:rPr>
+      </w:pPr>
+      <w:r>
+        <w:rPr>
+          <w:rFonts w:ascii="Segoe UI" w:hAnsi="Segoe UI" w:cs="Segoe UI"/>
+          <w:color w:val="1F2937"/>
+          <w:sz w:val="21"/>
+          <w:szCs w:val="21"/>
+        </w:rPr>
+        <w:t xml:space="preserve">Choosing </w:t>
+      </w:r>
+      <w:r>
+        <w:rPr>
+          <w:rFonts w:ascii="Segoe UI" w:hAnsi="Segoe UI" w:cs="Segoe UI"/>
+          <w:b/>
+          <w:bCs/>
+          <w:color w:val="1F2937"/>
+          <w:sz w:val="21"/>
+          <w:szCs w:val="21"/>
+        </w:rPr>
+        <w:t>In a meeting</w:t>
+      </w:r>
+      <w:r>
+        <w:rPr>
+          <w:rFonts w:ascii="Segoe UI" w:hAnsi="Segoe UI" w:cs="Segoe UI"/>
+          <w:color w:val="1F2937"/>
+          <w:sz w:val="21"/>
+          <w:szCs w:val="21"/>
+        </w:rPr>
+        <w:t xml:space="preserve"> asks who is in it — pick the people, then tap </w:t>
+      </w:r>
+      <w:r>
+        <w:rPr>
+          <w:rFonts w:ascii="Segoe UI" w:hAnsi="Segoe UI" w:cs="Segoe UI"/>
+          <w:b/>
+          <w:bCs/>
+          <w:color w:val="1F2937"/>
+          <w:sz w:val="21"/>
+          <w:szCs w:val="21"/>
+        </w:rPr>
+        <w:t>Start meeting with N</w:t>
+      </w:r>
+      <w:r>
+        <w:rPr>
+          <w:rFonts w:ascii="Segoe UI" w:hAnsi="Segoe UI" w:cs="Segoe UI"/>
+          <w:color w:val="1F2937"/>
+          <w:sz w:val="21"/>
+          <w:szCs w:val="21"/>
+        </w:rPr>
+        <w:t xml:space="preserve"> (or </w:t>
+      </w:r>
+      <w:r>
+        <w:rPr>
+          <w:rFonts w:ascii="Segoe UI" w:hAnsi="Segoe UI" w:cs="Segoe UI"/>
+          <w:b/>
+          <w:bCs/>
+          <w:color w:val="1F2937"/>
+          <w:sz w:val="21"/>
+          <w:szCs w:val="21"/>
+        </w:rPr>
+        <w:t>Start meeting</w:t>
+      </w:r>
+      <w:r>
+        <w:rPr>
+          <w:rFonts w:ascii="Segoe UI" w:hAnsi="Segoe UI" w:cs="Segoe UI"/>
+          <w:color w:val="1F2937"/>
+          <w:sz w:val="21"/>
+          <w:szCs w:val="21"/>
+        </w:rPr>
+        <w:t xml:space="preserve"> if you skip it). The names are kept on your Workday Map.</w:t>
+      </w:r>
+    </w:p>
+    <w:tbl>
+      <w:tblPr>
+        <w:tblW w:w="5000" w:type="pct"/>
+        <w:tblCellMar>
+          <w:top w:w="15" w:type="dxa"/>
+          <w:left w:w="15" w:type="dxa"/>
+          <w:bottom w:w="15" w:type="dxa"/>
+          <w:right w:w="15" w:type="dxa"/>
+        </w:tblCellMar>
+        <w:tblLook w:val="04A0" w:firstRow="1" w:lastRow="0" w:firstColumn="1" w:lastColumn="0" w:noHBand="0" w:noVBand="1"/>
+      </w:tblPr>
+      <w:tblGrid>
+        <w:gridCol w:w="9010"/>
+      </w:tblGrid>
+      <w:tr>
+        <w:trPr>
+          <w:cantSplit/>
+        </w:trPr>
+        <w:tc>
+          <w:tcPr>
+            <w:tcW w:w="0" w:type="auto"/>
+            <w:tcBorders>
+              <w:top w:val="single" w:sz="6" w:space="0" w:color="E5E9F0"/>
+              <w:left w:val="single" w:sz="6" w:space="0" w:color="E5E9F0"/>
+              <w:bottom w:val="single" w:sz="6" w:space="0" w:color="E5E9F0"/>
+              <w:right w:val="single" w:sz="6" w:space="0" w:color="E5E9F0"/>
+            </w:tcBorders>
+            <w:shd w:val="clear" w:color="auto" w:fill="F7F9FC"/>
+            <w:tcMar>
+              <w:top w:w="200" w:type="dxa"/>
+              <w:left w:w="200" w:type="dxa"/>
+              <w:bottom w:w="200" w:type="dxa"/>
+              <w:right w:w="200" w:type="dxa"/>
+            </w:tcMar>
+            <w:vAlign w:val="center"/>
+            <w:hideMark/>
+          </w:tcPr>
+          <w:p>
+            <w:pPr>
+              <w:spacing w:before="200" w:after="200"/>
+              <w:jc w:val="center"/>
+              <w:rPr>
+                <w:rFonts w:ascii="Segoe UI" w:eastAsia="Times New Roman" w:hAnsi="Segoe UI" w:cs="Segoe UI"/>
+                <w:color w:val="1F2937"/>
+                <w:sz w:val="21"/>
+                <w:szCs w:val="21"/>
+              </w:rPr>
+            </w:pPr>
+            <w:r>
+              <w:rPr>
+                <w:rFonts w:ascii="Segoe UI" w:eastAsia="Times New Roman" w:hAnsi="Segoe UI" w:cs="Segoe UI"/>
+                <w:noProof/>
+                <w:color w:val="1F2937"/>
+                <w:sz w:val="21"/>
+                <w:szCs w:val="21"/>
+              </w:rPr>
+              <w:drawing>
+                <wp:inline distT="0" distB="0" distL="0" distR="0" wp14:anchorId="12213751" wp14:editId="24F0A21D">
+                  <wp:extent cx="2377440" cy="3451860"/>
+                  <wp:effectExtent l="0" t="0" r="3810" b="0"/>
+                  <wp:docPr id="11" name="Picture 11"/>
+                  <wp:cNvGraphicFramePr>
+                    <a:graphicFrameLocks xmlns:a="http://schemas.openxmlformats.org/drawingml/2006/main" noChangeAspect="1"/>
+                  </wp:cNvGraphicFramePr>
+                  <a:graphic xmlns:a="http://schemas.openxmlformats.org/drawingml/2006/main">
+                    <a:graphicData uri="http://schemas.openxmlformats.org/drawingml/2006/picture">
+                      <pic:pic xmlns:pic="http://schemas.openxmlformats.org/drawingml/2006/picture">
+                        <pic:nvPicPr>
+                          <pic:cNvPr id="0" name="Picture 11"/>
+                          <pic:cNvPicPr>
+                            <a:picLocks noChangeAspect="1" noChangeArrowheads="1"/>
+                          </pic:cNvPicPr>
+                        </pic:nvPicPr>
+                        <pic:blipFill>
+                          <a:blip r:embed="rId15" cstate="print">
+                            <a:extLst>
+                              <a:ext uri="{28A0092B-C50C-407E-A947-70E740481C1C}">
+                                <a14:useLocalDpi xmlns:a14="http://schemas.microsoft.com/office/drawing/2010/main" val="0"/>
+                              </a:ext>
+                            </a:extLst>
+                          </a:blip>
+                          <a:srcRect/>
+                          <a:stretch>
+                            <a:fillRect/>
+                          </a:stretch>
+                        </pic:blipFill>
+                        <pic:spPr bwMode="auto">
+                          <a:xfrm>
+                            <a:off x="0" y="0"/>
+                            <a:ext cx="2377440" cy="3451860"/>
+                          </a:xfrm>
+                          <a:prstGeom prst="rect">
+                            <a:avLst/>
+                          </a:prstGeom>
+                          <a:noFill/>
+                          <a:ln>
+                            <a:noFill/>
+                          </a:ln>
+                        </pic:spPr>
+                      </pic:pic>
+                    </a:graphicData>
+                  </a:graphic>
+                </wp:inline>
+              </w:drawing>
+            </w:r>
+          </w:p>
+          <w:p>
+            <w:pPr>
+              <w:pStyle w:val="imgc"/>
+              <w:rPr>
+                <w:rFonts w:ascii="Segoe UI" w:hAnsi="Segoe UI" w:cs="Segoe UI"/>
+              </w:rPr>
+            </w:pPr>
+            <w:r>
+              <w:rPr>
+                <w:rFonts w:ascii="Segoe UI" w:hAnsi="Segoe UI" w:cs="Segoe UI"/>
+              </w:rPr>
+              <w:t>The “Not on a task?” popup — In a meeting and On a break, each recorded on your Workday Map</w:t>
+            </w:r>
+          </w:p>
+        </w:tc>
+      </w:tr>
+    </w:tbl>
+    <w:p>
+      <w:pPr>
+        <w:rPr>
+          <w:rFonts w:ascii="Segoe UI" w:eastAsia="Times New Roman" w:hAnsi="Segoe UI" w:cs="Segoe UI"/>
+          <w:vanish/>
+          <w:color w:val="1F2937"/>
+          <w:sz w:val="21"/>
+          <w:szCs w:val="21"/>
+        </w:rPr>
+      </w:pPr>
     </w:p>
     <w:tbl>
       <w:tblPr>
@@ -9626,16 +12664,16 @@
                 <w:sz w:val="19"/>
                 <w:szCs w:val="19"/>
               </w:rPr>
-              <w:t>WHERE IS IT?</w:t>
-            </w:r>
-            <w:r>
-              <w:rPr>
-                <w:rFonts w:ascii="Segoe UI" w:eastAsia="Times New Roman" w:hAnsi="Segoe UI" w:cs="Segoe UI"/>
-                <w:color w:val="1F2937"/>
-                <w:sz w:val="19"/>
-                <w:szCs w:val="19"/>
-              </w:rPr>
-              <w:t xml:space="preserve">  Pause lives </w:t>
+              <w:t>IMPORTANT</w:t>
+            </w:r>
+            <w:r>
+              <w:rPr>
+                <w:rFonts w:ascii="Segoe UI" w:eastAsia="Times New Roman" w:hAnsi="Segoe UI" w:cs="Segoe UI"/>
+                <w:color w:val="1F2937"/>
+                <w:sz w:val="19"/>
+                <w:szCs w:val="19"/>
+              </w:rPr>
+              <w:t xml:space="preserve">  Choosing </w:t>
             </w:r>
             <w:r>
               <w:rPr>
@@ -9646,56 +12684,36 @@
                 <w:sz w:val="19"/>
                 <w:szCs w:val="19"/>
               </w:rPr>
-              <w:t>inside the End Workday popup</w:t>
-            </w:r>
-            <w:r>
-              <w:rPr>
-                <w:rFonts w:ascii="Segoe UI" w:eastAsia="Times New Roman" w:hAnsi="Segoe UI" w:cs="Segoe UI"/>
-                <w:color w:val="1F2937"/>
-                <w:sz w:val="19"/>
-                <w:szCs w:val="19"/>
-              </w:rPr>
-              <w:t xml:space="preserve">, not on the board. Tap </w:t>
-            </w:r>
-            <w:r>
-              <w:rPr>
-                <w:rFonts w:ascii="Segoe UI" w:eastAsia="Times New Roman" w:hAnsi="Segoe UI" w:cs="Segoe UI"/>
-                <w:b/>
-                <w:bCs/>
-                <w:color w:val="1F2937"/>
-                <w:sz w:val="19"/>
-                <w:szCs w:val="19"/>
-              </w:rPr>
-              <w:t>End Workday</w:t>
-            </w:r>
-            <w:r>
-              <w:rPr>
-                <w:rFonts w:ascii="Segoe UI" w:eastAsia="Times New Roman" w:hAnsi="Segoe UI" w:cs="Segoe UI"/>
-                <w:color w:val="1F2937"/>
-                <w:sz w:val="19"/>
-                <w:szCs w:val="19"/>
-              </w:rPr>
-              <w:t xml:space="preserve"> and look at the amber strip near the bottom: “Coming back later today? </w:t>
-            </w:r>
-            <w:r>
-              <w:rPr>
-                <w:rFonts w:ascii="Segoe UI" w:eastAsia="Times New Roman" w:hAnsi="Segoe UI" w:cs="Segoe UI"/>
-                <w:b/>
-                <w:bCs/>
-                <w:color w:val="1F2937"/>
-                <w:sz w:val="19"/>
-                <w:szCs w:val="19"/>
-              </w:rPr>
-              <w:t>Pause</w:t>
-            </w:r>
-            <w:r>
-              <w:rPr>
-                <w:rFonts w:ascii="Segoe UI" w:eastAsia="Times New Roman" w:hAnsi="Segoe UI" w:cs="Segoe UI"/>
-                <w:color w:val="1F2937"/>
-                <w:sz w:val="19"/>
-                <w:szCs w:val="19"/>
-              </w:rPr>
-              <w:t xml:space="preserve"> instead.” It sits next to End on purpose, because that is the moment you are choosing between stopping for now and stopping for good.</w:t>
+              <w:t>I have no tasks</w:t>
+            </w:r>
+            <w:r>
+              <w:rPr>
+                <w:rFonts w:ascii="Segoe UI" w:eastAsia="Times New Roman" w:hAnsi="Segoe UI" w:cs="Segoe UI"/>
+                <w:color w:val="1F2937"/>
+                <w:sz w:val="19"/>
+                <w:szCs w:val="19"/>
+              </w:rPr>
+              <w:t xml:space="preserve"> tells your admins immediately — the popup says so: </w:t>
+            </w:r>
+            <w:r>
+              <w:rPr>
+                <w:rFonts w:ascii="Segoe UI" w:eastAsia="Times New Roman" w:hAnsi="Segoe UI" w:cs="Segoe UI"/>
+                <w:i/>
+                <w:iCs/>
+                <w:color w:val="1F2937"/>
+                <w:sz w:val="19"/>
+                <w:szCs w:val="19"/>
+              </w:rPr>
+              <w:t>“Your admins will be told straight away.”</w:t>
+            </w:r>
+            <w:r>
+              <w:rPr>
+                <w:rFonts w:ascii="Segoe UI" w:eastAsia="Times New Roman" w:hAnsi="Segoe UI" w:cs="Segoe UI"/>
+                <w:color w:val="1F2937"/>
+                <w:sz w:val="19"/>
+                <w:szCs w:val="19"/>
+              </w:rPr>
+              <w:t xml:space="preserve"> That is the point. It is how you get work assigned, not something to avoid.</w:t>
             </w:r>
           </w:p>
         </w:tc>
@@ -9703,22 +12721,16 @@
     </w:tbl>
     <w:p>
       <w:pPr>
-        <w:pStyle w:val="NormalWeb"/>
-        <w:rPr>
-          <w:rFonts w:ascii="Segoe UI" w:hAnsi="Segoe UI" w:cs="Segoe UI"/>
-          <w:color w:val="1F2937"/>
-          <w:sz w:val="21"/>
-          <w:szCs w:val="21"/>
-        </w:rPr>
-      </w:pPr>
-      <w:r>
-        <w:rPr>
-          <w:rFonts w:ascii="Segoe UI" w:hAnsi="Segoe UI" w:cs="Segoe UI"/>
-          <w:color w:val="1F2937"/>
-          <w:sz w:val="21"/>
-          <w:szCs w:val="21"/>
-        </w:rPr>
-        <w:t>A banner then explains what is happening:</w:t>
+        <w:pStyle w:val="Heading3"/>
+        <w:rPr>
+          <w:rFonts w:ascii="Segoe UI" w:eastAsia="Times New Roman" w:hAnsi="Segoe UI" w:cs="Segoe UI"/>
+        </w:rPr>
+      </w:pPr>
+      <w:r>
+        <w:rPr>
+          <w:rFonts w:ascii="Segoe UI" w:eastAsia="Times New Roman" w:hAnsi="Segoe UI" w:cs="Segoe UI"/>
+        </w:rPr>
+        <w:t>Step 20   Pause Your Whole Workday</w:t>
       </w:r>
     </w:p>
     <w:p>
@@ -9734,62 +12746,22 @@
       <w:r>
         <w:rPr>
           <w:rFonts w:ascii="Segoe UI" w:hAnsi="Segoe UI" w:cs="Segoe UI"/>
-          <w:i/>
-          <w:iCs/>
-          <w:color w:val="1F2937"/>
-          <w:sz w:val="21"/>
-          <w:szCs w:val="21"/>
-        </w:rPr>
-        <w:t>“Your workday is paused. Tasks can't be started, and paused time won't count as worked time. Tap Resume when you're back.”</w:t>
-      </w:r>
-    </w:p>
-    <w:p>
-      <w:pPr>
-        <w:pStyle w:val="NormalWeb"/>
-        <w:rPr>
-          <w:rFonts w:ascii="Segoe UI" w:hAnsi="Segoe UI" w:cs="Segoe UI"/>
-          <w:color w:val="1F2937"/>
-          <w:sz w:val="21"/>
-          <w:szCs w:val="21"/>
-        </w:rPr>
-      </w:pPr>
-      <w:r>
-        <w:rPr>
-          <w:rFonts w:ascii="Segoe UI" w:hAnsi="Segoe UI" w:cs="Segoe UI"/>
-          <w:color w:val="1F2937"/>
-          <w:sz w:val="21"/>
-          <w:szCs w:val="21"/>
-        </w:rPr>
-        <w:t xml:space="preserve">While you are paused, a green </w:t>
-      </w:r>
-      <w:r>
-        <w:rPr>
-          <w:rFonts w:ascii="Segoe UI" w:hAnsi="Segoe UI" w:cs="Segoe UI"/>
           <w:b/>
           <w:bCs/>
           <w:color w:val="1F2937"/>
           <w:sz w:val="21"/>
           <w:szCs w:val="21"/>
         </w:rPr>
-        <w:t>Resume</w:t>
-      </w:r>
-      <w:r>
-        <w:rPr>
-          <w:rFonts w:ascii="Segoe UI" w:hAnsi="Segoe UI" w:cs="Segoe UI"/>
-          <w:color w:val="1F2937"/>
-          <w:sz w:val="21"/>
-          <w:szCs w:val="21"/>
-        </w:rPr>
-        <w:t xml:space="preserve"> </w:t>
-      </w:r>
-      <w:r>
-        <w:rPr>
-          <w:rFonts w:ascii="Segoe UI" w:hAnsi="Segoe UI" w:cs="Segoe UI"/>
-          <w:color w:val="1F2937"/>
-          <w:sz w:val="21"/>
-          <w:szCs w:val="21"/>
-        </w:rPr>
-        <w:t>button appears in the header beside End Workday. The Pause offer itself disappears from the End Workday popup for as long as the day is frozen — there is nothing left to pause — and comes back when you resume.</w:t>
+        <w:t>Pause Workday</w:t>
+      </w:r>
+      <w:r>
+        <w:rPr>
+          <w:rFonts w:ascii="Segoe UI" w:hAnsi="Segoe UI" w:cs="Segoe UI"/>
+          <w:color w:val="1F2937"/>
+          <w:sz w:val="21"/>
+          <w:szCs w:val="21"/>
+        </w:rPr>
+        <w:t xml:space="preserve"> freezes your entire day without ending it. Use it when you leave for a long stretch but will be back.</w:t>
       </w:r>
     </w:p>
     <w:tbl>
@@ -9845,16 +12817,16 @@
                 <w:sz w:val="19"/>
                 <w:szCs w:val="19"/>
               </w:rPr>
-              <w:t>IMPORTANT</w:t>
-            </w:r>
-            <w:r>
-              <w:rPr>
-                <w:rFonts w:ascii="Segoe UI" w:eastAsia="Times New Roman" w:hAnsi="Segoe UI" w:cs="Segoe UI"/>
-                <w:color w:val="1F2937"/>
-                <w:sz w:val="19"/>
-                <w:szCs w:val="19"/>
-              </w:rPr>
-              <w:t xml:space="preserve">  </w:t>
+              <w:t>WHERE IS IT?</w:t>
+            </w:r>
+            <w:r>
+              <w:rPr>
+                <w:rFonts w:ascii="Segoe UI" w:eastAsia="Times New Roman" w:hAnsi="Segoe UI" w:cs="Segoe UI"/>
+                <w:color w:val="1F2937"/>
+                <w:sz w:val="19"/>
+                <w:szCs w:val="19"/>
+              </w:rPr>
+              <w:t xml:space="preserve">  Pause lives </w:t>
             </w:r>
             <w:r>
               <w:rPr>
@@ -9865,16 +12837,16 @@
                 <w:sz w:val="19"/>
                 <w:szCs w:val="19"/>
               </w:rPr>
-              <w:t>Pause Workday</w:t>
-            </w:r>
-            <w:r>
-              <w:rPr>
-                <w:rFonts w:ascii="Segoe UI" w:eastAsia="Times New Roman" w:hAnsi="Segoe UI" w:cs="Segoe UI"/>
-                <w:color w:val="1F2937"/>
-                <w:sz w:val="19"/>
-                <w:szCs w:val="19"/>
-              </w:rPr>
-              <w:t xml:space="preserve"> can be undone. </w:t>
+              <w:t>inside the End Workday popup</w:t>
+            </w:r>
+            <w:r>
+              <w:rPr>
+                <w:rFonts w:ascii="Segoe UI" w:eastAsia="Times New Roman" w:hAnsi="Segoe UI" w:cs="Segoe UI"/>
+                <w:color w:val="1F2937"/>
+                <w:sz w:val="19"/>
+                <w:szCs w:val="19"/>
+              </w:rPr>
+              <w:t xml:space="preserve">, not on the board. Tap </w:t>
             </w:r>
             <w:r>
               <w:rPr>
@@ -9894,7 +12866,36 @@
                 <w:sz w:val="19"/>
                 <w:szCs w:val="19"/>
               </w:rPr>
-              <w:t xml:space="preserve"> cannot. If you are coming back today, always pause — never end.</w:t>
+              <w:t xml:space="preserve"> and look at the amber strip near the bottom: “Coming back later today? </w:t>
+            </w:r>
+            <w:r>
+              <w:rPr>
+                <w:rFonts w:ascii="Segoe UI" w:eastAsia="Times New Roman" w:hAnsi="Segoe UI" w:cs="Segoe UI"/>
+                <w:b/>
+                <w:bCs/>
+                <w:color w:val="1F2937"/>
+                <w:sz w:val="19"/>
+                <w:szCs w:val="19"/>
+              </w:rPr>
+              <w:t>Pause</w:t>
+            </w:r>
+            <w:r>
+              <w:rPr>
+                <w:rFonts w:ascii="Segoe UI" w:eastAsia="Times New Roman" w:hAnsi="Segoe UI" w:cs="Segoe UI"/>
+                <w:color w:val="1F2937"/>
+                <w:sz w:val="19"/>
+                <w:szCs w:val="19"/>
+              </w:rPr>
+              <w:t xml:space="preserve"> </w:t>
+            </w:r>
+            <w:r>
+              <w:rPr>
+                <w:rFonts w:ascii="Segoe UI" w:eastAsia="Times New Roman" w:hAnsi="Segoe UI" w:cs="Segoe UI"/>
+                <w:color w:val="1F2937"/>
+                <w:sz w:val="19"/>
+                <w:szCs w:val="19"/>
+              </w:rPr>
+              <w:t>instead.” It sits next to End on purpose, because that is the moment you are choosing between stopping for now and stopping for good.</w:t>
             </w:r>
           </w:p>
         </w:tc>
@@ -9902,30 +12903,44 @@
     </w:tbl>
     <w:p>
       <w:pPr>
-        <w:pStyle w:val="Heading2"/>
-        <w:rPr>
-          <w:rFonts w:ascii="Segoe UI" w:eastAsia="Times New Roman" w:hAnsi="Segoe UI" w:cs="Segoe UI"/>
-        </w:rPr>
-      </w:pPr>
-      <w:r>
-        <w:rPr>
-          <w:rFonts w:ascii="Segoe UI" w:eastAsia="Times New Roman" w:hAnsi="Segoe UI" w:cs="Segoe UI"/>
-        </w:rPr>
-        <w:t>PART 7   ENDING YOUR DAY</w:t>
+        <w:pStyle w:val="NormalWeb"/>
+        <w:rPr>
+          <w:rFonts w:ascii="Segoe UI" w:hAnsi="Segoe UI" w:cs="Segoe UI"/>
+          <w:color w:val="1F2937"/>
+          <w:sz w:val="21"/>
+          <w:szCs w:val="21"/>
+        </w:rPr>
+      </w:pPr>
+      <w:r>
+        <w:rPr>
+          <w:rFonts w:ascii="Segoe UI" w:hAnsi="Segoe UI" w:cs="Segoe UI"/>
+          <w:color w:val="1F2937"/>
+          <w:sz w:val="21"/>
+          <w:szCs w:val="21"/>
+        </w:rPr>
+        <w:t>A banner then explains what is happening:</w:t>
       </w:r>
     </w:p>
     <w:p>
       <w:pPr>
-        <w:pStyle w:val="Heading3"/>
-        <w:rPr>
-          <w:rFonts w:ascii="Segoe UI" w:eastAsia="Times New Roman" w:hAnsi="Segoe UI" w:cs="Segoe UI"/>
-        </w:rPr>
-      </w:pPr>
-      <w:r>
-        <w:rPr>
-          <w:rFonts w:ascii="Segoe UI" w:eastAsia="Times New Roman" w:hAnsi="Segoe UI" w:cs="Segoe UI"/>
-        </w:rPr>
-        <w:t>Step 21   Tap End Workday</w:t>
+        <w:pStyle w:val="NormalWeb"/>
+        <w:rPr>
+          <w:rFonts w:ascii="Segoe UI" w:hAnsi="Segoe UI" w:cs="Segoe UI"/>
+          <w:color w:val="1F2937"/>
+          <w:sz w:val="21"/>
+          <w:szCs w:val="21"/>
+        </w:rPr>
+      </w:pPr>
+      <w:r>
+        <w:rPr>
+          <w:rFonts w:ascii="Segoe UI" w:hAnsi="Segoe UI" w:cs="Segoe UI"/>
+          <w:i/>
+          <w:iCs/>
+          <w:color w:val="1F2937"/>
+          <w:sz w:val="21"/>
+          <w:szCs w:val="21"/>
+        </w:rPr>
+        <w:t>“Your workday is paused. Tasks can't be started, and paused time won't count as worked time. Tap Resume when you're back.”</w:t>
       </w:r>
     </w:p>
     <w:p>
@@ -9945,7 +12960,7 @@
           <w:sz w:val="21"/>
           <w:szCs w:val="21"/>
         </w:rPr>
-        <w:t xml:space="preserve">When you are finished for the day, tap </w:t>
+        <w:t xml:space="preserve">While you are paused, a green </w:t>
       </w:r>
       <w:r>
         <w:rPr>
@@ -9956,16 +12971,147 @@
           <w:sz w:val="21"/>
           <w:szCs w:val="21"/>
         </w:rPr>
-        <w:t>End Workday</w:t>
-      </w:r>
-      <w:r>
-        <w:rPr>
-          <w:rFonts w:ascii="Segoe UI" w:hAnsi="Segoe UI" w:cs="Segoe UI"/>
-          <w:color w:val="1F2937"/>
-          <w:sz w:val="21"/>
-          <w:szCs w:val="21"/>
-        </w:rPr>
-        <w:t>. The app shows you a full summary of your day before anything is sent.</w:t>
+        <w:t>Resume</w:t>
+      </w:r>
+      <w:r>
+        <w:rPr>
+          <w:rFonts w:ascii="Segoe UI" w:hAnsi="Segoe UI" w:cs="Segoe UI"/>
+          <w:color w:val="1F2937"/>
+          <w:sz w:val="21"/>
+          <w:szCs w:val="21"/>
+        </w:rPr>
+        <w:t xml:space="preserve"> button appears in the header beside End Workday. The Pause offer itself disappears from the End Workday popup for as long as the day is frozen — </w:t>
+      </w:r>
+      <w:r>
+        <w:rPr>
+          <w:rFonts w:ascii="Segoe UI" w:hAnsi="Segoe UI" w:cs="Segoe UI"/>
+          <w:color w:val="1F2937"/>
+          <w:sz w:val="21"/>
+          <w:szCs w:val="21"/>
+        </w:rPr>
+        <w:t>there is nothing left to pause — and comes back when you resume.</w:t>
+      </w:r>
+    </w:p>
+    <w:tbl>
+      <w:tblPr>
+        <w:tblW w:w="5000" w:type="pct"/>
+        <w:tblCellMar>
+          <w:top w:w="15" w:type="dxa"/>
+          <w:left w:w="15" w:type="dxa"/>
+          <w:bottom w:w="15" w:type="dxa"/>
+          <w:right w:w="15" w:type="dxa"/>
+        </w:tblCellMar>
+        <w:tblLook w:val="04A0" w:firstRow="1" w:lastRow="0" w:firstColumn="1" w:lastColumn="0" w:noHBand="0" w:noVBand="1"/>
+      </w:tblPr>
+      <w:tblGrid>
+        <w:gridCol w:w="8981"/>
+      </w:tblGrid>
+      <w:tr>
+        <w:trPr>
+          <w:cantSplit/>
+        </w:trPr>
+        <w:tc>
+          <w:tcPr>
+            <w:tcW w:w="0" w:type="auto"/>
+            <w:tcBorders>
+              <w:left w:val="single" w:sz="36" w:space="0" w:color="D97706"/>
+            </w:tcBorders>
+            <w:shd w:val="clear" w:color="auto" w:fill="FEF3C7"/>
+            <w:tcMar>
+              <w:top w:w="140" w:type="dxa"/>
+              <w:left w:w="200" w:type="dxa"/>
+              <w:bottom w:w="140" w:type="dxa"/>
+              <w:right w:w="200" w:type="dxa"/>
+            </w:tcMar>
+            <w:vAlign w:val="center"/>
+            <w:hideMark/>
+          </w:tcPr>
+          <w:p>
+            <w:pPr>
+              <w:spacing w:before="200" w:after="200"/>
+              <w:rPr>
+                <w:rFonts w:ascii="Segoe UI" w:eastAsia="Times New Roman" w:hAnsi="Segoe UI" w:cs="Segoe UI"/>
+                <w:color w:val="1F2937"/>
+                <w:sz w:val="19"/>
+                <w:szCs w:val="19"/>
+              </w:rPr>
+            </w:pPr>
+            <w:r>
+              <w:rPr>
+                <w:rFonts w:ascii="Segoe UI" w:eastAsia="Times New Roman" w:hAnsi="Segoe UI" w:cs="Segoe UI"/>
+                <w:b/>
+                <w:bCs/>
+                <w:color w:val="1F2937"/>
+                <w:sz w:val="19"/>
+                <w:szCs w:val="19"/>
+              </w:rPr>
+              <w:t>IMPORTANT</w:t>
+            </w:r>
+            <w:r>
+              <w:rPr>
+                <w:rFonts w:ascii="Segoe UI" w:eastAsia="Times New Roman" w:hAnsi="Segoe UI" w:cs="Segoe UI"/>
+                <w:color w:val="1F2937"/>
+                <w:sz w:val="19"/>
+                <w:szCs w:val="19"/>
+              </w:rPr>
+              <w:t xml:space="preserve">  </w:t>
+            </w:r>
+            <w:r>
+              <w:rPr>
+                <w:rFonts w:ascii="Segoe UI" w:eastAsia="Times New Roman" w:hAnsi="Segoe UI" w:cs="Segoe UI"/>
+                <w:b/>
+                <w:bCs/>
+                <w:color w:val="1F2937"/>
+                <w:sz w:val="19"/>
+                <w:szCs w:val="19"/>
+              </w:rPr>
+              <w:t>Pause Workday</w:t>
+            </w:r>
+            <w:r>
+              <w:rPr>
+                <w:rFonts w:ascii="Segoe UI" w:eastAsia="Times New Roman" w:hAnsi="Segoe UI" w:cs="Segoe UI"/>
+                <w:color w:val="1F2937"/>
+                <w:sz w:val="19"/>
+                <w:szCs w:val="19"/>
+              </w:rPr>
+              <w:t xml:space="preserve"> can be undone. </w:t>
+            </w:r>
+            <w:r>
+              <w:rPr>
+                <w:rFonts w:ascii="Segoe UI" w:eastAsia="Times New Roman" w:hAnsi="Segoe UI" w:cs="Segoe UI"/>
+                <w:b/>
+                <w:bCs/>
+                <w:color w:val="1F2937"/>
+                <w:sz w:val="19"/>
+                <w:szCs w:val="19"/>
+              </w:rPr>
+              <w:t>End Workday</w:t>
+            </w:r>
+            <w:r>
+              <w:rPr>
+                <w:rFonts w:ascii="Segoe UI" w:eastAsia="Times New Roman" w:hAnsi="Segoe UI" w:cs="Segoe UI"/>
+                <w:color w:val="1F2937"/>
+                <w:sz w:val="19"/>
+                <w:szCs w:val="19"/>
+              </w:rPr>
+              <w:t xml:space="preserve"> cannot. If you are coming back today, always pause — never end.</w:t>
+            </w:r>
+          </w:p>
+        </w:tc>
+      </w:tr>
+    </w:tbl>
+    <w:p>
+      <w:pPr>
+        <w:pStyle w:val="Heading2"/>
+        <w:rPr>
+          <w:rFonts w:ascii="Segoe UI" w:eastAsia="Times New Roman" w:hAnsi="Segoe UI" w:cs="Segoe UI"/>
+        </w:rPr>
+      </w:pPr>
+      <w:r>
+        <w:rPr>
+          <w:rFonts w:ascii="Segoe UI" w:eastAsia="Times New Roman" w:hAnsi="Segoe UI" w:cs="Segoe UI"/>
+        </w:rPr>
+        <w:t>PART 7   ENDING YOUR DAY</w:t>
       </w:r>
     </w:p>
     <w:p>
@@ -9979,13 +13125,7 @@
         <w:rPr>
           <w:rFonts w:ascii="Segoe UI" w:eastAsia="Times New Roman" w:hAnsi="Segoe UI" w:cs="Segoe UI"/>
         </w:rPr>
-        <w:t xml:space="preserve">Step 22   </w:t>
-      </w:r>
-      <w:r>
-        <w:rPr>
-          <w:rFonts w:ascii="Segoe UI" w:eastAsia="Times New Roman" w:hAnsi="Segoe UI" w:cs="Segoe UI"/>
-        </w:rPr>
-        <w:t>Check Your Day Summary</w:t>
+        <w:t>Step 21   Tap End Workday</w:t>
       </w:r>
     </w:p>
     <w:p>
@@ -10005,7 +13145,323 @@
           <w:sz w:val="21"/>
           <w:szCs w:val="21"/>
         </w:rPr>
-        <w:t>At the top are the day’s tiles:</w:t>
+        <w:t xml:space="preserve">When you are finished for the day, tap </w:t>
+      </w:r>
+      <w:r>
+        <w:rPr>
+          <w:rFonts w:ascii="Segoe UI" w:hAnsi="Segoe UI" w:cs="Segoe UI"/>
+          <w:b/>
+          <w:bCs/>
+          <w:color w:val="1F2937"/>
+          <w:sz w:val="21"/>
+          <w:szCs w:val="21"/>
+        </w:rPr>
+        <w:t>End Workday</w:t>
+      </w:r>
+      <w:r>
+        <w:rPr>
+          <w:rFonts w:ascii="Segoe UI" w:hAnsi="Segoe UI" w:cs="Segoe UI"/>
+          <w:color w:val="1F2937"/>
+          <w:sz w:val="21"/>
+          <w:szCs w:val="21"/>
+        </w:rPr>
+        <w:t>. The app shows you a full summary of your day before anything is sent.</w:t>
+      </w:r>
+    </w:p>
+    <w:p>
+      <w:pPr>
+        <w:pStyle w:val="NormalWeb"/>
+        <w:rPr>
+          <w:rFonts w:ascii="Segoe UI" w:hAnsi="Segoe UI" w:cs="Segoe UI"/>
+          <w:color w:val="1F2937"/>
+          <w:sz w:val="21"/>
+          <w:szCs w:val="21"/>
+        </w:rPr>
+      </w:pPr>
+      <w:r>
+        <w:rPr>
+          <w:rFonts w:ascii="Segoe UI" w:hAnsi="Segoe UI" w:cs="Segoe UI"/>
+          <w:color w:val="1F2937"/>
+          <w:sz w:val="21"/>
+          <w:szCs w:val="21"/>
+        </w:rPr>
+        <w:t>Two things may appear at the top of the popup:</w:t>
+      </w:r>
+    </w:p>
+    <w:p>
+      <w:pPr>
+        <w:numPr>
+          <w:ilvl w:val="0"/>
+          <w:numId w:val="10"/>
+        </w:numPr>
+        <w:spacing w:before="60" w:after="60"/>
+        <w:rPr>
+          <w:rFonts w:ascii="Segoe UI" w:eastAsia="Times New Roman" w:hAnsi="Segoe UI" w:cs="Segoe UI"/>
+          <w:color w:val="1F2937"/>
+          <w:sz w:val="21"/>
+          <w:szCs w:val="21"/>
+        </w:rPr>
+      </w:pPr>
+      <w:r>
+        <w:rPr>
+          <w:rFonts w:ascii="Segoe UI" w:eastAsia="Times New Roman" w:hAnsi="Segoe UI" w:cs="Segoe UI"/>
+          <w:color w:val="1F2937"/>
+          <w:sz w:val="21"/>
+          <w:szCs w:val="21"/>
+        </w:rPr>
+        <w:t xml:space="preserve">An amber warning such as </w:t>
+      </w:r>
+      <w:r>
+        <w:rPr>
+          <w:rFonts w:ascii="Segoe UI" w:eastAsia="Times New Roman" w:hAnsi="Segoe UI" w:cs="Segoe UI"/>
+          <w:i/>
+          <w:iCs/>
+          <w:color w:val="1F2937"/>
+          <w:sz w:val="21"/>
+          <w:szCs w:val="21"/>
+        </w:rPr>
+        <w:t>“1 task you worked on today has no progress update”</w:t>
+      </w:r>
+      <w:r>
+        <w:rPr>
+          <w:rFonts w:ascii="Segoe UI" w:eastAsia="Times New Roman" w:hAnsi="Segoe UI" w:cs="Segoe UI"/>
+          <w:color w:val="1F2937"/>
+          <w:sz w:val="21"/>
+          <w:szCs w:val="21"/>
+        </w:rPr>
+        <w:t xml:space="preserve">, listing those tasks. </w:t>
+      </w:r>
+      <w:r>
+        <w:rPr>
+          <w:rFonts w:ascii="Segoe UI" w:eastAsia="Times New Roman" w:hAnsi="Segoe UI" w:cs="Segoe UI"/>
+          <w:i/>
+          <w:iCs/>
+          <w:color w:val="1F2937"/>
+          <w:sz w:val="21"/>
+          <w:szCs w:val="21"/>
+        </w:rPr>
+        <w:t>“</w:t>
+      </w:r>
+      <w:r>
+        <w:rPr>
+          <w:rFonts w:ascii="Segoe UI" w:eastAsia="Times New Roman" w:hAnsi="Segoe UI" w:cs="Segoe UI"/>
+          <w:i/>
+          <w:iCs/>
+          <w:color w:val="1F2937"/>
+          <w:sz w:val="21"/>
+          <w:szCs w:val="21"/>
+        </w:rPr>
+        <w:t>Add one from the task, or end your day anyway — this will not stop you.”</w:t>
+      </w:r>
+      <w:r>
+        <w:rPr>
+          <w:rFonts w:ascii="Segoe UI" w:eastAsia="Times New Roman" w:hAnsi="Segoe UI" w:cs="Segoe UI"/>
+          <w:color w:val="1F2937"/>
+          <w:sz w:val="21"/>
+          <w:szCs w:val="21"/>
+        </w:rPr>
+        <w:t xml:space="preserve"> It is a reminder, not a block.</w:t>
+      </w:r>
+    </w:p>
+    <w:p>
+      <w:pPr>
+        <w:numPr>
+          <w:ilvl w:val="0"/>
+          <w:numId w:val="10"/>
+        </w:numPr>
+        <w:spacing w:before="60" w:after="60"/>
+        <w:rPr>
+          <w:rFonts w:ascii="Segoe UI" w:eastAsia="Times New Roman" w:hAnsi="Segoe UI" w:cs="Segoe UI"/>
+          <w:color w:val="1F2937"/>
+          <w:sz w:val="21"/>
+          <w:szCs w:val="21"/>
+        </w:rPr>
+      </w:pPr>
+      <w:r>
+        <w:rPr>
+          <w:rFonts w:ascii="Segoe UI" w:eastAsia="Times New Roman" w:hAnsi="Segoe UI" w:cs="Segoe UI"/>
+          <w:i/>
+          <w:iCs/>
+          <w:color w:val="1F2937"/>
+          <w:sz w:val="21"/>
+          <w:szCs w:val="21"/>
+        </w:rPr>
+        <w:t>“Auto-closed earlier by the system.”</w:t>
+      </w:r>
+      <w:r>
+        <w:rPr>
+          <w:rFonts w:ascii="Segoe UI" w:eastAsia="Times New Roman" w:hAnsi="Segoe UI" w:cs="Segoe UI"/>
+          <w:color w:val="1F2937"/>
+          <w:sz w:val="21"/>
+          <w:szCs w:val="21"/>
+        </w:rPr>
+        <w:t xml:space="preserve"> — your day was already closed automatically, and this one is a new session.</w:t>
+      </w:r>
+    </w:p>
+    <w:tbl>
+      <w:tblPr>
+        <w:tblW w:w="5000" w:type="pct"/>
+        <w:tblCellMar>
+          <w:top w:w="15" w:type="dxa"/>
+          <w:left w:w="15" w:type="dxa"/>
+          <w:bottom w:w="15" w:type="dxa"/>
+          <w:right w:w="15" w:type="dxa"/>
+        </w:tblCellMar>
+        <w:tblLook w:val="04A0" w:firstRow="1" w:lastRow="0" w:firstColumn="1" w:lastColumn="0" w:noHBand="0" w:noVBand="1"/>
+      </w:tblPr>
+      <w:tblGrid>
+        <w:gridCol w:w="9010"/>
+      </w:tblGrid>
+      <w:tr>
+        <w:trPr>
+          <w:cantSplit/>
+        </w:trPr>
+        <w:tc>
+          <w:tcPr>
+            <w:tcW w:w="0" w:type="auto"/>
+            <w:tcBorders>
+              <w:top w:val="single" w:sz="6" w:space="0" w:color="E5E9F0"/>
+              <w:left w:val="single" w:sz="6" w:space="0" w:color="E5E9F0"/>
+              <w:bottom w:val="single" w:sz="6" w:space="0" w:color="E5E9F0"/>
+              <w:right w:val="single" w:sz="6" w:space="0" w:color="E5E9F0"/>
+            </w:tcBorders>
+            <w:shd w:val="clear" w:color="auto" w:fill="F7F9FC"/>
+            <w:tcMar>
+              <w:top w:w="200" w:type="dxa"/>
+              <w:left w:w="200" w:type="dxa"/>
+              <w:bottom w:w="200" w:type="dxa"/>
+              <w:right w:w="200" w:type="dxa"/>
+            </w:tcMar>
+            <w:vAlign w:val="center"/>
+            <w:hideMark/>
+          </w:tcPr>
+          <w:p>
+            <w:pPr>
+              <w:spacing w:before="200" w:after="200"/>
+              <w:jc w:val="center"/>
+              <w:rPr>
+                <w:rFonts w:ascii="Segoe UI" w:eastAsia="Times New Roman" w:hAnsi="Segoe UI" w:cs="Segoe UI"/>
+                <w:color w:val="1F2937"/>
+                <w:sz w:val="21"/>
+                <w:szCs w:val="21"/>
+              </w:rPr>
+            </w:pPr>
+            <w:r>
+              <w:rPr>
+                <w:rFonts w:ascii="Segoe UI" w:eastAsia="Times New Roman" w:hAnsi="Segoe UI" w:cs="Segoe UI"/>
+                <w:noProof/>
+                <w:color w:val="1F2937"/>
+                <w:sz w:val="21"/>
+                <w:szCs w:val="21"/>
+              </w:rPr>
+              <w:drawing>
+                <wp:inline distT="0" distB="0" distL="0" distR="0" wp14:anchorId="7129343D" wp14:editId="51542A89">
+                  <wp:extent cx="2377440" cy="3451860"/>
+                  <wp:effectExtent l="0" t="0" r="3810" b="0"/>
+                  <wp:docPr id="12" name="Picture 12"/>
+                  <wp:cNvGraphicFramePr>
+                    <a:graphicFrameLocks xmlns:a="http://schemas.openxmlformats.org/drawingml/2006/main" noChangeAspect="1"/>
+                  </wp:cNvGraphicFramePr>
+                  <a:graphic xmlns:a="http://schemas.openxmlformats.org/drawingml/2006/main">
+                    <a:graphicData uri="http://schemas.openxmlformats.org/drawingml/2006/picture">
+                      <pic:pic xmlns:pic="http://schemas.openxmlformats.org/drawingml/2006/picture">
+                        <pic:nvPicPr>
+                          <pic:cNvPr id="0" name="Picture 12"/>
+                          <pic:cNvPicPr>
+                            <a:picLocks noChangeAspect="1" noChangeArrowheads="1"/>
+                          </pic:cNvPicPr>
+                        </pic:nvPicPr>
+                        <pic:blipFill>
+                          <a:blip r:embed="rId16" cstate="print">
+                            <a:extLst>
+                              <a:ext uri="{28A0092B-C50C-407E-A947-70E740481C1C}">
+                                <a14:useLocalDpi xmlns:a14="http://schemas.microsoft.com/office/drawing/2010/main" val="0"/>
+                              </a:ext>
+                            </a:extLst>
+                          </a:blip>
+                          <a:srcRect/>
+                          <a:stretch>
+                            <a:fillRect/>
+                          </a:stretch>
+                        </pic:blipFill>
+                        <pic:spPr bwMode="auto">
+                          <a:xfrm>
+                            <a:off x="0" y="0"/>
+                            <a:ext cx="2377440" cy="3451860"/>
+                          </a:xfrm>
+                          <a:prstGeom prst="rect">
+                            <a:avLst/>
+                          </a:prstGeom>
+                          <a:noFill/>
+                          <a:ln>
+                            <a:noFill/>
+                          </a:ln>
+                        </pic:spPr>
+                      </pic:pic>
+                    </a:graphicData>
+                  </a:graphic>
+                </wp:inline>
+              </w:drawing>
+            </w:r>
+          </w:p>
+          <w:p>
+            <w:pPr>
+              <w:pStyle w:val="imgc"/>
+              <w:rPr>
+                <w:rFonts w:ascii="Segoe UI" w:hAnsi="Segoe UI" w:cs="Segoe UI"/>
+              </w:rPr>
+            </w:pPr>
+            <w:r>
+              <w:rPr>
+                <w:rFonts w:ascii="Segoe UI" w:hAnsi="Segoe UI" w:cs="Segoe UI"/>
+              </w:rPr>
+              <w:t>The End Workday popup — the missing progress update warning, the day’s tiles and the Pause offer</w:t>
+            </w:r>
+          </w:p>
+        </w:tc>
+      </w:tr>
+    </w:tbl>
+    <w:p>
+      <w:pPr>
+        <w:pStyle w:val="Heading3"/>
+        <w:rPr>
+          <w:rFonts w:ascii="Segoe UI" w:eastAsia="Times New Roman" w:hAnsi="Segoe UI" w:cs="Segoe UI"/>
+        </w:rPr>
+      </w:pPr>
+      <w:r>
+        <w:rPr>
+          <w:rFonts w:ascii="Segoe UI" w:eastAsia="Times New Roman" w:hAnsi="Segoe UI" w:cs="Segoe UI"/>
+        </w:rPr>
+        <w:t>Step 22   Check Your Day Summary</w:t>
+      </w:r>
+    </w:p>
+    <w:p>
+      <w:pPr>
+        <w:pStyle w:val="NormalWeb"/>
+        <w:rPr>
+          <w:rFonts w:ascii="Segoe UI" w:hAnsi="Segoe UI" w:cs="Segoe UI"/>
+          <w:color w:val="1F2937"/>
+          <w:sz w:val="21"/>
+          <w:szCs w:val="21"/>
+        </w:rPr>
+      </w:pPr>
+      <w:r>
+        <w:rPr>
+          <w:rFonts w:ascii="Segoe UI" w:hAnsi="Segoe UI" w:cs="Segoe UI"/>
+          <w:color w:val="1F2937"/>
+          <w:sz w:val="21"/>
+          <w:szCs w:val="21"/>
+        </w:rPr>
+        <w:t>At the top are the day’</w:t>
+      </w:r>
+      <w:r>
+        <w:rPr>
+          <w:rFonts w:ascii="Segoe UI" w:hAnsi="Segoe UI" w:cs="Segoe UI"/>
+          <w:color w:val="1F2937"/>
+          <w:sz w:val="21"/>
+          <w:szCs w:val="21"/>
+        </w:rPr>
+        <w:t>s tiles:</w:t>
       </w:r>
     </w:p>
     <w:tbl>
@@ -10626,7 +14082,7 @@
       <w:pPr>
         <w:numPr>
           <w:ilvl w:val="0"/>
-          <w:numId w:val="7"/>
+          <w:numId w:val="11"/>
         </w:numPr>
         <w:spacing w:before="60" w:after="60"/>
         <w:rPr>
@@ -10681,7 +14137,7 @@
       <w:pPr>
         <w:numPr>
           <w:ilvl w:val="0"/>
-          <w:numId w:val="7"/>
+          <w:numId w:val="11"/>
         </w:numPr>
         <w:spacing w:before="60" w:after="60"/>
         <w:rPr>
@@ -10727,7 +14183,7 @@
       <w:pPr>
         <w:numPr>
           <w:ilvl w:val="0"/>
-          <w:numId w:val="7"/>
+          <w:numId w:val="11"/>
         </w:numPr>
         <w:spacing w:before="60" w:after="60"/>
         <w:rPr>
@@ -10762,7 +14218,7 @@
       <w:pPr>
         <w:numPr>
           <w:ilvl w:val="0"/>
-          <w:numId w:val="7"/>
+          <w:numId w:val="11"/>
         </w:numPr>
         <w:spacing w:before="60" w:after="60"/>
         <w:rPr>
@@ -10892,10 +14348,10 @@
                 <w:szCs w:val="21"/>
               </w:rPr>
               <w:drawing>
-                <wp:inline distT="0" distB="0" distL="0" distR="0" wp14:anchorId="0B5C1D8F" wp14:editId="05DD74E7">
+                <wp:inline distT="0" distB="0" distL="0" distR="0" wp14:anchorId="49338C73" wp14:editId="5EF0A76F">
                   <wp:extent cx="4191000" cy="2606040"/>
                   <wp:effectExtent l="0" t="0" r="0" b="3810"/>
-                  <wp:docPr id="10" name="Picture 10"/>
+                  <wp:docPr id="13" name="Picture 13"/>
                   <wp:cNvGraphicFramePr>
                     <a:graphicFrameLocks xmlns:a="http://schemas.openxmlformats.org/drawingml/2006/main" noChangeAspect="1"/>
                   </wp:cNvGraphicFramePr>
@@ -10903,13 +14359,13 @@
                     <a:graphicData uri="http://schemas.openxmlformats.org/drawingml/2006/picture">
                       <pic:pic xmlns:pic="http://schemas.openxmlformats.org/drawingml/2006/picture">
                         <pic:nvPicPr>
-                          <pic:cNvPr id="0" name="Picture 10"/>
+                          <pic:cNvPr id="0" name="Picture 13"/>
                           <pic:cNvPicPr>
                             <a:picLocks noChangeAspect="1" noChangeArrowheads="1"/>
                           </pic:cNvPicPr>
                         </pic:nvPicPr>
                         <pic:blipFill>
-                          <a:blip r:embed="rId14" cstate="print">
+                          <a:blip r:embed="rId17" cstate="print">
                             <a:extLst>
                               <a:ext uri="{28A0092B-C50C-407E-A947-70E740481C1C}">
                                 <a14:useLocalDpi xmlns:a14="http://schemas.microsoft.com/office/drawing/2010/main" val="0"/>
@@ -11026,10 +14482,10 @@
                 <w:szCs w:val="21"/>
               </w:rPr>
               <w:drawing>
-                <wp:inline distT="0" distB="0" distL="0" distR="0" wp14:anchorId="19978D14" wp14:editId="1E88EC49">
+                <wp:inline distT="0" distB="0" distL="0" distR="0" wp14:anchorId="6904E08F" wp14:editId="4352EA3B">
                   <wp:extent cx="4191000" cy="1920240"/>
                   <wp:effectExtent l="0" t="0" r="0" b="3810"/>
-                  <wp:docPr id="11" name="Picture 11"/>
+                  <wp:docPr id="14" name="Picture 14"/>
                   <wp:cNvGraphicFramePr>
                     <a:graphicFrameLocks xmlns:a="http://schemas.openxmlformats.org/drawingml/2006/main" noChangeAspect="1"/>
                   </wp:cNvGraphicFramePr>
@@ -11037,13 +14493,13 @@
                     <a:graphicData uri="http://schemas.openxmlformats.org/drawingml/2006/picture">
                       <pic:pic xmlns:pic="http://schemas.openxmlformats.org/drawingml/2006/picture">
                         <pic:nvPicPr>
-                          <pic:cNvPr id="0" name="Picture 11"/>
+                          <pic:cNvPr id="0" name="Picture 14"/>
                           <pic:cNvPicPr>
                             <a:picLocks noChangeAspect="1" noChangeArrowheads="1"/>
                           </pic:cNvPicPr>
                         </pic:nvPicPr>
                         <pic:blipFill>
-                          <a:blip r:embed="rId15" cstate="print">
+                          <a:blip r:embed="rId18" cstate="print">
                             <a:extLst>
                               <a:ext uri="{28A0092B-C50C-407E-A947-70E740481C1C}">
                                 <a14:useLocalDpi xmlns:a14="http://schemas.microsoft.com/office/drawing/2010/main" val="0"/>
@@ -11143,7 +14599,18 @@
           <w:sz w:val="21"/>
           <w:szCs w:val="21"/>
         </w:rPr>
-        <w:t>← Continue Working</w:t>
+        <w:t>←</w:t>
+      </w:r>
+      <w:r>
+        <w:rPr>
+          <w:rFonts w:ascii="Segoe UI" w:hAnsi="Segoe UI" w:cs="Segoe UI"/>
+          <w:b/>
+          <w:bCs/>
+          <w:color w:val="1F2937"/>
+          <w:sz w:val="21"/>
+          <w:szCs w:val="21"/>
+        </w:rPr>
+        <w:t xml:space="preserve"> Continue Working</w:t>
       </w:r>
       <w:r>
         <w:rPr>
@@ -11328,7 +14795,67 @@
           <w:sz w:val="21"/>
           <w:szCs w:val="21"/>
         </w:rPr>
-        <w:t>Your last 30 days: how long you were present, how much was productive, how much was paused, and which tasks you worked on each day.</w:t>
+        <w:t xml:space="preserve">Your recent days: how long you were present, how much was productive, how much was paused, and which tasks you worked on each day. Choose how far back to look with </w:t>
+      </w:r>
+      <w:r>
+        <w:rPr>
+          <w:rFonts w:ascii="Segoe UI" w:hAnsi="Segoe UI" w:cs="Segoe UI"/>
+          <w:b/>
+          <w:bCs/>
+          <w:color w:val="1F2937"/>
+          <w:sz w:val="21"/>
+          <w:szCs w:val="21"/>
+        </w:rPr>
+        <w:t>7 days</w:t>
+      </w:r>
+      <w:r>
+        <w:rPr>
+          <w:rFonts w:ascii="Segoe UI" w:hAnsi="Segoe UI" w:cs="Segoe UI"/>
+          <w:color w:val="1F2937"/>
+          <w:sz w:val="21"/>
+          <w:szCs w:val="21"/>
+        </w:rPr>
+        <w:t xml:space="preserve">, </w:t>
+      </w:r>
+      <w:r>
+        <w:rPr>
+          <w:rFonts w:ascii="Segoe UI" w:hAnsi="Segoe UI" w:cs="Segoe UI"/>
+          <w:b/>
+          <w:bCs/>
+          <w:color w:val="1F2937"/>
+          <w:sz w:val="21"/>
+          <w:szCs w:val="21"/>
+        </w:rPr>
+        <w:t>30 days</w:t>
+      </w:r>
+      <w:r>
+        <w:rPr>
+          <w:rFonts w:ascii="Segoe UI" w:hAnsi="Segoe UI" w:cs="Segoe UI"/>
+          <w:color w:val="1F2937"/>
+          <w:sz w:val="21"/>
+          <w:szCs w:val="21"/>
+        </w:rPr>
+        <w:t xml:space="preserve"> or </w:t>
+      </w:r>
+      <w:r>
+        <w:rPr>
+          <w:rFonts w:ascii="Segoe UI" w:hAnsi="Segoe UI" w:cs="Segoe UI"/>
+          <w:b/>
+          <w:bCs/>
+          <w:color w:val="1F2937"/>
+          <w:sz w:val="21"/>
+          <w:szCs w:val="21"/>
+        </w:rPr>
+        <w:t>90 days</w:t>
+      </w:r>
+      <w:r>
+        <w:rPr>
+          <w:rFonts w:ascii="Segoe UI" w:hAnsi="Segoe UI" w:cs="Segoe UI"/>
+          <w:color w:val="1F2937"/>
+          <w:sz w:val="21"/>
+          <w:szCs w:val="21"/>
+        </w:rPr>
+        <w:t>.</w:t>
       </w:r>
     </w:p>
     <w:tbl>
@@ -11388,10 +14915,10 @@
                 <w:szCs w:val="21"/>
               </w:rPr>
               <w:drawing>
-                <wp:inline distT="0" distB="0" distL="0" distR="0" wp14:anchorId="75A703EE" wp14:editId="158B5D59">
-                  <wp:extent cx="2377440" cy="3810000"/>
+                <wp:inline distT="0" distB="0" distL="0" distR="0" wp14:anchorId="3DD245BC" wp14:editId="2010E5F7">
+                  <wp:extent cx="2377440" cy="3604260"/>
                   <wp:effectExtent l="0" t="0" r="3810" b="0"/>
-                  <wp:docPr id="12" name="Picture 12"/>
+                  <wp:docPr id="15" name="Picture 15"/>
                   <wp:cNvGraphicFramePr>
                     <a:graphicFrameLocks xmlns:a="http://schemas.openxmlformats.org/drawingml/2006/main" noChangeAspect="1"/>
                   </wp:cNvGraphicFramePr>
@@ -11399,13 +14926,13 @@
                     <a:graphicData uri="http://schemas.openxmlformats.org/drawingml/2006/picture">
                       <pic:pic xmlns:pic="http://schemas.openxmlformats.org/drawingml/2006/picture">
                         <pic:nvPicPr>
-                          <pic:cNvPr id="0" name="Picture 12"/>
+                          <pic:cNvPr id="0" name="Picture 15"/>
                           <pic:cNvPicPr>
                             <a:picLocks noChangeAspect="1" noChangeArrowheads="1"/>
                           </pic:cNvPicPr>
                         </pic:nvPicPr>
                         <pic:blipFill>
-                          <a:blip r:embed="rId16" cstate="print">
+                          <a:blip r:embed="rId19" cstate="print">
                             <a:extLst>
                               <a:ext uri="{28A0092B-C50C-407E-A947-70E740481C1C}">
                                 <a14:useLocalDpi xmlns:a14="http://schemas.microsoft.com/office/drawing/2010/main" val="0"/>
@@ -11420,7 +14947,7 @@
                         <pic:spPr bwMode="auto">
                           <a:xfrm>
                             <a:off x="0" y="0"/>
-                            <a:ext cx="2377440" cy="3810000"/>
+                            <a:ext cx="2377440" cy="3604260"/>
                           </a:xfrm>
                           <a:prstGeom prst="rect">
                             <a:avLst/>
@@ -11525,16 +15052,7 @@
           <w:sz w:val="21"/>
           <w:szCs w:val="21"/>
         </w:rPr>
-        <w:t xml:space="preserve"> </w:t>
-      </w:r>
-      <w:r>
-        <w:rPr>
-          <w:rFonts w:ascii="Segoe UI" w:hAnsi="Segoe UI" w:cs="Segoe UI"/>
-          <w:color w:val="1F2937"/>
-          <w:sz w:val="21"/>
-          <w:szCs w:val="21"/>
-        </w:rPr>
-        <w:t>is saved with the snapshot and shown here, so you can read back what you said you worked on. If an admin reopened that day, the reason they gave is shown too.</w:t>
+        <w:t xml:space="preserve"> is saved with the snapshot and shown here, so you can read back what you said you worked on. If an admin reopened that day, the reason they gave is shown too.</w:t>
       </w:r>
     </w:p>
     <w:tbl>
@@ -11594,10 +15112,10 @@
                 <w:szCs w:val="21"/>
               </w:rPr>
               <w:drawing>
-                <wp:inline distT="0" distB="0" distL="0" distR="0" wp14:anchorId="1D3AC199" wp14:editId="5B3EDC04">
-                  <wp:extent cx="2377440" cy="3810000"/>
+                <wp:inline distT="0" distB="0" distL="0" distR="0" wp14:anchorId="4ED2CED2" wp14:editId="2DDD5BA0">
+                  <wp:extent cx="2377440" cy="3604260"/>
                   <wp:effectExtent l="0" t="0" r="3810" b="0"/>
-                  <wp:docPr id="13" name="Picture 13"/>
+                  <wp:docPr id="16" name="Picture 16"/>
                   <wp:cNvGraphicFramePr>
                     <a:graphicFrameLocks xmlns:a="http://schemas.openxmlformats.org/drawingml/2006/main" noChangeAspect="1"/>
                   </wp:cNvGraphicFramePr>
@@ -11605,13 +15123,13 @@
                     <a:graphicData uri="http://schemas.openxmlformats.org/drawingml/2006/picture">
                       <pic:pic xmlns:pic="http://schemas.openxmlformats.org/drawingml/2006/picture">
                         <pic:nvPicPr>
-                          <pic:cNvPr id="0" name="Picture 13"/>
+                          <pic:cNvPr id="0" name="Picture 16"/>
                           <pic:cNvPicPr>
                             <a:picLocks noChangeAspect="1" noChangeArrowheads="1"/>
                           </pic:cNvPicPr>
                         </pic:nvPicPr>
                         <pic:blipFill>
-                          <a:blip r:embed="rId17" cstate="print">
+                          <a:blip r:embed="rId20" cstate="print">
                             <a:extLst>
                               <a:ext uri="{28A0092B-C50C-407E-A947-70E740481C1C}">
                                 <a14:useLocalDpi xmlns:a14="http://schemas.microsoft.com/office/drawing/2010/main" val="0"/>
@@ -11626,7 +15144,7 @@
                         <pic:spPr bwMode="auto">
                           <a:xfrm>
                             <a:off x="0" y="0"/>
-                            <a:ext cx="2377440" cy="3810000"/>
+                            <a:ext cx="2377440" cy="3604260"/>
                           </a:xfrm>
                           <a:prstGeom prst="rect">
                             <a:avLst/>
@@ -11671,7 +15189,7 @@
         <w:rPr>
           <w:rFonts w:ascii="Segoe UI" w:eastAsia="Times New Roman" w:hAnsi="Segoe UI" w:cs="Segoe UI"/>
         </w:rPr>
-        <w:t>Task Documents</w:t>
+        <w:t>Task Details</w:t>
       </w:r>
     </w:p>
     <w:p>
@@ -11691,88 +15209,368 @@
           <w:sz w:val="21"/>
           <w:szCs w:val="21"/>
         </w:rPr>
-        <w:t>Everything attached to the work in one place: the client’s requirement files, progress updates, user manuals and linked GitHub branches. Open a repository to jump straight to the branch, or tap a file to open it.</w:t>
+        <w:t xml:space="preserve">Tap any task card to open </w:t>
+      </w:r>
+      <w:r>
+        <w:rPr>
+          <w:rFonts w:ascii="Segoe UI" w:hAnsi="Segoe UI" w:cs="Segoe UI"/>
+          <w:b/>
+          <w:bCs/>
+          <w:color w:val="1F2937"/>
+          <w:sz w:val="21"/>
+          <w:szCs w:val="21"/>
+        </w:rPr>
+        <w:t>KPI Details</w:t>
+      </w:r>
+      <w:r>
+        <w:rPr>
+          <w:rFonts w:ascii="Segoe UI" w:hAnsi="Segoe UI" w:cs="Segoe UI"/>
+          <w:color w:val="1F2937"/>
+          <w:sz w:val="21"/>
+          <w:szCs w:val="21"/>
+        </w:rPr>
+        <w:t>. Besides the description and estimate, you can:</w:t>
       </w:r>
     </w:p>
     <w:p>
       <w:pPr>
-        <w:pStyle w:val="NormalWeb"/>
-        <w:rPr>
-          <w:rFonts w:ascii="Segoe UI" w:hAnsi="Segoe UI" w:cs="Segoe UI"/>
-          <w:color w:val="1F2937"/>
-          <w:sz w:val="21"/>
-          <w:szCs w:val="21"/>
-        </w:rPr>
-      </w:pPr>
-      <w:r>
-        <w:rPr>
-          <w:rFonts w:ascii="Segoe UI" w:hAnsi="Segoe UI" w:cs="Segoe UI"/>
-          <w:color w:val="1F2937"/>
-          <w:sz w:val="21"/>
-          <w:szCs w:val="21"/>
-        </w:rPr>
-        <w:t xml:space="preserve">Filter by </w:t>
-      </w:r>
-      <w:r>
-        <w:rPr>
-          <w:rFonts w:ascii="Segoe UI" w:hAnsi="Segoe UI" w:cs="Segoe UI"/>
+        <w:numPr>
+          <w:ilvl w:val="0"/>
+          <w:numId w:val="12"/>
+        </w:numPr>
+        <w:spacing w:before="60" w:after="60"/>
+        <w:rPr>
+          <w:rFonts w:ascii="Segoe UI" w:eastAsia="Times New Roman" w:hAnsi="Segoe UI" w:cs="Segoe UI"/>
+          <w:color w:val="1F2937"/>
+          <w:sz w:val="21"/>
+          <w:szCs w:val="21"/>
+        </w:rPr>
+      </w:pPr>
+      <w:r>
+        <w:rPr>
+          <w:rFonts w:ascii="Segoe UI" w:eastAsia="Times New Roman" w:hAnsi="Segoe UI" w:cs="Segoe UI"/>
           <w:b/>
           <w:bCs/>
           <w:color w:val="1F2937"/>
           <w:sz w:val="21"/>
           <w:szCs w:val="21"/>
         </w:rPr>
-        <w:t>assignee</w:t>
-      </w:r>
-      <w:r>
-        <w:rPr>
-          <w:rFonts w:ascii="Segoe UI" w:hAnsi="Segoe UI" w:cs="Segoe UI"/>
-          <w:color w:val="1F2937"/>
-          <w:sz w:val="21"/>
-          <w:szCs w:val="21"/>
-        </w:rPr>
-        <w:t xml:space="preserve"> to see only your own tasks’ documents — on a busy project that is the difference between a usable list and a very long one.</w:t>
+        <w:t>Upload several files at once</w:t>
+      </w:r>
+      <w:r>
+        <w:rPr>
+          <w:rFonts w:ascii="Segoe UI" w:eastAsia="Times New Roman" w:hAnsi="Segoe UI" w:cs="Segoe UI"/>
+          <w:color w:val="1F2937"/>
+          <w:sz w:val="21"/>
+          <w:szCs w:val="21"/>
+        </w:rPr>
+        <w:t xml:space="preserve"> with a progress update or a user manual — </w:t>
+      </w:r>
+      <w:r>
+        <w:rPr>
+          <w:rFonts w:ascii="Segoe UI" w:eastAsia="Times New Roman" w:hAnsi="Segoe UI" w:cs="Segoe UI"/>
+          <w:b/>
+          <w:bCs/>
+          <w:color w:val="1F2937"/>
+          <w:sz w:val="21"/>
+          <w:szCs w:val="21"/>
+        </w:rPr>
+        <w:t>Choose files</w:t>
+      </w:r>
+      <w:r>
+        <w:rPr>
+          <w:rFonts w:ascii="Segoe UI" w:eastAsia="Times New Roman" w:hAnsi="Segoe UI" w:cs="Segoe UI"/>
+          <w:color w:val="1F2937"/>
+          <w:sz w:val="21"/>
+          <w:szCs w:val="21"/>
+        </w:rPr>
+        <w:t xml:space="preserve">, then </w:t>
+      </w:r>
+      <w:r>
+        <w:rPr>
+          <w:rFonts w:ascii="Segoe UI" w:eastAsia="Times New Roman" w:hAnsi="Segoe UI" w:cs="Segoe UI"/>
+          <w:b/>
+          <w:bCs/>
+          <w:color w:val="1F2937"/>
+          <w:sz w:val="21"/>
+          <w:szCs w:val="21"/>
+        </w:rPr>
+        <w:t>Add another file</w:t>
+      </w:r>
+      <w:r>
+        <w:rPr>
+          <w:rFonts w:ascii="Segoe UI" w:eastAsia="Times New Roman" w:hAnsi="Segoe UI" w:cs="Segoe UI"/>
+          <w:color w:val="1F2937"/>
+          <w:sz w:val="21"/>
+          <w:szCs w:val="21"/>
+        </w:rPr>
+        <w:t xml:space="preserve">. The limit is </w:t>
+      </w:r>
+      <w:r>
+        <w:rPr>
+          <w:rFonts w:ascii="Segoe UI" w:eastAsia="Times New Roman" w:hAnsi="Segoe UI" w:cs="Segoe UI"/>
+          <w:i/>
+          <w:iCs/>
+          <w:color w:val="1F2937"/>
+          <w:sz w:val="21"/>
+          <w:szCs w:val="21"/>
+        </w:rPr>
+        <w:t>“Max 50 MB each, and 50 MB together”</w:t>
+      </w:r>
+      <w:r>
+        <w:rPr>
+          <w:rFonts w:ascii="Segoe UI" w:eastAsia="Times New Roman" w:hAnsi="Segoe UI" w:cs="Segoe UI"/>
+          <w:color w:val="1F2937"/>
+          <w:sz w:val="21"/>
+          <w:szCs w:val="21"/>
+        </w:rPr>
+        <w:t>; for anything bigger, add a Drive or GitHub link instead. Keep the screen open until the upload reaches 100%.</w:t>
       </w:r>
     </w:p>
     <w:p>
       <w:pPr>
-        <w:pStyle w:val="Heading3"/>
-        <w:rPr>
-          <w:rFonts w:ascii="Segoe UI" w:eastAsia="Times New Roman" w:hAnsi="Segoe UI" w:cs="Segoe UI"/>
-        </w:rPr>
-      </w:pPr>
-      <w:r>
-        <w:rPr>
-          <w:rFonts w:ascii="Segoe UI" w:eastAsia="Times New Roman" w:hAnsi="Segoe UI" w:cs="Segoe UI"/>
-        </w:rPr>
-        <w:t>Notifications</w:t>
+        <w:numPr>
+          <w:ilvl w:val="0"/>
+          <w:numId w:val="12"/>
+        </w:numPr>
+        <w:spacing w:before="60" w:after="60"/>
+        <w:rPr>
+          <w:rFonts w:ascii="Segoe UI" w:eastAsia="Times New Roman" w:hAnsi="Segoe UI" w:cs="Segoe UI"/>
+          <w:color w:val="1F2937"/>
+          <w:sz w:val="21"/>
+          <w:szCs w:val="21"/>
+        </w:rPr>
+      </w:pPr>
+      <w:r>
+        <w:rPr>
+          <w:rFonts w:ascii="Segoe UI" w:eastAsia="Times New Roman" w:hAnsi="Segoe UI" w:cs="Segoe UI"/>
+          <w:b/>
+          <w:bCs/>
+          <w:color w:val="1F2937"/>
+          <w:sz w:val="21"/>
+          <w:szCs w:val="21"/>
+        </w:rPr>
+        <w:t>Fix or remove your progress updates.</w:t>
+      </w:r>
+      <w:r>
+        <w:rPr>
+          <w:rFonts w:ascii="Segoe UI" w:eastAsia="Times New Roman" w:hAnsi="Segoe UI" w:cs="Segoe UI"/>
+          <w:color w:val="1F2937"/>
+          <w:sz w:val="21"/>
+          <w:szCs w:val="21"/>
+        </w:rPr>
+        <w:t xml:space="preserve"> Each update has </w:t>
+      </w:r>
+      <w:r>
+        <w:rPr>
+          <w:rFonts w:ascii="Segoe UI" w:eastAsia="Times New Roman" w:hAnsi="Segoe UI" w:cs="Segoe UI"/>
+          <w:b/>
+          <w:bCs/>
+          <w:color w:val="1F2937"/>
+          <w:sz w:val="21"/>
+          <w:szCs w:val="21"/>
+        </w:rPr>
+        <w:t>Edit update</w:t>
+      </w:r>
+      <w:r>
+        <w:rPr>
+          <w:rFonts w:ascii="Segoe UI" w:eastAsia="Times New Roman" w:hAnsi="Segoe UI" w:cs="Segoe UI"/>
+          <w:color w:val="1F2937"/>
+          <w:sz w:val="21"/>
+          <w:szCs w:val="21"/>
+        </w:rPr>
+        <w:t xml:space="preserve"> where it is allowed. To remove several, tap </w:t>
+      </w:r>
+      <w:r>
+        <w:rPr>
+          <w:rFonts w:ascii="Segoe UI" w:eastAsia="Times New Roman" w:hAnsi="Segoe UI" w:cs="Segoe UI"/>
+          <w:b/>
+          <w:bCs/>
+          <w:color w:val="1F2937"/>
+          <w:sz w:val="21"/>
+          <w:szCs w:val="21"/>
+        </w:rPr>
+        <w:t>Select</w:t>
+      </w:r>
+      <w:r>
+        <w:rPr>
+          <w:rFonts w:ascii="Segoe UI" w:eastAsia="Times New Roman" w:hAnsi="Segoe UI" w:cs="Segoe UI"/>
+          <w:color w:val="1F2937"/>
+          <w:sz w:val="21"/>
+          <w:szCs w:val="21"/>
+        </w:rPr>
+        <w:t xml:space="preserve"> </w:t>
+      </w:r>
+      <w:r>
+        <w:rPr>
+          <w:rFonts w:ascii="Segoe UI" w:eastAsia="Times New Roman" w:hAnsi="Segoe UI" w:cs="Segoe UI"/>
+          <w:color w:val="1F2937"/>
+          <w:sz w:val="21"/>
+          <w:szCs w:val="21"/>
+        </w:rPr>
+        <w:t xml:space="preserve">in Progress History, tick them (or </w:t>
+      </w:r>
+      <w:r>
+        <w:rPr>
+          <w:rFonts w:ascii="Segoe UI" w:eastAsia="Times New Roman" w:hAnsi="Segoe UI" w:cs="Segoe UI"/>
+          <w:b/>
+          <w:bCs/>
+          <w:color w:val="1F2937"/>
+          <w:sz w:val="21"/>
+          <w:szCs w:val="21"/>
+        </w:rPr>
+        <w:t>Select all</w:t>
+      </w:r>
+      <w:r>
+        <w:rPr>
+          <w:rFonts w:ascii="Segoe UI" w:eastAsia="Times New Roman" w:hAnsi="Segoe UI" w:cs="Segoe UI"/>
+          <w:color w:val="1F2937"/>
+          <w:sz w:val="21"/>
+          <w:szCs w:val="21"/>
+        </w:rPr>
+        <w:t xml:space="preserve">), then tap </w:t>
+      </w:r>
+      <w:r>
+        <w:rPr>
+          <w:rFonts w:ascii="Segoe UI" w:eastAsia="Times New Roman" w:hAnsi="Segoe UI" w:cs="Segoe UI"/>
+          <w:b/>
+          <w:bCs/>
+          <w:color w:val="1F2937"/>
+          <w:sz w:val="21"/>
+          <w:szCs w:val="21"/>
+        </w:rPr>
+        <w:t>Delete (N)</w:t>
+      </w:r>
+      <w:r>
+        <w:rPr>
+          <w:rFonts w:ascii="Segoe UI" w:eastAsia="Times New Roman" w:hAnsi="Segoe UI" w:cs="Segoe UI"/>
+          <w:color w:val="1F2937"/>
+          <w:sz w:val="21"/>
+          <w:szCs w:val="21"/>
+        </w:rPr>
+        <w:t>.</w:t>
       </w:r>
     </w:p>
     <w:p>
       <w:pPr>
-        <w:pStyle w:val="NormalWeb"/>
-        <w:rPr>
-          <w:rFonts w:ascii="Segoe UI" w:hAnsi="Segoe UI" w:cs="Segoe UI"/>
-          <w:color w:val="1F2937"/>
-          <w:sz w:val="21"/>
-          <w:szCs w:val="21"/>
-        </w:rPr>
-      </w:pPr>
-      <w:r>
-        <w:rPr>
-          <w:rFonts w:ascii="Segoe UI" w:hAnsi="Segoe UI" w:cs="Segoe UI"/>
-          <w:color w:val="1F2937"/>
-          <w:sz w:val="21"/>
-          <w:szCs w:val="21"/>
-        </w:rPr>
-        <w:t>Tap the bell on Home. Three tabs sort everything for you:</w:t>
+        <w:numPr>
+          <w:ilvl w:val="0"/>
+          <w:numId w:val="12"/>
+        </w:numPr>
+        <w:spacing w:before="60" w:after="60"/>
+        <w:rPr>
+          <w:rFonts w:ascii="Segoe UI" w:eastAsia="Times New Roman" w:hAnsi="Segoe UI" w:cs="Segoe UI"/>
+          <w:color w:val="1F2937"/>
+          <w:sz w:val="21"/>
+          <w:szCs w:val="21"/>
+        </w:rPr>
+      </w:pPr>
+      <w:r>
+        <w:rPr>
+          <w:rFonts w:ascii="Segoe UI" w:eastAsia="Times New Roman" w:hAnsi="Segoe UI" w:cs="Segoe UI"/>
+          <w:b/>
+          <w:bCs/>
+          <w:color w:val="1F2937"/>
+          <w:sz w:val="21"/>
+          <w:szCs w:val="21"/>
+        </w:rPr>
+        <w:t>See the task’s history.</w:t>
+      </w:r>
+      <w:r>
+        <w:rPr>
+          <w:rFonts w:ascii="Segoe UI" w:eastAsia="Times New Roman" w:hAnsi="Segoe UI" w:cs="Segoe UI"/>
+          <w:color w:val="1F2937"/>
+          <w:sz w:val="21"/>
+          <w:szCs w:val="21"/>
+        </w:rPr>
+        <w:t xml:space="preserve"> Tap </w:t>
+      </w:r>
+      <w:r>
+        <w:rPr>
+          <w:rFonts w:ascii="Segoe UI" w:eastAsia="Times New Roman" w:hAnsi="Segoe UI" w:cs="Segoe UI"/>
+          <w:b/>
+          <w:bCs/>
+          <w:color w:val="1F2937"/>
+          <w:sz w:val="21"/>
+          <w:szCs w:val="21"/>
+        </w:rPr>
+        <w:t>Activity</w:t>
+      </w:r>
+      <w:r>
+        <w:rPr>
+          <w:rFonts w:ascii="Segoe UI" w:eastAsia="Times New Roman" w:hAnsi="Segoe UI" w:cs="Segoe UI"/>
+          <w:color w:val="1F2937"/>
+          <w:sz w:val="21"/>
+          <w:szCs w:val="21"/>
+        </w:rPr>
+        <w:t xml:space="preserve"> to open a popup grouped by day, with three views: </w:t>
+      </w:r>
+      <w:r>
+        <w:rPr>
+          <w:rFonts w:ascii="Segoe UI" w:eastAsia="Times New Roman" w:hAnsi="Segoe UI" w:cs="Segoe UI"/>
+          <w:b/>
+          <w:bCs/>
+          <w:color w:val="1F2937"/>
+          <w:sz w:val="21"/>
+          <w:szCs w:val="21"/>
+        </w:rPr>
+        <w:t>All activity</w:t>
+      </w:r>
+      <w:r>
+        <w:rPr>
+          <w:rFonts w:ascii="Segoe UI" w:eastAsia="Times New Roman" w:hAnsi="Segoe UI" w:cs="Segoe UI"/>
+          <w:color w:val="1F2937"/>
+          <w:sz w:val="21"/>
+          <w:szCs w:val="21"/>
+        </w:rPr>
+        <w:t xml:space="preserve">, </w:t>
+      </w:r>
+      <w:r>
+        <w:rPr>
+          <w:rFonts w:ascii="Segoe UI" w:eastAsia="Times New Roman" w:hAnsi="Segoe UI" w:cs="Segoe UI"/>
+          <w:b/>
+          <w:bCs/>
+          <w:color w:val="1F2937"/>
+          <w:sz w:val="21"/>
+          <w:szCs w:val="21"/>
+        </w:rPr>
+        <w:t>Pause log</w:t>
+      </w:r>
+      <w:r>
+        <w:rPr>
+          <w:rFonts w:ascii="Segoe UI" w:eastAsia="Times New Roman" w:hAnsi="Segoe UI" w:cs="Segoe UI"/>
+          <w:color w:val="1F2937"/>
+          <w:sz w:val="21"/>
+          <w:szCs w:val="21"/>
+        </w:rPr>
+        <w:t xml:space="preserve"> and </w:t>
+      </w:r>
+      <w:r>
+        <w:rPr>
+          <w:rFonts w:ascii="Segoe UI" w:eastAsia="Times New Roman" w:hAnsi="Segoe UI" w:cs="Segoe UI"/>
+          <w:b/>
+          <w:bCs/>
+          <w:color w:val="1F2937"/>
+          <w:sz w:val="21"/>
+          <w:szCs w:val="21"/>
+        </w:rPr>
+        <w:t>Heading changes</w:t>
+      </w:r>
+      <w:r>
+        <w:rPr>
+          <w:rFonts w:ascii="Segoe UI" w:eastAsia="Times New Roman" w:hAnsi="Segoe UI" w:cs="Segoe UI"/>
+          <w:color w:val="1F2937"/>
+          <w:sz w:val="21"/>
+          <w:szCs w:val="21"/>
+        </w:rPr>
+        <w:t>. A rename shows the old and new name side by side.</w:t>
       </w:r>
     </w:p>
     <w:p>
       <w:pPr>
         <w:numPr>
           <w:ilvl w:val="0"/>
-          <w:numId w:val="8"/>
+          <w:numId w:val="12"/>
         </w:numPr>
         <w:spacing w:before="60" w:after="60"/>
         <w:rPr>
@@ -11791,32 +15589,17 @@
           <w:sz w:val="21"/>
           <w:szCs w:val="21"/>
         </w:rPr>
-        <w:t>All</w:t>
-      </w:r>
-      <w:r>
-        <w:rPr>
-          <w:rFonts w:ascii="Segoe UI" w:eastAsia="Times New Roman" w:hAnsi="Segoe UI" w:cs="Segoe UI"/>
-          <w:color w:val="1F2937"/>
-          <w:sz w:val="21"/>
-          <w:szCs w:val="21"/>
-        </w:rPr>
-        <w:t xml:space="preserve"> — everything.</w:t>
-      </w:r>
-    </w:p>
-    <w:p>
-      <w:pPr>
-        <w:numPr>
-          <w:ilvl w:val="0"/>
-          <w:numId w:val="8"/>
-        </w:numPr>
-        <w:spacing w:before="60" w:after="60"/>
-        <w:rPr>
-          <w:rFonts w:ascii="Segoe UI" w:eastAsia="Times New Roman" w:hAnsi="Segoe UI" w:cs="Segoe UI"/>
-          <w:color w:val="1F2937"/>
-          <w:sz w:val="21"/>
-          <w:szCs w:val="21"/>
-        </w:rPr>
-      </w:pPr>
+        <w:t>Link GitHub quickly.</w:t>
+      </w:r>
+      <w:r>
+        <w:rPr>
+          <w:rFonts w:ascii="Segoe UI" w:eastAsia="Times New Roman" w:hAnsi="Segoe UI" w:cs="Segoe UI"/>
+          <w:color w:val="1F2937"/>
+          <w:sz w:val="21"/>
+          <w:szCs w:val="21"/>
+        </w:rPr>
+        <w:t xml:space="preserve"> </w:t>
+      </w:r>
       <w:r>
         <w:rPr>
           <w:rFonts w:ascii="Segoe UI" w:eastAsia="Times New Roman" w:hAnsi="Segoe UI" w:cs="Segoe UI"/>
@@ -11826,180 +15609,36 @@
           <w:sz w:val="21"/>
           <w:szCs w:val="21"/>
         </w:rPr>
-        <w:t>Unread</w:t>
-      </w:r>
-      <w:r>
-        <w:rPr>
-          <w:rFonts w:ascii="Segoe UI" w:eastAsia="Times New Roman" w:hAnsi="Segoe UI" w:cs="Segoe UI"/>
-          <w:color w:val="1F2937"/>
-          <w:sz w:val="21"/>
-          <w:szCs w:val="21"/>
-        </w:rPr>
-        <w:t xml:space="preserve"> — what you have not opened yet.</w:t>
-      </w:r>
-    </w:p>
-    <w:p>
-      <w:pPr>
-        <w:numPr>
-          <w:ilvl w:val="0"/>
-          <w:numId w:val="8"/>
-        </w:numPr>
-        <w:spacing w:before="60" w:after="60"/>
-        <w:rPr>
-          <w:rFonts w:ascii="Segoe UI" w:eastAsia="Times New Roman" w:hAnsi="Segoe UI" w:cs="Segoe UI"/>
-          <w:color w:val="1F2937"/>
-          <w:sz w:val="21"/>
-          <w:szCs w:val="21"/>
-        </w:rPr>
-      </w:pPr>
-      <w:r>
-        <w:rPr>
-          <w:rFonts w:ascii="Segoe UI" w:eastAsia="Times New Roman" w:hAnsi="Segoe UI" w:cs="Segoe UI"/>
-          <w:b/>
-          <w:bCs/>
-          <w:color w:val="1F2937"/>
-          <w:sz w:val="21"/>
-          <w:szCs w:val="21"/>
-        </w:rPr>
-        <w:t>Action needed</w:t>
-      </w:r>
-      <w:r>
-        <w:rPr>
-          <w:rFonts w:ascii="Segoe UI" w:eastAsia="Times New Roman" w:hAnsi="Segoe UI" w:cs="Segoe UI"/>
-          <w:color w:val="1F2937"/>
-          <w:sz w:val="21"/>
-          <w:szCs w:val="21"/>
-        </w:rPr>
-        <w:t xml:space="preserve"> — </w:t>
-      </w:r>
-      <w:r>
-        <w:rPr>
-          <w:rFonts w:ascii="Segoe UI" w:eastAsia="Times New Roman" w:hAnsi="Segoe UI" w:cs="Segoe UI"/>
-          <w:color w:val="1F2937"/>
-          <w:sz w:val="21"/>
-          <w:szCs w:val="21"/>
-        </w:rPr>
-        <w:t>the ones that need you to do something.</w:t>
-      </w:r>
-    </w:p>
-    <w:p>
-      <w:pPr>
-        <w:pStyle w:val="NormalWeb"/>
-        <w:rPr>
-          <w:rFonts w:ascii="Segoe UI" w:hAnsi="Segoe UI" w:cs="Segoe UI"/>
-          <w:color w:val="1F2937"/>
-          <w:sz w:val="21"/>
-          <w:szCs w:val="21"/>
-        </w:rPr>
-      </w:pPr>
-      <w:r>
-        <w:rPr>
-          <w:rFonts w:ascii="Segoe UI" w:hAnsi="Segoe UI" w:cs="Segoe UI"/>
-          <w:color w:val="1F2937"/>
-          <w:sz w:val="21"/>
-          <w:szCs w:val="21"/>
-        </w:rPr>
-        <w:t xml:space="preserve">Items are grouped into </w:t>
-      </w:r>
-      <w:r>
-        <w:rPr>
-          <w:rFonts w:ascii="Segoe UI" w:hAnsi="Segoe UI" w:cs="Segoe UI"/>
-          <w:b/>
-          <w:bCs/>
-          <w:color w:val="1F2937"/>
-          <w:sz w:val="21"/>
-          <w:szCs w:val="21"/>
-        </w:rPr>
-        <w:t>Today</w:t>
-      </w:r>
-      <w:r>
-        <w:rPr>
-          <w:rFonts w:ascii="Segoe UI" w:hAnsi="Segoe UI" w:cs="Segoe UI"/>
-          <w:color w:val="1F2937"/>
-          <w:sz w:val="21"/>
-          <w:szCs w:val="21"/>
-        </w:rPr>
-        <w:t xml:space="preserve">, </w:t>
-      </w:r>
-      <w:r>
-        <w:rPr>
-          <w:rFonts w:ascii="Segoe UI" w:hAnsi="Segoe UI" w:cs="Segoe UI"/>
-          <w:b/>
-          <w:bCs/>
-          <w:color w:val="1F2937"/>
-          <w:sz w:val="21"/>
-          <w:szCs w:val="21"/>
-        </w:rPr>
-        <w:t>Yesterday</w:t>
-      </w:r>
-      <w:r>
-        <w:rPr>
-          <w:rFonts w:ascii="Segoe UI" w:hAnsi="Segoe UI" w:cs="Segoe UI"/>
-          <w:color w:val="1F2937"/>
-          <w:sz w:val="21"/>
-          <w:szCs w:val="21"/>
-        </w:rPr>
-        <w:t xml:space="preserve"> and </w:t>
-      </w:r>
-      <w:r>
-        <w:rPr>
-          <w:rFonts w:ascii="Segoe UI" w:hAnsi="Segoe UI" w:cs="Segoe UI"/>
-          <w:b/>
-          <w:bCs/>
-          <w:color w:val="1F2937"/>
-          <w:sz w:val="21"/>
-          <w:szCs w:val="21"/>
-        </w:rPr>
-        <w:t>Earlier</w:t>
-      </w:r>
-      <w:r>
-        <w:rPr>
-          <w:rFonts w:ascii="Segoe UI" w:hAnsi="Segoe UI" w:cs="Segoe UI"/>
-          <w:color w:val="1F2937"/>
-          <w:sz w:val="21"/>
-          <w:szCs w:val="21"/>
-        </w:rPr>
-        <w:t xml:space="preserve">. Anything critical carries a red </w:t>
-      </w:r>
-      <w:r>
-        <w:rPr>
-          <w:rFonts w:ascii="Segoe UI" w:hAnsi="Segoe UI" w:cs="Segoe UI"/>
-          <w:b/>
-          <w:bCs/>
-          <w:color w:val="1F2937"/>
-          <w:sz w:val="21"/>
-          <w:szCs w:val="21"/>
-        </w:rPr>
-        <w:t>URGENT</w:t>
-      </w:r>
-      <w:r>
-        <w:rPr>
-          <w:rFonts w:ascii="Segoe UI" w:hAnsi="Segoe UI" w:cs="Segoe UI"/>
-          <w:color w:val="1F2937"/>
-          <w:sz w:val="21"/>
-          <w:szCs w:val="21"/>
-        </w:rPr>
-        <w:t xml:space="preserve"> badge. Tap a notification to open the task it is about, or use </w:t>
-      </w:r>
-      <w:r>
-        <w:rPr>
-          <w:rFonts w:ascii="Segoe UI" w:hAnsi="Segoe UI" w:cs="Segoe UI"/>
-          <w:b/>
-          <w:bCs/>
-          <w:color w:val="1F2937"/>
-          <w:sz w:val="21"/>
-          <w:szCs w:val="21"/>
-        </w:rPr>
-        <w:t>Mark all read</w:t>
-      </w:r>
-      <w:r>
-        <w:rPr>
-          <w:rFonts w:ascii="Segoe UI" w:hAnsi="Segoe UI" w:cs="Segoe UI"/>
-          <w:color w:val="1F2937"/>
-          <w:sz w:val="21"/>
-          <w:szCs w:val="21"/>
-        </w:rPr>
-        <w:t xml:space="preserve"> to clear the badge. Pull down to refresh.</w:t>
+        <w:t>Use main</w:t>
+      </w:r>
+      <w:r>
+        <w:rPr>
+          <w:rFonts w:ascii="Segoe UI" w:eastAsia="Times New Roman" w:hAnsi="Segoe UI" w:cs="Segoe UI"/>
+          <w:color w:val="1F2937"/>
+          <w:sz w:val="21"/>
+          <w:szCs w:val="21"/>
+        </w:rPr>
+        <w:t xml:space="preserve"> fills in the main branch, and pasting a link that already ends in </w:t>
+      </w:r>
+      <w:r>
+        <w:rPr>
+          <w:rFonts w:ascii="Segoe UI" w:eastAsia="Times New Roman" w:hAnsi="Segoe UI" w:cs="Segoe UI"/>
+          <w:i/>
+          <w:iCs/>
+          <w:color w:val="1F2937"/>
+          <w:sz w:val="21"/>
+          <w:szCs w:val="21"/>
+        </w:rPr>
+        <w:t>/tree/&lt;branch&gt;</w:t>
+      </w:r>
+      <w:r>
+        <w:rPr>
+          <w:rFonts w:ascii="Segoe UI" w:eastAsia="Times New Roman" w:hAnsi="Segoe UI" w:cs="Segoe UI"/>
+          <w:color w:val="1F2937"/>
+          <w:sz w:val="21"/>
+          <w:szCs w:val="21"/>
+        </w:rPr>
+        <w:t xml:space="preserve"> fills the branch in for you.</w:t>
       </w:r>
     </w:p>
     <w:tbl>
@@ -12059,10 +15698,10 @@
                 <w:szCs w:val="21"/>
               </w:rPr>
               <w:drawing>
-                <wp:inline distT="0" distB="0" distL="0" distR="0" wp14:anchorId="1393767A" wp14:editId="02E30B8D">
-                  <wp:extent cx="2377440" cy="3810000"/>
+                <wp:inline distT="0" distB="0" distL="0" distR="0" wp14:anchorId="485E2FBA" wp14:editId="6F551396">
+                  <wp:extent cx="2377440" cy="3604260"/>
                   <wp:effectExtent l="0" t="0" r="3810" b="0"/>
-                  <wp:docPr id="14" name="Picture 14"/>
+                  <wp:docPr id="17" name="Picture 17"/>
                   <wp:cNvGraphicFramePr>
                     <a:graphicFrameLocks xmlns:a="http://schemas.openxmlformats.org/drawingml/2006/main" noChangeAspect="1"/>
                   </wp:cNvGraphicFramePr>
@@ -12070,13 +15709,13 @@
                     <a:graphicData uri="http://schemas.openxmlformats.org/drawingml/2006/picture">
                       <pic:pic xmlns:pic="http://schemas.openxmlformats.org/drawingml/2006/picture">
                         <pic:nvPicPr>
-                          <pic:cNvPr id="0" name="Picture 14"/>
+                          <pic:cNvPr id="0" name="Picture 17"/>
                           <pic:cNvPicPr>
                             <a:picLocks noChangeAspect="1" noChangeArrowheads="1"/>
                           </pic:cNvPicPr>
                         </pic:nvPicPr>
                         <pic:blipFill>
-                          <a:blip r:embed="rId18" cstate="print">
+                          <a:blip r:embed="rId21" cstate="print">
                             <a:extLst>
                               <a:ext uri="{28A0092B-C50C-407E-A947-70E740481C1C}">
                                 <a14:useLocalDpi xmlns:a14="http://schemas.microsoft.com/office/drawing/2010/main" val="0"/>
@@ -12091,7 +15730,7 @@
                         <pic:spPr bwMode="auto">
                           <a:xfrm>
                             <a:off x="0" y="0"/>
-                            <a:ext cx="2377440" cy="3810000"/>
+                            <a:ext cx="2377440" cy="3604260"/>
                           </a:xfrm>
                           <a:prstGeom prst="rect">
                             <a:avLst/>
@@ -12119,7 +15758,7 @@
               <w:rPr>
                 <w:rFonts w:ascii="Segoe UI" w:hAnsi="Segoe UI" w:cs="Segoe UI"/>
               </w:rPr>
-              <w:t>Notifications — the All / Unread / Action needed tabs with an URGENT item</w:t>
+              <w:t>KPI Details — the Activity popup with the All activity, Pause log and Heading changes views</w:t>
             </w:r>
           </w:p>
         </w:tc>
@@ -12136,7 +15775,7 @@
         <w:rPr>
           <w:rFonts w:ascii="Segoe UI" w:eastAsia="Times New Roman" w:hAnsi="Segoe UI" w:cs="Segoe UI"/>
         </w:rPr>
-        <w:t>Profile</w:t>
+        <w:t>Task Documents</w:t>
       </w:r>
     </w:p>
     <w:p>
@@ -12156,7 +15795,27 @@
           <w:sz w:val="21"/>
           <w:szCs w:val="21"/>
         </w:rPr>
-        <w:t xml:space="preserve">Tap </w:t>
+        <w:t>Everything attached to the work in one place: the client’s requirement files, progress updates, user manuals and linked GitHub branches. Open a repository to jump straight to the branch, or tap a file to open it.</w:t>
+      </w:r>
+    </w:p>
+    <w:p>
+      <w:pPr>
+        <w:pStyle w:val="NormalWeb"/>
+        <w:rPr>
+          <w:rFonts w:ascii="Segoe UI" w:hAnsi="Segoe UI" w:cs="Segoe UI"/>
+          <w:color w:val="1F2937"/>
+          <w:sz w:val="21"/>
+          <w:szCs w:val="21"/>
+        </w:rPr>
+      </w:pPr>
+      <w:r>
+        <w:rPr>
+          <w:rFonts w:ascii="Segoe UI" w:hAnsi="Segoe UI" w:cs="Segoe UI"/>
+          <w:color w:val="1F2937"/>
+          <w:sz w:val="21"/>
+          <w:szCs w:val="21"/>
+        </w:rPr>
+        <w:t xml:space="preserve">Filter by </w:t>
       </w:r>
       <w:r>
         <w:rPr>
@@ -12167,23 +15826,57 @@
           <w:sz w:val="21"/>
           <w:szCs w:val="21"/>
         </w:rPr>
-        <w:t>Profile</w:t>
-      </w:r>
-      <w:r>
-        <w:rPr>
-          <w:rFonts w:ascii="Segoe UI" w:hAnsi="Segoe UI" w:cs="Segoe UI"/>
-          <w:color w:val="1F2937"/>
-          <w:sz w:val="21"/>
-          <w:szCs w:val="21"/>
-        </w:rPr>
-        <w:t xml:space="preserve"> at the bottom of Home. Here you can:</w:t>
+        <w:t>assignee</w:t>
+      </w:r>
+      <w:r>
+        <w:rPr>
+          <w:rFonts w:ascii="Segoe UI" w:hAnsi="Segoe UI" w:cs="Segoe UI"/>
+          <w:color w:val="1F2937"/>
+          <w:sz w:val="21"/>
+          <w:szCs w:val="21"/>
+        </w:rPr>
+        <w:t xml:space="preserve"> to see only your own tasks’ documents — on a busy project that is the difference between a usable list and a very long one.</w:t>
       </w:r>
     </w:p>
     <w:p>
       <w:pPr>
+        <w:pStyle w:val="Heading3"/>
+        <w:rPr>
+          <w:rFonts w:ascii="Segoe UI" w:eastAsia="Times New Roman" w:hAnsi="Segoe UI" w:cs="Segoe UI"/>
+        </w:rPr>
+      </w:pPr>
+      <w:r>
+        <w:rPr>
+          <w:rFonts w:ascii="Segoe UI" w:eastAsia="Times New Roman" w:hAnsi="Segoe UI" w:cs="Segoe UI"/>
+        </w:rPr>
+        <w:t>Notifications</w:t>
+      </w:r>
+    </w:p>
+    <w:p>
+      <w:pPr>
+        <w:pStyle w:val="NormalWeb"/>
+        <w:rPr>
+          <w:rFonts w:ascii="Segoe UI" w:hAnsi="Segoe UI" w:cs="Segoe UI"/>
+          <w:color w:val="1F2937"/>
+          <w:sz w:val="21"/>
+          <w:szCs w:val="21"/>
+        </w:rPr>
+      </w:pPr>
+      <w:r>
+        <w:rPr>
+          <w:rFonts w:ascii="Segoe UI" w:hAnsi="Segoe UI" w:cs="Segoe UI"/>
+          <w:color w:val="1F2937"/>
+          <w:sz w:val="21"/>
+          <w:szCs w:val="21"/>
+        </w:rPr>
+        <w:t>Tap the bell on Home. Three tabs sort everything for you:</w:t>
+      </w:r>
+    </w:p>
+    <w:p>
+      <w:pPr>
         <w:numPr>
           <w:ilvl w:val="0"/>
-          <w:numId w:val="9"/>
+          <w:numId w:val="13"/>
         </w:numPr>
         <w:spacing w:before="60" w:after="60"/>
         <w:rPr>
@@ -12196,32 +15889,38 @@
       <w:r>
         <w:rPr>
           <w:rFonts w:ascii="Segoe UI" w:eastAsia="Times New Roman" w:hAnsi="Segoe UI" w:cs="Segoe UI"/>
-          <w:color w:val="1F2937"/>
-          <w:sz w:val="21"/>
-          <w:szCs w:val="21"/>
-        </w:rPr>
-        <w:t xml:space="preserve">Set your photo — </w:t>
-      </w:r>
-      <w:r>
-        <w:rPr>
-          <w:rFonts w:ascii="Segoe UI" w:eastAsia="Times New Roman" w:hAnsi="Segoe UI" w:cs="Segoe UI"/>
           <w:b/>
           <w:bCs/>
           <w:color w:val="1F2937"/>
           <w:sz w:val="21"/>
           <w:szCs w:val="21"/>
         </w:rPr>
-        <w:t>Camera</w:t>
-      </w:r>
-      <w:r>
-        <w:rPr>
-          <w:rFonts w:ascii="Segoe UI" w:eastAsia="Times New Roman" w:hAnsi="Segoe UI" w:cs="Segoe UI"/>
-          <w:color w:val="1F2937"/>
-          <w:sz w:val="21"/>
-          <w:szCs w:val="21"/>
-        </w:rPr>
-        <w:t xml:space="preserve">, </w:t>
-      </w:r>
+        <w:t>All</w:t>
+      </w:r>
+      <w:r>
+        <w:rPr>
+          <w:rFonts w:ascii="Segoe UI" w:eastAsia="Times New Roman" w:hAnsi="Segoe UI" w:cs="Segoe UI"/>
+          <w:color w:val="1F2937"/>
+          <w:sz w:val="21"/>
+          <w:szCs w:val="21"/>
+        </w:rPr>
+        <w:t xml:space="preserve"> — everything.</w:t>
+      </w:r>
+    </w:p>
+    <w:p>
+      <w:pPr>
+        <w:numPr>
+          <w:ilvl w:val="0"/>
+          <w:numId w:val="13"/>
+        </w:numPr>
+        <w:spacing w:before="60" w:after="60"/>
+        <w:rPr>
+          <w:rFonts w:ascii="Segoe UI" w:eastAsia="Times New Roman" w:hAnsi="Segoe UI" w:cs="Segoe UI"/>
+          <w:color w:val="1F2937"/>
+          <w:sz w:val="21"/>
+          <w:szCs w:val="21"/>
+        </w:rPr>
+      </w:pPr>
       <w:r>
         <w:rPr>
           <w:rFonts w:ascii="Segoe UI" w:eastAsia="Times New Roman" w:hAnsi="Segoe UI" w:cs="Segoe UI"/>
@@ -12231,17 +15930,32 @@
           <w:sz w:val="21"/>
           <w:szCs w:val="21"/>
         </w:rPr>
-        <w:t>Gallery</w:t>
-      </w:r>
-      <w:r>
-        <w:rPr>
-          <w:rFonts w:ascii="Segoe UI" w:eastAsia="Times New Roman" w:hAnsi="Segoe UI" w:cs="Segoe UI"/>
-          <w:color w:val="1F2937"/>
-          <w:sz w:val="21"/>
-          <w:szCs w:val="21"/>
-        </w:rPr>
-        <w:t xml:space="preserve">, </w:t>
-      </w:r>
+        <w:t>Unread</w:t>
+      </w:r>
+      <w:r>
+        <w:rPr>
+          <w:rFonts w:ascii="Segoe UI" w:eastAsia="Times New Roman" w:hAnsi="Segoe UI" w:cs="Segoe UI"/>
+          <w:color w:val="1F2937"/>
+          <w:sz w:val="21"/>
+          <w:szCs w:val="21"/>
+        </w:rPr>
+        <w:t xml:space="preserve"> — what you have not opened yet.</w:t>
+      </w:r>
+    </w:p>
+    <w:p>
+      <w:pPr>
+        <w:numPr>
+          <w:ilvl w:val="0"/>
+          <w:numId w:val="13"/>
+        </w:numPr>
+        <w:spacing w:before="60" w:after="60"/>
+        <w:rPr>
+          <w:rFonts w:ascii="Segoe UI" w:eastAsia="Times New Roman" w:hAnsi="Segoe UI" w:cs="Segoe UI"/>
+          <w:color w:val="1F2937"/>
+          <w:sz w:val="21"/>
+          <w:szCs w:val="21"/>
+        </w:rPr>
+      </w:pPr>
       <w:r>
         <w:rPr>
           <w:rFonts w:ascii="Segoe UI" w:eastAsia="Times New Roman" w:hAnsi="Segoe UI" w:cs="Segoe UI"/>
@@ -12251,243 +15965,311 @@
           <w:sz w:val="21"/>
           <w:szCs w:val="21"/>
         </w:rPr>
-        <w:t>File manager</w:t>
-      </w:r>
-      <w:r>
-        <w:rPr>
-          <w:rFonts w:ascii="Segoe UI" w:eastAsia="Times New Roman" w:hAnsi="Segoe UI" w:cs="Segoe UI"/>
-          <w:color w:val="1F2937"/>
-          <w:sz w:val="21"/>
-          <w:szCs w:val="21"/>
-        </w:rPr>
-        <w:t xml:space="preserve">, or </w:t>
-      </w:r>
-      <w:r>
-        <w:rPr>
-          <w:rFonts w:ascii="Segoe UI" w:eastAsia="Times New Roman" w:hAnsi="Segoe UI" w:cs="Segoe UI"/>
+        <w:t>Action needed</w:t>
+      </w:r>
+      <w:r>
+        <w:rPr>
+          <w:rFonts w:ascii="Segoe UI" w:eastAsia="Times New Roman" w:hAnsi="Segoe UI" w:cs="Segoe UI"/>
+          <w:color w:val="1F2937"/>
+          <w:sz w:val="21"/>
+          <w:szCs w:val="21"/>
+        </w:rPr>
+        <w:t xml:space="preserve"> — the ones that need you to do something.</w:t>
+      </w:r>
+    </w:p>
+    <w:p>
+      <w:pPr>
+        <w:pStyle w:val="NormalWeb"/>
+        <w:rPr>
+          <w:rFonts w:ascii="Segoe UI" w:hAnsi="Segoe UI" w:cs="Segoe UI"/>
+          <w:color w:val="1F2937"/>
+          <w:sz w:val="21"/>
+          <w:szCs w:val="21"/>
+        </w:rPr>
+      </w:pPr>
+      <w:r>
+        <w:rPr>
+          <w:rFonts w:ascii="Segoe UI" w:hAnsi="Segoe UI" w:cs="Segoe UI"/>
+          <w:color w:val="1F2937"/>
+          <w:sz w:val="21"/>
+          <w:szCs w:val="21"/>
+        </w:rPr>
+        <w:t xml:space="preserve">Items are grouped into </w:t>
+      </w:r>
+      <w:r>
+        <w:rPr>
+          <w:rFonts w:ascii="Segoe UI" w:hAnsi="Segoe UI" w:cs="Segoe UI"/>
           <w:b/>
           <w:bCs/>
           <w:color w:val="1F2937"/>
           <w:sz w:val="21"/>
           <w:szCs w:val="21"/>
         </w:rPr>
-        <w:t>Remove Photo</w:t>
-      </w:r>
-      <w:r>
-        <w:rPr>
-          <w:rFonts w:ascii="Segoe UI" w:eastAsia="Times New Roman" w:hAnsi="Segoe UI" w:cs="Segoe UI"/>
-          <w:color w:val="1F2937"/>
-          <w:sz w:val="21"/>
-          <w:szCs w:val="21"/>
-        </w:rPr>
-        <w:t>.</w:t>
+        <w:t>Today</w:t>
+      </w:r>
+      <w:r>
+        <w:rPr>
+          <w:rFonts w:ascii="Segoe UI" w:hAnsi="Segoe UI" w:cs="Segoe UI"/>
+          <w:color w:val="1F2937"/>
+          <w:sz w:val="21"/>
+          <w:szCs w:val="21"/>
+        </w:rPr>
+        <w:t xml:space="preserve">, </w:t>
+      </w:r>
+      <w:r>
+        <w:rPr>
+          <w:rFonts w:ascii="Segoe UI" w:hAnsi="Segoe UI" w:cs="Segoe UI"/>
+          <w:b/>
+          <w:bCs/>
+          <w:color w:val="1F2937"/>
+          <w:sz w:val="21"/>
+          <w:szCs w:val="21"/>
+        </w:rPr>
+        <w:t>Yesterday</w:t>
+      </w:r>
+      <w:r>
+        <w:rPr>
+          <w:rFonts w:ascii="Segoe UI" w:hAnsi="Segoe UI" w:cs="Segoe UI"/>
+          <w:color w:val="1F2937"/>
+          <w:sz w:val="21"/>
+          <w:szCs w:val="21"/>
+        </w:rPr>
+        <w:t xml:space="preserve"> and </w:t>
+      </w:r>
+      <w:r>
+        <w:rPr>
+          <w:rFonts w:ascii="Segoe UI" w:hAnsi="Segoe UI" w:cs="Segoe UI"/>
+          <w:b/>
+          <w:bCs/>
+          <w:color w:val="1F2937"/>
+          <w:sz w:val="21"/>
+          <w:szCs w:val="21"/>
+        </w:rPr>
+        <w:t>Earlier</w:t>
+      </w:r>
+      <w:r>
+        <w:rPr>
+          <w:rFonts w:ascii="Segoe UI" w:hAnsi="Segoe UI" w:cs="Segoe UI"/>
+          <w:color w:val="1F2937"/>
+          <w:sz w:val="21"/>
+          <w:szCs w:val="21"/>
+        </w:rPr>
+        <w:t xml:space="preserve">. Anything critical carries a red </w:t>
+      </w:r>
+      <w:r>
+        <w:rPr>
+          <w:rFonts w:ascii="Segoe UI" w:hAnsi="Segoe UI" w:cs="Segoe UI"/>
+          <w:b/>
+          <w:bCs/>
+          <w:color w:val="1F2937"/>
+          <w:sz w:val="21"/>
+          <w:szCs w:val="21"/>
+        </w:rPr>
+        <w:t>URGENT</w:t>
+      </w:r>
+      <w:r>
+        <w:rPr>
+          <w:rFonts w:ascii="Segoe UI" w:hAnsi="Segoe UI" w:cs="Segoe UI"/>
+          <w:color w:val="1F2937"/>
+          <w:sz w:val="21"/>
+          <w:szCs w:val="21"/>
+        </w:rPr>
+        <w:t xml:space="preserve"> badge. Tap a notification to open the task it is about — the board scrolls straight to that task and keeps the view (list or board) you were using. Use </w:t>
+      </w:r>
+      <w:r>
+        <w:rPr>
+          <w:rFonts w:ascii="Segoe UI" w:hAnsi="Segoe UI" w:cs="Segoe UI"/>
+          <w:b/>
+          <w:bCs/>
+          <w:color w:val="1F2937"/>
+          <w:sz w:val="21"/>
+          <w:szCs w:val="21"/>
+        </w:rPr>
+        <w:t>Mark all read</w:t>
+      </w:r>
+      <w:r>
+        <w:rPr>
+          <w:rFonts w:ascii="Segoe UI" w:hAnsi="Segoe UI" w:cs="Segoe UI"/>
+          <w:color w:val="1F2937"/>
+          <w:sz w:val="21"/>
+          <w:szCs w:val="21"/>
+        </w:rPr>
+        <w:t xml:space="preserve"> to clear the badge. Pull down to refresh.</w:t>
       </w:r>
     </w:p>
     <w:p>
       <w:pPr>
-        <w:numPr>
-          <w:ilvl w:val="0"/>
-          <w:numId w:val="9"/>
-        </w:numPr>
-        <w:spacing w:before="60" w:after="60"/>
-        <w:rPr>
-          <w:rFonts w:ascii="Segoe UI" w:eastAsia="Times New Roman" w:hAnsi="Segoe UI" w:cs="Segoe UI"/>
-          <w:color w:val="1F2937"/>
-          <w:sz w:val="21"/>
-          <w:szCs w:val="21"/>
-        </w:rPr>
-      </w:pPr>
-      <w:r>
-        <w:rPr>
-          <w:rFonts w:ascii="Segoe UI" w:eastAsia="Times New Roman" w:hAnsi="Segoe UI" w:cs="Segoe UI"/>
-          <w:color w:val="1F2937"/>
-          <w:sz w:val="21"/>
-          <w:szCs w:val="21"/>
-        </w:rPr>
-        <w:t xml:space="preserve">See your role badge (yours reads </w:t>
-      </w:r>
-      <w:r>
-        <w:rPr>
-          <w:rFonts w:ascii="Segoe UI" w:eastAsia="Times New Roman" w:hAnsi="Segoe UI" w:cs="Segoe UI"/>
+        <w:pStyle w:val="NormalWeb"/>
+        <w:rPr>
+          <w:rFonts w:ascii="Segoe UI" w:hAnsi="Segoe UI" w:cs="Segoe UI"/>
+          <w:color w:val="1F2937"/>
+          <w:sz w:val="21"/>
+          <w:szCs w:val="21"/>
+        </w:rPr>
+      </w:pPr>
+      <w:r>
+        <w:rPr>
+          <w:rFonts w:ascii="Segoe UI" w:hAnsi="Segoe UI" w:cs="Segoe UI"/>
+          <w:color w:val="1F2937"/>
+          <w:sz w:val="21"/>
+          <w:szCs w:val="21"/>
+        </w:rPr>
+        <w:t xml:space="preserve">The app also nudges you, in amber, when time away runs long: </w:t>
+      </w:r>
+      <w:r>
+        <w:rPr>
+          <w:rFonts w:ascii="Segoe UI Emoji" w:hAnsi="Segoe UI Emoji" w:cs="Segoe UI Emoji"/>
           <w:b/>
           <w:bCs/>
           <w:color w:val="1F2937"/>
           <w:sz w:val="21"/>
           <w:szCs w:val="21"/>
         </w:rPr>
-        <w:t>User</w:t>
-      </w:r>
-      <w:r>
-        <w:rPr>
-          <w:rFonts w:ascii="Segoe UI" w:eastAsia="Times New Roman" w:hAnsi="Segoe UI" w:cs="Segoe UI"/>
-          <w:color w:val="1F2937"/>
-          <w:sz w:val="21"/>
-          <w:szCs w:val="21"/>
-        </w:rPr>
-        <w:t xml:space="preserve">) and whether you are </w:t>
-      </w:r>
-      <w:r>
-        <w:rPr>
-          <w:rFonts w:ascii="Segoe UI" w:eastAsia="Times New Roman" w:hAnsi="Segoe UI" w:cs="Segoe UI"/>
+        <w:t>☕</w:t>
+      </w:r>
+      <w:r>
+        <w:rPr>
+          <w:rFonts w:ascii="Segoe UI" w:hAnsi="Segoe UI" w:cs="Segoe UI"/>
           <w:b/>
           <w:bCs/>
           <w:color w:val="1F2937"/>
           <w:sz w:val="21"/>
           <w:szCs w:val="21"/>
         </w:rPr>
-        <w:t>Connected</w:t>
-      </w:r>
-      <w:r>
-        <w:rPr>
-          <w:rFonts w:ascii="Segoe UI" w:eastAsia="Times New Roman" w:hAnsi="Segoe UI" w:cs="Segoe UI"/>
-          <w:color w:val="1F2937"/>
-          <w:sz w:val="21"/>
-          <w:szCs w:val="21"/>
-        </w:rPr>
-        <w:t xml:space="preserve"> or </w:t>
-      </w:r>
-      <w:r>
-        <w:rPr>
-          <w:rFonts w:ascii="Segoe UI" w:eastAsia="Times New Roman" w:hAnsi="Segoe UI" w:cs="Segoe UI"/>
+        <w:t xml:space="preserve"> Still on your break?</w:t>
+      </w:r>
+      <w:r>
+        <w:rPr>
+          <w:rFonts w:ascii="Segoe UI" w:hAnsi="Segoe UI" w:cs="Segoe UI"/>
+          <w:color w:val="1F2937"/>
+          <w:sz w:val="21"/>
+          <w:szCs w:val="21"/>
+        </w:rPr>
+        <w:t xml:space="preserve">, </w:t>
+      </w:r>
+      <w:r>
+        <w:rPr>
+          <w:rFonts w:ascii="Segoe UI Symbol" w:hAnsi="Segoe UI Symbol" w:cs="Segoe UI Symbol"/>
           <w:b/>
           <w:bCs/>
           <w:color w:val="1F2937"/>
           <w:sz w:val="21"/>
           <w:szCs w:val="21"/>
         </w:rPr>
-        <w:t>Offline</w:t>
-      </w:r>
-      <w:r>
-        <w:rPr>
-          <w:rFonts w:ascii="Segoe UI" w:eastAsia="Times New Roman" w:hAnsi="Segoe UI" w:cs="Segoe UI"/>
-          <w:color w:val="1F2937"/>
-          <w:sz w:val="21"/>
-          <w:szCs w:val="21"/>
-        </w:rPr>
-        <w:t>.</w:t>
-      </w:r>
-    </w:p>
-    <w:p>
-      <w:pPr>
-        <w:numPr>
-          <w:ilvl w:val="0"/>
-          <w:numId w:val="9"/>
-        </w:numPr>
-        <w:spacing w:before="60" w:after="60"/>
-        <w:rPr>
-          <w:rFonts w:ascii="Segoe UI" w:eastAsia="Times New Roman" w:hAnsi="Segoe UI" w:cs="Segoe UI"/>
-          <w:color w:val="1F2937"/>
-          <w:sz w:val="21"/>
-          <w:szCs w:val="21"/>
-        </w:rPr>
-      </w:pPr>
-      <w:r>
-        <w:rPr>
-          <w:rFonts w:ascii="Segoe UI" w:eastAsia="Times New Roman" w:hAnsi="Segoe UI" w:cs="Segoe UI"/>
-          <w:color w:val="1F2937"/>
-          <w:sz w:val="21"/>
-          <w:szCs w:val="21"/>
-        </w:rPr>
-        <w:t xml:space="preserve">Open </w:t>
-      </w:r>
-      <w:r>
-        <w:rPr>
-          <w:rFonts w:ascii="Segoe UI" w:eastAsia="Times New Roman" w:hAnsi="Segoe UI" w:cs="Segoe UI"/>
+        <w:t>🍽</w:t>
+      </w:r>
+      <w:r>
+        <w:rPr>
+          <w:rFonts w:ascii="Segoe UI" w:hAnsi="Segoe UI" w:cs="Segoe UI"/>
           <w:b/>
           <w:bCs/>
           <w:color w:val="1F2937"/>
           <w:sz w:val="21"/>
           <w:szCs w:val="21"/>
         </w:rPr>
-        <w:t>Connection Details</w:t>
-      </w:r>
-      <w:r>
-        <w:rPr>
-          <w:rFonts w:ascii="Segoe UI" w:eastAsia="Times New Roman" w:hAnsi="Segoe UI" w:cs="Segoe UI"/>
-          <w:color w:val="1F2937"/>
-          <w:sz w:val="21"/>
-          <w:szCs w:val="21"/>
-        </w:rPr>
-        <w:t xml:space="preserve"> — your name, username, mobile, database, server and user ID. Useful when asking for help.</w:t>
-      </w:r>
-    </w:p>
-    <w:p>
-      <w:pPr>
-        <w:numPr>
-          <w:ilvl w:val="0"/>
-          <w:numId w:val="9"/>
-        </w:numPr>
-        <w:spacing w:before="60" w:after="60"/>
-        <w:rPr>
-          <w:rFonts w:ascii="Segoe UI" w:eastAsia="Times New Roman" w:hAnsi="Segoe UI" w:cs="Segoe UI"/>
-          <w:color w:val="1F2937"/>
-          <w:sz w:val="21"/>
-          <w:szCs w:val="21"/>
-        </w:rPr>
-      </w:pPr>
-      <w:r>
-        <w:rPr>
-          <w:rFonts w:ascii="Segoe UI" w:eastAsia="Times New Roman" w:hAnsi="Segoe UI" w:cs="Segoe UI"/>
-          <w:color w:val="1F2937"/>
-          <w:sz w:val="21"/>
-          <w:szCs w:val="21"/>
-        </w:rPr>
-        <w:t xml:space="preserve">Change your password with </w:t>
-      </w:r>
-      <w:r>
-        <w:rPr>
-          <w:rFonts w:ascii="Segoe UI" w:eastAsia="Times New Roman" w:hAnsi="Segoe UI" w:cs="Segoe UI"/>
+        <w:t xml:space="preserve"> Lunch is running long</w:t>
+      </w:r>
+      <w:r>
+        <w:rPr>
+          <w:rFonts w:ascii="Segoe UI" w:hAnsi="Segoe UI" w:cs="Segoe UI"/>
+          <w:color w:val="1F2937"/>
+          <w:sz w:val="21"/>
+          <w:szCs w:val="21"/>
+        </w:rPr>
+        <w:t xml:space="preserve">, </w:t>
+      </w:r>
+      <w:r>
+        <w:rPr>
+          <w:rFonts w:ascii="Segoe UI Emoji" w:hAnsi="Segoe UI Emoji" w:cs="Segoe UI Emoji"/>
           <w:b/>
           <w:bCs/>
           <w:color w:val="1F2937"/>
           <w:sz w:val="21"/>
           <w:szCs w:val="21"/>
         </w:rPr>
-        <w:t>Forgot Password</w:t>
-      </w:r>
-      <w:r>
-        <w:rPr>
-          <w:rFonts w:ascii="Segoe UI" w:eastAsia="Times New Roman" w:hAnsi="Segoe UI" w:cs="Segoe UI"/>
-          <w:color w:val="1F2937"/>
-          <w:sz w:val="21"/>
-          <w:szCs w:val="21"/>
-        </w:rPr>
-        <w:t>.</w:t>
-      </w:r>
-    </w:p>
-    <w:p>
-      <w:pPr>
-        <w:numPr>
-          <w:ilvl w:val="0"/>
-          <w:numId w:val="9"/>
-        </w:numPr>
-        <w:spacing w:before="60" w:after="60"/>
-        <w:rPr>
-          <w:rFonts w:ascii="Segoe UI" w:eastAsia="Times New Roman" w:hAnsi="Segoe UI" w:cs="Segoe UI"/>
-          <w:color w:val="1F2937"/>
-          <w:sz w:val="21"/>
-          <w:szCs w:val="21"/>
-        </w:rPr>
-      </w:pPr>
-      <w:r>
-        <w:rPr>
-          <w:rFonts w:ascii="Segoe UI" w:eastAsia="Times New Roman" w:hAnsi="Segoe UI" w:cs="Segoe UI"/>
+        <w:t>👥</w:t>
+      </w:r>
+      <w:r>
+        <w:rPr>
+          <w:rFonts w:ascii="Segoe UI" w:hAnsi="Segoe UI" w:cs="Segoe UI"/>
           <w:b/>
           <w:bCs/>
           <w:color w:val="1F2937"/>
           <w:sz w:val="21"/>
           <w:szCs w:val="21"/>
         </w:rPr>
-        <w:t>Log Out</w:t>
-      </w:r>
-      <w:r>
-        <w:rPr>
-          <w:rFonts w:ascii="Segoe UI" w:eastAsia="Times New Roman" w:hAnsi="Segoe UI" w:cs="Segoe UI"/>
-          <w:color w:val="1F2937"/>
-          <w:sz w:val="21"/>
-          <w:szCs w:val="21"/>
-        </w:rPr>
-        <w:t>.</w:t>
+        <w:t xml:space="preserve"> Meeting is running long</w:t>
+      </w:r>
+      <w:r>
+        <w:rPr>
+          <w:rFonts w:ascii="Segoe UI" w:hAnsi="Segoe UI" w:cs="Segoe UI"/>
+          <w:color w:val="1F2937"/>
+          <w:sz w:val="21"/>
+          <w:szCs w:val="21"/>
+        </w:rPr>
+        <w:t xml:space="preserve">, </w:t>
+      </w:r>
+      <w:r>
+        <w:rPr>
+          <w:rFonts w:ascii="Segoe UI Symbol" w:hAnsi="Segoe UI Symbol" w:cs="Segoe UI Symbol"/>
+          <w:b/>
+          <w:bCs/>
+          <w:color w:val="1F2937"/>
+          <w:sz w:val="21"/>
+          <w:szCs w:val="21"/>
+        </w:rPr>
+        <w:t>⏱</w:t>
+      </w:r>
+      <w:r>
+        <w:rPr>
+          <w:rFonts w:ascii="Segoe UI" w:hAnsi="Segoe UI" w:cs="Segoe UI"/>
+          <w:b/>
+          <w:bCs/>
+          <w:color w:val="1F2937"/>
+          <w:sz w:val="21"/>
+          <w:szCs w:val="21"/>
+        </w:rPr>
+        <w:t xml:space="preserve"> Break time adds up</w:t>
+      </w:r>
+      <w:r>
+        <w:rPr>
+          <w:rFonts w:ascii="Segoe UI" w:hAnsi="Segoe UI" w:cs="Segoe UI"/>
+          <w:color w:val="1F2937"/>
+          <w:sz w:val="21"/>
+          <w:szCs w:val="21"/>
+        </w:rPr>
+        <w:t xml:space="preserve"> (your breaks for the day passed the daily allowance), and </w:t>
+      </w:r>
+      <w:r>
+        <w:rPr>
+          <w:rFonts w:ascii="Segoe UI Emoji" w:hAnsi="Segoe UI Emoji" w:cs="Segoe UI Emoji"/>
+          <w:b/>
+          <w:bCs/>
+          <w:color w:val="1F2937"/>
+          <w:sz w:val="21"/>
+          <w:szCs w:val="21"/>
+        </w:rPr>
+        <w:t>🌙</w:t>
+      </w:r>
+      <w:r>
+        <w:rPr>
+          <w:rFonts w:ascii="Segoe UI" w:hAnsi="Segoe UI" w:cs="Segoe UI"/>
+          <w:b/>
+          <w:bCs/>
+          <w:color w:val="1F2937"/>
+          <w:sz w:val="21"/>
+          <w:szCs w:val="21"/>
+        </w:rPr>
+        <w:t xml:space="preserve"> Your workday is still open</w:t>
+      </w:r>
+      <w:r>
+        <w:rPr>
+          <w:rFonts w:ascii="Segoe UI" w:hAnsi="Segoe UI" w:cs="Segoe UI"/>
+          <w:color w:val="1F2937"/>
+          <w:sz w:val="21"/>
+          <w:szCs w:val="21"/>
+        </w:rPr>
+        <w:t xml:space="preserve"> (late in the day). These go to you only — they are a prompt, not a report to your admin.</w:t>
       </w:r>
     </w:p>
     <w:tbl>
@@ -12547,10 +16329,10 @@
                 <w:szCs w:val="21"/>
               </w:rPr>
               <w:drawing>
-                <wp:inline distT="0" distB="0" distL="0" distR="0" wp14:anchorId="582F1AC7" wp14:editId="6006E098">
-                  <wp:extent cx="2377440" cy="3810000"/>
+                <wp:inline distT="0" distB="0" distL="0" distR="0" wp14:anchorId="6EC7780A" wp14:editId="5D505EE3">
+                  <wp:extent cx="2377440" cy="3604260"/>
                   <wp:effectExtent l="0" t="0" r="3810" b="0"/>
-                  <wp:docPr id="15" name="Picture 15"/>
+                  <wp:docPr id="18" name="Picture 18"/>
                   <wp:cNvGraphicFramePr>
                     <a:graphicFrameLocks xmlns:a="http://schemas.openxmlformats.org/drawingml/2006/main" noChangeAspect="1"/>
                   </wp:cNvGraphicFramePr>
@@ -12558,13 +16340,13 @@
                     <a:graphicData uri="http://schemas.openxmlformats.org/drawingml/2006/picture">
                       <pic:pic xmlns:pic="http://schemas.openxmlformats.org/drawingml/2006/picture">
                         <pic:nvPicPr>
-                          <pic:cNvPr id="0" name="Picture 15"/>
+                          <pic:cNvPr id="0" name="Picture 18"/>
                           <pic:cNvPicPr>
                             <a:picLocks noChangeAspect="1" noChangeArrowheads="1"/>
                           </pic:cNvPicPr>
                         </pic:nvPicPr>
                         <pic:blipFill>
-                          <a:blip r:embed="rId19" cstate="print">
+                          <a:blip r:embed="rId22" cstate="print">
                             <a:extLst>
                               <a:ext uri="{28A0092B-C50C-407E-A947-70E740481C1C}">
                                 <a14:useLocalDpi xmlns:a14="http://schemas.microsoft.com/office/drawing/2010/main" val="0"/>
@@ -12579,7 +16361,574 @@
                         <pic:spPr bwMode="auto">
                           <a:xfrm>
                             <a:off x="0" y="0"/>
-                            <a:ext cx="2377440" cy="3810000"/>
+                            <a:ext cx="2377440" cy="3604260"/>
+                          </a:xfrm>
+                          <a:prstGeom prst="rect">
+                            <a:avLst/>
+                          </a:prstGeom>
+                          <a:noFill/>
+                          <a:ln>
+                            <a:noFill/>
+                          </a:ln>
+                        </pic:spPr>
+                      </pic:pic>
+                    </a:graphicData>
+                  </a:graphic>
+                </wp:inline>
+              </w:drawing>
+            </w:r>
+          </w:p>
+          <w:p>
+            <w:pPr>
+              <w:pStyle w:val="imgc"/>
+              <w:rPr>
+                <w:rFonts w:ascii="Segoe UI" w:hAnsi="Segoe UI" w:cs="Segoe UI"/>
+              </w:rPr>
+            </w:pPr>
+            <w:r>
+              <w:rPr>
+                <w:rFonts w:ascii="Segoe UI" w:hAnsi="Segoe UI" w:cs="Segoe UI"/>
+              </w:rPr>
+              <w:t xml:space="preserve">Notifications — </w:t>
+            </w:r>
+            <w:r>
+              <w:rPr>
+                <w:rFonts w:ascii="Segoe UI" w:hAnsi="Segoe UI" w:cs="Segoe UI"/>
+              </w:rPr>
+              <w:t>the All / Unread / Action needed tabs with an URGENT item</w:t>
+            </w:r>
+          </w:p>
+        </w:tc>
+      </w:tr>
+    </w:tbl>
+    <w:p>
+      <w:pPr>
+        <w:pStyle w:val="Heading3"/>
+        <w:rPr>
+          <w:rFonts w:ascii="Segoe UI" w:eastAsia="Times New Roman" w:hAnsi="Segoe UI" w:cs="Segoe UI"/>
+        </w:rPr>
+      </w:pPr>
+      <w:r>
+        <w:rPr>
+          <w:rFonts w:ascii="Segoe UI" w:eastAsia="Times New Roman" w:hAnsi="Segoe UI" w:cs="Segoe UI"/>
+        </w:rPr>
+        <w:t>Profile</w:t>
+      </w:r>
+    </w:p>
+    <w:p>
+      <w:pPr>
+        <w:pStyle w:val="NormalWeb"/>
+        <w:rPr>
+          <w:rFonts w:ascii="Segoe UI" w:hAnsi="Segoe UI" w:cs="Segoe UI"/>
+          <w:color w:val="1F2937"/>
+          <w:sz w:val="21"/>
+          <w:szCs w:val="21"/>
+        </w:rPr>
+      </w:pPr>
+      <w:r>
+        <w:rPr>
+          <w:rFonts w:ascii="Segoe UI" w:hAnsi="Segoe UI" w:cs="Segoe UI"/>
+          <w:color w:val="1F2937"/>
+          <w:sz w:val="21"/>
+          <w:szCs w:val="21"/>
+        </w:rPr>
+        <w:t xml:space="preserve">Tap </w:t>
+      </w:r>
+      <w:r>
+        <w:rPr>
+          <w:rFonts w:ascii="Segoe UI" w:hAnsi="Segoe UI" w:cs="Segoe UI"/>
+          <w:b/>
+          <w:bCs/>
+          <w:color w:val="1F2937"/>
+          <w:sz w:val="21"/>
+          <w:szCs w:val="21"/>
+        </w:rPr>
+        <w:t>Profile</w:t>
+      </w:r>
+      <w:r>
+        <w:rPr>
+          <w:rFonts w:ascii="Segoe UI" w:hAnsi="Segoe UI" w:cs="Segoe UI"/>
+          <w:color w:val="1F2937"/>
+          <w:sz w:val="21"/>
+          <w:szCs w:val="21"/>
+        </w:rPr>
+        <w:t xml:space="preserve"> at the bottom of Home. Here you can:</w:t>
+      </w:r>
+    </w:p>
+    <w:p>
+      <w:pPr>
+        <w:numPr>
+          <w:ilvl w:val="0"/>
+          <w:numId w:val="14"/>
+        </w:numPr>
+        <w:spacing w:before="60" w:after="60"/>
+        <w:rPr>
+          <w:rFonts w:ascii="Segoe UI" w:eastAsia="Times New Roman" w:hAnsi="Segoe UI" w:cs="Segoe UI"/>
+          <w:color w:val="1F2937"/>
+          <w:sz w:val="21"/>
+          <w:szCs w:val="21"/>
+        </w:rPr>
+      </w:pPr>
+      <w:r>
+        <w:rPr>
+          <w:rFonts w:ascii="Segoe UI" w:eastAsia="Times New Roman" w:hAnsi="Segoe UI" w:cs="Segoe UI"/>
+          <w:color w:val="1F2937"/>
+          <w:sz w:val="21"/>
+          <w:szCs w:val="21"/>
+        </w:rPr>
+        <w:t xml:space="preserve">Set your photo — </w:t>
+      </w:r>
+      <w:r>
+        <w:rPr>
+          <w:rFonts w:ascii="Segoe UI" w:eastAsia="Times New Roman" w:hAnsi="Segoe UI" w:cs="Segoe UI"/>
+          <w:b/>
+          <w:bCs/>
+          <w:color w:val="1F2937"/>
+          <w:sz w:val="21"/>
+          <w:szCs w:val="21"/>
+        </w:rPr>
+        <w:t>Camera</w:t>
+      </w:r>
+      <w:r>
+        <w:rPr>
+          <w:rFonts w:ascii="Segoe UI" w:eastAsia="Times New Roman" w:hAnsi="Segoe UI" w:cs="Segoe UI"/>
+          <w:color w:val="1F2937"/>
+          <w:sz w:val="21"/>
+          <w:szCs w:val="21"/>
+        </w:rPr>
+        <w:t xml:space="preserve">, </w:t>
+      </w:r>
+      <w:r>
+        <w:rPr>
+          <w:rFonts w:ascii="Segoe UI" w:eastAsia="Times New Roman" w:hAnsi="Segoe UI" w:cs="Segoe UI"/>
+          <w:b/>
+          <w:bCs/>
+          <w:color w:val="1F2937"/>
+          <w:sz w:val="21"/>
+          <w:szCs w:val="21"/>
+        </w:rPr>
+        <w:t>Gallery</w:t>
+      </w:r>
+      <w:r>
+        <w:rPr>
+          <w:rFonts w:ascii="Segoe UI" w:eastAsia="Times New Roman" w:hAnsi="Segoe UI" w:cs="Segoe UI"/>
+          <w:color w:val="1F2937"/>
+          <w:sz w:val="21"/>
+          <w:szCs w:val="21"/>
+        </w:rPr>
+        <w:t xml:space="preserve">, </w:t>
+      </w:r>
+      <w:r>
+        <w:rPr>
+          <w:rFonts w:ascii="Segoe UI" w:eastAsia="Times New Roman" w:hAnsi="Segoe UI" w:cs="Segoe UI"/>
+          <w:b/>
+          <w:bCs/>
+          <w:color w:val="1F2937"/>
+          <w:sz w:val="21"/>
+          <w:szCs w:val="21"/>
+        </w:rPr>
+        <w:t>File manager</w:t>
+      </w:r>
+      <w:r>
+        <w:rPr>
+          <w:rFonts w:ascii="Segoe UI" w:eastAsia="Times New Roman" w:hAnsi="Segoe UI" w:cs="Segoe UI"/>
+          <w:color w:val="1F2937"/>
+          <w:sz w:val="21"/>
+          <w:szCs w:val="21"/>
+        </w:rPr>
+        <w:t xml:space="preserve">, or </w:t>
+      </w:r>
+      <w:r>
+        <w:rPr>
+          <w:rFonts w:ascii="Segoe UI" w:eastAsia="Times New Roman" w:hAnsi="Segoe UI" w:cs="Segoe UI"/>
+          <w:b/>
+          <w:bCs/>
+          <w:color w:val="1F2937"/>
+          <w:sz w:val="21"/>
+          <w:szCs w:val="21"/>
+        </w:rPr>
+        <w:t>Remove Photo</w:t>
+      </w:r>
+      <w:r>
+        <w:rPr>
+          <w:rFonts w:ascii="Segoe UI" w:eastAsia="Times New Roman" w:hAnsi="Segoe UI" w:cs="Segoe UI"/>
+          <w:color w:val="1F2937"/>
+          <w:sz w:val="21"/>
+          <w:szCs w:val="21"/>
+        </w:rPr>
+        <w:t>.</w:t>
+      </w:r>
+    </w:p>
+    <w:p>
+      <w:pPr>
+        <w:numPr>
+          <w:ilvl w:val="0"/>
+          <w:numId w:val="14"/>
+        </w:numPr>
+        <w:spacing w:before="60" w:after="60"/>
+        <w:rPr>
+          <w:rFonts w:ascii="Segoe UI" w:eastAsia="Times New Roman" w:hAnsi="Segoe UI" w:cs="Segoe UI"/>
+          <w:color w:val="1F2937"/>
+          <w:sz w:val="21"/>
+          <w:szCs w:val="21"/>
+        </w:rPr>
+      </w:pPr>
+      <w:r>
+        <w:rPr>
+          <w:rFonts w:ascii="Segoe UI" w:eastAsia="Times New Roman" w:hAnsi="Segoe UI" w:cs="Segoe UI"/>
+          <w:color w:val="1F2937"/>
+          <w:sz w:val="21"/>
+          <w:szCs w:val="21"/>
+        </w:rPr>
+        <w:t xml:space="preserve">See your role badge (yours reads </w:t>
+      </w:r>
+      <w:r>
+        <w:rPr>
+          <w:rFonts w:ascii="Segoe UI" w:eastAsia="Times New Roman" w:hAnsi="Segoe UI" w:cs="Segoe UI"/>
+          <w:b/>
+          <w:bCs/>
+          <w:color w:val="1F2937"/>
+          <w:sz w:val="21"/>
+          <w:szCs w:val="21"/>
+        </w:rPr>
+        <w:t>User</w:t>
+      </w:r>
+      <w:r>
+        <w:rPr>
+          <w:rFonts w:ascii="Segoe UI" w:eastAsia="Times New Roman" w:hAnsi="Segoe UI" w:cs="Segoe UI"/>
+          <w:color w:val="1F2937"/>
+          <w:sz w:val="21"/>
+          <w:szCs w:val="21"/>
+        </w:rPr>
+        <w:t xml:space="preserve">) and whether you are </w:t>
+      </w:r>
+      <w:r>
+        <w:rPr>
+          <w:rFonts w:ascii="Segoe UI" w:eastAsia="Times New Roman" w:hAnsi="Segoe UI" w:cs="Segoe UI"/>
+          <w:b/>
+          <w:bCs/>
+          <w:color w:val="1F2937"/>
+          <w:sz w:val="21"/>
+          <w:szCs w:val="21"/>
+        </w:rPr>
+        <w:t>Connected</w:t>
+      </w:r>
+      <w:r>
+        <w:rPr>
+          <w:rFonts w:ascii="Segoe UI" w:eastAsia="Times New Roman" w:hAnsi="Segoe UI" w:cs="Segoe UI"/>
+          <w:color w:val="1F2937"/>
+          <w:sz w:val="21"/>
+          <w:szCs w:val="21"/>
+        </w:rPr>
+        <w:t xml:space="preserve"> or </w:t>
+      </w:r>
+      <w:r>
+        <w:rPr>
+          <w:rFonts w:ascii="Segoe UI" w:eastAsia="Times New Roman" w:hAnsi="Segoe UI" w:cs="Segoe UI"/>
+          <w:b/>
+          <w:bCs/>
+          <w:color w:val="1F2937"/>
+          <w:sz w:val="21"/>
+          <w:szCs w:val="21"/>
+        </w:rPr>
+        <w:t>Offline</w:t>
+      </w:r>
+      <w:r>
+        <w:rPr>
+          <w:rFonts w:ascii="Segoe UI" w:eastAsia="Times New Roman" w:hAnsi="Segoe UI" w:cs="Segoe UI"/>
+          <w:color w:val="1F2937"/>
+          <w:sz w:val="21"/>
+          <w:szCs w:val="21"/>
+        </w:rPr>
+        <w:t>.</w:t>
+      </w:r>
+    </w:p>
+    <w:p>
+      <w:pPr>
+        <w:numPr>
+          <w:ilvl w:val="0"/>
+          <w:numId w:val="14"/>
+        </w:numPr>
+        <w:spacing w:before="60" w:after="60"/>
+        <w:rPr>
+          <w:rFonts w:ascii="Segoe UI" w:eastAsia="Times New Roman" w:hAnsi="Segoe UI" w:cs="Segoe UI"/>
+          <w:color w:val="1F2937"/>
+          <w:sz w:val="21"/>
+          <w:szCs w:val="21"/>
+        </w:rPr>
+      </w:pPr>
+      <w:r>
+        <w:rPr>
+          <w:rFonts w:ascii="Segoe UI" w:eastAsia="Times New Roman" w:hAnsi="Segoe UI" w:cs="Segoe UI"/>
+          <w:color w:val="1F2937"/>
+          <w:sz w:val="21"/>
+          <w:szCs w:val="21"/>
+        </w:rPr>
+        <w:t xml:space="preserve">Open </w:t>
+      </w:r>
+      <w:r>
+        <w:rPr>
+          <w:rFonts w:ascii="Segoe UI" w:eastAsia="Times New Roman" w:hAnsi="Segoe UI" w:cs="Segoe UI"/>
+          <w:b/>
+          <w:bCs/>
+          <w:color w:val="1F2937"/>
+          <w:sz w:val="21"/>
+          <w:szCs w:val="21"/>
+        </w:rPr>
+        <w:t>Connection Details</w:t>
+      </w:r>
+      <w:r>
+        <w:rPr>
+          <w:rFonts w:ascii="Segoe UI" w:eastAsia="Times New Roman" w:hAnsi="Segoe UI" w:cs="Segoe UI"/>
+          <w:color w:val="1F2937"/>
+          <w:sz w:val="21"/>
+          <w:szCs w:val="21"/>
+        </w:rPr>
+        <w:t xml:space="preserve"> — your name, username, mobile, database, server and user ID. Useful when asking for help.</w:t>
+      </w:r>
+    </w:p>
+    <w:p>
+      <w:pPr>
+        <w:numPr>
+          <w:ilvl w:val="0"/>
+          <w:numId w:val="14"/>
+        </w:numPr>
+        <w:spacing w:before="60" w:after="60"/>
+        <w:rPr>
+          <w:rFonts w:ascii="Segoe UI" w:eastAsia="Times New Roman" w:hAnsi="Segoe UI" w:cs="Segoe UI"/>
+          <w:color w:val="1F2937"/>
+          <w:sz w:val="21"/>
+          <w:szCs w:val="21"/>
+        </w:rPr>
+      </w:pPr>
+      <w:r>
+        <w:rPr>
+          <w:rFonts w:ascii="Segoe UI" w:eastAsia="Times New Roman" w:hAnsi="Segoe UI" w:cs="Segoe UI"/>
+          <w:color w:val="1F2937"/>
+          <w:sz w:val="21"/>
+          <w:szCs w:val="21"/>
+        </w:rPr>
+        <w:t xml:space="preserve">Change your password with </w:t>
+      </w:r>
+      <w:r>
+        <w:rPr>
+          <w:rFonts w:ascii="Segoe UI" w:eastAsia="Times New Roman" w:hAnsi="Segoe UI" w:cs="Segoe UI"/>
+          <w:b/>
+          <w:bCs/>
+          <w:color w:val="1F2937"/>
+          <w:sz w:val="21"/>
+          <w:szCs w:val="21"/>
+        </w:rPr>
+        <w:t>Forgot Password</w:t>
+      </w:r>
+      <w:r>
+        <w:rPr>
+          <w:rFonts w:ascii="Segoe UI" w:eastAsia="Times New Roman" w:hAnsi="Segoe UI" w:cs="Segoe UI"/>
+          <w:color w:val="1F2937"/>
+          <w:sz w:val="21"/>
+          <w:szCs w:val="21"/>
+        </w:rPr>
+        <w:t>.</w:t>
+      </w:r>
+    </w:p>
+    <w:p>
+      <w:pPr>
+        <w:numPr>
+          <w:ilvl w:val="0"/>
+          <w:numId w:val="14"/>
+        </w:numPr>
+        <w:spacing w:before="60" w:after="60"/>
+        <w:rPr>
+          <w:rFonts w:ascii="Segoe UI" w:eastAsia="Times New Roman" w:hAnsi="Segoe UI" w:cs="Segoe UI"/>
+          <w:color w:val="1F2937"/>
+          <w:sz w:val="21"/>
+          <w:szCs w:val="21"/>
+        </w:rPr>
+      </w:pPr>
+      <w:r>
+        <w:rPr>
+          <w:rFonts w:ascii="Segoe UI" w:eastAsia="Times New Roman" w:hAnsi="Segoe UI" w:cs="Segoe UI"/>
+          <w:color w:val="1F2937"/>
+          <w:sz w:val="21"/>
+          <w:szCs w:val="21"/>
+        </w:rPr>
+        <w:t xml:space="preserve">Under </w:t>
+      </w:r>
+      <w:r>
+        <w:rPr>
+          <w:rFonts w:ascii="Segoe UI" w:eastAsia="Times New Roman" w:hAnsi="Segoe UI" w:cs="Segoe UI"/>
+          <w:b/>
+          <w:bCs/>
+          <w:color w:val="1F2937"/>
+          <w:sz w:val="21"/>
+          <w:szCs w:val="21"/>
+        </w:rPr>
+        <w:t>Preferences</w:t>
+      </w:r>
+      <w:r>
+        <w:rPr>
+          <w:rFonts w:ascii="Segoe UI" w:eastAsia="Times New Roman" w:hAnsi="Segoe UI" w:cs="Segoe UI"/>
+          <w:color w:val="1F2937"/>
+          <w:sz w:val="21"/>
+          <w:szCs w:val="21"/>
+        </w:rPr>
+        <w:t xml:space="preserve">, turn </w:t>
+      </w:r>
+      <w:r>
+        <w:rPr>
+          <w:rFonts w:ascii="Segoe UI" w:eastAsia="Times New Roman" w:hAnsi="Segoe UI" w:cs="Segoe UI"/>
+          <w:b/>
+          <w:bCs/>
+          <w:color w:val="1F2937"/>
+          <w:sz w:val="21"/>
+          <w:szCs w:val="21"/>
+        </w:rPr>
+        <w:t>Vibration</w:t>
+      </w:r>
+      <w:r>
+        <w:rPr>
+          <w:rFonts w:ascii="Segoe UI" w:eastAsia="Times New Roman" w:hAnsi="Segoe UI" w:cs="Segoe UI"/>
+          <w:color w:val="1F2937"/>
+          <w:sz w:val="21"/>
+          <w:szCs w:val="21"/>
+        </w:rPr>
+        <w:t xml:space="preserve"> </w:t>
+      </w:r>
+      <w:r>
+        <w:rPr>
+          <w:rFonts w:ascii="Segoe UI" w:eastAsia="Times New Roman" w:hAnsi="Segoe UI" w:cs="Segoe UI"/>
+          <w:color w:val="1F2937"/>
+          <w:sz w:val="21"/>
+          <w:szCs w:val="21"/>
+        </w:rPr>
+        <w:t>off if you do not want the phone to buzz on taps, selections and confirmations. This is set per phone.</w:t>
+      </w:r>
+    </w:p>
+    <w:p>
+      <w:pPr>
+        <w:numPr>
+          <w:ilvl w:val="0"/>
+          <w:numId w:val="14"/>
+        </w:numPr>
+        <w:spacing w:before="60" w:after="60"/>
+        <w:rPr>
+          <w:rFonts w:ascii="Segoe UI" w:eastAsia="Times New Roman" w:hAnsi="Segoe UI" w:cs="Segoe UI"/>
+          <w:color w:val="1F2937"/>
+          <w:sz w:val="21"/>
+          <w:szCs w:val="21"/>
+        </w:rPr>
+      </w:pPr>
+      <w:r>
+        <w:rPr>
+          <w:rFonts w:ascii="Segoe UI" w:eastAsia="Times New Roman" w:hAnsi="Segoe UI" w:cs="Segoe UI"/>
+          <w:b/>
+          <w:bCs/>
+          <w:color w:val="1F2937"/>
+          <w:sz w:val="21"/>
+          <w:szCs w:val="21"/>
+        </w:rPr>
+        <w:t>Log Out</w:t>
+      </w:r>
+      <w:r>
+        <w:rPr>
+          <w:rFonts w:ascii="Segoe UI" w:eastAsia="Times New Roman" w:hAnsi="Segoe UI" w:cs="Segoe UI"/>
+          <w:color w:val="1F2937"/>
+          <w:sz w:val="21"/>
+          <w:szCs w:val="21"/>
+        </w:rPr>
+        <w:t>.</w:t>
+      </w:r>
+    </w:p>
+    <w:tbl>
+      <w:tblPr>
+        <w:tblW w:w="5000" w:type="pct"/>
+        <w:tblCellMar>
+          <w:top w:w="15" w:type="dxa"/>
+          <w:left w:w="15" w:type="dxa"/>
+          <w:bottom w:w="15" w:type="dxa"/>
+          <w:right w:w="15" w:type="dxa"/>
+        </w:tblCellMar>
+        <w:tblLook w:val="04A0" w:firstRow="1" w:lastRow="0" w:firstColumn="1" w:lastColumn="0" w:noHBand="0" w:noVBand="1"/>
+      </w:tblPr>
+      <w:tblGrid>
+        <w:gridCol w:w="9010"/>
+      </w:tblGrid>
+      <w:tr>
+        <w:trPr>
+          <w:cantSplit/>
+        </w:trPr>
+        <w:tc>
+          <w:tcPr>
+            <w:tcW w:w="0" w:type="auto"/>
+            <w:tcBorders>
+              <w:top w:val="single" w:sz="6" w:space="0" w:color="E5E9F0"/>
+              <w:left w:val="single" w:sz="6" w:space="0" w:color="E5E9F0"/>
+              <w:bottom w:val="single" w:sz="6" w:space="0" w:color="E5E9F0"/>
+              <w:right w:val="single" w:sz="6" w:space="0" w:color="E5E9F0"/>
+            </w:tcBorders>
+            <w:shd w:val="clear" w:color="auto" w:fill="F7F9FC"/>
+            <w:tcMar>
+              <w:top w:w="200" w:type="dxa"/>
+              <w:left w:w="200" w:type="dxa"/>
+              <w:bottom w:w="200" w:type="dxa"/>
+              <w:right w:w="200" w:type="dxa"/>
+            </w:tcMar>
+            <w:vAlign w:val="center"/>
+            <w:hideMark/>
+          </w:tcPr>
+          <w:p>
+            <w:pPr>
+              <w:spacing w:before="200" w:after="200"/>
+              <w:jc w:val="center"/>
+              <w:rPr>
+                <w:rFonts w:ascii="Segoe UI" w:eastAsia="Times New Roman" w:hAnsi="Segoe UI" w:cs="Segoe UI"/>
+                <w:color w:val="1F2937"/>
+                <w:sz w:val="21"/>
+                <w:szCs w:val="21"/>
+              </w:rPr>
+            </w:pPr>
+            <w:r>
+              <w:rPr>
+                <w:rFonts w:ascii="Segoe UI" w:eastAsia="Times New Roman" w:hAnsi="Segoe UI" w:cs="Segoe UI"/>
+                <w:noProof/>
+                <w:color w:val="1F2937"/>
+                <w:sz w:val="21"/>
+                <w:szCs w:val="21"/>
+              </w:rPr>
+              <w:drawing>
+                <wp:inline distT="0" distB="0" distL="0" distR="0" wp14:anchorId="5B60CB6C" wp14:editId="064D44AD">
+                  <wp:extent cx="2377440" cy="3604260"/>
+                  <wp:effectExtent l="0" t="0" r="3810" b="0"/>
+                  <wp:docPr id="19" name="Picture 19"/>
+                  <wp:cNvGraphicFramePr>
+                    <a:graphicFrameLocks xmlns:a="http://schemas.openxmlformats.org/drawingml/2006/main" noChangeAspect="1"/>
+                  </wp:cNvGraphicFramePr>
+                  <a:graphic xmlns:a="http://schemas.openxmlformats.org/drawingml/2006/main">
+                    <a:graphicData uri="http://schemas.openxmlformats.org/drawingml/2006/picture">
+                      <pic:pic xmlns:pic="http://schemas.openxmlformats.org/drawingml/2006/picture">
+                        <pic:nvPicPr>
+                          <pic:cNvPr id="0" name="Picture 19"/>
+                          <pic:cNvPicPr>
+                            <a:picLocks noChangeAspect="1" noChangeArrowheads="1"/>
+                          </pic:cNvPicPr>
+                        </pic:nvPicPr>
+                        <pic:blipFill>
+                          <a:blip r:embed="rId23" cstate="print">
+                            <a:extLst>
+                              <a:ext uri="{28A0092B-C50C-407E-A947-70E740481C1C}">
+                                <a14:useLocalDpi xmlns:a14="http://schemas.microsoft.com/office/drawing/2010/main" val="0"/>
+                              </a:ext>
+                            </a:extLst>
+                          </a:blip>
+                          <a:srcRect/>
+                          <a:stretch>
+                            <a:fillRect/>
+                          </a:stretch>
+                        </pic:blipFill>
+                        <pic:spPr bwMode="auto">
+                          <a:xfrm>
+                            <a:off x="0" y="0"/>
+                            <a:ext cx="2377440" cy="3604260"/>
                           </a:xfrm>
                           <a:prstGeom prst="rect">
                             <a:avLst/>
@@ -12686,16 +17035,7 @@
                 <w:sz w:val="19"/>
                 <w:szCs w:val="19"/>
               </w:rPr>
-              <w:t xml:space="preserve">  </w:t>
-            </w:r>
-            <w:r>
-              <w:rPr>
-                <w:rFonts w:ascii="Segoe UI" w:eastAsia="Times New Roman" w:hAnsi="Segoe UI" w:cs="Segoe UI"/>
-                <w:color w:val="1F2937"/>
-                <w:sz w:val="19"/>
-                <w:szCs w:val="19"/>
-              </w:rPr>
-              <w:t xml:space="preserve">Logging out while your workday is still running does </w:t>
+              <w:t xml:space="preserve">  Logging out while your workday is still running does </w:t>
             </w:r>
             <w:r>
               <w:rPr>
@@ -12715,12 +17055,115 @@
                 <w:sz w:val="19"/>
                 <w:szCs w:val="19"/>
               </w:rPr>
-              <w:t xml:space="preserve"> end your day — but the app will warn you, because your day stays open and will be closed automatically at midnight. End your day properly whenever you can.</w:t>
+              <w:t xml:space="preserve"> end your day — </w:t>
+            </w:r>
+            <w:r>
+              <w:rPr>
+                <w:rFonts w:ascii="Segoe UI" w:eastAsia="Times New Roman" w:hAnsi="Segoe UI" w:cs="Segoe UI"/>
+                <w:color w:val="1F2937"/>
+                <w:sz w:val="19"/>
+                <w:szCs w:val="19"/>
+              </w:rPr>
+              <w:t>but the app will warn you, because your day stays open and will be closed automatically at midnight. End your day properly whenever you can.</w:t>
             </w:r>
           </w:p>
         </w:tc>
       </w:tr>
     </w:tbl>
+    <w:p>
+      <w:pPr>
+        <w:pStyle w:val="Heading3"/>
+        <w:rPr>
+          <w:rFonts w:ascii="Segoe UI" w:eastAsia="Times New Roman" w:hAnsi="Segoe UI" w:cs="Segoe UI"/>
+        </w:rPr>
+      </w:pPr>
+      <w:r>
+        <w:rPr>
+          <w:rFonts w:ascii="Segoe UI" w:eastAsia="Times New Roman" w:hAnsi="Segoe UI" w:cs="Segoe UI"/>
+        </w:rPr>
+        <w:t>Home-Screen Widget</w:t>
+      </w:r>
+    </w:p>
+    <w:p>
+      <w:pPr>
+        <w:pStyle w:val="NormalWeb"/>
+        <w:rPr>
+          <w:rFonts w:ascii="Segoe UI" w:hAnsi="Segoe UI" w:cs="Segoe UI"/>
+          <w:color w:val="1F2937"/>
+          <w:sz w:val="21"/>
+          <w:szCs w:val="21"/>
+        </w:rPr>
+      </w:pPr>
+      <w:r>
+        <w:rPr>
+          <w:rFonts w:ascii="Segoe UI" w:hAnsi="Segoe UI" w:cs="Segoe UI"/>
+          <w:color w:val="1F2937"/>
+          <w:sz w:val="21"/>
+          <w:szCs w:val="21"/>
+        </w:rPr>
+        <w:t xml:space="preserve">On Android you can put your running task on the phone’s home screen. Long-press an empty spot on the home screen, choose </w:t>
+      </w:r>
+      <w:r>
+        <w:rPr>
+          <w:rFonts w:ascii="Segoe UI" w:hAnsi="Segoe UI" w:cs="Segoe UI"/>
+          <w:b/>
+          <w:bCs/>
+          <w:color w:val="1F2937"/>
+          <w:sz w:val="21"/>
+          <w:szCs w:val="21"/>
+        </w:rPr>
+        <w:t>Widgets</w:t>
+      </w:r>
+      <w:r>
+        <w:rPr>
+          <w:rFonts w:ascii="Segoe UI" w:hAnsi="Segoe UI" w:cs="Segoe UI"/>
+          <w:color w:val="1F2937"/>
+          <w:sz w:val="21"/>
+          <w:szCs w:val="21"/>
+        </w:rPr>
+        <w:t xml:space="preserve">, find </w:t>
+      </w:r>
+      <w:r>
+        <w:rPr>
+          <w:rFonts w:ascii="Segoe UI" w:hAnsi="Segoe UI" w:cs="Segoe UI"/>
+          <w:b/>
+          <w:bCs/>
+          <w:color w:val="1F2937"/>
+          <w:sz w:val="21"/>
+          <w:szCs w:val="21"/>
+        </w:rPr>
+        <w:t>KRA KPI</w:t>
+      </w:r>
+      <w:r>
+        <w:rPr>
+          <w:rFonts w:ascii="Segoe UI" w:hAnsi="Segoe UI" w:cs="Segoe UI"/>
+          <w:color w:val="1F2937"/>
+          <w:sz w:val="21"/>
+          <w:szCs w:val="21"/>
+        </w:rPr>
+        <w:t xml:space="preserve"> and add </w:t>
+      </w:r>
+      <w:r>
+        <w:rPr>
+          <w:rFonts w:ascii="Segoe UI" w:hAnsi="Segoe UI" w:cs="Segoe UI"/>
+          <w:b/>
+          <w:bCs/>
+          <w:color w:val="1F2937"/>
+          <w:sz w:val="21"/>
+          <w:szCs w:val="21"/>
+        </w:rPr>
+        <w:t>Running task</w:t>
+      </w:r>
+      <w:r>
+        <w:rPr>
+          <w:rFonts w:ascii="Segoe UI" w:hAnsi="Segoe UI" w:cs="Segoe UI"/>
+          <w:color w:val="1F2937"/>
+          <w:sz w:val="21"/>
+          <w:szCs w:val="21"/>
+        </w:rPr>
+        <w:t>. It shows your running task and its live timer, updates when you start, pause or switch, and tapping it opens the Action Board.</w:t>
+      </w:r>
+    </w:p>
     <w:p>
       <w:pPr>
         <w:pStyle w:val="Heading2"/>
@@ -13647,14 +18090,34 @@
             </w:pPr>
             <w:r>
               <w:rPr>
-                <w:rFonts w:ascii="Segoe UI" w:eastAsia="Times New Roman" w:hAnsi="Segoe UI" w:cs="Segoe UI"/>
+                <w:rFonts w:ascii="Cambria Math" w:eastAsia="Times New Roman" w:hAnsi="Cambria Math" w:cs="Cambria Math"/>
                 <w:b/>
                 <w:bCs/>
                 <w:color w:val="1F2937"/>
                 <w:sz w:val="19"/>
                 <w:szCs w:val="19"/>
               </w:rPr>
-              <w:t>Pause Workday</w:t>
+              <w:t>▶</w:t>
+            </w:r>
+            <w:r>
+              <w:rPr>
+                <w:rFonts w:ascii="Segoe UI" w:eastAsia="Times New Roman" w:hAnsi="Segoe UI" w:cs="Segoe UI"/>
+                <w:b/>
+                <w:bCs/>
+                <w:color w:val="1F2937"/>
+                <w:sz w:val="19"/>
+                <w:szCs w:val="19"/>
+              </w:rPr>
+              <w:t xml:space="preserve"> Resume</w:t>
+            </w:r>
+            <w:r>
+              <w:rPr>
+                <w:rFonts w:ascii="Segoe UI" w:eastAsia="Times New Roman" w:hAnsi="Segoe UI" w:cs="Segoe UI"/>
+                <w:color w:val="1F2937"/>
+                <w:sz w:val="19"/>
+                <w:szCs w:val="19"/>
+              </w:rPr>
+              <w:t xml:space="preserve"> (on the break pill)</w:t>
             </w:r>
           </w:p>
         </w:tc>
@@ -13693,7 +18156,7 @@
                 <w:sz w:val="19"/>
                 <w:szCs w:val="19"/>
               </w:rPr>
-              <w:t>You are away for a while but coming back today.</w:t>
+              <w:t>You are back from a break and going straight back to the task you left.</w:t>
             </w:r>
           </w:p>
         </w:tc>
@@ -13738,7 +18201,7 @@
                 <w:sz w:val="19"/>
                 <w:szCs w:val="19"/>
               </w:rPr>
-              <w:t>End Workday</w:t>
+              <w:t>Respond &amp; Resume</w:t>
             </w:r>
           </w:p>
         </w:tc>
@@ -13776,6 +18239,268 @@
                 <w:sz w:val="19"/>
                 <w:szCs w:val="19"/>
               </w:rPr>
+              <w:t>An admin sent your task back and you have fixed it.</w:t>
+            </w:r>
+          </w:p>
+        </w:tc>
+      </w:tr>
+      <w:tr>
+        <w:trPr>
+          <w:cantSplit/>
+        </w:trPr>
+        <w:tc>
+          <w:tcPr>
+            <w:tcW w:w="0" w:type="auto"/>
+            <w:tcBorders>
+              <w:top w:val="single" w:sz="6" w:space="0" w:color="E5E9F0"/>
+              <w:left w:val="single" w:sz="6" w:space="0" w:color="E5E9F0"/>
+              <w:bottom w:val="single" w:sz="6" w:space="0" w:color="E5E9F0"/>
+              <w:right w:val="single" w:sz="6" w:space="0" w:color="E5E9F0"/>
+            </w:tcBorders>
+            <w:shd w:val="clear" w:color="auto" w:fill="F7F9FC"/>
+            <w:tcMar>
+              <w:top w:w="100" w:type="dxa"/>
+              <w:left w:w="140" w:type="dxa"/>
+              <w:bottom w:w="100" w:type="dxa"/>
+              <w:right w:w="140" w:type="dxa"/>
+            </w:tcMar>
+            <w:hideMark/>
+          </w:tcPr>
+          <w:p>
+            <w:pPr>
+              <w:spacing w:before="200" w:after="200"/>
+              <w:rPr>
+                <w:rFonts w:ascii="Segoe UI" w:eastAsia="Times New Roman" w:hAnsi="Segoe UI" w:cs="Segoe UI"/>
+                <w:color w:val="1F2937"/>
+                <w:sz w:val="19"/>
+                <w:szCs w:val="19"/>
+              </w:rPr>
+            </w:pPr>
+            <w:r>
+              <w:rPr>
+                <w:rFonts w:ascii="Segoe UI" w:eastAsia="Times New Roman" w:hAnsi="Segoe UI" w:cs="Segoe UI"/>
+                <w:b/>
+                <w:bCs/>
+                <w:color w:val="1F2937"/>
+                <w:sz w:val="19"/>
+                <w:szCs w:val="19"/>
+              </w:rPr>
+              <w:t>Reminders</w:t>
+            </w:r>
+            <w:r>
+              <w:rPr>
+                <w:rFonts w:ascii="Segoe UI" w:eastAsia="Times New Roman" w:hAnsi="Segoe UI" w:cs="Segoe UI"/>
+                <w:color w:val="1F2937"/>
+                <w:sz w:val="19"/>
+                <w:szCs w:val="19"/>
+              </w:rPr>
+              <w:t xml:space="preserve"> tile</w:t>
+            </w:r>
+          </w:p>
+        </w:tc>
+        <w:tc>
+          <w:tcPr>
+            <w:tcW w:w="0" w:type="auto"/>
+            <w:tcBorders>
+              <w:top w:val="single" w:sz="6" w:space="0" w:color="E5E9F0"/>
+              <w:left w:val="single" w:sz="6" w:space="0" w:color="E5E9F0"/>
+              <w:bottom w:val="single" w:sz="6" w:space="0" w:color="E5E9F0"/>
+              <w:right w:val="single" w:sz="6" w:space="0" w:color="E5E9F0"/>
+            </w:tcBorders>
+            <w:shd w:val="clear" w:color="auto" w:fill="F7F9FC"/>
+            <w:tcMar>
+              <w:top w:w="100" w:type="dxa"/>
+              <w:left w:w="140" w:type="dxa"/>
+              <w:bottom w:w="100" w:type="dxa"/>
+              <w:right w:w="140" w:type="dxa"/>
+            </w:tcMar>
+            <w:hideMark/>
+          </w:tcPr>
+          <w:p>
+            <w:pPr>
+              <w:spacing w:before="200" w:after="200"/>
+              <w:rPr>
+                <w:rFonts w:ascii="Segoe UI" w:eastAsia="Times New Roman" w:hAnsi="Segoe UI" w:cs="Segoe UI"/>
+                <w:color w:val="1F2937"/>
+                <w:sz w:val="19"/>
+                <w:szCs w:val="19"/>
+              </w:rPr>
+            </w:pPr>
+            <w:r>
+              <w:rPr>
+                <w:rFonts w:ascii="Segoe UI" w:eastAsia="Times New Roman" w:hAnsi="Segoe UI" w:cs="Segoe UI"/>
+                <w:color w:val="1F2937"/>
+                <w:sz w:val="19"/>
+                <w:szCs w:val="19"/>
+              </w:rPr>
+              <w:t>You want a reminder that is not tied to a task.</w:t>
+            </w:r>
+          </w:p>
+        </w:tc>
+      </w:tr>
+      <w:tr>
+        <w:trPr>
+          <w:cantSplit/>
+        </w:trPr>
+        <w:tc>
+          <w:tcPr>
+            <w:tcW w:w="0" w:type="auto"/>
+            <w:tcBorders>
+              <w:top w:val="single" w:sz="6" w:space="0" w:color="E5E9F0"/>
+              <w:left w:val="single" w:sz="6" w:space="0" w:color="E5E9F0"/>
+              <w:bottom w:val="single" w:sz="6" w:space="0" w:color="E5E9F0"/>
+              <w:right w:val="single" w:sz="6" w:space="0" w:color="E5E9F0"/>
+            </w:tcBorders>
+            <w:tcMar>
+              <w:top w:w="100" w:type="dxa"/>
+              <w:left w:w="140" w:type="dxa"/>
+              <w:bottom w:w="100" w:type="dxa"/>
+              <w:right w:w="140" w:type="dxa"/>
+            </w:tcMar>
+            <w:hideMark/>
+          </w:tcPr>
+          <w:p>
+            <w:pPr>
+              <w:spacing w:before="200" w:after="200"/>
+              <w:rPr>
+                <w:rFonts w:ascii="Segoe UI" w:eastAsia="Times New Roman" w:hAnsi="Segoe UI" w:cs="Segoe UI"/>
+                <w:color w:val="1F2937"/>
+                <w:sz w:val="19"/>
+                <w:szCs w:val="19"/>
+              </w:rPr>
+            </w:pPr>
+            <w:r>
+              <w:rPr>
+                <w:rFonts w:ascii="Segoe UI" w:eastAsia="Times New Roman" w:hAnsi="Segoe UI" w:cs="Segoe UI"/>
+                <w:b/>
+                <w:bCs/>
+                <w:color w:val="1F2937"/>
+                <w:sz w:val="19"/>
+                <w:szCs w:val="19"/>
+              </w:rPr>
+              <w:t>Pause Workday</w:t>
+            </w:r>
+          </w:p>
+        </w:tc>
+        <w:tc>
+          <w:tcPr>
+            <w:tcW w:w="0" w:type="auto"/>
+            <w:tcBorders>
+              <w:top w:val="single" w:sz="6" w:space="0" w:color="E5E9F0"/>
+              <w:left w:val="single" w:sz="6" w:space="0" w:color="E5E9F0"/>
+              <w:bottom w:val="single" w:sz="6" w:space="0" w:color="E5E9F0"/>
+              <w:right w:val="single" w:sz="6" w:space="0" w:color="E5E9F0"/>
+            </w:tcBorders>
+            <w:tcMar>
+              <w:top w:w="100" w:type="dxa"/>
+              <w:left w:w="140" w:type="dxa"/>
+              <w:bottom w:w="100" w:type="dxa"/>
+              <w:right w:w="140" w:type="dxa"/>
+            </w:tcMar>
+            <w:hideMark/>
+          </w:tcPr>
+          <w:p>
+            <w:pPr>
+              <w:spacing w:before="200" w:after="200"/>
+              <w:rPr>
+                <w:rFonts w:ascii="Segoe UI" w:eastAsia="Times New Roman" w:hAnsi="Segoe UI" w:cs="Segoe UI"/>
+                <w:color w:val="1F2937"/>
+                <w:sz w:val="19"/>
+                <w:szCs w:val="19"/>
+              </w:rPr>
+            </w:pPr>
+            <w:r>
+              <w:rPr>
+                <w:rFonts w:ascii="Segoe UI" w:eastAsia="Times New Roman" w:hAnsi="Segoe UI" w:cs="Segoe UI"/>
+                <w:color w:val="1F2937"/>
+                <w:sz w:val="19"/>
+                <w:szCs w:val="19"/>
+              </w:rPr>
+              <w:t>You are away for a while but coming back today.</w:t>
+            </w:r>
+          </w:p>
+        </w:tc>
+      </w:tr>
+      <w:tr>
+        <w:trPr>
+          <w:cantSplit/>
+        </w:trPr>
+        <w:tc>
+          <w:tcPr>
+            <w:tcW w:w="0" w:type="auto"/>
+            <w:tcBorders>
+              <w:top w:val="single" w:sz="6" w:space="0" w:color="E5E9F0"/>
+              <w:left w:val="single" w:sz="6" w:space="0" w:color="E5E9F0"/>
+              <w:bottom w:val="single" w:sz="6" w:space="0" w:color="E5E9F0"/>
+              <w:right w:val="single" w:sz="6" w:space="0" w:color="E5E9F0"/>
+            </w:tcBorders>
+            <w:shd w:val="clear" w:color="auto" w:fill="F7F9FC"/>
+            <w:tcMar>
+              <w:top w:w="100" w:type="dxa"/>
+              <w:left w:w="140" w:type="dxa"/>
+              <w:bottom w:w="100" w:type="dxa"/>
+              <w:right w:w="140" w:type="dxa"/>
+            </w:tcMar>
+            <w:hideMark/>
+          </w:tcPr>
+          <w:p>
+            <w:pPr>
+              <w:spacing w:before="200" w:after="200"/>
+              <w:rPr>
+                <w:rFonts w:ascii="Segoe UI" w:eastAsia="Times New Roman" w:hAnsi="Segoe UI" w:cs="Segoe UI"/>
+                <w:color w:val="1F2937"/>
+                <w:sz w:val="19"/>
+                <w:szCs w:val="19"/>
+              </w:rPr>
+            </w:pPr>
+            <w:r>
+              <w:rPr>
+                <w:rFonts w:ascii="Segoe UI" w:eastAsia="Times New Roman" w:hAnsi="Segoe UI" w:cs="Segoe UI"/>
+                <w:b/>
+                <w:bCs/>
+                <w:color w:val="1F2937"/>
+                <w:sz w:val="19"/>
+                <w:szCs w:val="19"/>
+              </w:rPr>
+              <w:t>End Workday</w:t>
+            </w:r>
+          </w:p>
+        </w:tc>
+        <w:tc>
+          <w:tcPr>
+            <w:tcW w:w="0" w:type="auto"/>
+            <w:tcBorders>
+              <w:top w:val="single" w:sz="6" w:space="0" w:color="E5E9F0"/>
+              <w:left w:val="single" w:sz="6" w:space="0" w:color="E5E9F0"/>
+              <w:bottom w:val="single" w:sz="6" w:space="0" w:color="E5E9F0"/>
+              <w:right w:val="single" w:sz="6" w:space="0" w:color="E5E9F0"/>
+            </w:tcBorders>
+            <w:shd w:val="clear" w:color="auto" w:fill="F7F9FC"/>
+            <w:tcMar>
+              <w:top w:w="100" w:type="dxa"/>
+              <w:left w:w="140" w:type="dxa"/>
+              <w:bottom w:w="100" w:type="dxa"/>
+              <w:right w:w="140" w:type="dxa"/>
+            </w:tcMar>
+            <w:hideMark/>
+          </w:tcPr>
+          <w:p>
+            <w:pPr>
+              <w:spacing w:before="200" w:after="200"/>
+              <w:rPr>
+                <w:rFonts w:ascii="Segoe UI" w:eastAsia="Times New Roman" w:hAnsi="Segoe UI" w:cs="Segoe UI"/>
+                <w:color w:val="1F2937"/>
+                <w:sz w:val="19"/>
+                <w:szCs w:val="19"/>
+              </w:rPr>
+            </w:pPr>
+            <w:r>
+              <w:rPr>
+                <w:rFonts w:ascii="Segoe UI" w:eastAsia="Times New Roman" w:hAnsi="Segoe UI" w:cs="Segoe UI"/>
+                <w:color w:val="1F2937"/>
+                <w:sz w:val="19"/>
+                <w:szCs w:val="19"/>
+              </w:rPr>
               <w:t>You are finished for the day. This cannot be undone.</w:t>
             </w:r>
           </w:p>
@@ -13800,7 +18525,7 @@
       <w:pPr>
         <w:numPr>
           <w:ilvl w:val="0"/>
-          <w:numId w:val="10"/>
+          <w:numId w:val="15"/>
         </w:numPr>
         <w:spacing w:before="60" w:after="60"/>
         <w:rPr>
@@ -13844,7 +18569,7 @@
       <w:pPr>
         <w:numPr>
           <w:ilvl w:val="0"/>
-          <w:numId w:val="10"/>
+          <w:numId w:val="15"/>
         </w:numPr>
         <w:spacing w:before="60" w:after="60"/>
         <w:rPr>
@@ -13868,7 +18593,7 @@
       <w:pPr>
         <w:numPr>
           <w:ilvl w:val="0"/>
-          <w:numId w:val="10"/>
+          <w:numId w:val="15"/>
         </w:numPr>
         <w:spacing w:before="60" w:after="60"/>
         <w:rPr>
@@ -13932,7 +18657,7 @@
       <w:pPr>
         <w:numPr>
           <w:ilvl w:val="0"/>
-          <w:numId w:val="10"/>
+          <w:numId w:val="15"/>
         </w:numPr>
         <w:spacing w:before="60" w:after="60"/>
         <w:rPr>
@@ -13976,7 +18701,7 @@
       <w:pPr>
         <w:numPr>
           <w:ilvl w:val="0"/>
-          <w:numId w:val="10"/>
+          <w:numId w:val="15"/>
         </w:numPr>
         <w:spacing w:before="60" w:after="60"/>
         <w:rPr>
@@ -14000,7 +18725,7 @@
       <w:pPr>
         <w:numPr>
           <w:ilvl w:val="0"/>
-          <w:numId w:val="10"/>
+          <w:numId w:val="15"/>
         </w:numPr>
         <w:spacing w:before="60" w:after="60"/>
         <w:rPr>
@@ -14055,7 +18780,7 @@
       <w:pPr>
         <w:numPr>
           <w:ilvl w:val="0"/>
-          <w:numId w:val="10"/>
+          <w:numId w:val="15"/>
         </w:numPr>
         <w:spacing w:before="60" w:after="60"/>
         <w:rPr>
@@ -14079,7 +18804,7 @@
       <w:pPr>
         <w:numPr>
           <w:ilvl w:val="0"/>
-          <w:numId w:val="10"/>
+          <w:numId w:val="15"/>
         </w:numPr>
         <w:spacing w:before="60" w:after="60"/>
         <w:rPr>
@@ -14220,11 +18945,11 @@
 </file>
 
 <file path=word/numbering.xml><?xml version="1.0" encoding="utf-8"?>
-<w:numbering xmlns:wpc="http://schemas.microsoft.com/office/word/2010/wordprocessingCanvas" xmlns:cx="http://schemas.microsoft.com/office/drawing/2014/chartex" xmlns:cx1="http://schemas.microsoft.com/office/drawing/2015/9/8/chartex" xmlns:cx2="http://schemas.microsoft.com/office/drawing/2015/10/21/chartex" xmlns:cx3="http://schemas.microsoft.com/office/drawing/2016/5/9/chartex" xmlns:cx4="http://schemas.microsoft.com/office/drawing/2016/5/10/chartex" xmlns:cx5="http://schemas.microsoft.com/office/drawing/2016/5/11/chartex" xmlns:cx6="http://schemas.microsoft.com/office/drawing/2016/5/12/chartex" xmlns:cx7="http://schemas.microsoft.com/office/drawing/2016/5/13/chartex" xmlns:cx8="http://schemas.microsoft.com/office/drawing/2016/5/14/chartex" xmlns:mc="http://schemas.openxmlformats.org/markup-compatibility/2006" xmlns:aink="http://schemas.microsoft.com/office/drawing/2016/ink" xmlns:am3d="http://schemas.microsoft.com/office/drawing/2017/model3d" xmlns:o="urn:schemas-microsoft-com:office:office" xmlns:oel="http://schemas.microsoft.com/office/2019/extlst" xmlns:r="http://schemas.openxmlformats.org/officeDocument/2006/relationships" xmlns:m="http://schemas.openxmlformats.org/officeDocument/2006/math" xmlns:v="urn:schemas-microsoft-com:vml" xmlns:wp14="http://schemas.microsoft.com/office/word/2010/wordprocessingDrawing" xmlns:wp="http://schemas.openxmlformats.org/drawingml/2006/wordprocessingDrawing" xmlns:w10="urn:schemas-microsoft-com:office:word" xmlns:w="http://schemas.openxmlformats.org/wordprocessingml/2006/main" xmlns:w14="http://schemas.microsoft.com/office/word/2010/wordml" xmlns:w15="http://schemas.microsoft.com/office/word/2012/wordml" xmlns:w16cei="http://schemas.microsoft.com/office/word/2026/wordml/cei" xmlns:w16cex="http://schemas.microsoft.com/office/word/2018/wordml/cex" xmlns:w16cid="http://schemas.microsoft.com/office/word/2016/wordml/cid" xmlns:w16="http://schemas.microsoft.com/office/word/2018/wordml" xmlns:w16du="http://schemas.microsoft.com/office/word/2023/wordml/word16du" xmlns:w16sdtdh="http://schemas.microsoft.com/office/word/2020/wordml/sdtdatahash" xmlns:w16sdtfl="http://schemas.microsoft.com/office/word/2024/wordml/sdtformatlock" xmlns:w16se="http://schemas.microsoft.com/office/word/2015/wordml/symex" xmlns:wpg="http://schemas.microsoft.com/office/word/2010/wordprocessingGroup" xmlns:wpi="http://schemas.microsoft.com/office/word/2010/wordprocessingInk" xmlns:wne="http://schemas.microsoft.com/office/word/2006/wordml" xmlns:wps="http://schemas.microsoft.com/office/word/2010/wordprocessingShape" mc:Ignorable="w14 w15 w16se w16cid w16 w16cex w16sdtdh w16sdtfl w16du wp14">
+<w:numbering xmlns:wpc="http://schemas.microsoft.com/office/word/2010/wordprocessingCanvas" xmlns:cx="http://schemas.microsoft.com/office/drawing/2014/chartex" xmlns:cx1="http://schemas.microsoft.com/office/drawing/2015/9/8/chartex" xmlns:cx2="http://schemas.microsoft.com/office/drawing/2015/10/21/chartex" xmlns:cx3="http://schemas.microsoft.com/office/drawing/2016/5/9/chartex" xmlns:cx4="http://schemas.microsoft.com/office/drawing/2016/5/10/chartex" xmlns:cx5="http://schemas.microsoft.com/office/drawing/2016/5/11/chartex" xmlns:cx6="http://schemas.microsoft.com/office/drawing/2016/5/12/chartex" xmlns:cx7="http://schemas.microsoft.com/office/drawing/2016/5/13/chartex" xmlns:cx8="http://schemas.microsoft.com/office/drawing/2016/5/14/chartex" xmlns:mc="http://schemas.openxmlformats.org/markup-compatibility/2006" xmlns:aink="http://schemas.microsoft.com/office/drawing/2016/ink" xmlns:am3d="http://schemas.microsoft.com/office/drawing/2017/model3d" xmlns:o="urn:schemas-microsoft-com:office:office" xmlns:oel="http://schemas.microsoft.com/office/2019/extlst" xmlns:r="http://schemas.openxmlformats.org/officeDocument/2006/relationships" xmlns:m="http://schemas.openxmlformats.org/officeDocument/2006/math" xmlns:v="urn:schemas-microsoft-com:vml" xmlns:wp14="http://schemas.microsoft.com/office/word/2010/wordprocessingDrawing" xmlns:wp="http://schemas.openxmlformats.org/drawingml/2006/wordprocessingDrawing" xmlns:w10="urn:schemas-microsoft-com:office:word" xmlns:w="http://schemas.openxmlformats.org/wordprocessingml/2006/main" xmlns:w14="http://schemas.microsoft.com/office/word/2010/wordml" xmlns:w15="http://schemas.microsoft.com/office/word/2012/wordml" xmlns:w16cex="http://schemas.microsoft.com/office/word/2018/wordml/cex" xmlns:w16cid="http://schemas.microsoft.com/office/word/2016/wordml/cid" xmlns:w16="http://schemas.microsoft.com/office/word/2018/wordml" xmlns:w16du="http://schemas.microsoft.com/office/word/2023/wordml/word16du" xmlns:w16sdtdh="http://schemas.microsoft.com/office/word/2020/wordml/sdtdatahash" xmlns:w16sdtfl="http://schemas.microsoft.com/office/word/2024/wordml/sdtformatlock" xmlns:w16se="http://schemas.microsoft.com/office/word/2015/wordml/symex" xmlns:wpg="http://schemas.microsoft.com/office/word/2010/wordprocessingGroup" xmlns:wpi="http://schemas.microsoft.com/office/word/2010/wordprocessingInk" xmlns:wne="http://schemas.microsoft.com/office/word/2006/wordml" xmlns:wps="http://schemas.microsoft.com/office/word/2010/wordprocessingShape" mc:Ignorable="w14 w15 w16se w16cid w16 w16cex w16sdtdh w16sdtfl w16du wp14">
   <w:abstractNum w:abstractNumId="0" w15:restartNumberingAfterBreak="0">
-    <w:nsid w:val="06A05272"/>
+    <w:nsid w:val="070E65C3"/>
     <w:multiLevelType w:val="multilevel"/>
-    <w:tmpl w:val="33B062E0"/>
+    <w:tmpl w:val="4ABA5858"/>
     <w:lvl w:ilvl="0">
       <w:start w:val="1"/>
       <w:numFmt w:val="bullet"/>
@@ -14371,9 +19096,9 @@
     </w:lvl>
   </w:abstractNum>
   <w:abstractNum w:abstractNumId="1" w15:restartNumberingAfterBreak="0">
-    <w:nsid w:val="090F22ED"/>
+    <w:nsid w:val="19B60383"/>
     <w:multiLevelType w:val="multilevel"/>
-    <w:tmpl w:val="25965BFC"/>
+    <w:tmpl w:val="EB165AE0"/>
     <w:lvl w:ilvl="0">
       <w:start w:val="1"/>
       <w:numFmt w:val="bullet"/>
@@ -14520,9 +19245,9 @@
     </w:lvl>
   </w:abstractNum>
   <w:abstractNum w:abstractNumId="2" w15:restartNumberingAfterBreak="0">
-    <w:nsid w:val="14FD5CA6"/>
+    <w:nsid w:val="1E2B117A"/>
     <w:multiLevelType w:val="multilevel"/>
-    <w:tmpl w:val="14D0EA46"/>
+    <w:tmpl w:val="3A424D0A"/>
     <w:lvl w:ilvl="0">
       <w:start w:val="1"/>
       <w:numFmt w:val="bullet"/>
@@ -14669,9 +19394,9 @@
     </w:lvl>
   </w:abstractNum>
   <w:abstractNum w:abstractNumId="3" w15:restartNumberingAfterBreak="0">
-    <w:nsid w:val="150F0E2E"/>
+    <w:nsid w:val="213E0258"/>
     <w:multiLevelType w:val="multilevel"/>
-    <w:tmpl w:val="5AFCFEEC"/>
+    <w:tmpl w:val="3156098C"/>
     <w:lvl w:ilvl="0">
       <w:start w:val="1"/>
       <w:numFmt w:val="bullet"/>
@@ -14818,9 +19543,9 @@
     </w:lvl>
   </w:abstractNum>
   <w:abstractNum w:abstractNumId="4" w15:restartNumberingAfterBreak="0">
-    <w:nsid w:val="1F496617"/>
+    <w:nsid w:val="2DA146B9"/>
     <w:multiLevelType w:val="multilevel"/>
-    <w:tmpl w:val="90D0F46E"/>
+    <w:tmpl w:val="B6C40946"/>
     <w:lvl w:ilvl="0">
       <w:start w:val="1"/>
       <w:numFmt w:val="bullet"/>
@@ -14967,9 +19692,9 @@
     </w:lvl>
   </w:abstractNum>
   <w:abstractNum w:abstractNumId="5" w15:restartNumberingAfterBreak="0">
-    <w:nsid w:val="2AC04CEA"/>
+    <w:nsid w:val="49FC1A0D"/>
     <w:multiLevelType w:val="multilevel"/>
-    <w:tmpl w:val="E214DA7C"/>
+    <w:tmpl w:val="1FD48BBE"/>
     <w:lvl w:ilvl="0">
       <w:start w:val="1"/>
       <w:numFmt w:val="bullet"/>
@@ -15116,9 +19841,9 @@
     </w:lvl>
   </w:abstractNum>
   <w:abstractNum w:abstractNumId="6" w15:restartNumberingAfterBreak="0">
-    <w:nsid w:val="303D48BD"/>
+    <w:nsid w:val="5FE0677F"/>
     <w:multiLevelType w:val="multilevel"/>
-    <w:tmpl w:val="826CE47A"/>
+    <w:tmpl w:val="81A29EDA"/>
     <w:lvl w:ilvl="0">
       <w:start w:val="1"/>
       <w:numFmt w:val="bullet"/>
@@ -15265,9 +19990,9 @@
     </w:lvl>
   </w:abstractNum>
   <w:abstractNum w:abstractNumId="7" w15:restartNumberingAfterBreak="0">
-    <w:nsid w:val="47676E11"/>
+    <w:nsid w:val="60E91491"/>
     <w:multiLevelType w:val="multilevel"/>
-    <w:tmpl w:val="BF140E44"/>
+    <w:tmpl w:val="4D18139E"/>
     <w:lvl w:ilvl="0">
       <w:start w:val="1"/>
       <w:numFmt w:val="bullet"/>
@@ -15414,9 +20139,9 @@
     </w:lvl>
   </w:abstractNum>
   <w:abstractNum w:abstractNumId="8" w15:restartNumberingAfterBreak="0">
-    <w:nsid w:val="51D17F66"/>
+    <w:nsid w:val="63EB0AE6"/>
     <w:multiLevelType w:val="multilevel"/>
-    <w:tmpl w:val="8E0E548E"/>
+    <w:tmpl w:val="7D9C4478"/>
     <w:lvl w:ilvl="0">
       <w:start w:val="1"/>
       <w:numFmt w:val="bullet"/>
@@ -15563,9 +20288,9 @@
     </w:lvl>
   </w:abstractNum>
   <w:abstractNum w:abstractNumId="9" w15:restartNumberingAfterBreak="0">
-    <w:nsid w:val="5E5827C9"/>
+    <w:nsid w:val="6DEE2425"/>
     <w:multiLevelType w:val="multilevel"/>
-    <w:tmpl w:val="295AAC40"/>
+    <w:tmpl w:val="B2B07A2C"/>
     <w:lvl w:ilvl="0">
       <w:start w:val="1"/>
       <w:numFmt w:val="bullet"/>
@@ -15711,35 +20436,795 @@
       </w:rPr>
     </w:lvl>
   </w:abstractNum>
-  <w:num w:numId="1" w16cid:durableId="1426422076">
+  <w:abstractNum w:abstractNumId="10" w15:restartNumberingAfterBreak="0">
+    <w:nsid w:val="70AC4710"/>
+    <w:multiLevelType w:val="multilevel"/>
+    <w:tmpl w:val="ECBEC254"/>
+    <w:lvl w:ilvl="0">
+      <w:start w:val="1"/>
+      <w:numFmt w:val="bullet"/>
+      <w:lvlText w:val=""/>
+      <w:lvlJc w:val="left"/>
+      <w:pPr>
+        <w:tabs>
+          <w:tab w:val="num" w:pos="720"/>
+        </w:tabs>
+        <w:ind w:left="720" w:hanging="360"/>
+      </w:pPr>
+      <w:rPr>
+        <w:rFonts w:ascii="Symbol" w:hAnsi="Symbol" w:hint="default"/>
+        <w:sz w:val="20"/>
+      </w:rPr>
+    </w:lvl>
+    <w:lvl w:ilvl="1" w:tentative="1">
+      <w:start w:val="1"/>
+      <w:numFmt w:val="bullet"/>
+      <w:lvlText w:val="o"/>
+      <w:lvlJc w:val="left"/>
+      <w:pPr>
+        <w:tabs>
+          <w:tab w:val="num" w:pos="1440"/>
+        </w:tabs>
+        <w:ind w:left="1440" w:hanging="360"/>
+      </w:pPr>
+      <w:rPr>
+        <w:rFonts w:ascii="Courier New" w:hAnsi="Courier New" w:hint="default"/>
+        <w:sz w:val="20"/>
+      </w:rPr>
+    </w:lvl>
+    <w:lvl w:ilvl="2" w:tentative="1">
+      <w:start w:val="1"/>
+      <w:numFmt w:val="bullet"/>
+      <w:lvlText w:val=""/>
+      <w:lvlJc w:val="left"/>
+      <w:pPr>
+        <w:tabs>
+          <w:tab w:val="num" w:pos="2160"/>
+        </w:tabs>
+        <w:ind w:left="2160" w:hanging="360"/>
+      </w:pPr>
+      <w:rPr>
+        <w:rFonts w:ascii="Wingdings" w:hAnsi="Wingdings" w:hint="default"/>
+        <w:sz w:val="20"/>
+      </w:rPr>
+    </w:lvl>
+    <w:lvl w:ilvl="3" w:tentative="1">
+      <w:start w:val="1"/>
+      <w:numFmt w:val="bullet"/>
+      <w:lvlText w:val=""/>
+      <w:lvlJc w:val="left"/>
+      <w:pPr>
+        <w:tabs>
+          <w:tab w:val="num" w:pos="2880"/>
+        </w:tabs>
+        <w:ind w:left="2880" w:hanging="360"/>
+      </w:pPr>
+      <w:rPr>
+        <w:rFonts w:ascii="Wingdings" w:hAnsi="Wingdings" w:hint="default"/>
+        <w:sz w:val="20"/>
+      </w:rPr>
+    </w:lvl>
+    <w:lvl w:ilvl="4" w:tentative="1">
+      <w:start w:val="1"/>
+      <w:numFmt w:val="bullet"/>
+      <w:lvlText w:val=""/>
+      <w:lvlJc w:val="left"/>
+      <w:pPr>
+        <w:tabs>
+          <w:tab w:val="num" w:pos="3600"/>
+        </w:tabs>
+        <w:ind w:left="3600" w:hanging="360"/>
+      </w:pPr>
+      <w:rPr>
+        <w:rFonts w:ascii="Wingdings" w:hAnsi="Wingdings" w:hint="default"/>
+        <w:sz w:val="20"/>
+      </w:rPr>
+    </w:lvl>
+    <w:lvl w:ilvl="5" w:tentative="1">
+      <w:start w:val="1"/>
+      <w:numFmt w:val="bullet"/>
+      <w:lvlText w:val=""/>
+      <w:lvlJc w:val="left"/>
+      <w:pPr>
+        <w:tabs>
+          <w:tab w:val="num" w:pos="4320"/>
+        </w:tabs>
+        <w:ind w:left="4320" w:hanging="360"/>
+      </w:pPr>
+      <w:rPr>
+        <w:rFonts w:ascii="Wingdings" w:hAnsi="Wingdings" w:hint="default"/>
+        <w:sz w:val="20"/>
+      </w:rPr>
+    </w:lvl>
+    <w:lvl w:ilvl="6" w:tentative="1">
+      <w:start w:val="1"/>
+      <w:numFmt w:val="bullet"/>
+      <w:lvlText w:val=""/>
+      <w:lvlJc w:val="left"/>
+      <w:pPr>
+        <w:tabs>
+          <w:tab w:val="num" w:pos="5040"/>
+        </w:tabs>
+        <w:ind w:left="5040" w:hanging="360"/>
+      </w:pPr>
+      <w:rPr>
+        <w:rFonts w:ascii="Wingdings" w:hAnsi="Wingdings" w:hint="default"/>
+        <w:sz w:val="20"/>
+      </w:rPr>
+    </w:lvl>
+    <w:lvl w:ilvl="7" w:tentative="1">
+      <w:start w:val="1"/>
+      <w:numFmt w:val="bullet"/>
+      <w:lvlText w:val=""/>
+      <w:lvlJc w:val="left"/>
+      <w:pPr>
+        <w:tabs>
+          <w:tab w:val="num" w:pos="5760"/>
+        </w:tabs>
+        <w:ind w:left="5760" w:hanging="360"/>
+      </w:pPr>
+      <w:rPr>
+        <w:rFonts w:ascii="Wingdings" w:hAnsi="Wingdings" w:hint="default"/>
+        <w:sz w:val="20"/>
+      </w:rPr>
+    </w:lvl>
+    <w:lvl w:ilvl="8" w:tentative="1">
+      <w:start w:val="1"/>
+      <w:numFmt w:val="bullet"/>
+      <w:lvlText w:val=""/>
+      <w:lvlJc w:val="left"/>
+      <w:pPr>
+        <w:tabs>
+          <w:tab w:val="num" w:pos="6480"/>
+        </w:tabs>
+        <w:ind w:left="6480" w:hanging="360"/>
+      </w:pPr>
+      <w:rPr>
+        <w:rFonts w:ascii="Wingdings" w:hAnsi="Wingdings" w:hint="default"/>
+        <w:sz w:val="20"/>
+      </w:rPr>
+    </w:lvl>
+  </w:abstractNum>
+  <w:abstractNum w:abstractNumId="11" w15:restartNumberingAfterBreak="0">
+    <w:nsid w:val="71493B0A"/>
+    <w:multiLevelType w:val="multilevel"/>
+    <w:tmpl w:val="66125BE6"/>
+    <w:lvl w:ilvl="0">
+      <w:start w:val="1"/>
+      <w:numFmt w:val="bullet"/>
+      <w:lvlText w:val=""/>
+      <w:lvlJc w:val="left"/>
+      <w:pPr>
+        <w:tabs>
+          <w:tab w:val="num" w:pos="720"/>
+        </w:tabs>
+        <w:ind w:left="720" w:hanging="360"/>
+      </w:pPr>
+      <w:rPr>
+        <w:rFonts w:ascii="Symbol" w:hAnsi="Symbol" w:hint="default"/>
+        <w:sz w:val="20"/>
+      </w:rPr>
+    </w:lvl>
+    <w:lvl w:ilvl="1" w:tentative="1">
+      <w:start w:val="1"/>
+      <w:numFmt w:val="bullet"/>
+      <w:lvlText w:val="o"/>
+      <w:lvlJc w:val="left"/>
+      <w:pPr>
+        <w:tabs>
+          <w:tab w:val="num" w:pos="1440"/>
+        </w:tabs>
+        <w:ind w:left="1440" w:hanging="360"/>
+      </w:pPr>
+      <w:rPr>
+        <w:rFonts w:ascii="Courier New" w:hAnsi="Courier New" w:hint="default"/>
+        <w:sz w:val="20"/>
+      </w:rPr>
+    </w:lvl>
+    <w:lvl w:ilvl="2" w:tentative="1">
+      <w:start w:val="1"/>
+      <w:numFmt w:val="bullet"/>
+      <w:lvlText w:val=""/>
+      <w:lvlJc w:val="left"/>
+      <w:pPr>
+        <w:tabs>
+          <w:tab w:val="num" w:pos="2160"/>
+        </w:tabs>
+        <w:ind w:left="2160" w:hanging="360"/>
+      </w:pPr>
+      <w:rPr>
+        <w:rFonts w:ascii="Wingdings" w:hAnsi="Wingdings" w:hint="default"/>
+        <w:sz w:val="20"/>
+      </w:rPr>
+    </w:lvl>
+    <w:lvl w:ilvl="3" w:tentative="1">
+      <w:start w:val="1"/>
+      <w:numFmt w:val="bullet"/>
+      <w:lvlText w:val=""/>
+      <w:lvlJc w:val="left"/>
+      <w:pPr>
+        <w:tabs>
+          <w:tab w:val="num" w:pos="2880"/>
+        </w:tabs>
+        <w:ind w:left="2880" w:hanging="360"/>
+      </w:pPr>
+      <w:rPr>
+        <w:rFonts w:ascii="Wingdings" w:hAnsi="Wingdings" w:hint="default"/>
+        <w:sz w:val="20"/>
+      </w:rPr>
+    </w:lvl>
+    <w:lvl w:ilvl="4" w:tentative="1">
+      <w:start w:val="1"/>
+      <w:numFmt w:val="bullet"/>
+      <w:lvlText w:val=""/>
+      <w:lvlJc w:val="left"/>
+      <w:pPr>
+        <w:tabs>
+          <w:tab w:val="num" w:pos="3600"/>
+        </w:tabs>
+        <w:ind w:left="3600" w:hanging="360"/>
+      </w:pPr>
+      <w:rPr>
+        <w:rFonts w:ascii="Wingdings" w:hAnsi="Wingdings" w:hint="default"/>
+        <w:sz w:val="20"/>
+      </w:rPr>
+    </w:lvl>
+    <w:lvl w:ilvl="5" w:tentative="1">
+      <w:start w:val="1"/>
+      <w:numFmt w:val="bullet"/>
+      <w:lvlText w:val=""/>
+      <w:lvlJc w:val="left"/>
+      <w:pPr>
+        <w:tabs>
+          <w:tab w:val="num" w:pos="4320"/>
+        </w:tabs>
+        <w:ind w:left="4320" w:hanging="360"/>
+      </w:pPr>
+      <w:rPr>
+        <w:rFonts w:ascii="Wingdings" w:hAnsi="Wingdings" w:hint="default"/>
+        <w:sz w:val="20"/>
+      </w:rPr>
+    </w:lvl>
+    <w:lvl w:ilvl="6" w:tentative="1">
+      <w:start w:val="1"/>
+      <w:numFmt w:val="bullet"/>
+      <w:lvlText w:val=""/>
+      <w:lvlJc w:val="left"/>
+      <w:pPr>
+        <w:tabs>
+          <w:tab w:val="num" w:pos="5040"/>
+        </w:tabs>
+        <w:ind w:left="5040" w:hanging="360"/>
+      </w:pPr>
+      <w:rPr>
+        <w:rFonts w:ascii="Wingdings" w:hAnsi="Wingdings" w:hint="default"/>
+        <w:sz w:val="20"/>
+      </w:rPr>
+    </w:lvl>
+    <w:lvl w:ilvl="7" w:tentative="1">
+      <w:start w:val="1"/>
+      <w:numFmt w:val="bullet"/>
+      <w:lvlText w:val=""/>
+      <w:lvlJc w:val="left"/>
+      <w:pPr>
+        <w:tabs>
+          <w:tab w:val="num" w:pos="5760"/>
+        </w:tabs>
+        <w:ind w:left="5760" w:hanging="360"/>
+      </w:pPr>
+      <w:rPr>
+        <w:rFonts w:ascii="Wingdings" w:hAnsi="Wingdings" w:hint="default"/>
+        <w:sz w:val="20"/>
+      </w:rPr>
+    </w:lvl>
+    <w:lvl w:ilvl="8" w:tentative="1">
+      <w:start w:val="1"/>
+      <w:numFmt w:val="bullet"/>
+      <w:lvlText w:val=""/>
+      <w:lvlJc w:val="left"/>
+      <w:pPr>
+        <w:tabs>
+          <w:tab w:val="num" w:pos="6480"/>
+        </w:tabs>
+        <w:ind w:left="6480" w:hanging="360"/>
+      </w:pPr>
+      <w:rPr>
+        <w:rFonts w:ascii="Wingdings" w:hAnsi="Wingdings" w:hint="default"/>
+        <w:sz w:val="20"/>
+      </w:rPr>
+    </w:lvl>
+  </w:abstractNum>
+  <w:abstractNum w:abstractNumId="12" w15:restartNumberingAfterBreak="0">
+    <w:nsid w:val="73D91243"/>
+    <w:multiLevelType w:val="multilevel"/>
+    <w:tmpl w:val="B0EA9DB6"/>
+    <w:lvl w:ilvl="0">
+      <w:start w:val="1"/>
+      <w:numFmt w:val="bullet"/>
+      <w:lvlText w:val=""/>
+      <w:lvlJc w:val="left"/>
+      <w:pPr>
+        <w:tabs>
+          <w:tab w:val="num" w:pos="720"/>
+        </w:tabs>
+        <w:ind w:left="720" w:hanging="360"/>
+      </w:pPr>
+      <w:rPr>
+        <w:rFonts w:ascii="Symbol" w:hAnsi="Symbol" w:hint="default"/>
+        <w:sz w:val="20"/>
+      </w:rPr>
+    </w:lvl>
+    <w:lvl w:ilvl="1" w:tentative="1">
+      <w:start w:val="1"/>
+      <w:numFmt w:val="bullet"/>
+      <w:lvlText w:val="o"/>
+      <w:lvlJc w:val="left"/>
+      <w:pPr>
+        <w:tabs>
+          <w:tab w:val="num" w:pos="1440"/>
+        </w:tabs>
+        <w:ind w:left="1440" w:hanging="360"/>
+      </w:pPr>
+      <w:rPr>
+        <w:rFonts w:ascii="Courier New" w:hAnsi="Courier New" w:hint="default"/>
+        <w:sz w:val="20"/>
+      </w:rPr>
+    </w:lvl>
+    <w:lvl w:ilvl="2" w:tentative="1">
+      <w:start w:val="1"/>
+      <w:numFmt w:val="bullet"/>
+      <w:lvlText w:val=""/>
+      <w:lvlJc w:val="left"/>
+      <w:pPr>
+        <w:tabs>
+          <w:tab w:val="num" w:pos="2160"/>
+        </w:tabs>
+        <w:ind w:left="2160" w:hanging="360"/>
+      </w:pPr>
+      <w:rPr>
+        <w:rFonts w:ascii="Wingdings" w:hAnsi="Wingdings" w:hint="default"/>
+        <w:sz w:val="20"/>
+      </w:rPr>
+    </w:lvl>
+    <w:lvl w:ilvl="3" w:tentative="1">
+      <w:start w:val="1"/>
+      <w:numFmt w:val="bullet"/>
+      <w:lvlText w:val=""/>
+      <w:lvlJc w:val="left"/>
+      <w:pPr>
+        <w:tabs>
+          <w:tab w:val="num" w:pos="2880"/>
+        </w:tabs>
+        <w:ind w:left="2880" w:hanging="360"/>
+      </w:pPr>
+      <w:rPr>
+        <w:rFonts w:ascii="Wingdings" w:hAnsi="Wingdings" w:hint="default"/>
+        <w:sz w:val="20"/>
+      </w:rPr>
+    </w:lvl>
+    <w:lvl w:ilvl="4" w:tentative="1">
+      <w:start w:val="1"/>
+      <w:numFmt w:val="bullet"/>
+      <w:lvlText w:val=""/>
+      <w:lvlJc w:val="left"/>
+      <w:pPr>
+        <w:tabs>
+          <w:tab w:val="num" w:pos="3600"/>
+        </w:tabs>
+        <w:ind w:left="3600" w:hanging="360"/>
+      </w:pPr>
+      <w:rPr>
+        <w:rFonts w:ascii="Wingdings" w:hAnsi="Wingdings" w:hint="default"/>
+        <w:sz w:val="20"/>
+      </w:rPr>
+    </w:lvl>
+    <w:lvl w:ilvl="5" w:tentative="1">
+      <w:start w:val="1"/>
+      <w:numFmt w:val="bullet"/>
+      <w:lvlText w:val=""/>
+      <w:lvlJc w:val="left"/>
+      <w:pPr>
+        <w:tabs>
+          <w:tab w:val="num" w:pos="4320"/>
+        </w:tabs>
+        <w:ind w:left="4320" w:hanging="360"/>
+      </w:pPr>
+      <w:rPr>
+        <w:rFonts w:ascii="Wingdings" w:hAnsi="Wingdings" w:hint="default"/>
+        <w:sz w:val="20"/>
+      </w:rPr>
+    </w:lvl>
+    <w:lvl w:ilvl="6" w:tentative="1">
+      <w:start w:val="1"/>
+      <w:numFmt w:val="bullet"/>
+      <w:lvlText w:val=""/>
+      <w:lvlJc w:val="left"/>
+      <w:pPr>
+        <w:tabs>
+          <w:tab w:val="num" w:pos="5040"/>
+        </w:tabs>
+        <w:ind w:left="5040" w:hanging="360"/>
+      </w:pPr>
+      <w:rPr>
+        <w:rFonts w:ascii="Wingdings" w:hAnsi="Wingdings" w:hint="default"/>
+        <w:sz w:val="20"/>
+      </w:rPr>
+    </w:lvl>
+    <w:lvl w:ilvl="7" w:tentative="1">
+      <w:start w:val="1"/>
+      <w:numFmt w:val="bullet"/>
+      <w:lvlText w:val=""/>
+      <w:lvlJc w:val="left"/>
+      <w:pPr>
+        <w:tabs>
+          <w:tab w:val="num" w:pos="5760"/>
+        </w:tabs>
+        <w:ind w:left="5760" w:hanging="360"/>
+      </w:pPr>
+      <w:rPr>
+        <w:rFonts w:ascii="Wingdings" w:hAnsi="Wingdings" w:hint="default"/>
+        <w:sz w:val="20"/>
+      </w:rPr>
+    </w:lvl>
+    <w:lvl w:ilvl="8" w:tentative="1">
+      <w:start w:val="1"/>
+      <w:numFmt w:val="bullet"/>
+      <w:lvlText w:val=""/>
+      <w:lvlJc w:val="left"/>
+      <w:pPr>
+        <w:tabs>
+          <w:tab w:val="num" w:pos="6480"/>
+        </w:tabs>
+        <w:ind w:left="6480" w:hanging="360"/>
+      </w:pPr>
+      <w:rPr>
+        <w:rFonts w:ascii="Wingdings" w:hAnsi="Wingdings" w:hint="default"/>
+        <w:sz w:val="20"/>
+      </w:rPr>
+    </w:lvl>
+  </w:abstractNum>
+  <w:abstractNum w:abstractNumId="13" w15:restartNumberingAfterBreak="0">
+    <w:nsid w:val="791E5192"/>
+    <w:multiLevelType w:val="multilevel"/>
+    <w:tmpl w:val="055A95FC"/>
+    <w:lvl w:ilvl="0">
+      <w:start w:val="1"/>
+      <w:numFmt w:val="bullet"/>
+      <w:lvlText w:val=""/>
+      <w:lvlJc w:val="left"/>
+      <w:pPr>
+        <w:tabs>
+          <w:tab w:val="num" w:pos="720"/>
+        </w:tabs>
+        <w:ind w:left="720" w:hanging="360"/>
+      </w:pPr>
+      <w:rPr>
+        <w:rFonts w:ascii="Symbol" w:hAnsi="Symbol" w:hint="default"/>
+        <w:sz w:val="20"/>
+      </w:rPr>
+    </w:lvl>
+    <w:lvl w:ilvl="1" w:tentative="1">
+      <w:start w:val="1"/>
+      <w:numFmt w:val="bullet"/>
+      <w:lvlText w:val="o"/>
+      <w:lvlJc w:val="left"/>
+      <w:pPr>
+        <w:tabs>
+          <w:tab w:val="num" w:pos="1440"/>
+        </w:tabs>
+        <w:ind w:left="1440" w:hanging="360"/>
+      </w:pPr>
+      <w:rPr>
+        <w:rFonts w:ascii="Courier New" w:hAnsi="Courier New" w:hint="default"/>
+        <w:sz w:val="20"/>
+      </w:rPr>
+    </w:lvl>
+    <w:lvl w:ilvl="2" w:tentative="1">
+      <w:start w:val="1"/>
+      <w:numFmt w:val="bullet"/>
+      <w:lvlText w:val=""/>
+      <w:lvlJc w:val="left"/>
+      <w:pPr>
+        <w:tabs>
+          <w:tab w:val="num" w:pos="2160"/>
+        </w:tabs>
+        <w:ind w:left="2160" w:hanging="360"/>
+      </w:pPr>
+      <w:rPr>
+        <w:rFonts w:ascii="Wingdings" w:hAnsi="Wingdings" w:hint="default"/>
+        <w:sz w:val="20"/>
+      </w:rPr>
+    </w:lvl>
+    <w:lvl w:ilvl="3" w:tentative="1">
+      <w:start w:val="1"/>
+      <w:numFmt w:val="bullet"/>
+      <w:lvlText w:val=""/>
+      <w:lvlJc w:val="left"/>
+      <w:pPr>
+        <w:tabs>
+          <w:tab w:val="num" w:pos="2880"/>
+        </w:tabs>
+        <w:ind w:left="2880" w:hanging="360"/>
+      </w:pPr>
+      <w:rPr>
+        <w:rFonts w:ascii="Wingdings" w:hAnsi="Wingdings" w:hint="default"/>
+        <w:sz w:val="20"/>
+      </w:rPr>
+    </w:lvl>
+    <w:lvl w:ilvl="4" w:tentative="1">
+      <w:start w:val="1"/>
+      <w:numFmt w:val="bullet"/>
+      <w:lvlText w:val=""/>
+      <w:lvlJc w:val="left"/>
+      <w:pPr>
+        <w:tabs>
+          <w:tab w:val="num" w:pos="3600"/>
+        </w:tabs>
+        <w:ind w:left="3600" w:hanging="360"/>
+      </w:pPr>
+      <w:rPr>
+        <w:rFonts w:ascii="Wingdings" w:hAnsi="Wingdings" w:hint="default"/>
+        <w:sz w:val="20"/>
+      </w:rPr>
+    </w:lvl>
+    <w:lvl w:ilvl="5" w:tentative="1">
+      <w:start w:val="1"/>
+      <w:numFmt w:val="bullet"/>
+      <w:lvlText w:val=""/>
+      <w:lvlJc w:val="left"/>
+      <w:pPr>
+        <w:tabs>
+          <w:tab w:val="num" w:pos="4320"/>
+        </w:tabs>
+        <w:ind w:left="4320" w:hanging="360"/>
+      </w:pPr>
+      <w:rPr>
+        <w:rFonts w:ascii="Wingdings" w:hAnsi="Wingdings" w:hint="default"/>
+        <w:sz w:val="20"/>
+      </w:rPr>
+    </w:lvl>
+    <w:lvl w:ilvl="6" w:tentative="1">
+      <w:start w:val="1"/>
+      <w:numFmt w:val="bullet"/>
+      <w:lvlText w:val=""/>
+      <w:lvlJc w:val="left"/>
+      <w:pPr>
+        <w:tabs>
+          <w:tab w:val="num" w:pos="5040"/>
+        </w:tabs>
+        <w:ind w:left="5040" w:hanging="360"/>
+      </w:pPr>
+      <w:rPr>
+        <w:rFonts w:ascii="Wingdings" w:hAnsi="Wingdings" w:hint="default"/>
+        <w:sz w:val="20"/>
+      </w:rPr>
+    </w:lvl>
+    <w:lvl w:ilvl="7" w:tentative="1">
+      <w:start w:val="1"/>
+      <w:numFmt w:val="bullet"/>
+      <w:lvlText w:val=""/>
+      <w:lvlJc w:val="left"/>
+      <w:pPr>
+        <w:tabs>
+          <w:tab w:val="num" w:pos="5760"/>
+        </w:tabs>
+        <w:ind w:left="5760" w:hanging="360"/>
+      </w:pPr>
+      <w:rPr>
+        <w:rFonts w:ascii="Wingdings" w:hAnsi="Wingdings" w:hint="default"/>
+        <w:sz w:val="20"/>
+      </w:rPr>
+    </w:lvl>
+    <w:lvl w:ilvl="8" w:tentative="1">
+      <w:start w:val="1"/>
+      <w:numFmt w:val="bullet"/>
+      <w:lvlText w:val=""/>
+      <w:lvlJc w:val="left"/>
+      <w:pPr>
+        <w:tabs>
+          <w:tab w:val="num" w:pos="6480"/>
+        </w:tabs>
+        <w:ind w:left="6480" w:hanging="360"/>
+      </w:pPr>
+      <w:rPr>
+        <w:rFonts w:ascii="Wingdings" w:hAnsi="Wingdings" w:hint="default"/>
+        <w:sz w:val="20"/>
+      </w:rPr>
+    </w:lvl>
+  </w:abstractNum>
+  <w:abstractNum w:abstractNumId="14" w15:restartNumberingAfterBreak="0">
+    <w:nsid w:val="7ED87113"/>
+    <w:multiLevelType w:val="multilevel"/>
+    <w:tmpl w:val="7C427D16"/>
+    <w:lvl w:ilvl="0">
+      <w:start w:val="1"/>
+      <w:numFmt w:val="bullet"/>
+      <w:lvlText w:val=""/>
+      <w:lvlJc w:val="left"/>
+      <w:pPr>
+        <w:tabs>
+          <w:tab w:val="num" w:pos="720"/>
+        </w:tabs>
+        <w:ind w:left="720" w:hanging="360"/>
+      </w:pPr>
+      <w:rPr>
+        <w:rFonts w:ascii="Symbol" w:hAnsi="Symbol" w:hint="default"/>
+        <w:sz w:val="20"/>
+      </w:rPr>
+    </w:lvl>
+    <w:lvl w:ilvl="1" w:tentative="1">
+      <w:start w:val="1"/>
+      <w:numFmt w:val="bullet"/>
+      <w:lvlText w:val="o"/>
+      <w:lvlJc w:val="left"/>
+      <w:pPr>
+        <w:tabs>
+          <w:tab w:val="num" w:pos="1440"/>
+        </w:tabs>
+        <w:ind w:left="1440" w:hanging="360"/>
+      </w:pPr>
+      <w:rPr>
+        <w:rFonts w:ascii="Courier New" w:hAnsi="Courier New" w:hint="default"/>
+        <w:sz w:val="20"/>
+      </w:rPr>
+    </w:lvl>
+    <w:lvl w:ilvl="2" w:tentative="1">
+      <w:start w:val="1"/>
+      <w:numFmt w:val="bullet"/>
+      <w:lvlText w:val=""/>
+      <w:lvlJc w:val="left"/>
+      <w:pPr>
+        <w:tabs>
+          <w:tab w:val="num" w:pos="2160"/>
+        </w:tabs>
+        <w:ind w:left="2160" w:hanging="360"/>
+      </w:pPr>
+      <w:rPr>
+        <w:rFonts w:ascii="Wingdings" w:hAnsi="Wingdings" w:hint="default"/>
+        <w:sz w:val="20"/>
+      </w:rPr>
+    </w:lvl>
+    <w:lvl w:ilvl="3" w:tentative="1">
+      <w:start w:val="1"/>
+      <w:numFmt w:val="bullet"/>
+      <w:lvlText w:val=""/>
+      <w:lvlJc w:val="left"/>
+      <w:pPr>
+        <w:tabs>
+          <w:tab w:val="num" w:pos="2880"/>
+        </w:tabs>
+        <w:ind w:left="2880" w:hanging="360"/>
+      </w:pPr>
+      <w:rPr>
+        <w:rFonts w:ascii="Wingdings" w:hAnsi="Wingdings" w:hint="default"/>
+        <w:sz w:val="20"/>
+      </w:rPr>
+    </w:lvl>
+    <w:lvl w:ilvl="4" w:tentative="1">
+      <w:start w:val="1"/>
+      <w:numFmt w:val="bullet"/>
+      <w:lvlText w:val=""/>
+      <w:lvlJc w:val="left"/>
+      <w:pPr>
+        <w:tabs>
+          <w:tab w:val="num" w:pos="3600"/>
+        </w:tabs>
+        <w:ind w:left="3600" w:hanging="360"/>
+      </w:pPr>
+      <w:rPr>
+        <w:rFonts w:ascii="Wingdings" w:hAnsi="Wingdings" w:hint="default"/>
+        <w:sz w:val="20"/>
+      </w:rPr>
+    </w:lvl>
+    <w:lvl w:ilvl="5" w:tentative="1">
+      <w:start w:val="1"/>
+      <w:numFmt w:val="bullet"/>
+      <w:lvlText w:val=""/>
+      <w:lvlJc w:val="left"/>
+      <w:pPr>
+        <w:tabs>
+          <w:tab w:val="num" w:pos="4320"/>
+        </w:tabs>
+        <w:ind w:left="4320" w:hanging="360"/>
+      </w:pPr>
+      <w:rPr>
+        <w:rFonts w:ascii="Wingdings" w:hAnsi="Wingdings" w:hint="default"/>
+        <w:sz w:val="20"/>
+      </w:rPr>
+    </w:lvl>
+    <w:lvl w:ilvl="6" w:tentative="1">
+      <w:start w:val="1"/>
+      <w:numFmt w:val="bullet"/>
+      <w:lvlText w:val=""/>
+      <w:lvlJc w:val="left"/>
+      <w:pPr>
+        <w:tabs>
+          <w:tab w:val="num" w:pos="5040"/>
+        </w:tabs>
+        <w:ind w:left="5040" w:hanging="360"/>
+      </w:pPr>
+      <w:rPr>
+        <w:rFonts w:ascii="Wingdings" w:hAnsi="Wingdings" w:hint="default"/>
+        <w:sz w:val="20"/>
+      </w:rPr>
+    </w:lvl>
+    <w:lvl w:ilvl="7" w:tentative="1">
+      <w:start w:val="1"/>
+      <w:numFmt w:val="bullet"/>
+      <w:lvlText w:val=""/>
+      <w:lvlJc w:val="left"/>
+      <w:pPr>
+        <w:tabs>
+          <w:tab w:val="num" w:pos="5760"/>
+        </w:tabs>
+        <w:ind w:left="5760" w:hanging="360"/>
+      </w:pPr>
+      <w:rPr>
+        <w:rFonts w:ascii="Wingdings" w:hAnsi="Wingdings" w:hint="default"/>
+        <w:sz w:val="20"/>
+      </w:rPr>
+    </w:lvl>
+    <w:lvl w:ilvl="8" w:tentative="1">
+      <w:start w:val="1"/>
+      <w:numFmt w:val="bullet"/>
+      <w:lvlText w:val=""/>
+      <w:lvlJc w:val="left"/>
+      <w:pPr>
+        <w:tabs>
+          <w:tab w:val="num" w:pos="6480"/>
+        </w:tabs>
+        <w:ind w:left="6480" w:hanging="360"/>
+      </w:pPr>
+      <w:rPr>
+        <w:rFonts w:ascii="Wingdings" w:hAnsi="Wingdings" w:hint="default"/>
+        <w:sz w:val="20"/>
+      </w:rPr>
+    </w:lvl>
+  </w:abstractNum>
+  <w:num w:numId="1" w16cid:durableId="1166282467">
+    <w:abstractNumId w:val="9"/>
+  </w:num>
+  <w:num w:numId="2" w16cid:durableId="1146553497">
+    <w:abstractNumId w:val="13"/>
+  </w:num>
+  <w:num w:numId="3" w16cid:durableId="206377341">
+    <w:abstractNumId w:val="14"/>
+  </w:num>
+  <w:num w:numId="4" w16cid:durableId="1800800273">
+    <w:abstractNumId w:val="2"/>
+  </w:num>
+  <w:num w:numId="5" w16cid:durableId="97068612">
+    <w:abstractNumId w:val="8"/>
+  </w:num>
+  <w:num w:numId="6" w16cid:durableId="1184317548">
+    <w:abstractNumId w:val="0"/>
+  </w:num>
+  <w:num w:numId="7" w16cid:durableId="1145588880">
+    <w:abstractNumId w:val="5"/>
+  </w:num>
+  <w:num w:numId="8" w16cid:durableId="1867862141">
+    <w:abstractNumId w:val="12"/>
+  </w:num>
+  <w:num w:numId="9" w16cid:durableId="1717195481">
+    <w:abstractNumId w:val="1"/>
+  </w:num>
+  <w:num w:numId="10" w16cid:durableId="67387874">
+    <w:abstractNumId w:val="4"/>
+  </w:num>
+  <w:num w:numId="11" w16cid:durableId="1603612691">
+    <w:abstractNumId w:val="6"/>
+  </w:num>
+  <w:num w:numId="12" w16cid:durableId="1902061104">
     <w:abstractNumId w:val="7"/>
   </w:num>
-  <w:num w:numId="2" w16cid:durableId="1064597747">
-    <w:abstractNumId w:val="5"/>
-  </w:num>
-  <w:num w:numId="3" w16cid:durableId="1414470588">
-    <w:abstractNumId w:val="6"/>
-  </w:num>
-  <w:num w:numId="4" w16cid:durableId="1466511980">
-    <w:abstractNumId w:val="9"/>
-  </w:num>
-  <w:num w:numId="5" w16cid:durableId="1860852167">
-    <w:abstractNumId w:val="4"/>
-  </w:num>
-  <w:num w:numId="6" w16cid:durableId="847673592">
-    <w:abstractNumId w:val="8"/>
-  </w:num>
-  <w:num w:numId="7" w16cid:durableId="564878527">
-    <w:abstractNumId w:val="1"/>
-  </w:num>
-  <w:num w:numId="8" w16cid:durableId="447555271">
+  <w:num w:numId="13" w16cid:durableId="1594119203">
     <w:abstractNumId w:val="3"/>
   </w:num>
-  <w:num w:numId="9" w16cid:durableId="477960472">
-    <w:abstractNumId w:val="2"/>
+  <w:num w:numId="14" w16cid:durableId="1634942787">
+    <w:abstractNumId w:val="10"/>
   </w:num>
-  <w:num w:numId="10" w16cid:durableId="1378504562">
-    <w:abstractNumId w:val="0"/>
+  <w:num w:numId="15" w16cid:durableId="206380924">
+    <w:abstractNumId w:val="11"/>
   </w:num>
 </w:numbering>
 </file>
